--- a/00-首页/题组Word/第一轮·竞赛教材版/第一轮结构·5-配位化学（学生版）.docx
+++ b/00-首页/题组Word/第一轮·竞赛教材版/第一轮结构·5-配位化学（学生版）.docx
@@ -11713,41 +11713,6 @@
     </w:p>
     <w:p>
       <w:pPr>
-        <w:pStyle w:val="BlockText"/>
-      </w:pPr>
-      <w:r>
-        <w:rPr>
-          <w:rFonts w:hint="eastAsia" w:ascii="Times New Roman" w:hAnsi="Times New Roman" w:eastAsia="FangSong" w:cs="Times New Roman"/>
-        </w:rPr>
-        <w:t>关联小问</w:t>
-      </w:r>
-      <w:r>
-        <w:rPr>
-          <w:rFonts w:hint="eastAsia" w:ascii="Times New Roman" w:hAnsi="Times New Roman" w:eastAsia="Times New Roman" w:cs="Times New Roman"/>
-        </w:rPr>
-        <w:t>：</w:t>
-      </w:r>
-      <w:r>
-        <w:rPr>
-          <w:rFonts w:hint="eastAsia" w:ascii="Times New Roman" w:hAnsi="Times New Roman" w:eastAsia="FangSong" w:cs="Times New Roman"/>
-        </w:rPr>
-        <w:t>题</w:t>
-      </w:r>
-      <w:r>
-        <w:rPr>
-          <w:rFonts w:hint="eastAsia" w:ascii="Times New Roman" w:hAnsi="Times New Roman" w:eastAsia="Times New Roman" w:cs="Times New Roman"/>
-        </w:rPr>
-        <w:t>-036-4-</w:t>
-      </w:r>
-      <w:r>
-        <w:rPr>
-          <w:rFonts w:hint="eastAsia" w:ascii="Times New Roman" w:hAnsi="Times New Roman" w:eastAsia="FangSong" w:cs="Times New Roman"/>
-        </w:rPr>
-        <w:t>铬双核配合物结构</w:t>
-      </w:r>
-    </w:p>
-    <w:p>
-      <w:pPr>
         <w:pStyle w:val="FirstParagraph"/>
       </w:pPr>
       <m:oMath>
@@ -12287,42 +12252,7 @@
     </w:p>
     <w:p>
       <w:pPr>
-        <w:pStyle w:val="BlockText"/>
-      </w:pPr>
-      <w:r>
-        <w:rPr>
-          <w:rFonts w:hint="eastAsia" w:ascii="Times New Roman" w:hAnsi="Times New Roman" w:eastAsia="FangSong" w:cs="Times New Roman"/>
-        </w:rPr>
-        <w:t>关联小问</w:t>
-      </w:r>
-      <w:r>
-        <w:rPr>
-          <w:rFonts w:hint="eastAsia" w:ascii="Times New Roman" w:hAnsi="Times New Roman" w:eastAsia="Times New Roman" w:cs="Times New Roman"/>
-        </w:rPr>
-        <w:t>：</w:t>
-      </w:r>
-      <w:r>
-        <w:rPr>
-          <w:rFonts w:hint="eastAsia" w:ascii="Times New Roman" w:hAnsi="Times New Roman" w:eastAsia="FangSong" w:cs="Times New Roman"/>
-        </w:rPr>
-        <w:t>题</w:t>
-      </w:r>
-      <w:r>
-        <w:rPr>
-          <w:rFonts w:hint="eastAsia" w:ascii="Times New Roman" w:hAnsi="Times New Roman" w:eastAsia="Times New Roman" w:cs="Times New Roman"/>
-        </w:rPr>
-        <w:t>-036-4-</w:t>
-      </w:r>
-      <w:r>
-        <w:rPr>
-          <w:rFonts w:hint="eastAsia" w:ascii="Times New Roman" w:hAnsi="Times New Roman" w:eastAsia="FangSong" w:cs="Times New Roman"/>
-        </w:rPr>
-        <w:t>铬双核配合物结构</w:t>
-      </w:r>
-    </w:p>
-    <w:p>
-      <w:pPr>
-        <w:pStyle w:val="FirstParagraph"/>
+        <w:pStyle w:val="BodyText"/>
       </w:pPr>
       <w:r>
         <w:rPr>
@@ -13178,65 +13108,6 @@
           <w:rFonts w:hint="eastAsia" w:ascii="Times New Roman" w:hAnsi="Times New Roman" w:eastAsia="SimHei" w:cs="Times New Roman"/>
         </w:rPr>
         <w:t>题</w:t>
-      </w:r>
-    </w:p>
-    <w:p>
-      <w:pPr>
-        <w:pStyle w:val="BlockText"/>
-      </w:pPr>
-      <w:r>
-        <w:rPr>
-          <w:rFonts w:hint="eastAsia" w:ascii="Times New Roman" w:hAnsi="Times New Roman" w:eastAsia="FangSong" w:cs="Times New Roman"/>
-        </w:rPr>
-        <w:t>关联小问</w:t>
-      </w:r>
-      <w:r>
-        <w:rPr>
-          <w:rFonts w:hint="eastAsia" w:ascii="Times New Roman" w:hAnsi="Times New Roman" w:eastAsia="Times New Roman" w:cs="Times New Roman"/>
-        </w:rPr>
-        <w:t>：</w:t>
-      </w:r>
-      <w:r>
-        <w:rPr>
-          <w:rFonts w:hint="eastAsia" w:ascii="Times New Roman" w:hAnsi="Times New Roman" w:eastAsia="FangSong" w:cs="Times New Roman"/>
-        </w:rPr>
-        <w:t>题</w:t>
-      </w:r>
-      <w:r>
-        <w:rPr>
-          <w:rFonts w:hint="eastAsia" w:ascii="Times New Roman" w:hAnsi="Times New Roman" w:eastAsia="Times New Roman" w:cs="Times New Roman"/>
-        </w:rPr>
-        <w:t>-037-4-Pt</w:t>
-      </w:r>
-      <w:r>
-        <w:rPr>
-          <w:rFonts w:hint="eastAsia" w:ascii="Times New Roman" w:hAnsi="Times New Roman" w:eastAsia="FangSong" w:cs="Times New Roman"/>
-        </w:rPr>
-        <w:t>多核配合物组成推断</w:t>
-      </w:r>
-      <w:r>
-        <w:rPr>
-          <w:rFonts w:ascii="Times New Roman" w:hAnsi="Times New Roman" w:eastAsia="Times New Roman" w:cs="Times New Roman"/>
-        </w:rPr>
-        <w:t xml:space="preserve"> · </w:t>
-      </w:r>
-      <w:r>
-        <w:rPr>
-          <w:rFonts w:hint="eastAsia" w:ascii="Times New Roman" w:hAnsi="Times New Roman" w:eastAsia="FangSong" w:cs="Times New Roman"/>
-        </w:rPr>
-        <w:t>题</w:t>
-      </w:r>
-      <w:r>
-        <w:rPr>
-          <w:rFonts w:hint="eastAsia" w:ascii="Times New Roman" w:hAnsi="Times New Roman" w:eastAsia="Times New Roman" w:cs="Times New Roman"/>
-        </w:rPr>
-        <w:t>-037-4-Pt</w:t>
-      </w:r>
-      <w:r>
-        <w:rPr>
-          <w:rFonts w:hint="eastAsia" w:ascii="Times New Roman" w:hAnsi="Times New Roman" w:eastAsia="FangSong" w:cs="Times New Roman"/>
-        </w:rPr>
-        <w:t>多核配合物组成推断</w:t>
       </w:r>
     </w:p>
     <w:p>
@@ -13811,66 +13682,7 @@
     </w:p>
     <w:p>
       <w:pPr>
-        <w:pStyle w:val="BlockText"/>
-      </w:pPr>
-      <w:r>
-        <w:rPr>
-          <w:rFonts w:hint="eastAsia" w:ascii="Times New Roman" w:hAnsi="Times New Roman" w:eastAsia="FangSong" w:cs="Times New Roman"/>
-        </w:rPr>
-        <w:t>关联小问</w:t>
-      </w:r>
-      <w:r>
-        <w:rPr>
-          <w:rFonts w:hint="eastAsia" w:ascii="Times New Roman" w:hAnsi="Times New Roman" w:eastAsia="Times New Roman" w:cs="Times New Roman"/>
-        </w:rPr>
-        <w:t>：</w:t>
-      </w:r>
-      <w:r>
-        <w:rPr>
-          <w:rFonts w:hint="eastAsia" w:ascii="Times New Roman" w:hAnsi="Times New Roman" w:eastAsia="FangSong" w:cs="Times New Roman"/>
-        </w:rPr>
-        <w:t>题</w:t>
-      </w:r>
-      <w:r>
-        <w:rPr>
-          <w:rFonts w:hint="eastAsia" w:ascii="Times New Roman" w:hAnsi="Times New Roman" w:eastAsia="Times New Roman" w:cs="Times New Roman"/>
-        </w:rPr>
-        <w:t>-037-4-Pt</w:t>
-      </w:r>
-      <w:r>
-        <w:rPr>
-          <w:rFonts w:hint="eastAsia" w:ascii="Times New Roman" w:hAnsi="Times New Roman" w:eastAsia="FangSong" w:cs="Times New Roman"/>
-        </w:rPr>
-        <w:t>多核配合物组成推断</w:t>
-      </w:r>
-      <w:r>
-        <w:rPr>
-          <w:rFonts w:ascii="Times New Roman" w:hAnsi="Times New Roman" w:eastAsia="Times New Roman" w:cs="Times New Roman"/>
-        </w:rPr>
-        <w:t xml:space="preserve"> · </w:t>
-      </w:r>
-      <w:r>
-        <w:rPr>
-          <w:rFonts w:hint="eastAsia" w:ascii="Times New Roman" w:hAnsi="Times New Roman" w:eastAsia="FangSong" w:cs="Times New Roman"/>
-        </w:rPr>
-        <w:t>题</w:t>
-      </w:r>
-      <w:r>
-        <w:rPr>
-          <w:rFonts w:hint="eastAsia" w:ascii="Times New Roman" w:hAnsi="Times New Roman" w:eastAsia="Times New Roman" w:cs="Times New Roman"/>
-        </w:rPr>
-        <w:t>-037-4-Pt</w:t>
-      </w:r>
-      <w:r>
-        <w:rPr>
-          <w:rFonts w:hint="eastAsia" w:ascii="Times New Roman" w:hAnsi="Times New Roman" w:eastAsia="FangSong" w:cs="Times New Roman"/>
-        </w:rPr>
-        <w:t>多核配合物组成推断</w:t>
-      </w:r>
-    </w:p>
-    <w:p>
-      <w:pPr>
-        <w:pStyle w:val="FirstParagraph"/>
+        <w:pStyle w:val="BodyText"/>
       </w:pPr>
       <w:r>
         <w:rPr>
@@ -14169,66 +13981,7 @@
     </w:p>
     <w:p>
       <w:pPr>
-        <w:pStyle w:val="BlockText"/>
-      </w:pPr>
-      <w:r>
-        <w:rPr>
-          <w:rFonts w:hint="eastAsia" w:ascii="Times New Roman" w:hAnsi="Times New Roman" w:eastAsia="FangSong" w:cs="Times New Roman"/>
-        </w:rPr>
-        <w:t>关联小问</w:t>
-      </w:r>
-      <w:r>
-        <w:rPr>
-          <w:rFonts w:hint="eastAsia" w:ascii="Times New Roman" w:hAnsi="Times New Roman" w:eastAsia="Times New Roman" w:cs="Times New Roman"/>
-        </w:rPr>
-        <w:t>：</w:t>
-      </w:r>
-      <w:r>
-        <w:rPr>
-          <w:rFonts w:hint="eastAsia" w:ascii="Times New Roman" w:hAnsi="Times New Roman" w:eastAsia="FangSong" w:cs="Times New Roman"/>
-        </w:rPr>
-        <w:t>题</w:t>
-      </w:r>
-      <w:r>
-        <w:rPr>
-          <w:rFonts w:hint="eastAsia" w:ascii="Times New Roman" w:hAnsi="Times New Roman" w:eastAsia="Times New Roman" w:cs="Times New Roman"/>
-        </w:rPr>
-        <w:t>-037-4-Pt</w:t>
-      </w:r>
-      <w:r>
-        <w:rPr>
-          <w:rFonts w:hint="eastAsia" w:ascii="Times New Roman" w:hAnsi="Times New Roman" w:eastAsia="FangSong" w:cs="Times New Roman"/>
-        </w:rPr>
-        <w:t>多核配合物组成推断</w:t>
-      </w:r>
-      <w:r>
-        <w:rPr>
-          <w:rFonts w:ascii="Times New Roman" w:hAnsi="Times New Roman" w:eastAsia="Times New Roman" w:cs="Times New Roman"/>
-        </w:rPr>
-        <w:t xml:space="preserve"> · </w:t>
-      </w:r>
-      <w:r>
-        <w:rPr>
-          <w:rFonts w:hint="eastAsia" w:ascii="Times New Roman" w:hAnsi="Times New Roman" w:eastAsia="FangSong" w:cs="Times New Roman"/>
-        </w:rPr>
-        <w:t>题</w:t>
-      </w:r>
-      <w:r>
-        <w:rPr>
-          <w:rFonts w:hint="eastAsia" w:ascii="Times New Roman" w:hAnsi="Times New Roman" w:eastAsia="Times New Roman" w:cs="Times New Roman"/>
-        </w:rPr>
-        <w:t>-037-4-Pt</w:t>
-      </w:r>
-      <w:r>
-        <w:rPr>
-          <w:rFonts w:hint="eastAsia" w:ascii="Times New Roman" w:hAnsi="Times New Roman" w:eastAsia="FangSong" w:cs="Times New Roman"/>
-        </w:rPr>
-        <w:t>多核配合物组成推断</w:t>
-      </w:r>
-    </w:p>
-    <w:p>
-      <w:pPr>
-        <w:pStyle w:val="FirstParagraph"/>
+        <w:pStyle w:val="BodyText"/>
       </w:pPr>
       <w:r>
         <w:rPr>

--- a/00-首页/题组Word/第一轮·竞赛教材版/第一轮结构·5-配位化学（学生版）.docx
+++ b/00-首页/题组Word/第一轮·竞赛教材版/第一轮结构·5-配位化学（学生版）.docx
@@ -831,14 +831,14 @@
         </w:rPr>
         <w:drawing>
           <wp:inline>
-            <wp:extent cx="3240000" cy="4584609"/>
+            <wp:extent cx="3600000" cy="612300"/>
             <wp:effectExtent b="0" l="0" r="0" t="0"/>
             <wp:docPr descr="" title="" id="14" name="Picture"/>
             <a:graphic>
               <a:graphicData uri="http://schemas.openxmlformats.org/drawingml/2006/picture">
                 <pic:pic>
                   <pic:nvPicPr>
-                    <pic:cNvPr descr="2023-浙江预赛_p04.png" id="15" name="Picture"/>
+                    <pic:cNvPr descr="f76aa7af4b078259.png" id="15" name="Picture"/>
                     <pic:cNvPicPr>
                       <a:picLocks noChangeArrowheads="1" noChangeAspect="1"/>
                     </pic:cNvPicPr>
@@ -852,7 +852,7 @@
                   <pic:spPr bwMode="auto">
                     <a:xfrm>
                       <a:off x="0" y="0"/>
-                      <a:ext cx="3240000" cy="4584609"/>
+                      <a:ext cx="3600000" cy="612300"/>
                     </a:xfrm>
                     <a:prstGeom prst="rect">
                       <a:avLst/>

--- a/00-首页/题组Word/第一轮·竞赛教材版/第一轮结构·5-配位化学（学生版）.docx
+++ b/00-首页/题组Word/第一轮·竞赛教材版/第一轮结构·5-配位化学（学生版）.docx
@@ -672,7 +672,7 @@
         </w:rPr>
         <w:drawing>
           <wp:inline>
-            <wp:extent cx="3600000" cy="2191304"/>
+            <wp:extent cx="3600000" cy="2085417"/>
             <wp:effectExtent b="0" l="0" r="0" t="0"/>
             <wp:docPr descr="" title="" id="10" name="Picture"/>
             <a:graphic>
@@ -693,7 +693,7 @@
                   <pic:spPr bwMode="auto">
                     <a:xfrm>
                       <a:off x="0" y="0"/>
-                      <a:ext cx="3600000" cy="2191304"/>
+                      <a:ext cx="3600000" cy="2085417"/>
                     </a:xfrm>
                     <a:prstGeom prst="rect">
                       <a:avLst/>
@@ -714,6 +714,31 @@
     </w:p>
     <w:p>
       <w:pPr>
+        <w:spacing w:before="0" w:after="0"/>
+      </w:pPr>
+    </w:p>
+    <w:p>
+      <w:pPr>
+        <w:spacing w:before="0" w:after="0"/>
+      </w:pPr>
+    </w:p>
+    <w:p>
+      <w:pPr>
+        <w:spacing w:before="0" w:after="0"/>
+      </w:pPr>
+    </w:p>
+    <w:p>
+      <w:pPr>
+        <w:spacing w:before="0" w:after="0"/>
+      </w:pPr>
+    </w:p>
+    <w:p>
+      <w:pPr>
+        <w:spacing w:before="0" w:after="0"/>
+      </w:pPr>
+    </w:p>
+    <w:p>
+      <w:pPr>
         <w:spacing w:before="160" w:after="80"/>
       </w:pPr>
       <w:r>
@@ -831,7 +856,7 @@
         </w:rPr>
         <w:drawing>
           <wp:inline>
-            <wp:extent cx="3600000" cy="612300"/>
+            <wp:extent cx="3255441" cy="612300"/>
             <wp:effectExtent b="0" l="0" r="0" t="0"/>
             <wp:docPr descr="" title="" id="14" name="Picture"/>
             <a:graphic>
@@ -852,7 +877,7 @@
                   <pic:spPr bwMode="auto">
                     <a:xfrm>
                       <a:off x="0" y="0"/>
-                      <a:ext cx="3600000" cy="612300"/>
+                      <a:ext cx="3255441" cy="612300"/>
                     </a:xfrm>
                     <a:prstGeom prst="rect">
                       <a:avLst/>
@@ -874,10 +899,6 @@
     <w:p>
       <w:pPr>
         <w:pStyle w:val="Compact"/>
-        <w:numPr>
-          <w:ilvl w:val="0"/>
-          <w:numId w:val="1002"/>
-        </w:numPr>
       </w:pPr>
       <w:r>
         <w:rPr>
@@ -895,10 +916,6 @@
     <w:p>
       <w:pPr>
         <w:pStyle w:val="Compact"/>
-        <w:numPr>
-          <w:ilvl w:val="0"/>
-          <w:numId w:val="1002"/>
-        </w:numPr>
       </w:pPr>
       <w:r>
         <w:rPr>
@@ -965,10 +982,6 @@
     <w:p>
       <w:pPr>
         <w:pStyle w:val="Compact"/>
-        <w:numPr>
-          <w:ilvl w:val="0"/>
-          <w:numId w:val="1002"/>
-        </w:numPr>
       </w:pPr>
       <w:r>
         <w:rPr>
@@ -1070,10 +1083,6 @@
     <w:p>
       <w:pPr>
         <w:pStyle w:val="Compact"/>
-        <w:numPr>
-          <w:ilvl w:val="0"/>
-          <w:numId w:val="1002"/>
-        </w:numPr>
       </w:pPr>
       <w:r>
         <w:rPr>
@@ -1159,6 +1168,16 @@
         </w:rPr>
         <w:t xml:space="preserve"> 6</w:t>
       </w:r>
+    </w:p>
+    <w:p>
+      <w:pPr>
+        <w:spacing w:before="0" w:after="0"/>
+      </w:pPr>
+    </w:p>
+    <w:p>
+      <w:pPr>
+        <w:spacing w:before="0" w:after="0"/>
+      </w:pPr>
     </w:p>
     <w:p>
       <w:pPr>
@@ -1531,7 +1550,7 @@
         </w:rPr>
         <w:drawing>
           <wp:inline>
-            <wp:extent cx="3240000" cy="3899541"/>
+            <wp:extent cx="3228919" cy="3899541"/>
             <wp:effectExtent b="0" l="0" r="0" t="0"/>
             <wp:docPr descr="" title="" id="18" name="Picture"/>
             <a:graphic>
@@ -1552,7 +1571,7 @@
                   <pic:spPr bwMode="auto">
                     <a:xfrm>
                       <a:off x="0" y="0"/>
-                      <a:ext cx="3240000" cy="3899541"/>
+                      <a:ext cx="3228919" cy="3899541"/>
                     </a:xfrm>
                     <a:prstGeom prst="rect">
                       <a:avLst/>
@@ -1570,6 +1589,31 @@
           </wp:inline>
         </w:drawing>
       </w:r>
+    </w:p>
+    <w:p>
+      <w:pPr>
+        <w:spacing w:before="0" w:after="0"/>
+      </w:pPr>
+    </w:p>
+    <w:p>
+      <w:pPr>
+        <w:spacing w:before="0" w:after="0"/>
+      </w:pPr>
+    </w:p>
+    <w:p>
+      <w:pPr>
+        <w:spacing w:before="0" w:after="0"/>
+      </w:pPr>
+    </w:p>
+    <w:p>
+      <w:pPr>
+        <w:spacing w:before="0" w:after="0"/>
+      </w:pPr>
+    </w:p>
+    <w:p>
+      <w:pPr>
+        <w:spacing w:before="0" w:after="0"/>
+      </w:pPr>
     </w:p>
     <w:p>
       <w:pPr>
@@ -1927,6 +1971,21 @@
           </m:sup>
         </m:sSup>
       </m:oMath>
+    </w:p>
+    <w:p>
+      <w:pPr>
+        <w:spacing w:before="0" w:after="0"/>
+      </w:pPr>
+    </w:p>
+    <w:p>
+      <w:pPr>
+        <w:spacing w:before="0" w:after="0"/>
+      </w:pPr>
+    </w:p>
+    <w:p>
+      <w:pPr>
+        <w:spacing w:before="0" w:after="0"/>
+      </w:pPr>
     </w:p>
     <w:p>
       <w:pPr>
@@ -2759,6 +2818,46 @@
     </w:p>
     <w:p>
       <w:pPr>
+        <w:spacing w:before="0" w:after="0"/>
+      </w:pPr>
+    </w:p>
+    <w:p>
+      <w:pPr>
+        <w:spacing w:before="0" w:after="0"/>
+      </w:pPr>
+    </w:p>
+    <w:p>
+      <w:pPr>
+        <w:spacing w:before="0" w:after="0"/>
+      </w:pPr>
+    </w:p>
+    <w:p>
+      <w:pPr>
+        <w:spacing w:before="0" w:after="0"/>
+      </w:pPr>
+    </w:p>
+    <w:p>
+      <w:pPr>
+        <w:spacing w:before="0" w:after="0"/>
+      </w:pPr>
+    </w:p>
+    <w:p>
+      <w:pPr>
+        <w:spacing w:before="0" w:after="0"/>
+      </w:pPr>
+    </w:p>
+    <w:p>
+      <w:pPr>
+        <w:spacing w:before="0" w:after="0"/>
+      </w:pPr>
+    </w:p>
+    <w:p>
+      <w:pPr>
+        <w:spacing w:before="0" w:after="0"/>
+      </w:pPr>
+    </w:p>
+    <w:p>
+      <w:pPr>
         <w:spacing w:before="160" w:after="80"/>
       </w:pPr>
       <w:r>
@@ -2796,6 +2895,8 @@
     <w:p>
       <w:pPr>
         <w:pStyle w:val="FirstParagraph"/>
+        <w:ind w:left="480" w:hanging="480"/>
+        <w:spacing w:after="0"/>
       </w:pPr>
       <w:r>
         <w:rPr>
@@ -2833,6 +2934,13 @@
         </w:rPr>
         <w:t xml:space="preserve"> </w:t>
       </w:r>
+    </w:p>
+    <w:p>
+      <w:pPr>
+        <w:pStyle w:val="FirstParagraph"/>
+        <w:ind w:left="480" w:hanging="480"/>
+        <w:spacing w:before="0" w:after="0"/>
+      </w:pPr>
       <w:r>
         <w:rPr>
           <w:rFonts w:ascii="Times New Roman" w:hAnsi="Times New Roman" w:eastAsia="Times New Roman" w:cs="Times New Roman"/>
@@ -2874,6 +2982,13 @@
         </w:rPr>
         <w:t xml:space="preserve"> </w:t>
       </w:r>
+    </w:p>
+    <w:p>
+      <w:pPr>
+        <w:pStyle w:val="FirstParagraph"/>
+        <w:ind w:left="480" w:hanging="480"/>
+        <w:spacing w:before="0" w:after="0"/>
+      </w:pPr>
       <w:r>
         <w:rPr>
           <w:rFonts w:ascii="Times New Roman" w:hAnsi="Times New Roman" w:eastAsia="Times New Roman" w:cs="Times New Roman"/>
@@ -2915,6 +3030,13 @@
         </w:rPr>
         <w:t xml:space="preserve"> </w:t>
       </w:r>
+    </w:p>
+    <w:p>
+      <w:pPr>
+        <w:pStyle w:val="FirstParagraph"/>
+        <w:ind w:left="480" w:hanging="480"/>
+        <w:spacing w:before="0" w:after="0"/>
+      </w:pPr>
       <w:r>
         <w:rPr>
           <w:rFonts w:ascii="Times New Roman" w:hAnsi="Times New Roman" w:eastAsia="Times New Roman" w:cs="Times New Roman"/>
@@ -2956,6 +3078,13 @@
         </w:rPr>
         <w:t xml:space="preserve"> </w:t>
       </w:r>
+    </w:p>
+    <w:p>
+      <w:pPr>
+        <w:pStyle w:val="FirstParagraph"/>
+        <w:ind w:left="480" w:hanging="480"/>
+        <w:spacing w:before="0" w:after="180"/>
+      </w:pPr>
       <w:r>
         <w:rPr>
           <w:rFonts w:ascii="Times New Roman" w:hAnsi="Times New Roman" w:eastAsia="Times New Roman" w:cs="Times New Roman"/>
@@ -3014,6 +3143,16 @@
     </w:p>
     <w:p>
       <w:pPr>
+        <w:spacing w:before="0" w:after="0"/>
+      </w:pPr>
+    </w:p>
+    <w:p>
+      <w:pPr>
+        <w:spacing w:before="0" w:after="0"/>
+      </w:pPr>
+    </w:p>
+    <w:p>
+      <w:pPr>
         <w:spacing w:before="160" w:after="80"/>
       </w:pPr>
       <w:r>
@@ -3051,6 +3190,8 @@
     <w:p>
       <w:pPr>
         <w:pStyle w:val="FirstParagraph"/>
+        <w:ind w:left="480" w:hanging="480"/>
+        <w:spacing w:after="0"/>
       </w:pPr>
       <w:r>
         <w:rPr>
@@ -3082,6 +3223,13 @@
         </w:rPr>
         <w:t xml:space="preserve"> </w:t>
       </w:r>
+    </w:p>
+    <w:p>
+      <w:pPr>
+        <w:pStyle w:val="FirstParagraph"/>
+        <w:ind w:left="480" w:hanging="480"/>
+        <w:spacing w:before="0" w:after="0"/>
+      </w:pPr>
       <w:r>
         <w:rPr>
           <w:rFonts w:ascii="Times New Roman" w:hAnsi="Times New Roman" w:eastAsia="Times New Roman" w:cs="Times New Roman"/>
@@ -3236,6 +3384,13 @@
         </w:rPr>
         <w:t xml:space="preserve"> </w:t>
       </w:r>
+    </w:p>
+    <w:p>
+      <w:pPr>
+        <w:pStyle w:val="FirstParagraph"/>
+        <w:ind w:left="480" w:hanging="480"/>
+        <w:spacing w:before="0" w:after="0"/>
+      </w:pPr>
       <w:r>
         <w:rPr>
           <w:rFonts w:ascii="Times New Roman" w:hAnsi="Times New Roman" w:eastAsia="Times New Roman" w:cs="Times New Roman"/>
@@ -3354,6 +3509,13 @@
         </w:rPr>
         <w:t xml:space="preserve"> </w:t>
       </w:r>
+    </w:p>
+    <w:p>
+      <w:pPr>
+        <w:pStyle w:val="FirstParagraph"/>
+        <w:ind w:left="480" w:hanging="480"/>
+        <w:spacing w:before="0" w:after="0"/>
+      </w:pPr>
       <w:r>
         <w:rPr>
           <w:rFonts w:ascii="Times New Roman" w:hAnsi="Times New Roman" w:eastAsia="Times New Roman" w:cs="Times New Roman"/>
@@ -3466,6 +3628,13 @@
         </w:rPr>
         <w:t xml:space="preserve"> </w:t>
       </w:r>
+    </w:p>
+    <w:p>
+      <w:pPr>
+        <w:pStyle w:val="FirstParagraph"/>
+        <w:ind w:left="480" w:hanging="480"/>
+        <w:spacing w:before="0" w:after="180"/>
+      </w:pPr>
       <w:r>
         <w:rPr>
           <w:rFonts w:ascii="Times New Roman" w:hAnsi="Times New Roman" w:eastAsia="Times New Roman" w:cs="Times New Roman"/>
@@ -3670,6 +3839,16 @@
         </w:rPr>
         <w:t xml:space="preserve">：C</w:t>
       </w:r>
+    </w:p>
+    <w:p>
+      <w:pPr>
+        <w:spacing w:before="0" w:after="0"/>
+      </w:pPr>
+    </w:p>
+    <w:p>
+      <w:pPr>
+        <w:spacing w:before="0" w:after="0"/>
+      </w:pPr>
     </w:p>
     <w:p>
       <w:pPr>
@@ -3931,6 +4110,31 @@
     </w:p>
     <w:p>
       <w:pPr>
+        <w:spacing w:before="0" w:after="0"/>
+      </w:pPr>
+    </w:p>
+    <w:p>
+      <w:pPr>
+        <w:spacing w:before="0" w:after="0"/>
+      </w:pPr>
+    </w:p>
+    <w:p>
+      <w:pPr>
+        <w:spacing w:before="0" w:after="0"/>
+      </w:pPr>
+    </w:p>
+    <w:p>
+      <w:pPr>
+        <w:spacing w:before="0" w:after="0"/>
+      </w:pPr>
+    </w:p>
+    <w:p>
+      <w:pPr>
+        <w:spacing w:before="0" w:after="0"/>
+      </w:pPr>
+    </w:p>
+    <w:p>
+      <w:pPr>
         <w:spacing w:before="160" w:after="80"/>
       </w:pPr>
       <w:r>
@@ -3968,6 +4172,8 @@
     <w:p>
       <w:pPr>
         <w:pStyle w:val="FirstParagraph"/>
+        <w:ind w:left="480" w:hanging="480"/>
+        <w:spacing w:after="0"/>
       </w:pPr>
       <w:r>
         <w:rPr>
@@ -4028,6 +4234,13 @@
         </w:rPr>
         <w:t xml:space="preserve"> </w:t>
       </w:r>
+    </w:p>
+    <w:p>
+      <w:pPr>
+        <w:pStyle w:val="FirstParagraph"/>
+        <w:ind w:left="480" w:hanging="480"/>
+        <w:spacing w:before="0" w:after="0"/>
+      </w:pPr>
       <w:r>
         <w:rPr>
           <w:rFonts w:ascii="Times New Roman" w:hAnsi="Times New Roman" w:eastAsia="Times New Roman" w:cs="Times New Roman"/>
@@ -4113,6 +4326,13 @@
         </w:rPr>
         <w:t xml:space="preserve"> </w:t>
       </w:r>
+    </w:p>
+    <w:p>
+      <w:pPr>
+        <w:pStyle w:val="FirstParagraph"/>
+        <w:ind w:left="480" w:hanging="480"/>
+        <w:spacing w:before="0" w:after="0"/>
+      </w:pPr>
       <w:r>
         <w:rPr>
           <w:rFonts w:ascii="Times New Roman" w:hAnsi="Times New Roman" w:eastAsia="Times New Roman" w:cs="Times New Roman"/>
@@ -4237,6 +4457,13 @@
         </w:rPr>
         <w:t xml:space="preserve"> </w:t>
       </w:r>
+    </w:p>
+    <w:p>
+      <w:pPr>
+        <w:pStyle w:val="FirstParagraph"/>
+        <w:ind w:left="480" w:hanging="480"/>
+        <w:spacing w:before="0" w:after="0"/>
+      </w:pPr>
       <w:r>
         <w:rPr>
           <w:rFonts w:ascii="Times New Roman" w:hAnsi="Times New Roman" w:eastAsia="Times New Roman" w:cs="Times New Roman"/>
@@ -4370,6 +4597,13 @@
         </w:rPr>
         <w:t xml:space="preserve"> </w:t>
       </w:r>
+    </w:p>
+    <w:p>
+      <w:pPr>
+        <w:pStyle w:val="FirstParagraph"/>
+        <w:ind w:left="480" w:hanging="480"/>
+        <w:spacing w:before="0" w:after="180"/>
+      </w:pPr>
       <w:r>
         <w:rPr>
           <w:rFonts w:ascii="Times New Roman" w:hAnsi="Times New Roman" w:eastAsia="Times New Roman" w:cs="Times New Roman"/>
@@ -4463,6 +4697,16 @@
     </w:p>
     <w:p>
       <w:pPr>
+        <w:spacing w:before="0" w:after="0"/>
+      </w:pPr>
+    </w:p>
+    <w:p>
+      <w:pPr>
+        <w:spacing w:before="0" w:after="0"/>
+      </w:pPr>
+    </w:p>
+    <w:p>
+      <w:pPr>
         <w:spacing w:before="160" w:after="80"/>
       </w:pPr>
       <w:r>
@@ -4500,6 +4744,8 @@
     <w:p>
       <w:pPr>
         <w:pStyle w:val="FirstParagraph"/>
+        <w:ind w:left="480" w:hanging="480"/>
+        <w:spacing w:after="0"/>
       </w:pPr>
       <w:r>
         <w:rPr>
@@ -4647,6 +4893,13 @@
         </w:rPr>
         <w:t xml:space="preserve"> </w:t>
       </w:r>
+    </w:p>
+    <w:p>
+      <w:pPr>
+        <w:pStyle w:val="FirstParagraph"/>
+        <w:ind w:left="480" w:hanging="480"/>
+        <w:spacing w:before="0" w:after="0"/>
+      </w:pPr>
       <w:r>
         <w:rPr>
           <w:rFonts w:ascii="Times New Roman" w:hAnsi="Times New Roman" w:eastAsia="Times New Roman" w:cs="Times New Roman"/>
@@ -4694,6 +4947,13 @@
         </w:rPr>
         <w:t xml:space="preserve"> </w:t>
       </w:r>
+    </w:p>
+    <w:p>
+      <w:pPr>
+        <w:pStyle w:val="FirstParagraph"/>
+        <w:ind w:left="480" w:hanging="480"/>
+        <w:spacing w:before="0" w:after="0"/>
+      </w:pPr>
       <w:r>
         <w:rPr>
           <w:rFonts w:ascii="Times New Roman" w:hAnsi="Times New Roman" w:eastAsia="Times New Roman" w:cs="Times New Roman"/>
@@ -4741,6 +5001,13 @@
         </w:rPr>
         <w:t xml:space="preserve"> </w:t>
       </w:r>
+    </w:p>
+    <w:p>
+      <w:pPr>
+        <w:pStyle w:val="FirstParagraph"/>
+        <w:ind w:left="480" w:hanging="480"/>
+        <w:spacing w:before="0" w:after="0"/>
+      </w:pPr>
       <w:r>
         <w:rPr>
           <w:rFonts w:ascii="Times New Roman" w:hAnsi="Times New Roman" w:eastAsia="Times New Roman" w:cs="Times New Roman"/>
@@ -4788,6 +5055,13 @@
         </w:rPr>
         <w:t xml:space="preserve"> </w:t>
       </w:r>
+    </w:p>
+    <w:p>
+      <w:pPr>
+        <w:pStyle w:val="FirstParagraph"/>
+        <w:ind w:left="480" w:hanging="480"/>
+        <w:spacing w:before="0" w:after="180"/>
+      </w:pPr>
       <w:r>
         <w:rPr>
           <w:rFonts w:ascii="Times New Roman" w:hAnsi="Times New Roman" w:eastAsia="Times New Roman" w:cs="Times New Roman"/>
@@ -4852,6 +5126,16 @@
     </w:p>
     <w:p>
       <w:pPr>
+        <w:spacing w:before="0" w:after="0"/>
+      </w:pPr>
+    </w:p>
+    <w:p>
+      <w:pPr>
+        <w:spacing w:before="0" w:after="0"/>
+      </w:pPr>
+    </w:p>
+    <w:p>
+      <w:pPr>
         <w:spacing w:before="160" w:after="80"/>
       </w:pPr>
       <w:r>
@@ -4889,6 +5173,8 @@
     <w:p>
       <w:pPr>
         <w:pStyle w:val="FirstParagraph"/>
+        <w:ind w:left="480" w:hanging="480"/>
+        <w:spacing w:after="0"/>
       </w:pPr>
       <w:r>
         <w:rPr>
@@ -4962,6 +5248,13 @@
         </w:rPr>
         <w:t xml:space="preserve"> </w:t>
       </w:r>
+    </w:p>
+    <w:p>
+      <w:pPr>
+        <w:pStyle w:val="FirstParagraph"/>
+        <w:ind w:left="480" w:hanging="480"/>
+        <w:spacing w:before="0" w:after="0"/>
+      </w:pPr>
       <w:r>
         <w:rPr>
           <w:rFonts w:ascii="Times New Roman" w:hAnsi="Times New Roman" w:eastAsia="Times New Roman" w:cs="Times New Roman"/>
@@ -5073,6 +5366,13 @@
         </w:rPr>
         <w:t xml:space="preserve"> </w:t>
       </w:r>
+    </w:p>
+    <w:p>
+      <w:pPr>
+        <w:pStyle w:val="FirstParagraph"/>
+        <w:ind w:left="480" w:hanging="480"/>
+        <w:spacing w:before="0" w:after="0"/>
+      </w:pPr>
       <w:r>
         <w:rPr>
           <w:rFonts w:ascii="Times New Roman" w:hAnsi="Times New Roman" w:eastAsia="Times New Roman" w:cs="Times New Roman"/>
@@ -5166,6 +5466,13 @@
         </w:rPr>
         <w:t xml:space="preserve"> </w:t>
       </w:r>
+    </w:p>
+    <w:p>
+      <w:pPr>
+        <w:pStyle w:val="FirstParagraph"/>
+        <w:ind w:left="480" w:hanging="480"/>
+        <w:spacing w:before="0" w:after="0"/>
+      </w:pPr>
       <w:r>
         <w:rPr>
           <w:rFonts w:ascii="Times New Roman" w:hAnsi="Times New Roman" w:eastAsia="Times New Roman" w:cs="Times New Roman"/>
@@ -5317,6 +5624,13 @@
         </w:rPr>
         <w:t xml:space="preserve"> </w:t>
       </w:r>
+    </w:p>
+    <w:p>
+      <w:pPr>
+        <w:pStyle w:val="FirstParagraph"/>
+        <w:ind w:left="480" w:hanging="480"/>
+        <w:spacing w:before="0" w:after="180"/>
+      </w:pPr>
       <w:r>
         <w:rPr>
           <w:rFonts w:ascii="Times New Roman" w:hAnsi="Times New Roman" w:eastAsia="Times New Roman" w:cs="Times New Roman"/>
@@ -5479,6 +5793,16 @@
     </w:p>
     <w:p>
       <w:pPr>
+        <w:spacing w:before="0" w:after="0"/>
+      </w:pPr>
+    </w:p>
+    <w:p>
+      <w:pPr>
+        <w:spacing w:before="0" w:after="0"/>
+      </w:pPr>
+    </w:p>
+    <w:p>
+      <w:pPr>
         <w:spacing w:before="160" w:after="80"/>
       </w:pPr>
       <w:r>
@@ -5516,6 +5840,8 @@
     <w:p>
       <w:pPr>
         <w:pStyle w:val="FirstParagraph"/>
+        <w:ind w:left="480" w:hanging="480"/>
+        <w:spacing w:after="0"/>
       </w:pPr>
       <w:r>
         <w:rPr>
@@ -5570,6 +5896,13 @@
         </w:rPr>
         <w:t xml:space="preserve"> </w:t>
       </w:r>
+    </w:p>
+    <w:p>
+      <w:pPr>
+        <w:pStyle w:val="FirstParagraph"/>
+        <w:ind w:left="480" w:hanging="480"/>
+        <w:spacing w:before="0" w:after="0"/>
+      </w:pPr>
       <w:r>
         <w:rPr>
           <w:rFonts w:ascii="Times New Roman" w:hAnsi="Times New Roman" w:eastAsia="Times New Roman" w:cs="Times New Roman"/>
@@ -5695,6 +6028,13 @@
         </w:rPr>
         <w:t xml:space="preserve"> </w:t>
       </w:r>
+    </w:p>
+    <w:p>
+      <w:pPr>
+        <w:pStyle w:val="FirstParagraph"/>
+        <w:ind w:left="480" w:hanging="480"/>
+        <w:spacing w:before="0" w:after="0"/>
+      </w:pPr>
       <w:r>
         <w:rPr>
           <w:rFonts w:ascii="Times New Roman" w:hAnsi="Times New Roman" w:eastAsia="Times New Roman" w:cs="Times New Roman"/>
@@ -5766,6 +6106,13 @@
         </w:rPr>
         <w:t xml:space="preserve"> </w:t>
       </w:r>
+    </w:p>
+    <w:p>
+      <w:pPr>
+        <w:pStyle w:val="FirstParagraph"/>
+        <w:ind w:left="480" w:hanging="480"/>
+        <w:spacing w:before="0" w:after="0"/>
+      </w:pPr>
       <w:r>
         <w:rPr>
           <w:rFonts w:ascii="Times New Roman" w:hAnsi="Times New Roman" w:eastAsia="Times New Roman" w:cs="Times New Roman"/>
@@ -5864,6 +6211,13 @@
         </w:rPr>
         <w:t xml:space="preserve"> </w:t>
       </w:r>
+    </w:p>
+    <w:p>
+      <w:pPr>
+        <w:pStyle w:val="FirstParagraph"/>
+        <w:ind w:left="480" w:hanging="480"/>
+        <w:spacing w:before="0" w:after="180"/>
+      </w:pPr>
       <w:r>
         <w:rPr>
           <w:rFonts w:ascii="Times New Roman" w:hAnsi="Times New Roman" w:eastAsia="Times New Roman" w:cs="Times New Roman"/>
@@ -5991,6 +6345,16 @@
     </w:p>
     <w:p>
       <w:pPr>
+        <w:spacing w:before="0" w:after="0"/>
+      </w:pPr>
+    </w:p>
+    <w:p>
+      <w:pPr>
+        <w:spacing w:before="0" w:after="0"/>
+      </w:pPr>
+    </w:p>
+    <w:p>
+      <w:pPr>
         <w:spacing w:before="160" w:after="80"/>
       </w:pPr>
       <w:r>
@@ -6028,6 +6392,8 @@
     <w:p>
       <w:pPr>
         <w:pStyle w:val="FirstParagraph"/>
+        <w:ind w:left="480" w:hanging="480"/>
+        <w:spacing w:after="0"/>
       </w:pPr>
       <w:r>
         <w:rPr>
@@ -6071,6 +6437,13 @@
         </w:rPr>
         <w:t xml:space="preserve"> </w:t>
       </w:r>
+    </w:p>
+    <w:p>
+      <w:pPr>
+        <w:pStyle w:val="FirstParagraph"/>
+        <w:ind w:left="480" w:hanging="480"/>
+        <w:spacing w:before="0" w:after="0"/>
+      </w:pPr>
       <w:r>
         <w:rPr>
           <w:rFonts w:ascii="Times New Roman" w:hAnsi="Times New Roman" w:eastAsia="Times New Roman" w:cs="Times New Roman"/>
@@ -6087,7 +6460,20 @@
         <w:rPr>
           <w:rFonts w:ascii="Times New Roman" w:hAnsi="Times New Roman" w:eastAsia="Times New Roman" w:cs="Times New Roman"/>
         </w:rPr>
-        <w:t xml:space="preserve"> B. CO </w:t>
+        <w:t xml:space="preserve"> </w:t>
+      </w:r>
+    </w:p>
+    <w:p>
+      <w:pPr>
+        <w:pStyle w:val="FirstParagraph"/>
+        <w:ind w:left="480" w:hanging="480"/>
+        <w:spacing w:before="0" w:after="0"/>
+      </w:pPr>
+      <w:r>
+        <w:rPr>
+          <w:rFonts w:ascii="Times New Roman" w:hAnsi="Times New Roman" w:eastAsia="Times New Roman" w:cs="Times New Roman"/>
+        </w:rPr>
+        <w:t xml:space="preserve">B. CO </w:t>
       </w:r>
       <w:r>
         <w:rPr>
@@ -6101,6 +6487,13 @@
         </w:rPr>
         <w:t xml:space="preserve"> </w:t>
       </w:r>
+    </w:p>
+    <w:p>
+      <w:pPr>
+        <w:pStyle w:val="FirstParagraph"/>
+        <w:ind w:left="480" w:hanging="480"/>
+        <w:spacing w:before="0" w:after="0"/>
+      </w:pPr>
       <w:r>
         <w:rPr>
           <w:rFonts w:ascii="Times New Roman" w:hAnsi="Times New Roman" w:eastAsia="Times New Roman" w:cs="Times New Roman"/>
@@ -6117,7 +6510,20 @@
         <w:rPr>
           <w:rFonts w:ascii="Times New Roman" w:hAnsi="Times New Roman" w:eastAsia="Times New Roman" w:cs="Times New Roman"/>
         </w:rPr>
-        <w:t xml:space="preserve"> D. CO </w:t>
+        <w:t xml:space="preserve"> </w:t>
+      </w:r>
+    </w:p>
+    <w:p>
+      <w:pPr>
+        <w:pStyle w:val="FirstParagraph"/>
+        <w:ind w:left="480" w:hanging="480"/>
+        <w:spacing w:before="0" w:after="180"/>
+      </w:pPr>
+      <w:r>
+        <w:rPr>
+          <w:rFonts w:ascii="Times New Roman" w:hAnsi="Times New Roman" w:eastAsia="Times New Roman" w:cs="Times New Roman"/>
+        </w:rPr>
+        <w:t xml:space="preserve">D. CO </w:t>
       </w:r>
       <w:r>
         <w:rPr>
@@ -6168,6 +6574,16 @@
         </w:rPr>
         <w:t xml:space="preserve">：D</w:t>
       </w:r>
+    </w:p>
+    <w:p>
+      <w:pPr>
+        <w:spacing w:before="0" w:after="0"/>
+      </w:pPr>
+    </w:p>
+    <w:p>
+      <w:pPr>
+        <w:spacing w:before="0" w:after="0"/>
+      </w:pPr>
     </w:p>
     <w:p>
       <w:pPr>
@@ -6208,6 +6624,8 @@
     <w:p>
       <w:pPr>
         <w:pStyle w:val="FirstParagraph"/>
+        <w:ind w:left="480" w:hanging="480"/>
+        <w:spacing w:after="0"/>
       </w:pPr>
       <w:r>
         <w:rPr>
@@ -6257,11 +6675,57 @@
         </w:rPr>
         <w:t xml:space="preserve"> </w:t>
       </w:r>
-      <w:r>
-        <w:rPr>
-          <w:rFonts w:ascii="Times New Roman" w:hAnsi="Times New Roman" w:eastAsia="Times New Roman" w:cs="Times New Roman"/>
-        </w:rPr>
-        <w:t xml:space="preserve">A. 9 B. 7 C. 6 D. 5</w:t>
+    </w:p>
+    <w:p>
+      <w:pPr>
+        <w:pStyle w:val="FirstParagraph"/>
+        <w:ind w:left="480" w:hanging="480"/>
+        <w:spacing w:before="0" w:after="0"/>
+      </w:pPr>
+      <w:r>
+        <w:rPr>
+          <w:rFonts w:ascii="Times New Roman" w:hAnsi="Times New Roman" w:eastAsia="Times New Roman" w:cs="Times New Roman"/>
+        </w:rPr>
+        <w:t xml:space="preserve">A. 9 </w:t>
+      </w:r>
+    </w:p>
+    <w:p>
+      <w:pPr>
+        <w:pStyle w:val="FirstParagraph"/>
+        <w:ind w:left="480" w:hanging="480"/>
+        <w:spacing w:before="0" w:after="0"/>
+      </w:pPr>
+      <w:r>
+        <w:rPr>
+          <w:rFonts w:ascii="Times New Roman" w:hAnsi="Times New Roman" w:eastAsia="Times New Roman" w:cs="Times New Roman"/>
+        </w:rPr>
+        <w:t xml:space="preserve">B. 7 </w:t>
+      </w:r>
+    </w:p>
+    <w:p>
+      <w:pPr>
+        <w:pStyle w:val="FirstParagraph"/>
+        <w:ind w:left="480" w:hanging="480"/>
+        <w:spacing w:before="0" w:after="0"/>
+      </w:pPr>
+      <w:r>
+        <w:rPr>
+          <w:rFonts w:ascii="Times New Roman" w:hAnsi="Times New Roman" w:eastAsia="Times New Roman" w:cs="Times New Roman"/>
+        </w:rPr>
+        <w:t xml:space="preserve">C. 6 </w:t>
+      </w:r>
+    </w:p>
+    <w:p>
+      <w:pPr>
+        <w:pStyle w:val="FirstParagraph"/>
+        <w:ind w:left="480" w:hanging="480"/>
+        <w:spacing w:before="0" w:after="180"/>
+      </w:pPr>
+      <w:r>
+        <w:rPr>
+          <w:rFonts w:ascii="Times New Roman" w:hAnsi="Times New Roman" w:eastAsia="Times New Roman" w:cs="Times New Roman"/>
+        </w:rPr>
+        <w:t xml:space="preserve">D. 5</w:t>
       </w:r>
       <w:r>
         <w:rPr>
@@ -6283,6 +6747,16 @@
         </w:rPr>
         <w:t xml:space="preserve">：C</w:t>
       </w:r>
+    </w:p>
+    <w:p>
+      <w:pPr>
+        <w:spacing w:before="0" w:after="0"/>
+      </w:pPr>
+    </w:p>
+    <w:p>
+      <w:pPr>
+        <w:spacing w:before="0" w:after="0"/>
+      </w:pPr>
     </w:p>
     <w:p>
       <w:pPr>
@@ -6743,6 +7217,21 @@
     </w:p>
     <w:p>
       <w:pPr>
+        <w:spacing w:before="0" w:after="0"/>
+      </w:pPr>
+    </w:p>
+    <w:p>
+      <w:pPr>
+        <w:spacing w:before="0" w:after="0"/>
+      </w:pPr>
+    </w:p>
+    <w:p>
+      <w:pPr>
+        <w:spacing w:before="0" w:after="0"/>
+      </w:pPr>
+    </w:p>
+    <w:p>
+      <w:pPr>
         <w:spacing w:before="160" w:after="80"/>
       </w:pPr>
       <w:r>
@@ -6780,6 +7269,8 @@
     <w:p>
       <w:pPr>
         <w:pStyle w:val="FirstParagraph"/>
+        <w:ind w:left="480" w:hanging="480"/>
+        <w:spacing w:after="0"/>
       </w:pPr>
       <w:r>
         <w:rPr>
@@ -6877,6 +7368,13 @@
         </w:rPr>
         <w:t xml:space="preserve"> </w:t>
       </w:r>
+    </w:p>
+    <w:p>
+      <w:pPr>
+        <w:pStyle w:val="FirstParagraph"/>
+        <w:ind w:left="480" w:hanging="480"/>
+        <w:spacing w:before="0" w:after="0"/>
+      </w:pPr>
       <w:r>
         <w:rPr>
           <w:rFonts w:ascii="Times New Roman" w:hAnsi="Times New Roman" w:eastAsia="Times New Roman" w:cs="Times New Roman"/>
@@ -6894,7 +7392,20 @@
         <w:rPr>
           <w:rFonts w:ascii="Times New Roman" w:hAnsi="Times New Roman" w:eastAsia="Times New Roman" w:cs="Times New Roman"/>
         </w:rPr>
-        <w:t>B B. MA</w:t>
+        <w:t>B </w:t>
+      </w:r>
+    </w:p>
+    <w:p>
+      <w:pPr>
+        <w:pStyle w:val="FirstParagraph"/>
+        <w:ind w:left="480" w:hanging="480"/>
+        <w:spacing w:before="0" w:after="0"/>
+      </w:pPr>
+      <w:r>
+        <w:rPr>
+          <w:rFonts w:ascii="Times New Roman" w:hAnsi="Times New Roman" w:eastAsia="Times New Roman" w:cs="Times New Roman"/>
+        </w:rPr>
+        <w:t>B. MA</w:t>
       </w:r>
       <w:r>
         <w:rPr>
@@ -6933,7 +7444,20 @@
         <w:rPr>
           <w:rFonts w:ascii="Times New Roman" w:hAnsi="Times New Roman" w:eastAsia="Times New Roman" w:cs="Times New Roman"/>
         </w:rPr>
-        <w:t xml:space="preserve"> C. </w:t>
+        <w:t xml:space="preserve"> </w:t>
+      </w:r>
+    </w:p>
+    <w:p>
+      <w:pPr>
+        <w:pStyle w:val="FirstParagraph"/>
+        <w:ind w:left="480" w:hanging="480"/>
+        <w:spacing w:before="0" w:after="0"/>
+      </w:pPr>
+      <w:r>
+        <w:rPr>
+          <w:rFonts w:ascii="Times New Roman" w:hAnsi="Times New Roman" w:eastAsia="Times New Roman" w:cs="Times New Roman"/>
+        </w:rPr>
+        <w:t xml:space="preserve">C. </w:t>
       </w:r>
       <w:r>
         <w:rPr>
@@ -6970,7 +7494,20 @@
         <w:rPr>
           <w:rFonts w:ascii="Times New Roman" w:hAnsi="Times New Roman" w:eastAsia="Times New Roman" w:cs="Times New Roman"/>
         </w:rPr>
-        <w:t xml:space="preserve"> D. </w:t>
+        <w:t xml:space="preserve"> </w:t>
+      </w:r>
+    </w:p>
+    <w:p>
+      <w:pPr>
+        <w:pStyle w:val="FirstParagraph"/>
+        <w:ind w:left="480" w:hanging="480"/>
+        <w:spacing w:before="0" w:after="180"/>
+      </w:pPr>
+      <w:r>
+        <w:rPr>
+          <w:rFonts w:ascii="Times New Roman" w:hAnsi="Times New Roman" w:eastAsia="Times New Roman" w:cs="Times New Roman"/>
+        </w:rPr>
+        <w:t xml:space="preserve">D. </w:t>
       </w:r>
       <w:r>
         <w:rPr>
@@ -7023,6 +7560,16 @@
         </w:rPr>
         <w:t xml:space="preserve">：C</w:t>
       </w:r>
+    </w:p>
+    <w:p>
+      <w:pPr>
+        <w:spacing w:before="0" w:after="0"/>
+      </w:pPr>
+    </w:p>
+    <w:p>
+      <w:pPr>
+        <w:spacing w:before="0" w:after="0"/>
+      </w:pPr>
     </w:p>
     <w:p>
       <w:pPr>
@@ -7063,6 +7610,8 @@
     <w:p>
       <w:pPr>
         <w:pStyle w:val="FirstParagraph"/>
+        <w:ind w:left="480" w:hanging="480"/>
+        <w:spacing w:after="0"/>
       </w:pPr>
       <m:oMath>
         <m:oMathPr>
@@ -7359,6 +7908,13 @@
         </w:rPr>
         <w:t xml:space="preserve"> </w:t>
       </w:r>
+    </w:p>
+    <w:p>
+      <w:pPr>
+        <w:pStyle w:val="FirstParagraph"/>
+        <w:ind w:left="480" w:hanging="480"/>
+        <w:spacing w:before="0" w:after="0"/>
+      </w:pPr>
       <w:r>
         <w:rPr>
           <w:rFonts w:hint="eastAsia" w:ascii="Times New Roman" w:hAnsi="Times New Roman" w:eastAsia="Times New Roman" w:cs="Times New Roman"/>
@@ -7377,6 +7933,13 @@
         </w:rPr>
         <w:t xml:space="preserve"> </w:t>
       </w:r>
+    </w:p>
+    <w:p>
+      <w:pPr>
+        <w:pStyle w:val="FirstParagraph"/>
+        <w:ind w:left="480" w:hanging="480"/>
+        <w:spacing w:before="0" w:after="0"/>
+      </w:pPr>
       <w:r>
         <w:rPr>
           <w:rFonts w:hint="eastAsia" w:ascii="Times New Roman" w:hAnsi="Times New Roman" w:eastAsia="Times New Roman" w:cs="Times New Roman"/>
@@ -7395,6 +7958,13 @@
         </w:rPr>
         <w:t xml:space="preserve"> </w:t>
       </w:r>
+    </w:p>
+    <w:p>
+      <w:pPr>
+        <w:pStyle w:val="FirstParagraph"/>
+        <w:ind w:left="480" w:hanging="480"/>
+        <w:spacing w:before="0" w:after="0"/>
+      </w:pPr>
       <w:r>
         <w:rPr>
           <w:rFonts w:hint="eastAsia" w:ascii="Times New Roman" w:hAnsi="Times New Roman" w:eastAsia="Times New Roman" w:cs="Times New Roman"/>
@@ -7413,6 +7983,13 @@
         </w:rPr>
         <w:t xml:space="preserve"> </w:t>
       </w:r>
+    </w:p>
+    <w:p>
+      <w:pPr>
+        <w:pStyle w:val="FirstParagraph"/>
+        <w:ind w:left="480" w:hanging="480"/>
+        <w:spacing w:before="0" w:after="180"/>
+      </w:pPr>
       <w:r>
         <w:rPr>
           <w:rFonts w:hint="eastAsia" w:ascii="Times New Roman" w:hAnsi="Times New Roman" w:eastAsia="Times New Roman" w:cs="Times New Roman"/>
@@ -7445,6 +8022,16 @@
         </w:rPr>
         <w:t xml:space="preserve">：D</w:t>
       </w:r>
+    </w:p>
+    <w:p>
+      <w:pPr>
+        <w:spacing w:before="0" w:after="0"/>
+      </w:pPr>
+    </w:p>
+    <w:p>
+      <w:pPr>
+        <w:spacing w:before="0" w:after="0"/>
+      </w:pPr>
     </w:p>
     <w:p>
       <w:pPr>
@@ -7485,6 +8072,8 @@
     <w:p>
       <w:pPr>
         <w:pStyle w:val="FirstParagraph"/>
+        <w:ind w:left="480" w:hanging="480"/>
+        <w:spacing w:after="0"/>
       </w:pPr>
       <w:r>
         <w:rPr>
@@ -7707,6 +8296,13 @@
         </w:rPr>
         <w:t xml:space="preserve"> </w:t>
       </w:r>
+    </w:p>
+    <w:p>
+      <w:pPr>
+        <w:pStyle w:val="FirstParagraph"/>
+        <w:ind w:left="480" w:hanging="480"/>
+        <w:spacing w:before="0" w:after="0"/>
+      </w:pPr>
       <w:r>
         <w:rPr>
           <w:rFonts w:ascii="Times New Roman" w:hAnsi="Times New Roman" w:eastAsia="Times New Roman" w:cs="Times New Roman"/>
@@ -7723,7 +8319,20 @@
         <w:rPr>
           <w:rFonts w:ascii="Times New Roman" w:hAnsi="Times New Roman" w:eastAsia="Times New Roman" w:cs="Times New Roman"/>
         </w:rPr>
-        <w:t xml:space="preserve"> B.</w:t>
+        <w:t xml:space="preserve"> </w:t>
+      </w:r>
+    </w:p>
+    <w:p>
+      <w:pPr>
+        <w:pStyle w:val="FirstParagraph"/>
+        <w:ind w:left="480" w:hanging="480"/>
+        <w:spacing w:before="0" w:after="0"/>
+      </w:pPr>
+      <w:r>
+        <w:rPr>
+          <w:rFonts w:ascii="Times New Roman" w:hAnsi="Times New Roman" w:eastAsia="Times New Roman" w:cs="Times New Roman"/>
+        </w:rPr>
+        <w:t xml:space="preserve">B.</w:t>
       </w:r>
       <w:r>
         <w:rPr>
@@ -7804,6 +8413,13 @@
         </w:rPr>
         <w:t xml:space="preserve"> </w:t>
       </w:r>
+    </w:p>
+    <w:p>
+      <w:pPr>
+        <w:pStyle w:val="FirstParagraph"/>
+        <w:ind w:left="480" w:hanging="480"/>
+        <w:spacing w:before="0" w:after="0"/>
+      </w:pPr>
       <w:r>
         <w:rPr>
           <w:rFonts w:ascii="Times New Roman" w:hAnsi="Times New Roman" w:eastAsia="Times New Roman" w:cs="Times New Roman"/>
@@ -7844,7 +8460,20 @@
         <w:rPr>
           <w:rFonts w:ascii="Times New Roman" w:hAnsi="Times New Roman" w:eastAsia="Times New Roman" w:cs="Times New Roman"/>
         </w:rPr>
-        <w:t xml:space="preserve"> D.</w:t>
+        <w:t xml:space="preserve"> </w:t>
+      </w:r>
+    </w:p>
+    <w:p>
+      <w:pPr>
+        <w:pStyle w:val="FirstParagraph"/>
+        <w:ind w:left="480" w:hanging="480"/>
+        <w:spacing w:before="0" w:after="180"/>
+      </w:pPr>
+      <w:r>
+        <w:rPr>
+          <w:rFonts w:ascii="Times New Roman" w:hAnsi="Times New Roman" w:eastAsia="Times New Roman" w:cs="Times New Roman"/>
+        </w:rPr>
+        <w:t xml:space="preserve">D.</w:t>
       </w:r>
       <w:r>
         <w:rPr>
@@ -7936,6 +8565,16 @@
         </w:rPr>
         <w:t xml:space="preserve">：B</w:t>
       </w:r>
+    </w:p>
+    <w:p>
+      <w:pPr>
+        <w:spacing w:before="0" w:after="0"/>
+      </w:pPr>
+    </w:p>
+    <w:p>
+      <w:pPr>
+        <w:spacing w:before="0" w:after="0"/>
+      </w:pPr>
     </w:p>
     <w:p>
       <w:pPr>
@@ -8282,6 +8921,21 @@
     </w:p>
     <w:p>
       <w:pPr>
+        <w:spacing w:before="0" w:after="0"/>
+      </w:pPr>
+    </w:p>
+    <w:p>
+      <w:pPr>
+        <w:spacing w:before="0" w:after="0"/>
+      </w:pPr>
+    </w:p>
+    <w:p>
+      <w:pPr>
+        <w:spacing w:before="0" w:after="0"/>
+      </w:pPr>
+    </w:p>
+    <w:p>
+      <w:pPr>
         <w:spacing w:before="160" w:after="80"/>
       </w:pPr>
       <w:r>
@@ -8319,6 +8973,8 @@
     <w:p>
       <w:pPr>
         <w:pStyle w:val="FirstParagraph"/>
+        <w:ind w:left="480" w:hanging="480"/>
+        <w:spacing w:after="0"/>
       </w:pPr>
       <w:r>
         <w:rPr>
@@ -8344,6 +9000,13 @@
         </w:rPr>
         <w:t xml:space="preserve"> </w:t>
       </w:r>
+    </w:p>
+    <w:p>
+      <w:pPr>
+        <w:pStyle w:val="FirstParagraph"/>
+        <w:ind w:left="480" w:hanging="480"/>
+        <w:spacing w:before="0" w:after="0"/>
+      </w:pPr>
       <w:r>
         <w:rPr>
           <w:rFonts w:ascii="Times New Roman" w:hAnsi="Times New Roman" w:eastAsia="Times New Roman" w:cs="Times New Roman"/>
@@ -8487,6 +9150,13 @@
         </w:rPr>
         <w:t xml:space="preserve"> </w:t>
       </w:r>
+    </w:p>
+    <w:p>
+      <w:pPr>
+        <w:pStyle w:val="FirstParagraph"/>
+        <w:ind w:left="480" w:hanging="480"/>
+        <w:spacing w:before="0" w:after="0"/>
+      </w:pPr>
       <w:r>
         <w:rPr>
           <w:rFonts w:ascii="Times New Roman" w:hAnsi="Times New Roman" w:eastAsia="Times New Roman" w:cs="Times New Roman"/>
@@ -8607,6 +9277,13 @@
         </w:rPr>
         <w:t xml:space="preserve"> </w:t>
       </w:r>
+    </w:p>
+    <w:p>
+      <w:pPr>
+        <w:pStyle w:val="FirstParagraph"/>
+        <w:ind w:left="480" w:hanging="480"/>
+        <w:spacing w:before="0" w:after="0"/>
+      </w:pPr>
       <w:r>
         <w:rPr>
           <w:rFonts w:ascii="Times New Roman" w:hAnsi="Times New Roman" w:eastAsia="Times New Roman" w:cs="Times New Roman"/>
@@ -8719,7 +9396,20 @@
         <w:rPr>
           <w:rFonts w:ascii="Times New Roman" w:hAnsi="Times New Roman" w:eastAsia="Times New Roman" w:cs="Times New Roman"/>
         </w:rPr>
-        <w:t xml:space="preserve"> KI D.</w:t>
+        <w:t xml:space="preserve"> KI </w:t>
+      </w:r>
+    </w:p>
+    <w:p>
+      <w:pPr>
+        <w:pStyle w:val="FirstParagraph"/>
+        <w:ind w:left="480" w:hanging="480"/>
+        <w:spacing w:before="0" w:after="180"/>
+      </w:pPr>
+      <w:r>
+        <w:rPr>
+          <w:rFonts w:ascii="Times New Roman" w:hAnsi="Times New Roman" w:eastAsia="Times New Roman" w:cs="Times New Roman"/>
+        </w:rPr>
+        <w:t xml:space="preserve">D.</w:t>
       </w:r>
       <w:r>
         <w:rPr>
@@ -8869,6 +9559,16 @@
     </w:p>
     <w:p>
       <w:pPr>
+        <w:spacing w:before="0" w:after="0"/>
+      </w:pPr>
+    </w:p>
+    <w:p>
+      <w:pPr>
+        <w:spacing w:before="0" w:after="0"/>
+      </w:pPr>
+    </w:p>
+    <w:p>
+      <w:pPr>
         <w:spacing w:before="160" w:after="80"/>
       </w:pPr>
       <w:r>
@@ -10134,7 +10834,7 @@
         </w:rPr>
         <w:drawing>
           <wp:inline>
-            <wp:extent cx="2933700" cy="2197100"/>
+            <wp:extent cx="2933700" cy="2120900"/>
             <wp:effectExtent b="0" l="0" r="0" t="0"/>
             <wp:docPr descr="" title="" id="39" name="Picture"/>
             <a:graphic>
@@ -10155,7 +10855,7 @@
                   <pic:spPr bwMode="auto">
                     <a:xfrm>
                       <a:off x="0" y="0"/>
-                      <a:ext cx="2933700" cy="2197100"/>
+                      <a:ext cx="2933700" cy="2120900"/>
                     </a:xfrm>
                     <a:prstGeom prst="rect">
                       <a:avLst/>
@@ -10191,6 +10891,46 @@
         </w:rPr>
         <w:t xml:space="preserve">的一种配合物</w:t>
       </w:r>
+    </w:p>
+    <w:p>
+      <w:pPr>
+        <w:spacing w:before="0" w:after="0"/>
+      </w:pPr>
+    </w:p>
+    <w:p>
+      <w:pPr>
+        <w:spacing w:before="0" w:after="0"/>
+      </w:pPr>
+    </w:p>
+    <w:p>
+      <w:pPr>
+        <w:spacing w:before="0" w:after="0"/>
+      </w:pPr>
+    </w:p>
+    <w:p>
+      <w:pPr>
+        <w:spacing w:before="0" w:after="0"/>
+      </w:pPr>
+    </w:p>
+    <w:p>
+      <w:pPr>
+        <w:spacing w:before="0" w:after="0"/>
+      </w:pPr>
+    </w:p>
+    <w:p>
+      <w:pPr>
+        <w:spacing w:before="0" w:after="0"/>
+      </w:pPr>
+    </w:p>
+    <w:p>
+      <w:pPr>
+        <w:spacing w:before="0" w:after="0"/>
+      </w:pPr>
+    </w:p>
+    <w:p>
+      <w:pPr>
+        <w:spacing w:before="0" w:after="0"/>
+      </w:pPr>
     </w:p>
     <w:p>
       <w:pPr>
@@ -11077,7 +11817,7 @@
               </w:rPr>
               <w:drawing>
                 <wp:inline>
-                  <wp:extent cx="2413000" cy="1790700"/>
+                  <wp:extent cx="2413000" cy="1663700"/>
                   <wp:effectExtent b="0" l="0" r="0" t="0"/>
                   <wp:docPr descr="" title="" id="43" name="Picture"/>
                   <a:graphic>
@@ -11098,7 +11838,7 @@
                         <pic:spPr bwMode="auto">
                           <a:xfrm>
                             <a:off x="0" y="0"/>
-                            <a:ext cx="2413000" cy="1790700"/>
+                            <a:ext cx="2413000" cy="1663700"/>
                           </a:xfrm>
                           <a:prstGeom prst="rect">
                             <a:avLst/>
@@ -11215,7 +11955,7 @@
               </w:rPr>
               <w:drawing>
                 <wp:inline>
-                  <wp:extent cx="3600000" cy="1990062"/>
+                  <wp:extent cx="3600000" cy="1934161"/>
                   <wp:effectExtent b="0" l="0" r="0" t="0"/>
                   <wp:docPr descr="" title="" id="49" name="Picture"/>
                   <a:graphic>
@@ -11236,7 +11976,7 @@
                         <pic:spPr bwMode="auto">
                           <a:xfrm>
                             <a:off x="0" y="0"/>
-                            <a:ext cx="3600000" cy="1990062"/>
+                            <a:ext cx="3600000" cy="1934161"/>
                           </a:xfrm>
                           <a:prstGeom prst="rect">
                             <a:avLst/>
@@ -11284,7 +12024,7 @@
               </w:rPr>
               <w:drawing>
                 <wp:inline>
-                  <wp:extent cx="3009900" cy="1790700"/>
+                  <wp:extent cx="3009900" cy="1701800"/>
                   <wp:effectExtent b="0" l="0" r="0" t="0"/>
                   <wp:docPr descr="" title="" id="52" name="Picture"/>
                   <a:graphic>
@@ -11305,7 +12045,7 @@
                         <pic:spPr bwMode="auto">
                           <a:xfrm>
                             <a:off x="0" y="0"/>
-                            <a:ext cx="3009900" cy="1790700"/>
+                            <a:ext cx="3009900" cy="1701800"/>
                           </a:xfrm>
                           <a:prstGeom prst="rect">
                             <a:avLst/>
@@ -12283,7 +13023,7 @@
         </w:rPr>
         <w:drawing>
           <wp:inline>
-            <wp:extent cx="3240000" cy="3029512"/>
+            <wp:extent cx="3218856" cy="3029512"/>
             <wp:effectExtent b="0" l="0" r="0" t="0"/>
             <wp:docPr descr="" title="" id="55" name="Picture"/>
             <a:graphic>
@@ -12304,7 +13044,7 @@
                   <pic:spPr bwMode="auto">
                     <a:xfrm>
                       <a:off x="0" y="0"/>
-                      <a:ext cx="3240000" cy="3029512"/>
+                      <a:ext cx="3218856" cy="3029512"/>
                     </a:xfrm>
                     <a:prstGeom prst="rect">
                       <a:avLst/>
@@ -12346,7 +13086,7 @@
         </w:rPr>
         <w:drawing>
           <wp:inline>
-            <wp:extent cx="3240000" cy="3488466"/>
+            <wp:extent cx="3166763" cy="3488466"/>
             <wp:effectExtent b="0" l="0" r="0" t="0"/>
             <wp:docPr descr="" title="" id="58" name="Picture"/>
             <a:graphic>
@@ -12367,7 +13107,7 @@
                   <pic:spPr bwMode="auto">
                     <a:xfrm>
                       <a:off x="0" y="0"/>
-                      <a:ext cx="3240000" cy="3488466"/>
+                      <a:ext cx="3166763" cy="3488466"/>
                     </a:xfrm>
                     <a:prstGeom prst="rect">
                       <a:avLst/>
@@ -14105,6 +14845,46 @@
         </w:rPr>
         <w:t>。</w:t>
       </w:r>
+    </w:p>
+    <w:p>
+      <w:pPr>
+        <w:spacing w:before="0" w:after="0"/>
+      </w:pPr>
+    </w:p>
+    <w:p>
+      <w:pPr>
+        <w:spacing w:before="0" w:after="0"/>
+      </w:pPr>
+    </w:p>
+    <w:p>
+      <w:pPr>
+        <w:spacing w:before="0" w:after="0"/>
+      </w:pPr>
+    </w:p>
+    <w:p>
+      <w:pPr>
+        <w:spacing w:before="0" w:after="0"/>
+      </w:pPr>
+    </w:p>
+    <w:p>
+      <w:pPr>
+        <w:spacing w:before="0" w:after="0"/>
+      </w:pPr>
+    </w:p>
+    <w:p>
+      <w:pPr>
+        <w:spacing w:before="0" w:after="0"/>
+      </w:pPr>
+    </w:p>
+    <w:p>
+      <w:pPr>
+        <w:spacing w:before="0" w:after="0"/>
+      </w:pPr>
+    </w:p>
+    <w:p>
+      <w:pPr>
+        <w:spacing w:before="0" w:after="0"/>
+      </w:pPr>
     </w:p>
     <w:p>
       <w:pPr>
@@ -15507,6 +16287,46 @@
     </w:p>
     <w:p>
       <w:pPr>
+        <w:spacing w:before="0" w:after="0"/>
+      </w:pPr>
+    </w:p>
+    <w:p>
+      <w:pPr>
+        <w:spacing w:before="0" w:after="0"/>
+      </w:pPr>
+    </w:p>
+    <w:p>
+      <w:pPr>
+        <w:spacing w:before="0" w:after="0"/>
+      </w:pPr>
+    </w:p>
+    <w:p>
+      <w:pPr>
+        <w:spacing w:before="0" w:after="0"/>
+      </w:pPr>
+    </w:p>
+    <w:p>
+      <w:pPr>
+        <w:spacing w:before="0" w:after="0"/>
+      </w:pPr>
+    </w:p>
+    <w:p>
+      <w:pPr>
+        <w:spacing w:before="0" w:after="0"/>
+      </w:pPr>
+    </w:p>
+    <w:p>
+      <w:pPr>
+        <w:spacing w:before="0" w:after="0"/>
+      </w:pPr>
+    </w:p>
+    <w:p>
+      <w:pPr>
+        <w:spacing w:before="0" w:after="0"/>
+      </w:pPr>
+    </w:p>
+    <w:p>
+      <w:pPr>
         <w:spacing w:before="160" w:after="80"/>
       </w:pPr>
       <w:r>
@@ -16441,6 +17261,46 @@
     </w:p>
     <w:p>
       <w:pPr>
+        <w:spacing w:before="0" w:after="0"/>
+      </w:pPr>
+    </w:p>
+    <w:p>
+      <w:pPr>
+        <w:spacing w:before="0" w:after="0"/>
+      </w:pPr>
+    </w:p>
+    <w:p>
+      <w:pPr>
+        <w:spacing w:before="0" w:after="0"/>
+      </w:pPr>
+    </w:p>
+    <w:p>
+      <w:pPr>
+        <w:spacing w:before="0" w:after="0"/>
+      </w:pPr>
+    </w:p>
+    <w:p>
+      <w:pPr>
+        <w:spacing w:before="0" w:after="0"/>
+      </w:pPr>
+    </w:p>
+    <w:p>
+      <w:pPr>
+        <w:spacing w:before="0" w:after="0"/>
+      </w:pPr>
+    </w:p>
+    <w:p>
+      <w:pPr>
+        <w:spacing w:before="0" w:after="0"/>
+      </w:pPr>
+    </w:p>
+    <w:p>
+      <w:pPr>
+        <w:spacing w:before="0" w:after="0"/>
+      </w:pPr>
+    </w:p>
+    <w:p>
+      <w:pPr>
         <w:spacing w:before="160" w:after="80"/>
       </w:pPr>
       <w:r>
@@ -16980,7 +17840,7 @@
         </w:rPr>
         <w:drawing>
           <wp:inline>
-            <wp:extent cx="2260600" cy="1943100"/>
+            <wp:extent cx="2237122" cy="1943100"/>
             <wp:effectExtent b="0" l="0" r="0" t="0"/>
             <wp:docPr descr="" title="" id="67" name="Picture"/>
             <a:graphic>
@@ -17001,7 +17861,7 @@
                   <pic:spPr bwMode="auto">
                     <a:xfrm>
                       <a:off x="0" y="0"/>
-                      <a:ext cx="2260600" cy="1943100"/>
+                      <a:ext cx="2237122" cy="1943100"/>
                     </a:xfrm>
                     <a:prstGeom prst="rect">
                       <a:avLst/>
@@ -18697,6 +19557,46 @@
     </w:p>
     <w:p>
       <w:pPr>
+        <w:spacing w:before="0" w:after="0"/>
+      </w:pPr>
+    </w:p>
+    <w:p>
+      <w:pPr>
+        <w:spacing w:before="0" w:after="0"/>
+      </w:pPr>
+    </w:p>
+    <w:p>
+      <w:pPr>
+        <w:spacing w:before="0" w:after="0"/>
+      </w:pPr>
+    </w:p>
+    <w:p>
+      <w:pPr>
+        <w:spacing w:before="0" w:after="0"/>
+      </w:pPr>
+    </w:p>
+    <w:p>
+      <w:pPr>
+        <w:spacing w:before="0" w:after="0"/>
+      </w:pPr>
+    </w:p>
+    <w:p>
+      <w:pPr>
+        <w:spacing w:before="0" w:after="0"/>
+      </w:pPr>
+    </w:p>
+    <w:p>
+      <w:pPr>
+        <w:spacing w:before="0" w:after="0"/>
+      </w:pPr>
+    </w:p>
+    <w:p>
+      <w:pPr>
+        <w:spacing w:before="0" w:after="0"/>
+      </w:pPr>
+    </w:p>
+    <w:p>
+      <w:pPr>
         <w:spacing w:before="160" w:after="80"/>
       </w:pPr>
       <w:r>
@@ -20519,7 +21419,7 @@
         </w:rPr>
         <w:drawing>
           <wp:inline>
-            <wp:extent cx="2768600" cy="1968500"/>
+            <wp:extent cx="2766193" cy="1968500"/>
             <wp:effectExtent b="0" l="0" r="0" t="0"/>
             <wp:docPr descr="" title="" id="71" name="Picture"/>
             <a:graphic>
@@ -20540,7 +21440,7 @@
                   <pic:spPr bwMode="auto">
                     <a:xfrm>
                       <a:off x="0" y="0"/>
-                      <a:ext cx="2768600" cy="1968500"/>
+                      <a:ext cx="2766193" cy="1968500"/>
                     </a:xfrm>
                     <a:prstGeom prst="rect">
                       <a:avLst/>
@@ -20571,7 +21471,7 @@
         </w:rPr>
         <w:drawing>
           <wp:inline>
-            <wp:extent cx="2870200" cy="1651000"/>
+            <wp:extent cx="2870200" cy="1587500"/>
             <wp:effectExtent b="0" l="0" r="0" t="0"/>
             <wp:docPr descr="" title="" id="74" name="Picture"/>
             <a:graphic>
@@ -20592,7 +21492,7 @@
                   <pic:spPr bwMode="auto">
                     <a:xfrm>
                       <a:off x="0" y="0"/>
-                      <a:ext cx="2870200" cy="1651000"/>
+                      <a:ext cx="2870200" cy="1587500"/>
                     </a:xfrm>
                     <a:prstGeom prst="rect">
                       <a:avLst/>
@@ -20623,7 +21523,7 @@
         </w:rPr>
         <w:drawing>
           <wp:inline>
-            <wp:extent cx="1866900" cy="1828800"/>
+            <wp:extent cx="1866900" cy="1708015"/>
             <wp:effectExtent b="0" l="0" r="0" t="0"/>
             <wp:docPr descr="" title="" id="77" name="Picture"/>
             <a:graphic>
@@ -20644,7 +21544,7 @@
                   <pic:spPr bwMode="auto">
                     <a:xfrm>
                       <a:off x="0" y="0"/>
-                      <a:ext cx="1866900" cy="1828800"/>
+                      <a:ext cx="1866900" cy="1708015"/>
                     </a:xfrm>
                     <a:prstGeom prst="rect">
                       <a:avLst/>
@@ -20675,7 +21575,7 @@
         </w:rPr>
         <w:drawing>
           <wp:inline>
-            <wp:extent cx="1955800" cy="2870200"/>
+            <wp:extent cx="1955800" cy="2768600"/>
             <wp:effectExtent b="0" l="0" r="0" t="0"/>
             <wp:docPr descr="" title="" id="80" name="Picture"/>
             <a:graphic>
@@ -20696,7 +21596,7 @@
                   <pic:spPr bwMode="auto">
                     <a:xfrm>
                       <a:off x="0" y="0"/>
-                      <a:ext cx="1955800" cy="2870200"/>
+                      <a:ext cx="1955800" cy="2768600"/>
                     </a:xfrm>
                     <a:prstGeom prst="rect">
                       <a:avLst/>
@@ -24256,6 +25156,46 @@
     </w:p>
     <w:p>
       <w:pPr>
+        <w:spacing w:before="0" w:after="0"/>
+      </w:pPr>
+    </w:p>
+    <w:p>
+      <w:pPr>
+        <w:spacing w:before="0" w:after="0"/>
+      </w:pPr>
+    </w:p>
+    <w:p>
+      <w:pPr>
+        <w:spacing w:before="0" w:after="0"/>
+      </w:pPr>
+    </w:p>
+    <w:p>
+      <w:pPr>
+        <w:spacing w:before="0" w:after="0"/>
+      </w:pPr>
+    </w:p>
+    <w:p>
+      <w:pPr>
+        <w:spacing w:before="0" w:after="0"/>
+      </w:pPr>
+    </w:p>
+    <w:p>
+      <w:pPr>
+        <w:spacing w:before="0" w:after="0"/>
+      </w:pPr>
+    </w:p>
+    <w:p>
+      <w:pPr>
+        <w:spacing w:before="0" w:after="0"/>
+      </w:pPr>
+    </w:p>
+    <w:p>
+      <w:pPr>
+        <w:spacing w:before="0" w:after="0"/>
+      </w:pPr>
+    </w:p>
+    <w:p>
+      <w:pPr>
         <w:spacing w:before="160" w:after="80"/>
       </w:pPr>
       <w:r>
@@ -25636,6 +26576,46 @@
         </w:rPr>
         <w:t>。</w:t>
       </w:r>
+    </w:p>
+    <w:p>
+      <w:pPr>
+        <w:spacing w:before="0" w:after="0"/>
+      </w:pPr>
+    </w:p>
+    <w:p>
+      <w:pPr>
+        <w:spacing w:before="0" w:after="0"/>
+      </w:pPr>
+    </w:p>
+    <w:p>
+      <w:pPr>
+        <w:spacing w:before="0" w:after="0"/>
+      </w:pPr>
+    </w:p>
+    <w:p>
+      <w:pPr>
+        <w:spacing w:before="0" w:after="0"/>
+      </w:pPr>
+    </w:p>
+    <w:p>
+      <w:pPr>
+        <w:spacing w:before="0" w:after="0"/>
+      </w:pPr>
+    </w:p>
+    <w:p>
+      <w:pPr>
+        <w:spacing w:before="0" w:after="0"/>
+      </w:pPr>
+    </w:p>
+    <w:p>
+      <w:pPr>
+        <w:spacing w:before="0" w:after="0"/>
+      </w:pPr>
+    </w:p>
+    <w:p>
+      <w:pPr>
+        <w:spacing w:before="0" w:after="0"/>
+      </w:pPr>
     </w:p>
     <w:p>
       <w:pPr>
@@ -27361,6 +28341,46 @@
     </w:p>
     <w:p>
       <w:pPr>
+        <w:spacing w:before="0" w:after="0"/>
+      </w:pPr>
+    </w:p>
+    <w:p>
+      <w:pPr>
+        <w:spacing w:before="0" w:after="0"/>
+      </w:pPr>
+    </w:p>
+    <w:p>
+      <w:pPr>
+        <w:spacing w:before="0" w:after="0"/>
+      </w:pPr>
+    </w:p>
+    <w:p>
+      <w:pPr>
+        <w:spacing w:before="0" w:after="0"/>
+      </w:pPr>
+    </w:p>
+    <w:p>
+      <w:pPr>
+        <w:spacing w:before="0" w:after="0"/>
+      </w:pPr>
+    </w:p>
+    <w:p>
+      <w:pPr>
+        <w:spacing w:before="0" w:after="0"/>
+      </w:pPr>
+    </w:p>
+    <w:p>
+      <w:pPr>
+        <w:spacing w:before="0" w:after="0"/>
+      </w:pPr>
+    </w:p>
+    <w:p>
+      <w:pPr>
+        <w:spacing w:before="0" w:after="0"/>
+      </w:pPr>
+    </w:p>
+    <w:p>
+      <w:pPr>
         <w:spacing w:before="160" w:after="80"/>
       </w:pPr>
       <w:r>
@@ -27617,7 +28637,7 @@
         </w:rPr>
         <w:drawing>
           <wp:inline>
-            <wp:extent cx="3240000" cy="3110671"/>
+            <wp:extent cx="3233192" cy="3110671"/>
             <wp:effectExtent b="0" l="0" r="0" t="0"/>
             <wp:docPr descr="" title="" id="92" name="Picture"/>
             <a:graphic>
@@ -27638,7 +28658,7 @@
                   <pic:spPr bwMode="auto">
                     <a:xfrm>
                       <a:off x="0" y="0"/>
-                      <a:ext cx="3240000" cy="3110671"/>
+                      <a:ext cx="3233192" cy="3110671"/>
                     </a:xfrm>
                     <a:prstGeom prst="rect">
                       <a:avLst/>
@@ -28437,6 +29457,46 @@
     </w:p>
     <w:p>
       <w:pPr>
+        <w:spacing w:before="0" w:after="0"/>
+      </w:pPr>
+    </w:p>
+    <w:p>
+      <w:pPr>
+        <w:spacing w:before="0" w:after="0"/>
+      </w:pPr>
+    </w:p>
+    <w:p>
+      <w:pPr>
+        <w:spacing w:before="0" w:after="0"/>
+      </w:pPr>
+    </w:p>
+    <w:p>
+      <w:pPr>
+        <w:spacing w:before="0" w:after="0"/>
+      </w:pPr>
+    </w:p>
+    <w:p>
+      <w:pPr>
+        <w:spacing w:before="0" w:after="0"/>
+      </w:pPr>
+    </w:p>
+    <w:p>
+      <w:pPr>
+        <w:spacing w:before="0" w:after="0"/>
+      </w:pPr>
+    </w:p>
+    <w:p>
+      <w:pPr>
+        <w:spacing w:before="0" w:after="0"/>
+      </w:pPr>
+    </w:p>
+    <w:p>
+      <w:pPr>
+        <w:spacing w:before="0" w:after="0"/>
+      </w:pPr>
+    </w:p>
+    <w:p>
+      <w:pPr>
         <w:spacing w:before="160" w:after="80"/>
       </w:pPr>
       <w:r>
@@ -29599,6 +30659,46 @@
     </w:p>
     <w:p>
       <w:pPr>
+        <w:spacing w:before="0" w:after="0"/>
+      </w:pPr>
+    </w:p>
+    <w:p>
+      <w:pPr>
+        <w:spacing w:before="0" w:after="0"/>
+      </w:pPr>
+    </w:p>
+    <w:p>
+      <w:pPr>
+        <w:spacing w:before="0" w:after="0"/>
+      </w:pPr>
+    </w:p>
+    <w:p>
+      <w:pPr>
+        <w:spacing w:before="0" w:after="0"/>
+      </w:pPr>
+    </w:p>
+    <w:p>
+      <w:pPr>
+        <w:spacing w:before="0" w:after="0"/>
+      </w:pPr>
+    </w:p>
+    <w:p>
+      <w:pPr>
+        <w:spacing w:before="0" w:after="0"/>
+      </w:pPr>
+    </w:p>
+    <w:p>
+      <w:pPr>
+        <w:spacing w:before="0" w:after="0"/>
+      </w:pPr>
+    </w:p>
+    <w:p>
+      <w:pPr>
+        <w:spacing w:before="0" w:after="0"/>
+      </w:pPr>
+    </w:p>
+    <w:p>
+      <w:pPr>
         <w:spacing w:before="160" w:after="80"/>
       </w:pPr>
       <w:r>
@@ -30677,6 +31777,46 @@
         </w:rPr>
         <w:t>。</w:t>
       </w:r>
+    </w:p>
+    <w:p>
+      <w:pPr>
+        <w:spacing w:before="0" w:after="0"/>
+      </w:pPr>
+    </w:p>
+    <w:p>
+      <w:pPr>
+        <w:spacing w:before="0" w:after="0"/>
+      </w:pPr>
+    </w:p>
+    <w:p>
+      <w:pPr>
+        <w:spacing w:before="0" w:after="0"/>
+      </w:pPr>
+    </w:p>
+    <w:p>
+      <w:pPr>
+        <w:spacing w:before="0" w:after="0"/>
+      </w:pPr>
+    </w:p>
+    <w:p>
+      <w:pPr>
+        <w:spacing w:before="0" w:after="0"/>
+      </w:pPr>
+    </w:p>
+    <w:p>
+      <w:pPr>
+        <w:spacing w:before="0" w:after="0"/>
+      </w:pPr>
+    </w:p>
+    <w:p>
+      <w:pPr>
+        <w:spacing w:before="0" w:after="0"/>
+      </w:pPr>
+    </w:p>
+    <w:p>
+      <w:pPr>
+        <w:spacing w:before="0" w:after="0"/>
+      </w:pPr>
     </w:p>
     <w:p>
       <w:pPr>
@@ -33247,7 +34387,7 @@
         </w:rPr>
         <w:drawing>
           <wp:inline>
-            <wp:extent cx="3240000" cy="2913861"/>
+            <wp:extent cx="3213267" cy="2913861"/>
             <wp:effectExtent b="0" l="0" r="0" t="0"/>
             <wp:docPr descr="" title="" id="98" name="Picture"/>
             <a:graphic>
@@ -33268,7 +34408,7 @@
                   <pic:spPr bwMode="auto">
                     <a:xfrm>
                       <a:off x="0" y="0"/>
-                      <a:ext cx="3240000" cy="2913861"/>
+                      <a:ext cx="3213267" cy="2913861"/>
                     </a:xfrm>
                     <a:prstGeom prst="rect">
                       <a:avLst/>
@@ -33299,7 +34439,7 @@
         </w:rPr>
         <w:drawing>
           <wp:inline>
-            <wp:extent cx="3240000" cy="2818699"/>
+            <wp:extent cx="3240000" cy="2808669"/>
             <wp:effectExtent b="0" l="0" r="0" t="0"/>
             <wp:docPr descr="" title="" id="101" name="Picture"/>
             <a:graphic>
@@ -33320,7 +34460,7 @@
                   <pic:spPr bwMode="auto">
                     <a:xfrm>
                       <a:off x="0" y="0"/>
-                      <a:ext cx="3240000" cy="2818699"/>
+                      <a:ext cx="3240000" cy="2808669"/>
                     </a:xfrm>
                     <a:prstGeom prst="rect">
                       <a:avLst/>
@@ -36621,6 +37761,46 @@
     </w:p>
     <w:p>
       <w:pPr>
+        <w:spacing w:before="0" w:after="0"/>
+      </w:pPr>
+    </w:p>
+    <w:p>
+      <w:pPr>
+        <w:spacing w:before="0" w:after="0"/>
+      </w:pPr>
+    </w:p>
+    <w:p>
+      <w:pPr>
+        <w:spacing w:before="0" w:after="0"/>
+      </w:pPr>
+    </w:p>
+    <w:p>
+      <w:pPr>
+        <w:spacing w:before="0" w:after="0"/>
+      </w:pPr>
+    </w:p>
+    <w:p>
+      <w:pPr>
+        <w:spacing w:before="0" w:after="0"/>
+      </w:pPr>
+    </w:p>
+    <w:p>
+      <w:pPr>
+        <w:spacing w:before="0" w:after="0"/>
+      </w:pPr>
+    </w:p>
+    <w:p>
+      <w:pPr>
+        <w:spacing w:before="0" w:after="0"/>
+      </w:pPr>
+    </w:p>
+    <w:p>
+      <w:pPr>
+        <w:spacing w:before="0" w:after="0"/>
+      </w:pPr>
+    </w:p>
+    <w:p>
+      <w:pPr>
         <w:spacing w:before="160" w:after="80"/>
       </w:pPr>
       <w:r>
@@ -37307,7 +38487,7 @@
         </w:rPr>
         <w:drawing>
           <wp:inline>
-            <wp:extent cx="1800000" cy="1735714"/>
+            <wp:extent cx="1800000" cy="1729412"/>
             <wp:effectExtent b="0" l="0" r="0" t="0"/>
             <wp:docPr descr="" title="" id="117" name="Picture"/>
             <a:graphic>
@@ -37328,7 +38508,7 @@
                   <pic:spPr bwMode="auto">
                     <a:xfrm>
                       <a:off x="0" y="0"/>
-                      <a:ext cx="1800000" cy="1735714"/>
+                      <a:ext cx="1800000" cy="1729412"/>
                     </a:xfrm>
                     <a:prstGeom prst="rect">
                       <a:avLst/>
@@ -37775,6 +38955,46 @@
     </w:p>
     <w:p>
       <w:pPr>
+        <w:spacing w:before="0" w:after="0"/>
+      </w:pPr>
+    </w:p>
+    <w:p>
+      <w:pPr>
+        <w:spacing w:before="0" w:after="0"/>
+      </w:pPr>
+    </w:p>
+    <w:p>
+      <w:pPr>
+        <w:spacing w:before="0" w:after="0"/>
+      </w:pPr>
+    </w:p>
+    <w:p>
+      <w:pPr>
+        <w:spacing w:before="0" w:after="0"/>
+      </w:pPr>
+    </w:p>
+    <w:p>
+      <w:pPr>
+        <w:spacing w:before="0" w:after="0"/>
+      </w:pPr>
+    </w:p>
+    <w:p>
+      <w:pPr>
+        <w:spacing w:before="0" w:after="0"/>
+      </w:pPr>
+    </w:p>
+    <w:p>
+      <w:pPr>
+        <w:spacing w:before="0" w:after="0"/>
+      </w:pPr>
+    </w:p>
+    <w:p>
+      <w:pPr>
+        <w:spacing w:before="0" w:after="0"/>
+      </w:pPr>
+    </w:p>
+    <w:p>
+      <w:pPr>
         <w:spacing w:before="160" w:after="80"/>
       </w:pPr>
       <w:r>
@@ -39691,6 +40911,46 @@
     </w:p>
     <w:p>
       <w:pPr>
+        <w:spacing w:before="0" w:after="0"/>
+      </w:pPr>
+    </w:p>
+    <w:p>
+      <w:pPr>
+        <w:spacing w:before="0" w:after="0"/>
+      </w:pPr>
+    </w:p>
+    <w:p>
+      <w:pPr>
+        <w:spacing w:before="0" w:after="0"/>
+      </w:pPr>
+    </w:p>
+    <w:p>
+      <w:pPr>
+        <w:spacing w:before="0" w:after="0"/>
+      </w:pPr>
+    </w:p>
+    <w:p>
+      <w:pPr>
+        <w:spacing w:before="0" w:after="0"/>
+      </w:pPr>
+    </w:p>
+    <w:p>
+      <w:pPr>
+        <w:spacing w:before="0" w:after="0"/>
+      </w:pPr>
+    </w:p>
+    <w:p>
+      <w:pPr>
+        <w:spacing w:before="0" w:after="0"/>
+      </w:pPr>
+    </w:p>
+    <w:p>
+      <w:pPr>
+        <w:spacing w:before="0" w:after="0"/>
+      </w:pPr>
+    </w:p>
+    <w:p>
+      <w:pPr>
         <w:spacing w:before="160" w:after="80"/>
       </w:pPr>
       <w:r>
@@ -39802,7 +41062,7 @@
         </w:rPr>
         <w:drawing>
           <wp:inline>
-            <wp:extent cx="2082800" cy="2235200"/>
+            <wp:extent cx="2070100" cy="2235200"/>
             <wp:effectExtent b="0" l="0" r="0" t="0"/>
             <wp:docPr descr="" title="" id="122" name="Picture"/>
             <a:graphic>
@@ -39823,7 +41083,7 @@
                   <pic:spPr bwMode="auto">
                     <a:xfrm>
                       <a:off x="0" y="0"/>
-                      <a:ext cx="2082800" cy="2235200"/>
+                      <a:ext cx="2070100" cy="2235200"/>
                     </a:xfrm>
                     <a:prstGeom prst="rect">
                       <a:avLst/>
@@ -39854,7 +41114,7 @@
         </w:rPr>
         <w:drawing>
           <wp:inline>
-            <wp:extent cx="1879600" cy="2489200"/>
+            <wp:extent cx="1876474" cy="2489200"/>
             <wp:effectExtent b="0" l="0" r="0" t="0"/>
             <wp:docPr descr="" title="" id="125" name="Picture"/>
             <a:graphic>
@@ -39875,7 +41135,7 @@
                   <pic:spPr bwMode="auto">
                     <a:xfrm>
                       <a:off x="0" y="0"/>
-                      <a:ext cx="1879600" cy="2489200"/>
+                      <a:ext cx="1876474" cy="2489200"/>
                     </a:xfrm>
                     <a:prstGeom prst="rect">
                       <a:avLst/>
@@ -40192,6 +41452,46 @@
     </w:p>
     <w:p>
       <w:pPr>
+        <w:spacing w:before="0" w:after="0"/>
+      </w:pPr>
+    </w:p>
+    <w:p>
+      <w:pPr>
+        <w:spacing w:before="0" w:after="0"/>
+      </w:pPr>
+    </w:p>
+    <w:p>
+      <w:pPr>
+        <w:spacing w:before="0" w:after="0"/>
+      </w:pPr>
+    </w:p>
+    <w:p>
+      <w:pPr>
+        <w:spacing w:before="0" w:after="0"/>
+      </w:pPr>
+    </w:p>
+    <w:p>
+      <w:pPr>
+        <w:spacing w:before="0" w:after="0"/>
+      </w:pPr>
+    </w:p>
+    <w:p>
+      <w:pPr>
+        <w:spacing w:before="0" w:after="0"/>
+      </w:pPr>
+    </w:p>
+    <w:p>
+      <w:pPr>
+        <w:spacing w:before="0" w:after="0"/>
+      </w:pPr>
+    </w:p>
+    <w:p>
+      <w:pPr>
+        <w:spacing w:before="0" w:after="0"/>
+      </w:pPr>
+    </w:p>
+    <w:p>
+      <w:pPr>
         <w:spacing w:before="160" w:after="80"/>
       </w:pPr>
       <w:r>
@@ -40541,7 +41841,7 @@
         </w:rPr>
         <w:drawing>
           <wp:inline>
-            <wp:extent cx="1800000" cy="1766666"/>
+            <wp:extent cx="1800000" cy="1694118"/>
             <wp:effectExtent b="0" l="0" r="0" t="0"/>
             <wp:docPr descr="" title="" id="129" name="Picture"/>
             <a:graphic>
@@ -40562,7 +41862,7 @@
                   <pic:spPr bwMode="auto">
                     <a:xfrm>
                       <a:off x="0" y="0"/>
-                      <a:ext cx="1800000" cy="1766666"/>
+                      <a:ext cx="1800000" cy="1694118"/>
                     </a:xfrm>
                     <a:prstGeom prst="rect">
                       <a:avLst/>
@@ -41435,6 +42735,46 @@
     </w:p>
     <w:p>
       <w:pPr>
+        <w:spacing w:before="0" w:after="0"/>
+      </w:pPr>
+    </w:p>
+    <w:p>
+      <w:pPr>
+        <w:spacing w:before="0" w:after="0"/>
+      </w:pPr>
+    </w:p>
+    <w:p>
+      <w:pPr>
+        <w:spacing w:before="0" w:after="0"/>
+      </w:pPr>
+    </w:p>
+    <w:p>
+      <w:pPr>
+        <w:spacing w:before="0" w:after="0"/>
+      </w:pPr>
+    </w:p>
+    <w:p>
+      <w:pPr>
+        <w:spacing w:before="0" w:after="0"/>
+      </w:pPr>
+    </w:p>
+    <w:p>
+      <w:pPr>
+        <w:spacing w:before="0" w:after="0"/>
+      </w:pPr>
+    </w:p>
+    <w:p>
+      <w:pPr>
+        <w:spacing w:before="0" w:after="0"/>
+      </w:pPr>
+    </w:p>
+    <w:p>
+      <w:pPr>
+        <w:spacing w:before="0" w:after="0"/>
+      </w:pPr>
+    </w:p>
+    <w:p>
+      <w:pPr>
         <w:spacing w:before="160" w:after="80"/>
       </w:pPr>
       <w:r>
@@ -41727,6 +43067,31 @@
     </w:p>
     <w:p>
       <w:pPr>
+        <w:spacing w:before="0" w:after="0"/>
+      </w:pPr>
+    </w:p>
+    <w:p>
+      <w:pPr>
+        <w:spacing w:before="0" w:after="0"/>
+      </w:pPr>
+    </w:p>
+    <w:p>
+      <w:pPr>
+        <w:spacing w:before="0" w:after="0"/>
+      </w:pPr>
+    </w:p>
+    <w:p>
+      <w:pPr>
+        <w:spacing w:before="0" w:after="0"/>
+      </w:pPr>
+    </w:p>
+    <w:p>
+      <w:pPr>
+        <w:spacing w:before="0" w:after="0"/>
+      </w:pPr>
+    </w:p>
+    <w:p>
+      <w:pPr>
         <w:spacing w:before="160" w:after="80"/>
       </w:pPr>
       <w:r>
@@ -42699,6 +44064,46 @@
     </w:p>
     <w:p>
       <w:pPr>
+        <w:spacing w:before="0" w:after="0"/>
+      </w:pPr>
+    </w:p>
+    <w:p>
+      <w:pPr>
+        <w:spacing w:before="0" w:after="0"/>
+      </w:pPr>
+    </w:p>
+    <w:p>
+      <w:pPr>
+        <w:spacing w:before="0" w:after="0"/>
+      </w:pPr>
+    </w:p>
+    <w:p>
+      <w:pPr>
+        <w:spacing w:before="0" w:after="0"/>
+      </w:pPr>
+    </w:p>
+    <w:p>
+      <w:pPr>
+        <w:spacing w:before="0" w:after="0"/>
+      </w:pPr>
+    </w:p>
+    <w:p>
+      <w:pPr>
+        <w:spacing w:before="0" w:after="0"/>
+      </w:pPr>
+    </w:p>
+    <w:p>
+      <w:pPr>
+        <w:spacing w:before="0" w:after="0"/>
+      </w:pPr>
+    </w:p>
+    <w:p>
+      <w:pPr>
+        <w:spacing w:before="0" w:after="0"/>
+      </w:pPr>
+    </w:p>
+    <w:p>
+      <w:pPr>
         <w:spacing w:before="160" w:after="80"/>
       </w:pPr>
       <w:r>
@@ -42870,7 +44275,7 @@
         </w:rPr>
         <w:drawing>
           <wp:inline>
-            <wp:extent cx="2590800" cy="1206500"/>
+            <wp:extent cx="2590800" cy="1181100"/>
             <wp:effectExtent b="0" l="0" r="0" t="0"/>
             <wp:docPr descr="" title="" id="135" name="Picture"/>
             <a:graphic>
@@ -42891,7 +44296,7 @@
                   <pic:spPr bwMode="auto">
                     <a:xfrm>
                       <a:off x="0" y="0"/>
-                      <a:ext cx="2590800" cy="1206500"/>
+                      <a:ext cx="2590800" cy="1181100"/>
                     </a:xfrm>
                     <a:prstGeom prst="rect">
                       <a:avLst/>
@@ -42922,7 +44327,7 @@
         </w:rPr>
         <w:drawing>
           <wp:inline>
-            <wp:extent cx="1800000" cy="2302941"/>
+            <wp:extent cx="1800000" cy="2170588"/>
             <wp:effectExtent b="0" l="0" r="0" t="0"/>
             <wp:docPr descr="" title="" id="138" name="Picture"/>
             <a:graphic>
@@ -42943,7 +44348,7 @@
                   <pic:spPr bwMode="auto">
                     <a:xfrm>
                       <a:off x="0" y="0"/>
-                      <a:ext cx="1800000" cy="2302941"/>
+                      <a:ext cx="1800000" cy="2170588"/>
                     </a:xfrm>
                     <a:prstGeom prst="rect">
                       <a:avLst/>
@@ -42974,7 +44379,7 @@
         </w:rPr>
         <w:drawing>
           <wp:inline>
-            <wp:extent cx="1800000" cy="3752112"/>
+            <wp:extent cx="1800000" cy="3600000"/>
             <wp:effectExtent b="0" l="0" r="0" t="0"/>
             <wp:docPr descr="" title="" id="141" name="Picture"/>
             <a:graphic>
@@ -42995,7 +44400,7 @@
                   <pic:spPr bwMode="auto">
                     <a:xfrm>
                       <a:off x="0" y="0"/>
-                      <a:ext cx="1800000" cy="3752112"/>
+                      <a:ext cx="1800000" cy="3600000"/>
                     </a:xfrm>
                     <a:prstGeom prst="rect">
                       <a:avLst/>
@@ -43913,6 +45318,46 @@
     </w:p>
     <w:p>
       <w:pPr>
+        <w:spacing w:before="0" w:after="0"/>
+      </w:pPr>
+    </w:p>
+    <w:p>
+      <w:pPr>
+        <w:spacing w:before="0" w:after="0"/>
+      </w:pPr>
+    </w:p>
+    <w:p>
+      <w:pPr>
+        <w:spacing w:before="0" w:after="0"/>
+      </w:pPr>
+    </w:p>
+    <w:p>
+      <w:pPr>
+        <w:spacing w:before="0" w:after="0"/>
+      </w:pPr>
+    </w:p>
+    <w:p>
+      <w:pPr>
+        <w:spacing w:before="0" w:after="0"/>
+      </w:pPr>
+    </w:p>
+    <w:p>
+      <w:pPr>
+        <w:spacing w:before="0" w:after="0"/>
+      </w:pPr>
+    </w:p>
+    <w:p>
+      <w:pPr>
+        <w:spacing w:before="0" w:after="0"/>
+      </w:pPr>
+    </w:p>
+    <w:p>
+      <w:pPr>
+        <w:spacing w:before="0" w:after="0"/>
+      </w:pPr>
+    </w:p>
+    <w:p>
+      <w:pPr>
         <w:spacing w:before="160" w:after="80"/>
       </w:pPr>
       <w:r>
@@ -44479,7 +45924,7 @@
         </w:rPr>
         <w:drawing>
           <wp:inline>
-            <wp:extent cx="2451100" cy="1447800"/>
+            <wp:extent cx="2421775" cy="1447800"/>
             <wp:effectExtent b="0" l="0" r="0" t="0"/>
             <wp:docPr descr="" title="" id="145" name="Picture"/>
             <a:graphic>
@@ -44500,7 +45945,7 @@
                   <pic:spPr bwMode="auto">
                     <a:xfrm>
                       <a:off x="0" y="0"/>
-                      <a:ext cx="2451100" cy="1447800"/>
+                      <a:ext cx="2421775" cy="1447800"/>
                     </a:xfrm>
                     <a:prstGeom prst="rect">
                       <a:avLst/>
@@ -44787,6 +46232,46 @@
         </w:rPr>
         <w:t>。</w:t>
       </w:r>
+    </w:p>
+    <w:p>
+      <w:pPr>
+        <w:spacing w:before="0" w:after="0"/>
+      </w:pPr>
+    </w:p>
+    <w:p>
+      <w:pPr>
+        <w:spacing w:before="0" w:after="0"/>
+      </w:pPr>
+    </w:p>
+    <w:p>
+      <w:pPr>
+        <w:spacing w:before="0" w:after="0"/>
+      </w:pPr>
+    </w:p>
+    <w:p>
+      <w:pPr>
+        <w:spacing w:before="0" w:after="0"/>
+      </w:pPr>
+    </w:p>
+    <w:p>
+      <w:pPr>
+        <w:spacing w:before="0" w:after="0"/>
+      </w:pPr>
+    </w:p>
+    <w:p>
+      <w:pPr>
+        <w:spacing w:before="0" w:after="0"/>
+      </w:pPr>
+    </w:p>
+    <w:p>
+      <w:pPr>
+        <w:spacing w:before="0" w:after="0"/>
+      </w:pPr>
+    </w:p>
+    <w:p>
+      <w:pPr>
+        <w:spacing w:before="0" w:after="0"/>
+      </w:pPr>
     </w:p>
     <w:p>
       <w:pPr>

--- a/00-首页/题组Word/第一轮·竞赛教材版/第一轮结构·5-配位化学（学生版）.docx
+++ b/00-首页/题组Word/第一轮·竞赛教材版/第一轮结构·5-配位化学（学生版）.docx
@@ -14361,7 +14361,7 @@
         <m:sSup>
           <m:e>
             <m:r>
-              <m:t>​</m:t>
+              <m:t xml:space="preserve"> </m:t>
             </m:r>
           </m:e>
           <m:sup>
@@ -17462,7 +17462,7 @@
               <m:rPr>
                 <m:sty m:val="p"/>
               </m:rPr>
-              <m:t>​</m:t>
+              <m:t xml:space="preserve"> </m:t>
             </m:r>
           </m:e>
           <m:sup>
@@ -17613,7 +17613,7 @@
               <m:rPr>
                 <m:sty m:val="p"/>
               </m:rPr>
-              <m:t>​</m:t>
+              <m:t xml:space="preserve"> </m:t>
             </m:r>
           </m:e>
           <m:sup>
@@ -29884,7 +29884,7 @@
         <m:sSup>
           <m:e>
             <m:r>
-              <m:t>​</m:t>
+              <m:t xml:space="preserve"> </m:t>
             </m:r>
           </m:e>
           <m:sup>
@@ -29925,7 +29925,7 @@
         <m:sSup>
           <m:e>
             <m:r>
-              <m:t>​</m:t>
+              <m:t xml:space="preserve"> </m:t>
             </m:r>
           </m:e>
           <m:sup>
@@ -30002,7 +30002,7 @@
         <m:sSup>
           <m:e>
             <m:r>
-              <m:t>​</m:t>
+              <m:t xml:space="preserve"> </m:t>
             </m:r>
           </m:e>
           <m:sup>
@@ -30180,7 +30180,7 @@
         <m:sSup>
           <m:e>
             <m:r>
-              <m:t>​</m:t>
+              <m:t xml:space="preserve"> </m:t>
             </m:r>
           </m:e>
           <m:sup>
@@ -30221,7 +30221,7 @@
         <m:sSup>
           <m:e>
             <m:r>
-              <m:t>​</m:t>
+              <m:t xml:space="preserve"> </m:t>
             </m:r>
           </m:e>
           <m:sup>
@@ -30311,7 +30311,7 @@
         <m:sSup>
           <m:e>
             <m:r>
-              <m:t>​</m:t>
+              <m:t xml:space="preserve"> </m:t>
             </m:r>
           </m:e>
           <m:sup>
@@ -30326,7 +30326,7 @@
         <m:sSup>
           <m:e>
             <m:r>
-              <m:t>​</m:t>
+              <m:t xml:space="preserve"> </m:t>
             </m:r>
           </m:e>
           <m:sup>
@@ -30369,7 +30369,7 @@
         <m:sSup>
           <m:e>
             <m:r>
-              <m:t>​</m:t>
+              <m:t xml:space="preserve"> </m:t>
             </m:r>
           </m:e>
           <m:sup>
@@ -30384,7 +30384,7 @@
         <m:sSup>
           <m:e>
             <m:r>
-              <m:t>​</m:t>
+              <m:t xml:space="preserve"> </m:t>
             </m:r>
           </m:e>
           <m:sup>
@@ -30427,7 +30427,7 @@
         <m:sSup>
           <m:e>
             <m:r>
-              <m:t>​</m:t>
+              <m:t xml:space="preserve"> </m:t>
             </m:r>
           </m:e>
           <m:sup>
@@ -30442,7 +30442,7 @@
         <m:sSup>
           <m:e>
             <m:r>
-              <m:t>​</m:t>
+              <m:t xml:space="preserve"> </m:t>
             </m:r>
           </m:e>
           <m:sup>

--- a/00-首页/题组Word/第一轮·竞赛教材版/第一轮结构·5-配位化学（学生版）.docx
+++ b/00-首页/题组Word/第一轮·竞赛教材版/第一轮结构·5-配位化学（学生版）.docx
@@ -899,6 +899,7 @@
     <w:p>
       <w:pPr>
         <w:pStyle w:val="Compact"/>
+        <w:spacing w:before="0" w:after="0"/>
       </w:pPr>
       <w:r>
         <w:rPr>
@@ -916,6 +917,7 @@
     <w:p>
       <w:pPr>
         <w:pStyle w:val="Compact"/>
+        <w:spacing w:before="0" w:after="0"/>
       </w:pPr>
       <w:r>
         <w:rPr>
@@ -982,6 +984,7 @@
     <w:p>
       <w:pPr>
         <w:pStyle w:val="Compact"/>
+        <w:spacing w:before="0" w:after="0"/>
       </w:pPr>
       <w:r>
         <w:rPr>
@@ -1083,6 +1086,7 @@
     <w:p>
       <w:pPr>
         <w:pStyle w:val="Compact"/>
+        <w:spacing w:before="0" w:after="0"/>
       </w:pPr>
       <w:r>
         <w:rPr>
@@ -2895,8 +2899,8 @@
     <w:p>
       <w:pPr>
         <w:pStyle w:val="FirstParagraph"/>
+        <w:spacing w:before="0" w:after="0"/>
         <w:ind w:left="480" w:hanging="480"/>
-        <w:spacing w:after="0"/>
       </w:pPr>
       <w:r>
         <w:rPr>
@@ -2938,8 +2942,8 @@
     <w:p>
       <w:pPr>
         <w:pStyle w:val="FirstParagraph"/>
+        <w:spacing w:before="0" w:after="0"/>
         <w:ind w:left="480" w:hanging="480"/>
-        <w:spacing w:before="0" w:after="0"/>
       </w:pPr>
       <w:r>
         <w:rPr>
@@ -2986,8 +2990,8 @@
     <w:p>
       <w:pPr>
         <w:pStyle w:val="FirstParagraph"/>
+        <w:spacing w:before="0" w:after="0"/>
         <w:ind w:left="480" w:hanging="480"/>
-        <w:spacing w:before="0" w:after="0"/>
       </w:pPr>
       <w:r>
         <w:rPr>
@@ -3034,8 +3038,8 @@
     <w:p>
       <w:pPr>
         <w:pStyle w:val="FirstParagraph"/>
+        <w:spacing w:before="0" w:after="0"/>
         <w:ind w:left="480" w:hanging="480"/>
-        <w:spacing w:before="0" w:after="0"/>
       </w:pPr>
       <w:r>
         <w:rPr>
@@ -3082,8 +3086,8 @@
     <w:p>
       <w:pPr>
         <w:pStyle w:val="FirstParagraph"/>
+        <w:spacing w:before="0" w:after="0"/>
         <w:ind w:left="480" w:hanging="480"/>
-        <w:spacing w:before="0" w:after="180"/>
       </w:pPr>
       <w:r>
         <w:rPr>
@@ -3190,8 +3194,8 @@
     <w:p>
       <w:pPr>
         <w:pStyle w:val="FirstParagraph"/>
+        <w:spacing w:before="0" w:after="0"/>
         <w:ind w:left="480" w:hanging="480"/>
-        <w:spacing w:after="0"/>
       </w:pPr>
       <w:r>
         <w:rPr>
@@ -3227,8 +3231,8 @@
     <w:p>
       <w:pPr>
         <w:pStyle w:val="FirstParagraph"/>
+        <w:spacing w:before="0" w:after="0"/>
         <w:ind w:left="480" w:hanging="480"/>
-        <w:spacing w:before="0" w:after="0"/>
       </w:pPr>
       <w:r>
         <w:rPr>
@@ -3388,8 +3392,8 @@
     <w:p>
       <w:pPr>
         <w:pStyle w:val="FirstParagraph"/>
+        <w:spacing w:before="0" w:after="0"/>
         <w:ind w:left="480" w:hanging="480"/>
-        <w:spacing w:before="0" w:after="0"/>
       </w:pPr>
       <w:r>
         <w:rPr>
@@ -3513,8 +3517,8 @@
     <w:p>
       <w:pPr>
         <w:pStyle w:val="FirstParagraph"/>
+        <w:spacing w:before="0" w:after="0"/>
         <w:ind w:left="480" w:hanging="480"/>
-        <w:spacing w:before="0" w:after="0"/>
       </w:pPr>
       <w:r>
         <w:rPr>
@@ -3632,8 +3636,8 @@
     <w:p>
       <w:pPr>
         <w:pStyle w:val="FirstParagraph"/>
+        <w:spacing w:before="0" w:after="0"/>
         <w:ind w:left="480" w:hanging="480"/>
-        <w:spacing w:before="0" w:after="180"/>
       </w:pPr>
       <w:r>
         <w:rPr>
@@ -4172,8 +4176,8 @@
     <w:p>
       <w:pPr>
         <w:pStyle w:val="FirstParagraph"/>
+        <w:spacing w:before="0" w:after="0"/>
         <w:ind w:left="480" w:hanging="480"/>
-        <w:spacing w:after="0"/>
       </w:pPr>
       <w:r>
         <w:rPr>
@@ -4238,8 +4242,8 @@
     <w:p>
       <w:pPr>
         <w:pStyle w:val="FirstParagraph"/>
+        <w:spacing w:before="0" w:after="0"/>
         <w:ind w:left="480" w:hanging="480"/>
-        <w:spacing w:before="0" w:after="0"/>
       </w:pPr>
       <w:r>
         <w:rPr>
@@ -4330,8 +4334,8 @@
     <w:p>
       <w:pPr>
         <w:pStyle w:val="FirstParagraph"/>
+        <w:spacing w:before="0" w:after="0"/>
         <w:ind w:left="480" w:hanging="480"/>
-        <w:spacing w:before="0" w:after="0"/>
       </w:pPr>
       <w:r>
         <w:rPr>
@@ -4461,8 +4465,8 @@
     <w:p>
       <w:pPr>
         <w:pStyle w:val="FirstParagraph"/>
+        <w:spacing w:before="0" w:after="0"/>
         <w:ind w:left="480" w:hanging="480"/>
-        <w:spacing w:before="0" w:after="0"/>
       </w:pPr>
       <w:r>
         <w:rPr>
@@ -4601,8 +4605,8 @@
     <w:p>
       <w:pPr>
         <w:pStyle w:val="FirstParagraph"/>
+        <w:spacing w:before="0" w:after="0"/>
         <w:ind w:left="480" w:hanging="480"/>
-        <w:spacing w:before="0" w:after="180"/>
       </w:pPr>
       <w:r>
         <w:rPr>
@@ -4744,8 +4748,8 @@
     <w:p>
       <w:pPr>
         <w:pStyle w:val="FirstParagraph"/>
+        <w:spacing w:before="0" w:after="0"/>
         <w:ind w:left="480" w:hanging="480"/>
-        <w:spacing w:after="0"/>
       </w:pPr>
       <w:r>
         <w:rPr>
@@ -4897,8 +4901,8 @@
     <w:p>
       <w:pPr>
         <w:pStyle w:val="FirstParagraph"/>
+        <w:spacing w:before="0" w:after="0"/>
         <w:ind w:left="480" w:hanging="480"/>
-        <w:spacing w:before="0" w:after="0"/>
       </w:pPr>
       <w:r>
         <w:rPr>
@@ -4951,8 +4955,8 @@
     <w:p>
       <w:pPr>
         <w:pStyle w:val="FirstParagraph"/>
+        <w:spacing w:before="0" w:after="0"/>
         <w:ind w:left="480" w:hanging="480"/>
-        <w:spacing w:before="0" w:after="0"/>
       </w:pPr>
       <w:r>
         <w:rPr>
@@ -5005,8 +5009,8 @@
     <w:p>
       <w:pPr>
         <w:pStyle w:val="FirstParagraph"/>
+        <w:spacing w:before="0" w:after="0"/>
         <w:ind w:left="480" w:hanging="480"/>
-        <w:spacing w:before="0" w:after="0"/>
       </w:pPr>
       <w:r>
         <w:rPr>
@@ -5059,8 +5063,8 @@
     <w:p>
       <w:pPr>
         <w:pStyle w:val="FirstParagraph"/>
+        <w:spacing w:before="0" w:after="0"/>
         <w:ind w:left="480" w:hanging="480"/>
-        <w:spacing w:before="0" w:after="180"/>
       </w:pPr>
       <w:r>
         <w:rPr>
@@ -5173,8 +5177,8 @@
     <w:p>
       <w:pPr>
         <w:pStyle w:val="FirstParagraph"/>
+        <w:spacing w:before="0" w:after="0"/>
         <w:ind w:left="480" w:hanging="480"/>
-        <w:spacing w:after="0"/>
       </w:pPr>
       <w:r>
         <w:rPr>
@@ -5252,8 +5256,8 @@
     <w:p>
       <w:pPr>
         <w:pStyle w:val="FirstParagraph"/>
+        <w:spacing w:before="0" w:after="0"/>
         <w:ind w:left="480" w:hanging="480"/>
-        <w:spacing w:before="0" w:after="0"/>
       </w:pPr>
       <w:r>
         <w:rPr>
@@ -5370,8 +5374,8 @@
     <w:p>
       <w:pPr>
         <w:pStyle w:val="FirstParagraph"/>
+        <w:spacing w:before="0" w:after="0"/>
         <w:ind w:left="480" w:hanging="480"/>
-        <w:spacing w:before="0" w:after="0"/>
       </w:pPr>
       <w:r>
         <w:rPr>
@@ -5470,8 +5474,8 @@
     <w:p>
       <w:pPr>
         <w:pStyle w:val="FirstParagraph"/>
+        <w:spacing w:before="0" w:after="0"/>
         <w:ind w:left="480" w:hanging="480"/>
-        <w:spacing w:before="0" w:after="0"/>
       </w:pPr>
       <w:r>
         <w:rPr>
@@ -5628,8 +5632,8 @@
     <w:p>
       <w:pPr>
         <w:pStyle w:val="FirstParagraph"/>
+        <w:spacing w:before="0" w:after="0"/>
         <w:ind w:left="480" w:hanging="480"/>
-        <w:spacing w:before="0" w:after="180"/>
       </w:pPr>
       <w:r>
         <w:rPr>
@@ -5840,8 +5844,8 @@
     <w:p>
       <w:pPr>
         <w:pStyle w:val="FirstParagraph"/>
+        <w:spacing w:before="0" w:after="0"/>
         <w:ind w:left="480" w:hanging="480"/>
-        <w:spacing w:after="0"/>
       </w:pPr>
       <w:r>
         <w:rPr>
@@ -5900,8 +5904,8 @@
     <w:p>
       <w:pPr>
         <w:pStyle w:val="FirstParagraph"/>
+        <w:spacing w:before="0" w:after="0"/>
         <w:ind w:left="480" w:hanging="480"/>
-        <w:spacing w:before="0" w:after="0"/>
       </w:pPr>
       <w:r>
         <w:rPr>
@@ -6032,8 +6036,8 @@
     <w:p>
       <w:pPr>
         <w:pStyle w:val="FirstParagraph"/>
+        <w:spacing w:before="0" w:after="0"/>
         <w:ind w:left="480" w:hanging="480"/>
-        <w:spacing w:before="0" w:after="0"/>
       </w:pPr>
       <w:r>
         <w:rPr>
@@ -6110,8 +6114,8 @@
     <w:p>
       <w:pPr>
         <w:pStyle w:val="FirstParagraph"/>
+        <w:spacing w:before="0" w:after="0"/>
         <w:ind w:left="480" w:hanging="480"/>
-        <w:spacing w:before="0" w:after="0"/>
       </w:pPr>
       <w:r>
         <w:rPr>
@@ -6215,8 +6219,8 @@
     <w:p>
       <w:pPr>
         <w:pStyle w:val="FirstParagraph"/>
+        <w:spacing w:before="0" w:after="0"/>
         <w:ind w:left="480" w:hanging="480"/>
-        <w:spacing w:before="0" w:after="180"/>
       </w:pPr>
       <w:r>
         <w:rPr>
@@ -6392,8 +6396,8 @@
     <w:p>
       <w:pPr>
         <w:pStyle w:val="FirstParagraph"/>
+        <w:spacing w:before="0" w:after="0"/>
         <w:ind w:left="480" w:hanging="480"/>
-        <w:spacing w:after="0"/>
       </w:pPr>
       <w:r>
         <w:rPr>
@@ -6441,20 +6445,45 @@
     <w:p>
       <w:pPr>
         <w:pStyle w:val="FirstParagraph"/>
+        <w:spacing w:before="0" w:after="0"/>
         <w:ind w:left="480" w:hanging="480"/>
+      </w:pPr>
+      <w:r>
+        <w:rPr>
+          <w:rFonts w:ascii="Times New Roman" w:hAnsi="Times New Roman" w:eastAsia="Times New Roman" w:cs="Times New Roman"/>
+        </w:rPr>
+        <w:t xml:space="preserve">A. CO </w:t>
+      </w:r>
+      <w:r>
+        <w:rPr>
+          <w:rFonts w:hint="eastAsia" w:ascii="Times New Roman" w:hAnsi="Times New Roman" w:eastAsia="FangSong" w:cs="Times New Roman"/>
+        </w:rPr>
+        <w:t xml:space="preserve">是强的电子对给予体</w:t>
+      </w:r>
+      <w:r>
+        <w:rPr>
+          <w:rFonts w:ascii="Times New Roman" w:hAnsi="Times New Roman" w:eastAsia="Times New Roman" w:cs="Times New Roman"/>
+        </w:rPr>
+        <w:t xml:space="preserve"> </w:t>
+      </w:r>
+    </w:p>
+    <w:p>
+      <w:pPr>
+        <w:pStyle w:val="FirstParagraph"/>
         <w:spacing w:before="0" w:after="0"/>
-      </w:pPr>
-      <w:r>
-        <w:rPr>
-          <w:rFonts w:ascii="Times New Roman" w:hAnsi="Times New Roman" w:eastAsia="Times New Roman" w:cs="Times New Roman"/>
-        </w:rPr>
-        <w:t xml:space="preserve">A. CO </w:t>
-      </w:r>
-      <w:r>
-        <w:rPr>
-          <w:rFonts w:hint="eastAsia" w:ascii="Times New Roman" w:hAnsi="Times New Roman" w:eastAsia="FangSong" w:cs="Times New Roman"/>
-        </w:rPr>
-        <w:t xml:space="preserve">是强的电子对给予体</w:t>
+        <w:ind w:left="480" w:hanging="480"/>
+      </w:pPr>
+      <w:r>
+        <w:rPr>
+          <w:rFonts w:ascii="Times New Roman" w:hAnsi="Times New Roman" w:eastAsia="Times New Roman" w:cs="Times New Roman"/>
+        </w:rPr>
+        <w:t xml:space="preserve">B. CO </w:t>
+      </w:r>
+      <w:r>
+        <w:rPr>
+          <w:rFonts w:hint="eastAsia" w:ascii="Times New Roman" w:hAnsi="Times New Roman" w:eastAsia="FangSong" w:cs="Times New Roman"/>
+        </w:rPr>
+        <w:t xml:space="preserve">与金属原子之间的排斥力小</w:t>
       </w:r>
       <w:r>
         <w:rPr>
@@ -6466,58 +6495,33 @@
     <w:p>
       <w:pPr>
         <w:pStyle w:val="FirstParagraph"/>
+        <w:spacing w:before="0" w:after="0"/>
         <w:ind w:left="480" w:hanging="480"/>
+      </w:pPr>
+      <w:r>
+        <w:rPr>
+          <w:rFonts w:ascii="Times New Roman" w:hAnsi="Times New Roman" w:eastAsia="Times New Roman" w:cs="Times New Roman"/>
+        </w:rPr>
+        <w:t xml:space="preserve">C. CO </w:t>
+      </w:r>
+      <w:r>
+        <w:rPr>
+          <w:rFonts w:hint="eastAsia" w:ascii="Times New Roman" w:hAnsi="Times New Roman" w:eastAsia="FangSong" w:cs="Times New Roman"/>
+        </w:rPr>
+        <w:t xml:space="preserve">有强烈的极化作用</w:t>
+      </w:r>
+      <w:r>
+        <w:rPr>
+          <w:rFonts w:ascii="Times New Roman" w:hAnsi="Times New Roman" w:eastAsia="Times New Roman" w:cs="Times New Roman"/>
+        </w:rPr>
+        <w:t xml:space="preserve"> </w:t>
+      </w:r>
+    </w:p>
+    <w:p>
+      <w:pPr>
+        <w:pStyle w:val="FirstParagraph"/>
         <w:spacing w:before="0" w:after="0"/>
-      </w:pPr>
-      <w:r>
-        <w:rPr>
-          <w:rFonts w:ascii="Times New Roman" w:hAnsi="Times New Roman" w:eastAsia="Times New Roman" w:cs="Times New Roman"/>
-        </w:rPr>
-        <w:t xml:space="preserve">B. CO </w:t>
-      </w:r>
-      <w:r>
-        <w:rPr>
-          <w:rFonts w:hint="eastAsia" w:ascii="Times New Roman" w:hAnsi="Times New Roman" w:eastAsia="FangSong" w:cs="Times New Roman"/>
-        </w:rPr>
-        <w:t xml:space="preserve">与金属原子之间的排斥力小</w:t>
-      </w:r>
-      <w:r>
-        <w:rPr>
-          <w:rFonts w:ascii="Times New Roman" w:hAnsi="Times New Roman" w:eastAsia="Times New Roman" w:cs="Times New Roman"/>
-        </w:rPr>
-        <w:t xml:space="preserve"> </w:t>
-      </w:r>
-    </w:p>
-    <w:p>
-      <w:pPr>
-        <w:pStyle w:val="FirstParagraph"/>
         <w:ind w:left="480" w:hanging="480"/>
-        <w:spacing w:before="0" w:after="0"/>
-      </w:pPr>
-      <w:r>
-        <w:rPr>
-          <w:rFonts w:ascii="Times New Roman" w:hAnsi="Times New Roman" w:eastAsia="Times New Roman" w:cs="Times New Roman"/>
-        </w:rPr>
-        <w:t xml:space="preserve">C. CO </w:t>
-      </w:r>
-      <w:r>
-        <w:rPr>
-          <w:rFonts w:hint="eastAsia" w:ascii="Times New Roman" w:hAnsi="Times New Roman" w:eastAsia="FangSong" w:cs="Times New Roman"/>
-        </w:rPr>
-        <w:t xml:space="preserve">有强烈的极化作用</w:t>
-      </w:r>
-      <w:r>
-        <w:rPr>
-          <w:rFonts w:ascii="Times New Roman" w:hAnsi="Times New Roman" w:eastAsia="Times New Roman" w:cs="Times New Roman"/>
-        </w:rPr>
-        <w:t xml:space="preserve"> </w:t>
-      </w:r>
-    </w:p>
-    <w:p>
-      <w:pPr>
-        <w:pStyle w:val="FirstParagraph"/>
-        <w:ind w:left="480" w:hanging="480"/>
-        <w:spacing w:before="0" w:after="180"/>
       </w:pPr>
       <w:r>
         <w:rPr>
@@ -6624,8 +6628,8 @@
     <w:p>
       <w:pPr>
         <w:pStyle w:val="FirstParagraph"/>
+        <w:spacing w:before="0" w:after="0"/>
         <w:ind w:left="480" w:hanging="480"/>
-        <w:spacing w:after="0"/>
       </w:pPr>
       <w:r>
         <w:rPr>
@@ -6679,47 +6683,47 @@
     <w:p>
       <w:pPr>
         <w:pStyle w:val="FirstParagraph"/>
+        <w:spacing w:before="0" w:after="0"/>
         <w:ind w:left="480" w:hanging="480"/>
+      </w:pPr>
+      <w:r>
+        <w:rPr>
+          <w:rFonts w:ascii="Times New Roman" w:hAnsi="Times New Roman" w:eastAsia="Times New Roman" w:cs="Times New Roman"/>
+        </w:rPr>
+        <w:t xml:space="preserve">A. 9 </w:t>
+      </w:r>
+    </w:p>
+    <w:p>
+      <w:pPr>
+        <w:pStyle w:val="FirstParagraph"/>
         <w:spacing w:before="0" w:after="0"/>
-      </w:pPr>
-      <w:r>
-        <w:rPr>
-          <w:rFonts w:ascii="Times New Roman" w:hAnsi="Times New Roman" w:eastAsia="Times New Roman" w:cs="Times New Roman"/>
-        </w:rPr>
-        <w:t xml:space="preserve">A. 9 </w:t>
+        <w:ind w:left="480" w:hanging="480"/>
+      </w:pPr>
+      <w:r>
+        <w:rPr>
+          <w:rFonts w:ascii="Times New Roman" w:hAnsi="Times New Roman" w:eastAsia="Times New Roman" w:cs="Times New Roman"/>
+        </w:rPr>
+        <w:t xml:space="preserve">B. 7 </w:t>
       </w:r>
     </w:p>
     <w:p>
       <w:pPr>
         <w:pStyle w:val="FirstParagraph"/>
+        <w:spacing w:before="0" w:after="0"/>
         <w:ind w:left="480" w:hanging="480"/>
+      </w:pPr>
+      <w:r>
+        <w:rPr>
+          <w:rFonts w:ascii="Times New Roman" w:hAnsi="Times New Roman" w:eastAsia="Times New Roman" w:cs="Times New Roman"/>
+        </w:rPr>
+        <w:t xml:space="preserve">C. 6 </w:t>
+      </w:r>
+    </w:p>
+    <w:p>
+      <w:pPr>
+        <w:pStyle w:val="FirstParagraph"/>
         <w:spacing w:before="0" w:after="0"/>
-      </w:pPr>
-      <w:r>
-        <w:rPr>
-          <w:rFonts w:ascii="Times New Roman" w:hAnsi="Times New Roman" w:eastAsia="Times New Roman" w:cs="Times New Roman"/>
-        </w:rPr>
-        <w:t xml:space="preserve">B. 7 </w:t>
-      </w:r>
-    </w:p>
-    <w:p>
-      <w:pPr>
-        <w:pStyle w:val="FirstParagraph"/>
         <w:ind w:left="480" w:hanging="480"/>
-        <w:spacing w:before="0" w:after="0"/>
-      </w:pPr>
-      <w:r>
-        <w:rPr>
-          <w:rFonts w:ascii="Times New Roman" w:hAnsi="Times New Roman" w:eastAsia="Times New Roman" w:cs="Times New Roman"/>
-        </w:rPr>
-        <w:t xml:space="preserve">C. 6 </w:t>
-      </w:r>
-    </w:p>
-    <w:p>
-      <w:pPr>
-        <w:pStyle w:val="FirstParagraph"/>
-        <w:ind w:left="480" w:hanging="480"/>
-        <w:spacing w:before="0" w:after="180"/>
       </w:pPr>
       <w:r>
         <w:rPr>
@@ -7269,8 +7273,8 @@
     <w:p>
       <w:pPr>
         <w:pStyle w:val="FirstParagraph"/>
+        <w:spacing w:before="0" w:after="0"/>
         <w:ind w:left="480" w:hanging="480"/>
-        <w:spacing w:after="0"/>
       </w:pPr>
       <w:r>
         <w:rPr>
@@ -7372,136 +7376,136 @@
     <w:p>
       <w:pPr>
         <w:pStyle w:val="FirstParagraph"/>
+        <w:spacing w:before="0" w:after="0"/>
         <w:ind w:left="480" w:hanging="480"/>
+      </w:pPr>
+      <w:r>
+        <w:rPr>
+          <w:rFonts w:ascii="Times New Roman" w:hAnsi="Times New Roman" w:eastAsia="Times New Roman" w:cs="Times New Roman"/>
+        </w:rPr>
+        <w:t>A. MA</w:t>
+      </w:r>
+      <w:r>
+        <w:rPr>
+          <w:rFonts w:ascii="Times New Roman" w:hAnsi="Times New Roman" w:eastAsia="Times New Roman" w:cs="Times New Roman"/>
+          <w:vertAlign w:val="subscript"/>
+        </w:rPr>
+        <w:t>5</w:t>
+      </w:r>
+      <w:r>
+        <w:rPr>
+          <w:rFonts w:ascii="Times New Roman" w:hAnsi="Times New Roman" w:eastAsia="Times New Roman" w:cs="Times New Roman"/>
+        </w:rPr>
+        <w:t>B </w:t>
+      </w:r>
+    </w:p>
+    <w:p>
+      <w:pPr>
+        <w:pStyle w:val="FirstParagraph"/>
         <w:spacing w:before="0" w:after="0"/>
-      </w:pPr>
-      <w:r>
-        <w:rPr>
-          <w:rFonts w:ascii="Times New Roman" w:hAnsi="Times New Roman" w:eastAsia="Times New Roman" w:cs="Times New Roman"/>
-        </w:rPr>
-        <w:t>A. MA</w:t>
+        <w:ind w:left="480" w:hanging="480"/>
+      </w:pPr>
+      <w:r>
+        <w:rPr>
+          <w:rFonts w:ascii="Times New Roman" w:hAnsi="Times New Roman" w:eastAsia="Times New Roman" w:cs="Times New Roman"/>
+        </w:rPr>
+        <w:t>B. MA</w:t>
       </w:r>
       <w:r>
         <w:rPr>
           <w:rFonts w:ascii="Times New Roman" w:hAnsi="Times New Roman" w:eastAsia="Times New Roman" w:cs="Times New Roman"/>
           <w:vertAlign w:val="subscript"/>
         </w:rPr>
-        <w:t>5</w:t>
-      </w:r>
-      <w:r>
-        <w:rPr>
-          <w:rFonts w:ascii="Times New Roman" w:hAnsi="Times New Roman" w:eastAsia="Times New Roman" w:cs="Times New Roman"/>
-        </w:rPr>
-        <w:t>B </w:t>
+        <w:t>2</w:t>
+      </w:r>
+      <w:r>
+        <w:rPr>
+          <w:rFonts w:ascii="Times New Roman" w:hAnsi="Times New Roman" w:eastAsia="Times New Roman" w:cs="Times New Roman"/>
+        </w:rPr>
+        <w:t>B</w:t>
+      </w:r>
+      <w:r>
+        <w:rPr>
+          <w:rFonts w:ascii="Times New Roman" w:hAnsi="Times New Roman" w:eastAsia="Times New Roman" w:cs="Times New Roman"/>
+          <w:vertAlign w:val="subscript"/>
+        </w:rPr>
+        <w:t>2</w:t>
+      </w:r>
+      <w:r>
+        <w:rPr>
+          <w:rFonts w:ascii="Times New Roman" w:hAnsi="Times New Roman" w:eastAsia="Times New Roman" w:cs="Times New Roman"/>
+        </w:rPr>
+        <w:t>C</w:t>
+      </w:r>
+      <w:r>
+        <w:rPr>
+          <w:rFonts w:ascii="Times New Roman" w:hAnsi="Times New Roman" w:eastAsia="Times New Roman" w:cs="Times New Roman"/>
+          <w:vertAlign w:val="subscript"/>
+        </w:rPr>
+        <w:t>2</w:t>
+      </w:r>
+      <w:r>
+        <w:rPr>
+          <w:rFonts w:ascii="Times New Roman" w:hAnsi="Times New Roman" w:eastAsia="Times New Roman" w:cs="Times New Roman"/>
+        </w:rPr>
+        <w:t xml:space="preserve"> </w:t>
       </w:r>
     </w:p>
     <w:p>
       <w:pPr>
         <w:pStyle w:val="FirstParagraph"/>
+        <w:spacing w:before="0" w:after="0"/>
         <w:ind w:left="480" w:hanging="480"/>
+      </w:pPr>
+      <w:r>
+        <w:rPr>
+          <w:rFonts w:ascii="Times New Roman" w:hAnsi="Times New Roman" w:eastAsia="Times New Roman" w:cs="Times New Roman"/>
+        </w:rPr>
+        <w:t xml:space="preserve">C. </w:t>
+      </w:r>
+      <w:r>
+        <w:rPr>
+          <w:rFonts w:hint="eastAsia" w:ascii="Times New Roman" w:hAnsi="Times New Roman" w:eastAsia="Times New Roman" w:cs="Times New Roman"/>
+        </w:rPr>
+        <w:t>MA</w:t>
+      </w:r>
+      <w:r>
+        <w:rPr>
+          <w:rFonts w:hint="eastAsia" w:ascii="Times New Roman" w:hAnsi="Times New Roman" w:eastAsia="Times New Roman" w:cs="Times New Roman"/>
+          <w:vertAlign w:val="subscript"/>
+        </w:rPr>
+        <w:t>2</w:t>
+      </w:r>
+      <w:r>
+        <w:rPr>
+          <w:rFonts w:hint="eastAsia" w:ascii="Times New Roman" w:hAnsi="Times New Roman" w:eastAsia="Times New Roman" w:cs="Times New Roman"/>
+        </w:rPr>
+        <w:t>BC(</w:t>
+      </w:r>
+      <w:r>
+        <w:rPr>
+          <w:rFonts w:hint="eastAsia" w:ascii="Times New Roman" w:hAnsi="Times New Roman" w:eastAsia="FangSong" w:cs="Times New Roman"/>
+        </w:rPr>
+        <w:t>平面正方形</w:t>
+      </w:r>
+      <w:r>
+        <w:rPr>
+          <w:rFonts w:hint="eastAsia" w:ascii="Times New Roman" w:hAnsi="Times New Roman" w:eastAsia="Times New Roman" w:cs="Times New Roman"/>
+        </w:rPr>
+        <w:t>)</w:t>
+      </w:r>
+      <w:r>
+        <w:rPr>
+          <w:rFonts w:ascii="Times New Roman" w:hAnsi="Times New Roman" w:eastAsia="Times New Roman" w:cs="Times New Roman"/>
+        </w:rPr>
+        <w:t xml:space="preserve"> </w:t>
+      </w:r>
+    </w:p>
+    <w:p>
+      <w:pPr>
+        <w:pStyle w:val="FirstParagraph"/>
         <w:spacing w:before="0" w:after="0"/>
-      </w:pPr>
-      <w:r>
-        <w:rPr>
-          <w:rFonts w:ascii="Times New Roman" w:hAnsi="Times New Roman" w:eastAsia="Times New Roman" w:cs="Times New Roman"/>
-        </w:rPr>
-        <w:t>B. MA</w:t>
-      </w:r>
-      <w:r>
-        <w:rPr>
-          <w:rFonts w:ascii="Times New Roman" w:hAnsi="Times New Roman" w:eastAsia="Times New Roman" w:cs="Times New Roman"/>
-          <w:vertAlign w:val="subscript"/>
-        </w:rPr>
-        <w:t>2</w:t>
-      </w:r>
-      <w:r>
-        <w:rPr>
-          <w:rFonts w:ascii="Times New Roman" w:hAnsi="Times New Roman" w:eastAsia="Times New Roman" w:cs="Times New Roman"/>
-        </w:rPr>
-        <w:t>B</w:t>
-      </w:r>
-      <w:r>
-        <w:rPr>
-          <w:rFonts w:ascii="Times New Roman" w:hAnsi="Times New Roman" w:eastAsia="Times New Roman" w:cs="Times New Roman"/>
-          <w:vertAlign w:val="subscript"/>
-        </w:rPr>
-        <w:t>2</w:t>
-      </w:r>
-      <w:r>
-        <w:rPr>
-          <w:rFonts w:ascii="Times New Roman" w:hAnsi="Times New Roman" w:eastAsia="Times New Roman" w:cs="Times New Roman"/>
-        </w:rPr>
-        <w:t>C</w:t>
-      </w:r>
-      <w:r>
-        <w:rPr>
-          <w:rFonts w:ascii="Times New Roman" w:hAnsi="Times New Roman" w:eastAsia="Times New Roman" w:cs="Times New Roman"/>
-          <w:vertAlign w:val="subscript"/>
-        </w:rPr>
-        <w:t>2</w:t>
-      </w:r>
-      <w:r>
-        <w:rPr>
-          <w:rFonts w:ascii="Times New Roman" w:hAnsi="Times New Roman" w:eastAsia="Times New Roman" w:cs="Times New Roman"/>
-        </w:rPr>
-        <w:t xml:space="preserve"> </w:t>
-      </w:r>
-    </w:p>
-    <w:p>
-      <w:pPr>
-        <w:pStyle w:val="FirstParagraph"/>
         <w:ind w:left="480" w:hanging="480"/>
-        <w:spacing w:before="0" w:after="0"/>
-      </w:pPr>
-      <w:r>
-        <w:rPr>
-          <w:rFonts w:ascii="Times New Roman" w:hAnsi="Times New Roman" w:eastAsia="Times New Roman" w:cs="Times New Roman"/>
-        </w:rPr>
-        <w:t xml:space="preserve">C. </w:t>
-      </w:r>
-      <w:r>
-        <w:rPr>
-          <w:rFonts w:hint="eastAsia" w:ascii="Times New Roman" w:hAnsi="Times New Roman" w:eastAsia="Times New Roman" w:cs="Times New Roman"/>
-        </w:rPr>
-        <w:t>MA</w:t>
-      </w:r>
-      <w:r>
-        <w:rPr>
-          <w:rFonts w:hint="eastAsia" w:ascii="Times New Roman" w:hAnsi="Times New Roman" w:eastAsia="Times New Roman" w:cs="Times New Roman"/>
-          <w:vertAlign w:val="subscript"/>
-        </w:rPr>
-        <w:t>2</w:t>
-      </w:r>
-      <w:r>
-        <w:rPr>
-          <w:rFonts w:hint="eastAsia" w:ascii="Times New Roman" w:hAnsi="Times New Roman" w:eastAsia="Times New Roman" w:cs="Times New Roman"/>
-        </w:rPr>
-        <w:t>BC(</w:t>
-      </w:r>
-      <w:r>
-        <w:rPr>
-          <w:rFonts w:hint="eastAsia" w:ascii="Times New Roman" w:hAnsi="Times New Roman" w:eastAsia="FangSong" w:cs="Times New Roman"/>
-        </w:rPr>
-        <w:t>平面正方形</w:t>
-      </w:r>
-      <w:r>
-        <w:rPr>
-          <w:rFonts w:hint="eastAsia" w:ascii="Times New Roman" w:hAnsi="Times New Roman" w:eastAsia="Times New Roman" w:cs="Times New Roman"/>
-        </w:rPr>
-        <w:t>)</w:t>
-      </w:r>
-      <w:r>
-        <w:rPr>
-          <w:rFonts w:ascii="Times New Roman" w:hAnsi="Times New Roman" w:eastAsia="Times New Roman" w:cs="Times New Roman"/>
-        </w:rPr>
-        <w:t xml:space="preserve"> </w:t>
-      </w:r>
-    </w:p>
-    <w:p>
-      <w:pPr>
-        <w:pStyle w:val="FirstParagraph"/>
-        <w:ind w:left="480" w:hanging="480"/>
-        <w:spacing w:before="0" w:after="180"/>
       </w:pPr>
       <w:r>
         <w:rPr>
@@ -7610,8 +7614,8 @@
     <w:p>
       <w:pPr>
         <w:pStyle w:val="FirstParagraph"/>
+        <w:spacing w:before="0" w:after="0"/>
         <w:ind w:left="480" w:hanging="480"/>
-        <w:spacing w:after="0"/>
       </w:pPr>
       <m:oMath>
         <m:oMathPr>
@@ -7912,20 +7916,45 @@
     <w:p>
       <w:pPr>
         <w:pStyle w:val="FirstParagraph"/>
+        <w:spacing w:before="0" w:after="0"/>
         <w:ind w:left="480" w:hanging="480"/>
+      </w:pPr>
+      <w:r>
+        <w:rPr>
+          <w:rFonts w:hint="eastAsia" w:ascii="Times New Roman" w:hAnsi="Times New Roman" w:eastAsia="Times New Roman" w:cs="Times New Roman"/>
+        </w:rPr>
+        <w:t>A.</w:t>
+      </w:r>
+      <w:r>
+        <w:rPr>
+          <w:rFonts w:hint="eastAsia" w:ascii="Times New Roman" w:hAnsi="Times New Roman" w:eastAsia="FangSong" w:cs="Times New Roman"/>
+        </w:rPr>
+        <w:t>几何异构</w:t>
+      </w:r>
+      <w:r>
+        <w:rPr>
+          <w:rFonts w:ascii="Times New Roman" w:hAnsi="Times New Roman" w:eastAsia="Times New Roman" w:cs="Times New Roman"/>
+        </w:rPr>
+        <w:t xml:space="preserve"> </w:t>
+      </w:r>
+    </w:p>
+    <w:p>
+      <w:pPr>
+        <w:pStyle w:val="FirstParagraph"/>
         <w:spacing w:before="0" w:after="0"/>
-      </w:pPr>
-      <w:r>
-        <w:rPr>
-          <w:rFonts w:hint="eastAsia" w:ascii="Times New Roman" w:hAnsi="Times New Roman" w:eastAsia="Times New Roman" w:cs="Times New Roman"/>
-        </w:rPr>
-        <w:t>A.</w:t>
-      </w:r>
-      <w:r>
-        <w:rPr>
-          <w:rFonts w:hint="eastAsia" w:ascii="Times New Roman" w:hAnsi="Times New Roman" w:eastAsia="FangSong" w:cs="Times New Roman"/>
-        </w:rPr>
-        <w:t>几何异构</w:t>
+        <w:ind w:left="480" w:hanging="480"/>
+      </w:pPr>
+      <w:r>
+        <w:rPr>
+          <w:rFonts w:hint="eastAsia" w:ascii="Times New Roman" w:hAnsi="Times New Roman" w:eastAsia="Times New Roman" w:cs="Times New Roman"/>
+        </w:rPr>
+        <w:t>B.</w:t>
+      </w:r>
+      <w:r>
+        <w:rPr>
+          <w:rFonts w:hint="eastAsia" w:ascii="Times New Roman" w:hAnsi="Times New Roman" w:eastAsia="FangSong" w:cs="Times New Roman"/>
+        </w:rPr>
+        <w:t>旋光异构</w:t>
       </w:r>
       <w:r>
         <w:rPr>
@@ -7937,58 +7966,33 @@
     <w:p>
       <w:pPr>
         <w:pStyle w:val="FirstParagraph"/>
+        <w:spacing w:before="0" w:after="0"/>
         <w:ind w:left="480" w:hanging="480"/>
+      </w:pPr>
+      <w:r>
+        <w:rPr>
+          <w:rFonts w:hint="eastAsia" w:ascii="Times New Roman" w:hAnsi="Times New Roman" w:eastAsia="Times New Roman" w:cs="Times New Roman"/>
+        </w:rPr>
+        <w:t>C.</w:t>
+      </w:r>
+      <w:r>
+        <w:rPr>
+          <w:rFonts w:hint="eastAsia" w:ascii="Times New Roman" w:hAnsi="Times New Roman" w:eastAsia="FangSong" w:cs="Times New Roman"/>
+        </w:rPr>
+        <w:t>电离异构</w:t>
+      </w:r>
+      <w:r>
+        <w:rPr>
+          <w:rFonts w:ascii="Times New Roman" w:hAnsi="Times New Roman" w:eastAsia="Times New Roman" w:cs="Times New Roman"/>
+        </w:rPr>
+        <w:t xml:space="preserve"> </w:t>
+      </w:r>
+    </w:p>
+    <w:p>
+      <w:pPr>
+        <w:pStyle w:val="FirstParagraph"/>
         <w:spacing w:before="0" w:after="0"/>
-      </w:pPr>
-      <w:r>
-        <w:rPr>
-          <w:rFonts w:hint="eastAsia" w:ascii="Times New Roman" w:hAnsi="Times New Roman" w:eastAsia="Times New Roman" w:cs="Times New Roman"/>
-        </w:rPr>
-        <w:t>B.</w:t>
-      </w:r>
-      <w:r>
-        <w:rPr>
-          <w:rFonts w:hint="eastAsia" w:ascii="Times New Roman" w:hAnsi="Times New Roman" w:eastAsia="FangSong" w:cs="Times New Roman"/>
-        </w:rPr>
-        <w:t>旋光异构</w:t>
-      </w:r>
-      <w:r>
-        <w:rPr>
-          <w:rFonts w:ascii="Times New Roman" w:hAnsi="Times New Roman" w:eastAsia="Times New Roman" w:cs="Times New Roman"/>
-        </w:rPr>
-        <w:t xml:space="preserve"> </w:t>
-      </w:r>
-    </w:p>
-    <w:p>
-      <w:pPr>
-        <w:pStyle w:val="FirstParagraph"/>
         <w:ind w:left="480" w:hanging="480"/>
-        <w:spacing w:before="0" w:after="0"/>
-      </w:pPr>
-      <w:r>
-        <w:rPr>
-          <w:rFonts w:hint="eastAsia" w:ascii="Times New Roman" w:hAnsi="Times New Roman" w:eastAsia="Times New Roman" w:cs="Times New Roman"/>
-        </w:rPr>
-        <w:t>C.</w:t>
-      </w:r>
-      <w:r>
-        <w:rPr>
-          <w:rFonts w:hint="eastAsia" w:ascii="Times New Roman" w:hAnsi="Times New Roman" w:eastAsia="FangSong" w:cs="Times New Roman"/>
-        </w:rPr>
-        <w:t>电离异构</w:t>
-      </w:r>
-      <w:r>
-        <w:rPr>
-          <w:rFonts w:ascii="Times New Roman" w:hAnsi="Times New Roman" w:eastAsia="Times New Roman" w:cs="Times New Roman"/>
-        </w:rPr>
-        <w:t xml:space="preserve"> </w:t>
-      </w:r>
-    </w:p>
-    <w:p>
-      <w:pPr>
-        <w:pStyle w:val="FirstParagraph"/>
-        <w:ind w:left="480" w:hanging="480"/>
-        <w:spacing w:before="0" w:after="180"/>
       </w:pPr>
       <w:r>
         <w:rPr>
@@ -8072,8 +8076,8 @@
     <w:p>
       <w:pPr>
         <w:pStyle w:val="FirstParagraph"/>
+        <w:spacing w:before="0" w:after="0"/>
         <w:ind w:left="480" w:hanging="480"/>
-        <w:spacing w:after="0"/>
       </w:pPr>
       <w:r>
         <w:rPr>
@@ -8300,33 +8304,33 @@
     <w:p>
       <w:pPr>
         <w:pStyle w:val="FirstParagraph"/>
+        <w:spacing w:before="0" w:after="0"/>
         <w:ind w:left="480" w:hanging="480"/>
+      </w:pPr>
+      <w:r>
+        <w:rPr>
+          <w:rFonts w:ascii="Times New Roman" w:hAnsi="Times New Roman" w:eastAsia="Times New Roman" w:cs="Times New Roman"/>
+        </w:rPr>
+        <w:t xml:space="preserve">A. </w:t>
+      </w:r>
+      <w:r>
+        <w:rPr>
+          <w:rFonts w:hint="eastAsia" w:ascii="Times New Roman" w:hAnsi="Times New Roman" w:eastAsia="FangSong" w:cs="Times New Roman"/>
+        </w:rPr>
+        <w:t xml:space="preserve">铁在这两种配合物中有不同的氧化数</w:t>
+      </w:r>
+      <w:r>
+        <w:rPr>
+          <w:rFonts w:ascii="Times New Roman" w:hAnsi="Times New Roman" w:eastAsia="Times New Roman" w:cs="Times New Roman"/>
+        </w:rPr>
+        <w:t xml:space="preserve"> </w:t>
+      </w:r>
+    </w:p>
+    <w:p>
+      <w:pPr>
+        <w:pStyle w:val="FirstParagraph"/>
         <w:spacing w:before="0" w:after="0"/>
-      </w:pPr>
-      <w:r>
-        <w:rPr>
-          <w:rFonts w:ascii="Times New Roman" w:hAnsi="Times New Roman" w:eastAsia="Times New Roman" w:cs="Times New Roman"/>
-        </w:rPr>
-        <w:t xml:space="preserve">A. </w:t>
-      </w:r>
-      <w:r>
-        <w:rPr>
-          <w:rFonts w:hint="eastAsia" w:ascii="Times New Roman" w:hAnsi="Times New Roman" w:eastAsia="FangSong" w:cs="Times New Roman"/>
-        </w:rPr>
-        <w:t xml:space="preserve">铁在这两种配合物中有不同的氧化数</w:t>
-      </w:r>
-      <w:r>
-        <w:rPr>
-          <w:rFonts w:ascii="Times New Roman" w:hAnsi="Times New Roman" w:eastAsia="Times New Roman" w:cs="Times New Roman"/>
-        </w:rPr>
-        <w:t xml:space="preserve"> </w:t>
-      </w:r>
-    </w:p>
-    <w:p>
-      <w:pPr>
-        <w:pStyle w:val="FirstParagraph"/>
         <w:ind w:left="480" w:hanging="480"/>
-        <w:spacing w:before="0" w:after="0"/>
       </w:pPr>
       <w:r>
         <w:rPr>
@@ -8417,57 +8421,57 @@
     <w:p>
       <w:pPr>
         <w:pStyle w:val="FirstParagraph"/>
+        <w:spacing w:before="0" w:after="0"/>
         <w:ind w:left="480" w:hanging="480"/>
+      </w:pPr>
+      <w:r>
+        <w:rPr>
+          <w:rFonts w:ascii="Times New Roman" w:hAnsi="Times New Roman" w:eastAsia="Times New Roman" w:cs="Times New Roman"/>
+        </w:rPr>
+        <w:t xml:space="preserve">C. F </w:t>
+      </w:r>
+      <w:r>
+        <w:rPr>
+          <w:rFonts w:hint="eastAsia" w:ascii="Times New Roman" w:hAnsi="Times New Roman" w:eastAsia="FangSong" w:cs="Times New Roman"/>
+        </w:rPr>
+        <w:t xml:space="preserve">比</w:t>
+      </w:r>
+      <w:r>
+        <w:rPr>
+          <w:rFonts w:ascii="Times New Roman" w:hAnsi="Times New Roman" w:eastAsia="Times New Roman" w:cs="Times New Roman"/>
+        </w:rPr>
+        <w:t xml:space="preserve"> C </w:t>
+      </w:r>
+      <w:r>
+        <w:rPr>
+          <w:rFonts w:hint="eastAsia" w:ascii="Times New Roman" w:hAnsi="Times New Roman" w:eastAsia="FangSong" w:cs="Times New Roman"/>
+        </w:rPr>
+        <w:t xml:space="preserve">或</w:t>
+      </w:r>
+      <w:r>
+        <w:rPr>
+          <w:rFonts w:ascii="Times New Roman" w:hAnsi="Times New Roman" w:eastAsia="Times New Roman" w:cs="Times New Roman"/>
+        </w:rPr>
+        <w:t xml:space="preserve"> N </w:t>
+      </w:r>
+      <w:r>
+        <w:rPr>
+          <w:rFonts w:hint="eastAsia" w:ascii="Times New Roman" w:hAnsi="Times New Roman" w:eastAsia="FangSong" w:cs="Times New Roman"/>
+        </w:rPr>
+        <w:t xml:space="preserve">具有更大的电负性</w:t>
+      </w:r>
+      <w:r>
+        <w:rPr>
+          <w:rFonts w:ascii="Times New Roman" w:hAnsi="Times New Roman" w:eastAsia="Times New Roman" w:cs="Times New Roman"/>
+        </w:rPr>
+        <w:t xml:space="preserve"> </w:t>
+      </w:r>
+    </w:p>
+    <w:p>
+      <w:pPr>
+        <w:pStyle w:val="FirstParagraph"/>
         <w:spacing w:before="0" w:after="0"/>
-      </w:pPr>
-      <w:r>
-        <w:rPr>
-          <w:rFonts w:ascii="Times New Roman" w:hAnsi="Times New Roman" w:eastAsia="Times New Roman" w:cs="Times New Roman"/>
-        </w:rPr>
-        <w:t xml:space="preserve">C. F </w:t>
-      </w:r>
-      <w:r>
-        <w:rPr>
-          <w:rFonts w:hint="eastAsia" w:ascii="Times New Roman" w:hAnsi="Times New Roman" w:eastAsia="FangSong" w:cs="Times New Roman"/>
-        </w:rPr>
-        <w:t xml:space="preserve">比</w:t>
-      </w:r>
-      <w:r>
-        <w:rPr>
-          <w:rFonts w:ascii="Times New Roman" w:hAnsi="Times New Roman" w:eastAsia="Times New Roman" w:cs="Times New Roman"/>
-        </w:rPr>
-        <w:t xml:space="preserve"> C </w:t>
-      </w:r>
-      <w:r>
-        <w:rPr>
-          <w:rFonts w:hint="eastAsia" w:ascii="Times New Roman" w:hAnsi="Times New Roman" w:eastAsia="FangSong" w:cs="Times New Roman"/>
-        </w:rPr>
-        <w:t xml:space="preserve">或</w:t>
-      </w:r>
-      <w:r>
-        <w:rPr>
-          <w:rFonts w:ascii="Times New Roman" w:hAnsi="Times New Roman" w:eastAsia="Times New Roman" w:cs="Times New Roman"/>
-        </w:rPr>
-        <w:t xml:space="preserve"> N </w:t>
-      </w:r>
-      <w:r>
-        <w:rPr>
-          <w:rFonts w:hint="eastAsia" w:ascii="Times New Roman" w:hAnsi="Times New Roman" w:eastAsia="FangSong" w:cs="Times New Roman"/>
-        </w:rPr>
-        <w:t xml:space="preserve">具有更大的电负性</w:t>
-      </w:r>
-      <w:r>
-        <w:rPr>
-          <w:rFonts w:ascii="Times New Roman" w:hAnsi="Times New Roman" w:eastAsia="Times New Roman" w:cs="Times New Roman"/>
-        </w:rPr>
-        <w:t xml:space="preserve"> </w:t>
-      </w:r>
-    </w:p>
-    <w:p>
-      <w:pPr>
-        <w:pStyle w:val="FirstParagraph"/>
         <w:ind w:left="480" w:hanging="480"/>
-        <w:spacing w:before="0" w:after="180"/>
       </w:pPr>
       <w:r>
         <w:rPr>
@@ -8973,8 +8977,8 @@
     <w:p>
       <w:pPr>
         <w:pStyle w:val="FirstParagraph"/>
+        <w:spacing w:before="0" w:after="0"/>
         <w:ind w:left="480" w:hanging="480"/>
-        <w:spacing w:after="0"/>
       </w:pPr>
       <w:r>
         <w:rPr>
@@ -9004,8 +9008,8 @@
     <w:p>
       <w:pPr>
         <w:pStyle w:val="FirstParagraph"/>
+        <w:spacing w:before="0" w:after="0"/>
         <w:ind w:left="480" w:hanging="480"/>
-        <w:spacing w:before="0" w:after="0"/>
       </w:pPr>
       <w:r>
         <w:rPr>
@@ -9154,8 +9158,8 @@
     <w:p>
       <w:pPr>
         <w:pStyle w:val="FirstParagraph"/>
+        <w:spacing w:before="0" w:after="0"/>
         <w:ind w:left="480" w:hanging="480"/>
-        <w:spacing w:before="0" w:after="0"/>
       </w:pPr>
       <w:r>
         <w:rPr>
@@ -9281,8 +9285,8 @@
     <w:p>
       <w:pPr>
         <w:pStyle w:val="FirstParagraph"/>
+        <w:spacing w:before="0" w:after="0"/>
         <w:ind w:left="480" w:hanging="480"/>
-        <w:spacing w:before="0" w:after="0"/>
       </w:pPr>
       <w:r>
         <w:rPr>
@@ -9402,8 +9406,8 @@
     <w:p>
       <w:pPr>
         <w:pStyle w:val="FirstParagraph"/>
+        <w:spacing w:before="0" w:after="0"/>
         <w:ind w:left="480" w:hanging="480"/>
-        <w:spacing w:before="0" w:after="180"/>
       </w:pPr>
       <w:r>
         <w:rPr>
@@ -11774,6 +11778,14 @@
         <w:tblStyle w:val="Table"/>
         <w:tblW w:type="pct" w:w="5000"/>
         <w:tblLayout w:type="fixed"/>
+        <w:tblBorders>
+          <w:top w:val="single" w:sz="12" w:space="0" w:color="000000"/>
+          <w:left w:val="none" w:sz="0" w:space="0" w:color="auto"/>
+          <w:bottom w:val="single" w:sz="12" w:space="0" w:color="000000"/>
+          <w:right w:val="none" w:sz="0" w:space="0" w:color="auto"/>
+          <w:insideH w:val="none" w:sz="0" w:space="0" w:color="auto"/>
+          <w:insideV w:val="none" w:sz="0" w:space="0" w:color="auto"/>
+        </w:tblBorders>
         <w:tblLook w:firstRow="1" w:lastRow="0" w:firstColumn="0" w:lastColumn="0" w:noHBand="0" w:noVBand="0" w:val="0020"/>
       </w:tblPr>
       <w:tblGrid>
@@ -11788,7 +11800,11 @@
           <w:tblHeader w:val="on"/>
         </w:trPr>
         <w:tc>
-          <w:tcPr/>
+          <w:tcPr>
+            <w:tcBorders>
+              <w:bottom w:val="single" w:sz="8" w:space="0" w:color="000000"/>
+            </w:tcBorders>
+          </w:tcPr>
           <w:p>
             <w:pPr>
               <w:pStyle w:val="Compact"/>
@@ -11804,7 +11820,11 @@
           </w:p>
         </w:tc>
         <w:tc>
-          <w:tcPr/>
+          <w:tcPr>
+            <w:tcBorders>
+              <w:bottom w:val="single" w:sz="8" w:space="0" w:color="000000"/>
+            </w:tcBorders>
+          </w:tcPr>
           <w:p>
             <w:pPr>
               <w:pStyle w:val="Compact"/>
@@ -11873,7 +11893,11 @@
           </w:p>
         </w:tc>
         <w:tc>
-          <w:tcPr/>
+          <w:tcPr>
+            <w:tcBorders>
+              <w:bottom w:val="single" w:sz="8" w:space="0" w:color="000000"/>
+            </w:tcBorders>
+          </w:tcPr>
           <w:p>
             <w:pPr>
               <w:pStyle w:val="Compact"/>
@@ -11942,7 +11966,11 @@
           </w:p>
         </w:tc>
         <w:tc>
-          <w:tcPr/>
+          <w:tcPr>
+            <w:tcBorders>
+              <w:bottom w:val="single" w:sz="8" w:space="0" w:color="000000"/>
+            </w:tcBorders>
+          </w:tcPr>
           <w:p>
             <w:pPr>
               <w:pStyle w:val="Compact"/>
@@ -12011,7 +12039,11 @@
           </w:p>
         </w:tc>
         <w:tc>
-          <w:tcPr/>
+          <w:tcPr>
+            <w:tcBorders>
+              <w:bottom w:val="single" w:sz="8" w:space="0" w:color="000000"/>
+            </w:tcBorders>
+          </w:tcPr>
           <w:p>
             <w:pPr>
               <w:pStyle w:val="Compact"/>
@@ -18627,6 +18659,14 @@
       <w:tblPr>
         <w:tblStyle w:val="Table"/>
         <w:tblW w:type="auto" w:w="0"/>
+        <w:tblBorders>
+          <w:top w:val="single" w:sz="12" w:space="0" w:color="000000"/>
+          <w:left w:val="none" w:sz="0" w:space="0" w:color="auto"/>
+          <w:bottom w:val="single" w:sz="12" w:space="0" w:color="000000"/>
+          <w:right w:val="none" w:sz="0" w:space="0" w:color="auto"/>
+          <w:insideH w:val="none" w:sz="0" w:space="0" w:color="auto"/>
+          <w:insideV w:val="none" w:sz="0" w:space="0" w:color="auto"/>
+        </w:tblBorders>
         <w:tblLook w:firstRow="1" w:lastRow="0" w:firstColumn="0" w:lastColumn="0" w:noHBand="0" w:noVBand="0" w:val="0020"/>
       </w:tblPr>
       <w:tblGrid>
@@ -18642,7 +18682,11 @@
           <w:tblHeader w:val="on"/>
         </w:trPr>
         <w:tc>
-          <w:tcPr/>
+          <w:tcPr>
+            <w:tcBorders>
+              <w:bottom w:val="single" w:sz="8" w:space="0" w:color="000000"/>
+            </w:tcBorders>
+          </w:tcPr>
           <w:p>
             <w:pPr>
               <w:pStyle w:val="Compact"/>
@@ -18658,7 +18702,11 @@
           </w:p>
         </w:tc>
         <w:tc>
-          <w:tcPr/>
+          <w:tcPr>
+            <w:tcBorders>
+              <w:bottom w:val="single" w:sz="8" w:space="0" w:color="000000"/>
+            </w:tcBorders>
+          </w:tcPr>
           <w:p>
             <w:pPr>
               <w:pStyle w:val="Compact"/>
@@ -18674,7 +18722,11 @@
           </w:p>
         </w:tc>
         <w:tc>
-          <w:tcPr/>
+          <w:tcPr>
+            <w:tcBorders>
+              <w:bottom w:val="single" w:sz="8" w:space="0" w:color="000000"/>
+            </w:tcBorders>
+          </w:tcPr>
           <w:p>
             <w:pPr>
               <w:pStyle w:val="Compact"/>
@@ -18690,7 +18742,11 @@
           </w:p>
         </w:tc>
         <w:tc>
-          <w:tcPr/>
+          <w:tcPr>
+            <w:tcBorders>
+              <w:bottom w:val="single" w:sz="8" w:space="0" w:color="000000"/>
+            </w:tcBorders>
+          </w:tcPr>
           <w:p>
             <w:pPr>
               <w:pStyle w:val="Compact"/>
@@ -18706,7 +18762,11 @@
           </w:p>
         </w:tc>
         <w:tc>
-          <w:tcPr/>
+          <w:tcPr>
+            <w:tcBorders>
+              <w:bottom w:val="single" w:sz="8" w:space="0" w:color="000000"/>
+            </w:tcBorders>
+          </w:tcPr>
           <w:p>
             <w:pPr>
               <w:pStyle w:val="Compact"/>
@@ -18722,7 +18782,11 @@
           </w:p>
         </w:tc>
         <w:tc>
-          <w:tcPr/>
+          <w:tcPr>
+            <w:tcBorders>
+              <w:bottom w:val="single" w:sz="8" w:space="0" w:color="000000"/>
+            </w:tcBorders>
+          </w:tcPr>
           <w:p>
             <w:pPr>
               <w:pStyle w:val="Compact"/>
@@ -23254,6 +23318,14 @@
         <w:tblStyle w:val="Table"/>
         <w:tblW w:type="pct" w:w="5000"/>
         <w:tblLayout w:type="fixed"/>
+        <w:tblBorders>
+          <w:top w:val="single" w:sz="12" w:space="0" w:color="000000"/>
+          <w:left w:val="none" w:sz="0" w:space="0" w:color="auto"/>
+          <w:bottom w:val="single" w:sz="12" w:space="0" w:color="000000"/>
+          <w:right w:val="none" w:sz="0" w:space="0" w:color="auto"/>
+          <w:insideH w:val="none" w:sz="0" w:space="0" w:color="auto"/>
+          <w:insideV w:val="none" w:sz="0" w:space="0" w:color="auto"/>
+        </w:tblBorders>
         <w:tblLook w:firstRow="1" w:lastRow="0" w:firstColumn="0" w:lastColumn="0" w:noHBand="0" w:noVBand="0" w:val="0020"/>
       </w:tblPr>
       <w:tblGrid>
@@ -23267,7 +23339,11 @@
           <w:tblHeader w:val="on"/>
         </w:trPr>
         <w:tc>
-          <w:tcPr/>
+          <w:tcPr>
+            <w:tcBorders>
+              <w:bottom w:val="single" w:sz="8" w:space="0" w:color="000000"/>
+            </w:tcBorders>
+          </w:tcPr>
           <w:p>
             <w:pPr>
               <w:pStyle w:val="Compact"/>
@@ -23283,7 +23359,11 @@
           </w:p>
         </w:tc>
         <w:tc>
-          <w:tcPr/>
+          <w:tcPr>
+            <w:tcBorders>
+              <w:bottom w:val="single" w:sz="8" w:space="0" w:color="000000"/>
+            </w:tcBorders>
+          </w:tcPr>
           <w:p>
             <w:pPr>
               <w:pStyle w:val="Compact"/>
@@ -23299,7 +23379,11 @@
           </w:p>
         </w:tc>
         <w:tc>
-          <w:tcPr/>
+          <w:tcPr>
+            <w:tcBorders>
+              <w:bottom w:val="single" w:sz="8" w:space="0" w:color="000000"/>
+            </w:tcBorders>
+          </w:tcPr>
           <w:p>
             <w:pPr>
               <w:pStyle w:val="Compact"/>
@@ -23315,7 +23399,11 @@
           </w:p>
         </w:tc>
         <w:tc>
-          <w:tcPr/>
+          <w:tcPr>
+            <w:tcBorders>
+              <w:bottom w:val="single" w:sz="8" w:space="0" w:color="000000"/>
+            </w:tcBorders>
+          </w:tcPr>
           <w:p>
             <w:pPr>
               <w:pStyle w:val="Compact"/>
@@ -44611,6 +44699,14 @@
       <w:tblPr>
         <w:tblStyle w:val="Table"/>
         <w:tblW w:type="auto" w:w="0"/>
+        <w:tblBorders>
+          <w:top w:val="single" w:sz="12" w:space="0" w:color="000000"/>
+          <w:left w:val="none" w:sz="0" w:space="0" w:color="auto"/>
+          <w:bottom w:val="single" w:sz="12" w:space="0" w:color="000000"/>
+          <w:right w:val="none" w:sz="0" w:space="0" w:color="auto"/>
+          <w:insideH w:val="none" w:sz="0" w:space="0" w:color="auto"/>
+          <w:insideV w:val="none" w:sz="0" w:space="0" w:color="auto"/>
+        </w:tblBorders>
         <w:tblLook w:firstRow="1" w:lastRow="0" w:firstColumn="0" w:lastColumn="0" w:noHBand="0" w:noVBand="0" w:val="0020"/>
       </w:tblPr>
       <w:tblGrid>
@@ -44622,7 +44718,11 @@
           <w:tblHeader w:val="on"/>
         </w:trPr>
         <w:tc>
-          <w:tcPr/>
+          <w:tcPr>
+            <w:tcBorders>
+              <w:bottom w:val="single" w:sz="8" w:space="0" w:color="000000"/>
+            </w:tcBorders>
+          </w:tcPr>
           <w:p>
             <w:pPr>
               <w:pStyle w:val="Compact"/>
@@ -44638,7 +44738,11 @@
           </w:p>
         </w:tc>
         <w:tc>
-          <w:tcPr/>
+          <w:tcPr>
+            <w:tcBorders>
+              <w:bottom w:val="single" w:sz="8" w:space="0" w:color="000000"/>
+            </w:tcBorders>
+          </w:tcPr>
           <w:p>
             <w:pPr>
               <w:pStyle w:val="Compact"/>
@@ -47231,7 +47335,7 @@
     <ns0:rPr>
       <ns0:rFonts ns0:ascii="Times New Roman" ns0:cs="Times New Roman" ns0:eastAsia="SimHei" ns0:hAnsi="Times New Roman"/>
       <ns0:b/>
-      <ns0:color ns0:val="17324D"/>
+      <ns0:color ns0:val="000000"/>
       <ns0:sz ns0:val="44"/>
       <ns0:szCs ns0:val="56"/>
     </ns0:rPr>
@@ -47373,7 +47477,7 @@
     <ns0:rPr>
       <ns0:rFonts ns0:ascii="Times New Roman" ns0:cs="Times New Roman" ns0:eastAsia="SimHei" ns0:hAnsi="Times New Roman"/>
       <ns0:b/>
-      <ns0:color ns0:val="17324D"/>
+      <ns0:color ns0:val="000000"/>
       <ns0:sz ns0:val="32"/>
       <ns0:szCs ns0:val="40"/>
     </ns0:rPr>
@@ -47397,7 +47501,7 @@
     <ns0:rPr>
       <ns0:rFonts ns0:ascii="Times New Roman" ns0:cs="Times New Roman" ns0:eastAsia="SimHei" ns0:hAnsi="Times New Roman"/>
       <ns0:b/>
-      <ns0:color ns0:val="17324D"/>
+      <ns0:color ns0:val="000000"/>
       <ns0:sz ns0:val="28"/>
       <ns0:szCs ns0:val="32"/>
     </ns0:rPr>
@@ -47421,7 +47525,7 @@
     <ns0:rPr>
       <ns0:rFonts ns0:ascii="Times New Roman" ns0:cs="Times New Roman" ns0:eastAsia="SimHei" ns0:hAnsi="Times New Roman"/>
       <ns0:b/>
-      <ns0:color ns0:val="17324D"/>
+      <ns0:color ns0:val="000000"/>
       <ns0:sz ns0:val="25"/>
       <ns0:szCs ns0:val="28"/>
     </ns0:rPr>

--- a/00-首页/题组Word/第一轮·竞赛教材版/第一轮结构·5-配位化学（学生版）.docx
+++ b/00-首页/题组Word/第一轮·竞赛教材版/第一轮结构·5-配位化学（学生版）.docx
@@ -42,6 +42,60 @@
     </w:p>
     <w:p>
       <w:pPr>
+        <w:pStyle w:val="BlockText"/>
+        <w:ind w:firstLine="420"/>
+      </w:pPr>
+      <w:r>
+        <w:rPr>
+          <w:rFonts w:hint="eastAsia" w:ascii="Times New Roman" w:hAnsi="Times New Roman" w:eastAsia="FangSong" w:cs="Times New Roman"/>
+        </w:rPr>
+        <w:t xml:space="preserve">共</w:t>
+      </w:r>
+      <w:r>
+        <w:rPr>
+          <w:rFonts w:ascii="Times New Roman" w:hAnsi="Times New Roman" w:eastAsia="Times New Roman" w:cs="Times New Roman"/>
+        </w:rPr>
+        <w:t xml:space="preserve"> 40 </w:t>
+      </w:r>
+      <w:r>
+        <w:rPr>
+          <w:rFonts w:hint="eastAsia" w:ascii="Times New Roman" w:hAnsi="Times New Roman" w:eastAsia="FangSong" w:cs="Times New Roman"/>
+        </w:rPr>
+        <w:t>题</w:t>
+      </w:r>
+      <w:r>
+        <w:rPr>
+          <w:rFonts w:hint="eastAsia" w:ascii="Times New Roman" w:hAnsi="Times New Roman" w:eastAsia="Times New Roman" w:cs="Times New Roman"/>
+        </w:rPr>
+        <w:t>。</w:t>
+      </w:r>
+      <w:r>
+        <w:rPr>
+          <w:rFonts w:hint="eastAsia" w:ascii="Times New Roman" w:hAnsi="Times New Roman" w:eastAsia="FangSong" w:cs="Times New Roman"/>
+        </w:rPr>
+        <w:t>建议先独立完成</w:t>
+      </w:r>
+      <w:r>
+        <w:rPr>
+          <w:rFonts w:hint="eastAsia" w:ascii="Times New Roman" w:hAnsi="Times New Roman" w:eastAsia="Times New Roman" w:cs="Times New Roman"/>
+        </w:rPr>
+        <w:t>，</w:t>
+      </w:r>
+      <w:r>
+        <w:rPr>
+          <w:rFonts w:hint="eastAsia" w:ascii="Times New Roman" w:hAnsi="Times New Roman" w:eastAsia="FangSong" w:cs="Times New Roman"/>
+        </w:rPr>
+        <w:t>再核对答案</w:t>
+      </w:r>
+      <w:r>
+        <w:rPr>
+          <w:rFonts w:hint="eastAsia" w:ascii="Times New Roman" w:hAnsi="Times New Roman" w:eastAsia="Times New Roman" w:cs="Times New Roman"/>
+        </w:rPr>
+        <w:t>。</w:t>
+      </w:r>
+    </w:p>
+    <w:p>
+      <w:pPr>
         <w:spacing w:before="160" w:after="80"/>
       </w:pPr>
       <w:r>
@@ -91,6 +145,7 @@
     <w:p>
       <w:pPr>
         <w:pStyle w:val="FirstParagraph"/>
+        <w:ind w:firstLine="420"/>
       </w:pPr>
       <w:r>
         <w:rPr>
@@ -365,6 +420,7 @@
           <w:ilvl w:val="0"/>
           <w:numId w:val="1001"/>
         </w:numPr>
+        <w:ind w:firstLine="420"/>
       </w:pPr>
       <w:r>
         <w:rPr>
@@ -397,6 +453,7 @@
           <w:ilvl w:val="0"/>
           <w:numId w:val="1001"/>
         </w:numPr>
+        <w:ind w:firstLine="420"/>
       </w:pPr>
       <w:r>
         <w:rPr>
@@ -672,7 +729,7 @@
         </w:rPr>
         <w:drawing>
           <wp:inline>
-            <wp:extent cx="3600000" cy="2085417"/>
+            <wp:extent cx="3600000" cy="2047916"/>
             <wp:effectExtent b="0" l="0" r="0" t="0"/>
             <wp:docPr descr="" title="" id="10" name="Picture"/>
             <a:graphic>
@@ -693,7 +750,7 @@
                   <pic:spPr bwMode="auto">
                     <a:xfrm>
                       <a:off x="0" y="0"/>
-                      <a:ext cx="3600000" cy="2085417"/>
+                      <a:ext cx="3600000" cy="2047916"/>
                     </a:xfrm>
                     <a:prstGeom prst="rect">
                       <a:avLst/>
@@ -714,31 +771,6 @@
     </w:p>
     <w:p>
       <w:pPr>
-        <w:spacing w:before="0" w:after="0"/>
-      </w:pPr>
-    </w:p>
-    <w:p>
-      <w:pPr>
-        <w:spacing w:before="0" w:after="0"/>
-      </w:pPr>
-    </w:p>
-    <w:p>
-      <w:pPr>
-        <w:spacing w:before="0" w:after="0"/>
-      </w:pPr>
-    </w:p>
-    <w:p>
-      <w:pPr>
-        <w:spacing w:before="0" w:after="0"/>
-      </w:pPr>
-    </w:p>
-    <w:p>
-      <w:pPr>
-        <w:spacing w:before="0" w:after="0"/>
-      </w:pPr>
-    </w:p>
-    <w:p>
-      <w:pPr>
         <w:spacing w:before="160" w:after="80"/>
       </w:pPr>
       <w:r>
@@ -776,6 +808,7 @@
     <w:p>
       <w:pPr>
         <w:pStyle w:val="FirstParagraph"/>
+        <w:ind w:firstLine="420"/>
       </w:pPr>
       <w:r>
         <w:rPr>
@@ -856,7 +889,7 @@
         </w:rPr>
         <w:drawing>
           <wp:inline>
-            <wp:extent cx="3255441" cy="612300"/>
+            <wp:extent cx="3600000" cy="650864"/>
             <wp:effectExtent b="0" l="0" r="0" t="0"/>
             <wp:docPr descr="" title="" id="14" name="Picture"/>
             <a:graphic>
@@ -877,7 +910,7 @@
                   <pic:spPr bwMode="auto">
                     <a:xfrm>
                       <a:off x="0" y="0"/>
-                      <a:ext cx="3255441" cy="612300"/>
+                      <a:ext cx="3600000" cy="650864"/>
                     </a:xfrm>
                     <a:prstGeom prst="rect">
                       <a:avLst/>
@@ -899,7 +932,11 @@
     <w:p>
       <w:pPr>
         <w:pStyle w:val="Compact"/>
-        <w:spacing w:before="0" w:after="0"/>
+        <w:numPr>
+          <w:ilvl w:val="0"/>
+          <w:numId w:val="1002"/>
+        </w:numPr>
+        <w:ind w:firstLine="420"/>
       </w:pPr>
       <w:r>
         <w:rPr>
@@ -917,7 +954,11 @@
     <w:p>
       <w:pPr>
         <w:pStyle w:val="Compact"/>
-        <w:spacing w:before="0" w:after="0"/>
+        <w:numPr>
+          <w:ilvl w:val="0"/>
+          <w:numId w:val="1002"/>
+        </w:numPr>
+        <w:ind w:firstLine="420"/>
       </w:pPr>
       <w:r>
         <w:rPr>
@@ -984,7 +1025,11 @@
     <w:p>
       <w:pPr>
         <w:pStyle w:val="Compact"/>
-        <w:spacing w:before="0" w:after="0"/>
+        <w:numPr>
+          <w:ilvl w:val="0"/>
+          <w:numId w:val="1002"/>
+        </w:numPr>
+        <w:ind w:firstLine="420"/>
       </w:pPr>
       <w:r>
         <w:rPr>
@@ -1086,7 +1131,11 @@
     <w:p>
       <w:pPr>
         <w:pStyle w:val="Compact"/>
-        <w:spacing w:before="0" w:after="0"/>
+        <w:numPr>
+          <w:ilvl w:val="0"/>
+          <w:numId w:val="1002"/>
+        </w:numPr>
+        <w:ind w:firstLine="420"/>
       </w:pPr>
       <w:r>
         <w:rPr>
@@ -1172,16 +1221,6 @@
         </w:rPr>
         <w:t xml:space="preserve"> 6</w:t>
       </w:r>
-    </w:p>
-    <w:p>
-      <w:pPr>
-        <w:spacing w:before="0" w:after="0"/>
-      </w:pPr>
-    </w:p>
-    <w:p>
-      <w:pPr>
-        <w:spacing w:before="0" w:after="0"/>
-      </w:pPr>
     </w:p>
     <w:p>
       <w:pPr>
@@ -1222,6 +1261,7 @@
     <w:p>
       <w:pPr>
         <w:pStyle w:val="FirstParagraph"/>
+        <w:ind w:firstLine="420"/>
       </w:pPr>
       <w:r>
         <w:rPr>
@@ -1554,7 +1594,7 @@
         </w:rPr>
         <w:drawing>
           <wp:inline>
-            <wp:extent cx="3228919" cy="3899541"/>
+            <wp:extent cx="3240000" cy="3899541"/>
             <wp:effectExtent b="0" l="0" r="0" t="0"/>
             <wp:docPr descr="" title="" id="18" name="Picture"/>
             <a:graphic>
@@ -1575,7 +1615,7 @@
                   <pic:spPr bwMode="auto">
                     <a:xfrm>
                       <a:off x="0" y="0"/>
-                      <a:ext cx="3228919" cy="3899541"/>
+                      <a:ext cx="3240000" cy="3899541"/>
                     </a:xfrm>
                     <a:prstGeom prst="rect">
                       <a:avLst/>
@@ -1596,31 +1636,6 @@
     </w:p>
     <w:p>
       <w:pPr>
-        <w:spacing w:before="0" w:after="0"/>
-      </w:pPr>
-    </w:p>
-    <w:p>
-      <w:pPr>
-        <w:spacing w:before="0" w:after="0"/>
-      </w:pPr>
-    </w:p>
-    <w:p>
-      <w:pPr>
-        <w:spacing w:before="0" w:after="0"/>
-      </w:pPr>
-    </w:p>
-    <w:p>
-      <w:pPr>
-        <w:spacing w:before="0" w:after="0"/>
-      </w:pPr>
-    </w:p>
-    <w:p>
-      <w:pPr>
-        <w:spacing w:before="0" w:after="0"/>
-      </w:pPr>
-    </w:p>
-    <w:p>
-      <w:pPr>
         <w:spacing w:before="160" w:after="80"/>
       </w:pPr>
       <w:r>
@@ -1658,6 +1673,7 @@
     <w:p>
       <w:pPr>
         <w:pStyle w:val="FirstParagraph"/>
+        <w:ind w:firstLine="420"/>
       </w:pPr>
       <w:r>
         <w:rPr>
@@ -1978,21 +1994,6 @@
     </w:p>
     <w:p>
       <w:pPr>
-        <w:spacing w:before="0" w:after="0"/>
-      </w:pPr>
-    </w:p>
-    <w:p>
-      <w:pPr>
-        <w:spacing w:before="0" w:after="0"/>
-      </w:pPr>
-    </w:p>
-    <w:p>
-      <w:pPr>
-        <w:spacing w:before="0" w:after="0"/>
-      </w:pPr>
-    </w:p>
-    <w:p>
-      <w:pPr>
         <w:spacing w:before="160" w:after="80"/>
       </w:pPr>
       <w:r>
@@ -2030,6 +2031,7 @@
     <w:p>
       <w:pPr>
         <w:pStyle w:val="FirstParagraph"/>
+        <w:ind w:firstLine="420"/>
       </w:pPr>
       <w:r>
         <w:rPr>
@@ -2365,6 +2367,7 @@
     <w:p>
       <w:pPr>
         <w:pStyle w:val="BodyText"/>
+        <w:ind w:firstLine="420"/>
       </w:pPr>
       <w:r>
         <w:rPr>
@@ -2531,6 +2534,7 @@
     <w:p>
       <w:pPr>
         <w:pStyle w:val="BodyText"/>
+        <w:ind w:firstLine="420"/>
       </w:pPr>
       <w:r>
         <w:rPr>
@@ -2822,46 +2826,6 @@
     </w:p>
     <w:p>
       <w:pPr>
-        <w:spacing w:before="0" w:after="0"/>
-      </w:pPr>
-    </w:p>
-    <w:p>
-      <w:pPr>
-        <w:spacing w:before="0" w:after="0"/>
-      </w:pPr>
-    </w:p>
-    <w:p>
-      <w:pPr>
-        <w:spacing w:before="0" w:after="0"/>
-      </w:pPr>
-    </w:p>
-    <w:p>
-      <w:pPr>
-        <w:spacing w:before="0" w:after="0"/>
-      </w:pPr>
-    </w:p>
-    <w:p>
-      <w:pPr>
-        <w:spacing w:before="0" w:after="0"/>
-      </w:pPr>
-    </w:p>
-    <w:p>
-      <w:pPr>
-        <w:spacing w:before="0" w:after="0"/>
-      </w:pPr>
-    </w:p>
-    <w:p>
-      <w:pPr>
-        <w:spacing w:before="0" w:after="0"/>
-      </w:pPr>
-    </w:p>
-    <w:p>
-      <w:pPr>
-        <w:spacing w:before="0" w:after="0"/>
-      </w:pPr>
-    </w:p>
-    <w:p>
-      <w:pPr>
         <w:spacing w:before="160" w:after="80"/>
       </w:pPr>
       <w:r>
@@ -2899,8 +2863,7 @@
     <w:p>
       <w:pPr>
         <w:pStyle w:val="FirstParagraph"/>
-        <w:spacing w:before="0" w:after="0"/>
-        <w:ind w:left="480" w:hanging="480"/>
+        <w:ind w:firstLine="420"/>
       </w:pPr>
       <w:r>
         <w:rPr>
@@ -2938,13 +2901,6 @@
         </w:rPr>
         <w:t xml:space="preserve"> </w:t>
       </w:r>
-    </w:p>
-    <w:p>
-      <w:pPr>
-        <w:pStyle w:val="FirstParagraph"/>
-        <w:spacing w:before="0" w:after="0"/>
-        <w:ind w:left="480" w:hanging="480"/>
-      </w:pPr>
       <w:r>
         <w:rPr>
           <w:rFonts w:ascii="Times New Roman" w:hAnsi="Times New Roman" w:eastAsia="Times New Roman" w:cs="Times New Roman"/>
@@ -2986,13 +2942,6 @@
         </w:rPr>
         <w:t xml:space="preserve"> </w:t>
       </w:r>
-    </w:p>
-    <w:p>
-      <w:pPr>
-        <w:pStyle w:val="FirstParagraph"/>
-        <w:spacing w:before="0" w:after="0"/>
-        <w:ind w:left="480" w:hanging="480"/>
-      </w:pPr>
       <w:r>
         <w:rPr>
           <w:rFonts w:ascii="Times New Roman" w:hAnsi="Times New Roman" w:eastAsia="Times New Roman" w:cs="Times New Roman"/>
@@ -3034,13 +2983,6 @@
         </w:rPr>
         <w:t xml:space="preserve"> </w:t>
       </w:r>
-    </w:p>
-    <w:p>
-      <w:pPr>
-        <w:pStyle w:val="FirstParagraph"/>
-        <w:spacing w:before="0" w:after="0"/>
-        <w:ind w:left="480" w:hanging="480"/>
-      </w:pPr>
       <w:r>
         <w:rPr>
           <w:rFonts w:ascii="Times New Roman" w:hAnsi="Times New Roman" w:eastAsia="Times New Roman" w:cs="Times New Roman"/>
@@ -3082,13 +3024,6 @@
         </w:rPr>
         <w:t xml:space="preserve"> </w:t>
       </w:r>
-    </w:p>
-    <w:p>
-      <w:pPr>
-        <w:pStyle w:val="FirstParagraph"/>
-        <w:spacing w:before="0" w:after="0"/>
-        <w:ind w:left="480" w:hanging="480"/>
-      </w:pPr>
       <w:r>
         <w:rPr>
           <w:rFonts w:ascii="Times New Roman" w:hAnsi="Times New Roman" w:eastAsia="Times New Roman" w:cs="Times New Roman"/>
@@ -3132,37 +3067,9 @@
       </w:r>
       <w:r>
         <w:rPr>
-          <w:rFonts w:hint="eastAsia" w:ascii="Times New Roman" w:hAnsi="Times New Roman" w:eastAsia="FangSong" w:cs="Times New Roman"/>
-          <w:b/>
-          <w:bCs/>
-        </w:rPr>
-        <w:t xml:space="preserve">答案</w:t>
-      </w:r>
-      <w:r>
-        <w:rPr>
-          <w:rFonts w:hint="eastAsia" w:ascii="Times New Roman" w:hAnsi="Times New Roman" w:eastAsia="Times New Roman" w:cs="Times New Roman"/>
-        </w:rPr>
-        <w:t xml:space="preserve">：C</w:t>
-      </w:r>
-    </w:p>
-    <w:p>
-      <w:pPr>
-        <w:spacing w:before="0" w:after="0"/>
-      </w:pPr>
-    </w:p>
-    <w:p>
-      <w:pPr>
-        <w:spacing w:before="0" w:after="0"/>
-      </w:pPr>
-    </w:p>
-    <w:p>
-      <w:pPr>
-        <w:spacing w:before="160" w:after="80"/>
-      </w:pPr>
-      <w:r>
-        <w:pict>
-          <v:rect style="width:0;height:1.5pt" o:hralign="center" o:hrstd="t" o:hr="t"/>
-        </w:pict>
+          <w:rFonts w:ascii="Times New Roman" w:hAnsi="Times New Roman" w:eastAsia="Times New Roman" w:cs="Times New Roman"/>
+        </w:rPr>
+        <w:t xml:space="preserve">—</w:t>
       </w:r>
     </w:p>
     <w:bookmarkEnd w:id="23"/>
@@ -3194,8 +3101,7 @@
     <w:p>
       <w:pPr>
         <w:pStyle w:val="FirstParagraph"/>
-        <w:spacing w:before="0" w:after="0"/>
-        <w:ind w:left="480" w:hanging="480"/>
+        <w:ind w:firstLine="420"/>
       </w:pPr>
       <w:r>
         <w:rPr>
@@ -3227,13 +3133,6 @@
         </w:rPr>
         <w:t xml:space="preserve"> </w:t>
       </w:r>
-    </w:p>
-    <w:p>
-      <w:pPr>
-        <w:pStyle w:val="FirstParagraph"/>
-        <w:spacing w:before="0" w:after="0"/>
-        <w:ind w:left="480" w:hanging="480"/>
-      </w:pPr>
       <w:r>
         <w:rPr>
           <w:rFonts w:ascii="Times New Roman" w:hAnsi="Times New Roman" w:eastAsia="Times New Roman" w:cs="Times New Roman"/>
@@ -3388,13 +3287,6 @@
         </w:rPr>
         <w:t xml:space="preserve"> </w:t>
       </w:r>
-    </w:p>
-    <w:p>
-      <w:pPr>
-        <w:pStyle w:val="FirstParagraph"/>
-        <w:spacing w:before="0" w:after="0"/>
-        <w:ind w:left="480" w:hanging="480"/>
-      </w:pPr>
       <w:r>
         <w:rPr>
           <w:rFonts w:ascii="Times New Roman" w:hAnsi="Times New Roman" w:eastAsia="Times New Roman" w:cs="Times New Roman"/>
@@ -3513,13 +3405,6 @@
         </w:rPr>
         <w:t xml:space="preserve"> </w:t>
       </w:r>
-    </w:p>
-    <w:p>
-      <w:pPr>
-        <w:pStyle w:val="FirstParagraph"/>
-        <w:spacing w:before="0" w:after="0"/>
-        <w:ind w:left="480" w:hanging="480"/>
-      </w:pPr>
       <w:r>
         <w:rPr>
           <w:rFonts w:ascii="Times New Roman" w:hAnsi="Times New Roman" w:eastAsia="Times New Roman" w:cs="Times New Roman"/>
@@ -3632,13 +3517,6 @@
         </w:rPr>
         <w:t xml:space="preserve"> </w:t>
       </w:r>
-    </w:p>
-    <w:p>
-      <w:pPr>
-        <w:pStyle w:val="FirstParagraph"/>
-        <w:spacing w:before="0" w:after="0"/>
-        <w:ind w:left="480" w:hanging="480"/>
-      </w:pPr>
       <w:r>
         <w:rPr>
           <w:rFonts w:ascii="Times New Roman" w:hAnsi="Times New Roman" w:eastAsia="Times New Roman" w:cs="Times New Roman"/>
@@ -3831,37 +3709,9 @@
       </w:r>
       <w:r>
         <w:rPr>
-          <w:rFonts w:hint="eastAsia" w:ascii="Times New Roman" w:hAnsi="Times New Roman" w:eastAsia="FangSong" w:cs="Times New Roman"/>
-          <w:b/>
-          <w:bCs/>
-        </w:rPr>
-        <w:t xml:space="preserve">答案</w:t>
-      </w:r>
-      <w:r>
-        <w:rPr>
-          <w:rFonts w:hint="eastAsia" w:ascii="Times New Roman" w:hAnsi="Times New Roman" w:eastAsia="Times New Roman" w:cs="Times New Roman"/>
-        </w:rPr>
-        <w:t xml:space="preserve">：C</w:t>
-      </w:r>
-    </w:p>
-    <w:p>
-      <w:pPr>
-        <w:spacing w:before="0" w:after="0"/>
-      </w:pPr>
-    </w:p>
-    <w:p>
-      <w:pPr>
-        <w:spacing w:before="0" w:after="0"/>
-      </w:pPr>
-    </w:p>
-    <w:p>
-      <w:pPr>
-        <w:spacing w:before="160" w:after="80"/>
-      </w:pPr>
-      <w:r>
-        <w:pict>
-          <v:rect style="width:0;height:1.5pt" o:hralign="center" o:hrstd="t" o:hr="t"/>
-        </w:pict>
+          <w:rFonts w:ascii="Times New Roman" w:hAnsi="Times New Roman" w:eastAsia="Times New Roman" w:cs="Times New Roman"/>
+        </w:rPr>
+        <w:t xml:space="preserve">—</w:t>
       </w:r>
     </w:p>
     <w:bookmarkEnd w:id="24"/>
@@ -3893,6 +3743,7 @@
     <w:p>
       <w:pPr>
         <w:pStyle w:val="FirstParagraph"/>
+        <w:ind w:firstLine="420"/>
       </w:pPr>
       <w:r>
         <w:rPr>
@@ -4114,31 +3965,6 @@
     </w:p>
     <w:p>
       <w:pPr>
-        <w:spacing w:before="0" w:after="0"/>
-      </w:pPr>
-    </w:p>
-    <w:p>
-      <w:pPr>
-        <w:spacing w:before="0" w:after="0"/>
-      </w:pPr>
-    </w:p>
-    <w:p>
-      <w:pPr>
-        <w:spacing w:before="0" w:after="0"/>
-      </w:pPr>
-    </w:p>
-    <w:p>
-      <w:pPr>
-        <w:spacing w:before="0" w:after="0"/>
-      </w:pPr>
-    </w:p>
-    <w:p>
-      <w:pPr>
-        <w:spacing w:before="0" w:after="0"/>
-      </w:pPr>
-    </w:p>
-    <w:p>
-      <w:pPr>
         <w:spacing w:before="160" w:after="80"/>
       </w:pPr>
       <w:r>
@@ -4176,8 +4002,7 @@
     <w:p>
       <w:pPr>
         <w:pStyle w:val="FirstParagraph"/>
-        <w:spacing w:before="0" w:after="0"/>
-        <w:ind w:left="480" w:hanging="480"/>
+        <w:ind w:firstLine="420"/>
       </w:pPr>
       <w:r>
         <w:rPr>
@@ -4238,13 +4063,6 @@
         </w:rPr>
         <w:t xml:space="preserve"> </w:t>
       </w:r>
-    </w:p>
-    <w:p>
-      <w:pPr>
-        <w:pStyle w:val="FirstParagraph"/>
-        <w:spacing w:before="0" w:after="0"/>
-        <w:ind w:left="480" w:hanging="480"/>
-      </w:pPr>
       <w:r>
         <w:rPr>
           <w:rFonts w:ascii="Times New Roman" w:hAnsi="Times New Roman" w:eastAsia="Times New Roman" w:cs="Times New Roman"/>
@@ -4330,13 +4148,6 @@
         </w:rPr>
         <w:t xml:space="preserve"> </w:t>
       </w:r>
-    </w:p>
-    <w:p>
-      <w:pPr>
-        <w:pStyle w:val="FirstParagraph"/>
-        <w:spacing w:before="0" w:after="0"/>
-        <w:ind w:left="480" w:hanging="480"/>
-      </w:pPr>
       <w:r>
         <w:rPr>
           <w:rFonts w:ascii="Times New Roman" w:hAnsi="Times New Roman" w:eastAsia="Times New Roman" w:cs="Times New Roman"/>
@@ -4461,13 +4272,6 @@
         </w:rPr>
         <w:t xml:space="preserve"> </w:t>
       </w:r>
-    </w:p>
-    <w:p>
-      <w:pPr>
-        <w:pStyle w:val="FirstParagraph"/>
-        <w:spacing w:before="0" w:after="0"/>
-        <w:ind w:left="480" w:hanging="480"/>
-      </w:pPr>
       <w:r>
         <w:rPr>
           <w:rFonts w:ascii="Times New Roman" w:hAnsi="Times New Roman" w:eastAsia="Times New Roman" w:cs="Times New Roman"/>
@@ -4601,13 +4405,6 @@
         </w:rPr>
         <w:t xml:space="preserve"> </w:t>
       </w:r>
-    </w:p>
-    <w:p>
-      <w:pPr>
-        <w:pStyle w:val="FirstParagraph"/>
-        <w:spacing w:before="0" w:after="0"/>
-        <w:ind w:left="480" w:hanging="480"/>
-      </w:pPr>
       <w:r>
         <w:rPr>
           <w:rFonts w:ascii="Times New Roman" w:hAnsi="Times New Roman" w:eastAsia="Times New Roman" w:cs="Times New Roman"/>
@@ -4686,37 +4483,9 @@
       </w:r>
       <w:r>
         <w:rPr>
-          <w:rFonts w:hint="eastAsia" w:ascii="Times New Roman" w:hAnsi="Times New Roman" w:eastAsia="FangSong" w:cs="Times New Roman"/>
-          <w:b/>
-          <w:bCs/>
-        </w:rPr>
-        <w:t xml:space="preserve">答案</w:t>
-      </w:r>
-      <w:r>
-        <w:rPr>
-          <w:rFonts w:hint="eastAsia" w:ascii="Times New Roman" w:hAnsi="Times New Roman" w:eastAsia="Times New Roman" w:cs="Times New Roman"/>
-        </w:rPr>
-        <w:t xml:space="preserve">：A</w:t>
-      </w:r>
-    </w:p>
-    <w:p>
-      <w:pPr>
-        <w:spacing w:before="0" w:after="0"/>
-      </w:pPr>
-    </w:p>
-    <w:p>
-      <w:pPr>
-        <w:spacing w:before="0" w:after="0"/>
-      </w:pPr>
-    </w:p>
-    <w:p>
-      <w:pPr>
-        <w:spacing w:before="160" w:after="80"/>
-      </w:pPr>
-      <w:r>
-        <w:pict>
-          <v:rect style="width:0;height:1.5pt" o:hralign="center" o:hrstd="t" o:hr="t"/>
-        </w:pict>
+          <w:rFonts w:ascii="Times New Roman" w:hAnsi="Times New Roman" w:eastAsia="Times New Roman" w:cs="Times New Roman"/>
+        </w:rPr>
+        <w:t xml:space="preserve">—</w:t>
       </w:r>
     </w:p>
     <w:bookmarkEnd w:id="26"/>
@@ -4748,8 +4517,7 @@
     <w:p>
       <w:pPr>
         <w:pStyle w:val="FirstParagraph"/>
-        <w:spacing w:before="0" w:after="0"/>
-        <w:ind w:left="480" w:hanging="480"/>
+        <w:ind w:firstLine="420"/>
       </w:pPr>
       <w:r>
         <w:rPr>
@@ -4897,13 +4665,6 @@
         </w:rPr>
         <w:t xml:space="preserve"> </w:t>
       </w:r>
-    </w:p>
-    <w:p>
-      <w:pPr>
-        <w:pStyle w:val="FirstParagraph"/>
-        <w:spacing w:before="0" w:after="0"/>
-        <w:ind w:left="480" w:hanging="480"/>
-      </w:pPr>
       <w:r>
         <w:rPr>
           <w:rFonts w:ascii="Times New Roman" w:hAnsi="Times New Roman" w:eastAsia="Times New Roman" w:cs="Times New Roman"/>
@@ -4951,13 +4712,6 @@
         </w:rPr>
         <w:t xml:space="preserve"> </w:t>
       </w:r>
-    </w:p>
-    <w:p>
-      <w:pPr>
-        <w:pStyle w:val="FirstParagraph"/>
-        <w:spacing w:before="0" w:after="0"/>
-        <w:ind w:left="480" w:hanging="480"/>
-      </w:pPr>
       <w:r>
         <w:rPr>
           <w:rFonts w:ascii="Times New Roman" w:hAnsi="Times New Roman" w:eastAsia="Times New Roman" w:cs="Times New Roman"/>
@@ -5005,13 +4759,6 @@
         </w:rPr>
         <w:t xml:space="preserve"> </w:t>
       </w:r>
-    </w:p>
-    <w:p>
-      <w:pPr>
-        <w:pStyle w:val="FirstParagraph"/>
-        <w:spacing w:before="0" w:after="0"/>
-        <w:ind w:left="480" w:hanging="480"/>
-      </w:pPr>
       <w:r>
         <w:rPr>
           <w:rFonts w:ascii="Times New Roman" w:hAnsi="Times New Roman" w:eastAsia="Times New Roman" w:cs="Times New Roman"/>
@@ -5059,13 +4806,6 @@
         </w:rPr>
         <w:t xml:space="preserve"> </w:t>
       </w:r>
-    </w:p>
-    <w:p>
-      <w:pPr>
-        <w:pStyle w:val="FirstParagraph"/>
-        <w:spacing w:before="0" w:after="0"/>
-        <w:ind w:left="480" w:hanging="480"/>
-      </w:pPr>
       <w:r>
         <w:rPr>
           <w:rFonts w:ascii="Times New Roman" w:hAnsi="Times New Roman" w:eastAsia="Times New Roman" w:cs="Times New Roman"/>
@@ -5115,37 +4855,9 @@
       </w:r>
       <w:r>
         <w:rPr>
-          <w:rFonts w:hint="eastAsia" w:ascii="Times New Roman" w:hAnsi="Times New Roman" w:eastAsia="FangSong" w:cs="Times New Roman"/>
-          <w:b/>
-          <w:bCs/>
-        </w:rPr>
-        <w:t xml:space="preserve">答案</w:t>
-      </w:r>
-      <w:r>
-        <w:rPr>
-          <w:rFonts w:hint="eastAsia" w:ascii="Times New Roman" w:hAnsi="Times New Roman" w:eastAsia="Times New Roman" w:cs="Times New Roman"/>
-        </w:rPr>
-        <w:t xml:space="preserve">：D</w:t>
-      </w:r>
-    </w:p>
-    <w:p>
-      <w:pPr>
-        <w:spacing w:before="0" w:after="0"/>
-      </w:pPr>
-    </w:p>
-    <w:p>
-      <w:pPr>
-        <w:spacing w:before="0" w:after="0"/>
-      </w:pPr>
-    </w:p>
-    <w:p>
-      <w:pPr>
-        <w:spacing w:before="160" w:after="80"/>
-      </w:pPr>
-      <w:r>
-        <w:pict>
-          <v:rect style="width:0;height:1.5pt" o:hralign="center" o:hrstd="t" o:hr="t"/>
-        </w:pict>
+          <w:rFonts w:ascii="Times New Roman" w:hAnsi="Times New Roman" w:eastAsia="Times New Roman" w:cs="Times New Roman"/>
+        </w:rPr>
+        <w:t xml:space="preserve">—</w:t>
       </w:r>
     </w:p>
     <w:bookmarkEnd w:id="27"/>
@@ -5177,8 +4889,7 @@
     <w:p>
       <w:pPr>
         <w:pStyle w:val="FirstParagraph"/>
-        <w:spacing w:before="0" w:after="0"/>
-        <w:ind w:left="480" w:hanging="480"/>
+        <w:ind w:firstLine="420"/>
       </w:pPr>
       <w:r>
         <w:rPr>
@@ -5252,13 +4963,6 @@
         </w:rPr>
         <w:t xml:space="preserve"> </w:t>
       </w:r>
-    </w:p>
-    <w:p>
-      <w:pPr>
-        <w:pStyle w:val="FirstParagraph"/>
-        <w:spacing w:before="0" w:after="0"/>
-        <w:ind w:left="480" w:hanging="480"/>
-      </w:pPr>
       <w:r>
         <w:rPr>
           <w:rFonts w:ascii="Times New Roman" w:hAnsi="Times New Roman" w:eastAsia="Times New Roman" w:cs="Times New Roman"/>
@@ -5370,13 +5074,6 @@
         </w:rPr>
         <w:t xml:space="preserve"> </w:t>
       </w:r>
-    </w:p>
-    <w:p>
-      <w:pPr>
-        <w:pStyle w:val="FirstParagraph"/>
-        <w:spacing w:before="0" w:after="0"/>
-        <w:ind w:left="480" w:hanging="480"/>
-      </w:pPr>
       <w:r>
         <w:rPr>
           <w:rFonts w:ascii="Times New Roman" w:hAnsi="Times New Roman" w:eastAsia="Times New Roman" w:cs="Times New Roman"/>
@@ -5470,13 +5167,6 @@
         </w:rPr>
         <w:t xml:space="preserve"> </w:t>
       </w:r>
-    </w:p>
-    <w:p>
-      <w:pPr>
-        <w:pStyle w:val="FirstParagraph"/>
-        <w:spacing w:before="0" w:after="0"/>
-        <w:ind w:left="480" w:hanging="480"/>
-      </w:pPr>
       <w:r>
         <w:rPr>
           <w:rFonts w:ascii="Times New Roman" w:hAnsi="Times New Roman" w:eastAsia="Times New Roman" w:cs="Times New Roman"/>
@@ -5628,13 +5318,6 @@
         </w:rPr>
         <w:t xml:space="preserve"> </w:t>
       </w:r>
-    </w:p>
-    <w:p>
-      <w:pPr>
-        <w:pStyle w:val="FirstParagraph"/>
-        <w:spacing w:before="0" w:after="0"/>
-        <w:ind w:left="480" w:hanging="480"/>
-      </w:pPr>
       <w:r>
         <w:rPr>
           <w:rFonts w:ascii="Times New Roman" w:hAnsi="Times New Roman" w:eastAsia="Times New Roman" w:cs="Times New Roman"/>
@@ -5782,37 +5465,9 @@
       </w:r>
       <w:r>
         <w:rPr>
-          <w:rFonts w:hint="eastAsia" w:ascii="Times New Roman" w:hAnsi="Times New Roman" w:eastAsia="FangSong" w:cs="Times New Roman"/>
-          <w:b/>
-          <w:bCs/>
-        </w:rPr>
-        <w:t xml:space="preserve">答案</w:t>
-      </w:r>
-      <w:r>
-        <w:rPr>
-          <w:rFonts w:hint="eastAsia" w:ascii="Times New Roman" w:hAnsi="Times New Roman" w:eastAsia="Times New Roman" w:cs="Times New Roman"/>
-        </w:rPr>
-        <w:t xml:space="preserve">：D</w:t>
-      </w:r>
-    </w:p>
-    <w:p>
-      <w:pPr>
-        <w:spacing w:before="0" w:after="0"/>
-      </w:pPr>
-    </w:p>
-    <w:p>
-      <w:pPr>
-        <w:spacing w:before="0" w:after="0"/>
-      </w:pPr>
-    </w:p>
-    <w:p>
-      <w:pPr>
-        <w:spacing w:before="160" w:after="80"/>
-      </w:pPr>
-      <w:r>
-        <w:pict>
-          <v:rect style="width:0;height:1.5pt" o:hralign="center" o:hrstd="t" o:hr="t"/>
-        </w:pict>
+          <w:rFonts w:ascii="Times New Roman" w:hAnsi="Times New Roman" w:eastAsia="Times New Roman" w:cs="Times New Roman"/>
+        </w:rPr>
+        <w:t xml:space="preserve">—</w:t>
       </w:r>
     </w:p>
     <w:bookmarkEnd w:id="28"/>
@@ -5844,8 +5499,7 @@
     <w:p>
       <w:pPr>
         <w:pStyle w:val="FirstParagraph"/>
-        <w:spacing w:before="0" w:after="0"/>
-        <w:ind w:left="480" w:hanging="480"/>
+        <w:ind w:firstLine="420"/>
       </w:pPr>
       <w:r>
         <w:rPr>
@@ -5900,13 +5554,6 @@
         </w:rPr>
         <w:t xml:space="preserve"> </w:t>
       </w:r>
-    </w:p>
-    <w:p>
-      <w:pPr>
-        <w:pStyle w:val="FirstParagraph"/>
-        <w:spacing w:before="0" w:after="0"/>
-        <w:ind w:left="480" w:hanging="480"/>
-      </w:pPr>
       <w:r>
         <w:rPr>
           <w:rFonts w:ascii="Times New Roman" w:hAnsi="Times New Roman" w:eastAsia="Times New Roman" w:cs="Times New Roman"/>
@@ -6032,13 +5679,6 @@
         </w:rPr>
         <w:t xml:space="preserve"> </w:t>
       </w:r>
-    </w:p>
-    <w:p>
-      <w:pPr>
-        <w:pStyle w:val="FirstParagraph"/>
-        <w:spacing w:before="0" w:after="0"/>
-        <w:ind w:left="480" w:hanging="480"/>
-      </w:pPr>
       <w:r>
         <w:rPr>
           <w:rFonts w:ascii="Times New Roman" w:hAnsi="Times New Roman" w:eastAsia="Times New Roman" w:cs="Times New Roman"/>
@@ -6110,13 +5750,6 @@
         </w:rPr>
         <w:t xml:space="preserve"> </w:t>
       </w:r>
-    </w:p>
-    <w:p>
-      <w:pPr>
-        <w:pStyle w:val="FirstParagraph"/>
-        <w:spacing w:before="0" w:after="0"/>
-        <w:ind w:left="480" w:hanging="480"/>
-      </w:pPr>
       <w:r>
         <w:rPr>
           <w:rFonts w:ascii="Times New Roman" w:hAnsi="Times New Roman" w:eastAsia="Times New Roman" w:cs="Times New Roman"/>
@@ -6215,13 +5848,6 @@
         </w:rPr>
         <w:t xml:space="preserve"> </w:t>
       </w:r>
-    </w:p>
-    <w:p>
-      <w:pPr>
-        <w:pStyle w:val="FirstParagraph"/>
-        <w:spacing w:before="0" w:after="0"/>
-        <w:ind w:left="480" w:hanging="480"/>
-      </w:pPr>
       <w:r>
         <w:rPr>
           <w:rFonts w:ascii="Times New Roman" w:hAnsi="Times New Roman" w:eastAsia="Times New Roman" w:cs="Times New Roman"/>
@@ -6334,37 +5960,9 @@
       </w:r>
       <w:r>
         <w:rPr>
-          <w:rFonts w:hint="eastAsia" w:ascii="Times New Roman" w:hAnsi="Times New Roman" w:eastAsia="FangSong" w:cs="Times New Roman"/>
-          <w:b/>
-          <w:bCs/>
-        </w:rPr>
-        <w:t xml:space="preserve">答案</w:t>
-      </w:r>
-      <w:r>
-        <w:rPr>
-          <w:rFonts w:hint="eastAsia" w:ascii="Times New Roman" w:hAnsi="Times New Roman" w:eastAsia="Times New Roman" w:cs="Times New Roman"/>
-        </w:rPr>
-        <w:t xml:space="preserve">：B</w:t>
-      </w:r>
-    </w:p>
-    <w:p>
-      <w:pPr>
-        <w:spacing w:before="0" w:after="0"/>
-      </w:pPr>
-    </w:p>
-    <w:p>
-      <w:pPr>
-        <w:spacing w:before="0" w:after="0"/>
-      </w:pPr>
-    </w:p>
-    <w:p>
-      <w:pPr>
-        <w:spacing w:before="160" w:after="80"/>
-      </w:pPr>
-      <w:r>
-        <w:pict>
-          <v:rect style="width:0;height:1.5pt" o:hralign="center" o:hrstd="t" o:hr="t"/>
-        </w:pict>
+          <w:rFonts w:ascii="Times New Roman" w:hAnsi="Times New Roman" w:eastAsia="Times New Roman" w:cs="Times New Roman"/>
+        </w:rPr>
+        <w:t xml:space="preserve">—</w:t>
       </w:r>
     </w:p>
     <w:bookmarkEnd w:id="29"/>
@@ -6396,8 +5994,7 @@
     <w:p>
       <w:pPr>
         <w:pStyle w:val="FirstParagraph"/>
-        <w:spacing w:before="0" w:after="0"/>
-        <w:ind w:left="480" w:hanging="480"/>
+        <w:ind w:firstLine="420"/>
       </w:pPr>
       <w:r>
         <w:rPr>
@@ -6441,13 +6038,6 @@
         </w:rPr>
         <w:t xml:space="preserve"> </w:t>
       </w:r>
-    </w:p>
-    <w:p>
-      <w:pPr>
-        <w:pStyle w:val="FirstParagraph"/>
-        <w:spacing w:before="0" w:after="0"/>
-        <w:ind w:left="480" w:hanging="480"/>
-      </w:pPr>
       <w:r>
         <w:rPr>
           <w:rFonts w:ascii="Times New Roman" w:hAnsi="Times New Roman" w:eastAsia="Times New Roman" w:cs="Times New Roman"/>
@@ -6464,20 +6054,7 @@
         <w:rPr>
           <w:rFonts w:ascii="Times New Roman" w:hAnsi="Times New Roman" w:eastAsia="Times New Roman" w:cs="Times New Roman"/>
         </w:rPr>
-        <w:t xml:space="preserve"> </w:t>
-      </w:r>
-    </w:p>
-    <w:p>
-      <w:pPr>
-        <w:pStyle w:val="FirstParagraph"/>
-        <w:spacing w:before="0" w:after="0"/>
-        <w:ind w:left="480" w:hanging="480"/>
-      </w:pPr>
-      <w:r>
-        <w:rPr>
-          <w:rFonts w:ascii="Times New Roman" w:hAnsi="Times New Roman" w:eastAsia="Times New Roman" w:cs="Times New Roman"/>
-        </w:rPr>
-        <w:t xml:space="preserve">B. CO </w:t>
+        <w:t xml:space="preserve"> B. CO </w:t>
       </w:r>
       <w:r>
         <w:rPr>
@@ -6491,13 +6068,6 @@
         </w:rPr>
         <w:t xml:space="preserve"> </w:t>
       </w:r>
-    </w:p>
-    <w:p>
-      <w:pPr>
-        <w:pStyle w:val="FirstParagraph"/>
-        <w:spacing w:before="0" w:after="0"/>
-        <w:ind w:left="480" w:hanging="480"/>
-      </w:pPr>
       <w:r>
         <w:rPr>
           <w:rFonts w:ascii="Times New Roman" w:hAnsi="Times New Roman" w:eastAsia="Times New Roman" w:cs="Times New Roman"/>
@@ -6514,20 +6084,7 @@
         <w:rPr>
           <w:rFonts w:ascii="Times New Roman" w:hAnsi="Times New Roman" w:eastAsia="Times New Roman" w:cs="Times New Roman"/>
         </w:rPr>
-        <w:t xml:space="preserve"> </w:t>
-      </w:r>
-    </w:p>
-    <w:p>
-      <w:pPr>
-        <w:pStyle w:val="FirstParagraph"/>
-        <w:spacing w:before="0" w:after="0"/>
-        <w:ind w:left="480" w:hanging="480"/>
-      </w:pPr>
-      <w:r>
-        <w:rPr>
-          <w:rFonts w:ascii="Times New Roman" w:hAnsi="Times New Roman" w:eastAsia="Times New Roman" w:cs="Times New Roman"/>
-        </w:rPr>
-        <w:t xml:space="preserve">D. CO </w:t>
+        <w:t xml:space="preserve"> D. CO </w:t>
       </w:r>
       <w:r>
         <w:rPr>
@@ -6566,37 +6123,9 @@
       </w:r>
       <w:r>
         <w:rPr>
-          <w:rFonts w:hint="eastAsia" w:ascii="Times New Roman" w:hAnsi="Times New Roman" w:eastAsia="FangSong" w:cs="Times New Roman"/>
-          <w:b/>
-          <w:bCs/>
-        </w:rPr>
-        <w:t xml:space="preserve">答案</w:t>
-      </w:r>
-      <w:r>
-        <w:rPr>
-          <w:rFonts w:hint="eastAsia" w:ascii="Times New Roman" w:hAnsi="Times New Roman" w:eastAsia="Times New Roman" w:cs="Times New Roman"/>
-        </w:rPr>
-        <w:t xml:space="preserve">：D</w:t>
-      </w:r>
-    </w:p>
-    <w:p>
-      <w:pPr>
-        <w:spacing w:before="0" w:after="0"/>
-      </w:pPr>
-    </w:p>
-    <w:p>
-      <w:pPr>
-        <w:spacing w:before="0" w:after="0"/>
-      </w:pPr>
-    </w:p>
-    <w:p>
-      <w:pPr>
-        <w:spacing w:before="160" w:after="80"/>
-      </w:pPr>
-      <w:r>
-        <w:pict>
-          <v:rect style="width:0;height:1.5pt" o:hralign="center" o:hrstd="t" o:hr="t"/>
-        </w:pict>
+          <w:rFonts w:ascii="Times New Roman" w:hAnsi="Times New Roman" w:eastAsia="Times New Roman" w:cs="Times New Roman"/>
+        </w:rPr>
+        <w:t xml:space="preserve">—</w:t>
       </w:r>
     </w:p>
     <w:bookmarkEnd w:id="30"/>
@@ -6628,8 +6157,7 @@
     <w:p>
       <w:pPr>
         <w:pStyle w:val="FirstParagraph"/>
-        <w:spacing w:before="0" w:after="0"/>
-        <w:ind w:left="480" w:hanging="480"/>
+        <w:ind w:firstLine="420"/>
       </w:pPr>
       <w:r>
         <w:rPr>
@@ -6679,97 +6207,23 @@
         </w:rPr>
         <w:t xml:space="preserve"> </w:t>
       </w:r>
-    </w:p>
-    <w:p>
-      <w:pPr>
-        <w:pStyle w:val="FirstParagraph"/>
-        <w:spacing w:before="0" w:after="0"/>
-        <w:ind w:left="480" w:hanging="480"/>
-      </w:pPr>
-      <w:r>
-        <w:rPr>
-          <w:rFonts w:ascii="Times New Roman" w:hAnsi="Times New Roman" w:eastAsia="Times New Roman" w:cs="Times New Roman"/>
-        </w:rPr>
-        <w:t xml:space="preserve">A. 9 </w:t>
-      </w:r>
-    </w:p>
-    <w:p>
-      <w:pPr>
-        <w:pStyle w:val="FirstParagraph"/>
-        <w:spacing w:before="0" w:after="0"/>
-        <w:ind w:left="480" w:hanging="480"/>
-      </w:pPr>
-      <w:r>
-        <w:rPr>
-          <w:rFonts w:ascii="Times New Roman" w:hAnsi="Times New Roman" w:eastAsia="Times New Roman" w:cs="Times New Roman"/>
-        </w:rPr>
-        <w:t xml:space="preserve">B. 7 </w:t>
-      </w:r>
-    </w:p>
-    <w:p>
-      <w:pPr>
-        <w:pStyle w:val="FirstParagraph"/>
-        <w:spacing w:before="0" w:after="0"/>
-        <w:ind w:left="480" w:hanging="480"/>
-      </w:pPr>
-      <w:r>
-        <w:rPr>
-          <w:rFonts w:ascii="Times New Roman" w:hAnsi="Times New Roman" w:eastAsia="Times New Roman" w:cs="Times New Roman"/>
-        </w:rPr>
-        <w:t xml:space="preserve">C. 6 </w:t>
-      </w:r>
-    </w:p>
-    <w:p>
-      <w:pPr>
-        <w:pStyle w:val="FirstParagraph"/>
-        <w:spacing w:before="0" w:after="0"/>
-        <w:ind w:left="480" w:hanging="480"/>
-      </w:pPr>
-      <w:r>
-        <w:rPr>
-          <w:rFonts w:ascii="Times New Roman" w:hAnsi="Times New Roman" w:eastAsia="Times New Roman" w:cs="Times New Roman"/>
-        </w:rPr>
-        <w:t xml:space="preserve">D. 5</w:t>
-      </w:r>
-      <w:r>
-        <w:rPr>
-          <w:rFonts w:ascii="Times New Roman" w:hAnsi="Times New Roman" w:eastAsia="Times New Roman" w:cs="Times New Roman"/>
-        </w:rPr>
-        <w:t xml:space="preserve"> </w:t>
-      </w:r>
-      <w:r>
-        <w:rPr>
-          <w:rFonts w:hint="eastAsia" w:ascii="Times New Roman" w:hAnsi="Times New Roman" w:eastAsia="FangSong" w:cs="Times New Roman"/>
-          <w:b/>
-          <w:bCs/>
-        </w:rPr>
-        <w:t xml:space="preserve">答案</w:t>
-      </w:r>
-      <w:r>
-        <w:rPr>
-          <w:rFonts w:hint="eastAsia" w:ascii="Times New Roman" w:hAnsi="Times New Roman" w:eastAsia="Times New Roman" w:cs="Times New Roman"/>
-        </w:rPr>
-        <w:t xml:space="preserve">：C</w:t>
-      </w:r>
-    </w:p>
-    <w:p>
-      <w:pPr>
-        <w:spacing w:before="0" w:after="0"/>
-      </w:pPr>
-    </w:p>
-    <w:p>
-      <w:pPr>
-        <w:spacing w:before="0" w:after="0"/>
-      </w:pPr>
-    </w:p>
-    <w:p>
-      <w:pPr>
-        <w:spacing w:before="160" w:after="80"/>
-      </w:pPr>
-      <w:r>
-        <w:pict>
-          <v:rect style="width:0;height:1.5pt" o:hralign="center" o:hrstd="t" o:hr="t"/>
-        </w:pict>
+      <w:r>
+        <w:rPr>
+          <w:rFonts w:ascii="Times New Roman" w:hAnsi="Times New Roman" w:eastAsia="Times New Roman" w:cs="Times New Roman"/>
+        </w:rPr>
+        <w:t xml:space="preserve">A. 9 B. 7 C. 6 D. 5</w:t>
+      </w:r>
+      <w:r>
+        <w:rPr>
+          <w:rFonts w:ascii="Times New Roman" w:hAnsi="Times New Roman" w:eastAsia="Times New Roman" w:cs="Times New Roman"/>
+        </w:rPr>
+        <w:t xml:space="preserve"> </w:t>
+      </w:r>
+      <w:r>
+        <w:rPr>
+          <w:rFonts w:ascii="Times New Roman" w:hAnsi="Times New Roman" w:eastAsia="Times New Roman" w:cs="Times New Roman"/>
+        </w:rPr>
+        <w:t xml:space="preserve">—</w:t>
       </w:r>
     </w:p>
     <w:bookmarkEnd w:id="31"/>
@@ -6801,6 +6255,7 @@
     <w:p>
       <w:pPr>
         <w:pStyle w:val="FirstParagraph"/>
+        <w:ind w:firstLine="420"/>
       </w:pPr>
       <m:oMath>
         <m:sSub>
@@ -7221,21 +6676,6 @@
     </w:p>
     <w:p>
       <w:pPr>
-        <w:spacing w:before="0" w:after="0"/>
-      </w:pPr>
-    </w:p>
-    <w:p>
-      <w:pPr>
-        <w:spacing w:before="0" w:after="0"/>
-      </w:pPr>
-    </w:p>
-    <w:p>
-      <w:pPr>
-        <w:spacing w:before="0" w:after="0"/>
-      </w:pPr>
-    </w:p>
-    <w:p>
-      <w:pPr>
         <w:spacing w:before="160" w:after="80"/>
       </w:pPr>
       <w:r>
@@ -7273,8 +6713,7 @@
     <w:p>
       <w:pPr>
         <w:pStyle w:val="FirstParagraph"/>
-        <w:spacing w:before="0" w:after="0"/>
-        <w:ind w:left="480" w:hanging="480"/>
+        <w:ind w:firstLine="420"/>
       </w:pPr>
       <w:r>
         <w:rPr>
@@ -7372,13 +6811,6 @@
         </w:rPr>
         <w:t xml:space="preserve"> </w:t>
       </w:r>
-    </w:p>
-    <w:p>
-      <w:pPr>
-        <w:pStyle w:val="FirstParagraph"/>
-        <w:spacing w:before="0" w:after="0"/>
-        <w:ind w:left="480" w:hanging="480"/>
-      </w:pPr>
       <w:r>
         <w:rPr>
           <w:rFonts w:ascii="Times New Roman" w:hAnsi="Times New Roman" w:eastAsia="Times New Roman" w:cs="Times New Roman"/>
@@ -7396,20 +6828,7 @@
         <w:rPr>
           <w:rFonts w:ascii="Times New Roman" w:hAnsi="Times New Roman" w:eastAsia="Times New Roman" w:cs="Times New Roman"/>
         </w:rPr>
-        <w:t>B </w:t>
-      </w:r>
-    </w:p>
-    <w:p>
-      <w:pPr>
-        <w:pStyle w:val="FirstParagraph"/>
-        <w:spacing w:before="0" w:after="0"/>
-        <w:ind w:left="480" w:hanging="480"/>
-      </w:pPr>
-      <w:r>
-        <w:rPr>
-          <w:rFonts w:ascii="Times New Roman" w:hAnsi="Times New Roman" w:eastAsia="Times New Roman" w:cs="Times New Roman"/>
-        </w:rPr>
-        <w:t>B. MA</w:t>
+        <w:t>B B. MA</w:t>
       </w:r>
       <w:r>
         <w:rPr>
@@ -7448,20 +6867,7 @@
         <w:rPr>
           <w:rFonts w:ascii="Times New Roman" w:hAnsi="Times New Roman" w:eastAsia="Times New Roman" w:cs="Times New Roman"/>
         </w:rPr>
-        <w:t xml:space="preserve"> </w:t>
-      </w:r>
-    </w:p>
-    <w:p>
-      <w:pPr>
-        <w:pStyle w:val="FirstParagraph"/>
-        <w:spacing w:before="0" w:after="0"/>
-        <w:ind w:left="480" w:hanging="480"/>
-      </w:pPr>
-      <w:r>
-        <w:rPr>
-          <w:rFonts w:ascii="Times New Roman" w:hAnsi="Times New Roman" w:eastAsia="Times New Roman" w:cs="Times New Roman"/>
-        </w:rPr>
-        <w:t xml:space="preserve">C. </w:t>
+        <w:t xml:space="preserve"> C. </w:t>
       </w:r>
       <w:r>
         <w:rPr>
@@ -7498,20 +6904,7 @@
         <w:rPr>
           <w:rFonts w:ascii="Times New Roman" w:hAnsi="Times New Roman" w:eastAsia="Times New Roman" w:cs="Times New Roman"/>
         </w:rPr>
-        <w:t xml:space="preserve"> </w:t>
-      </w:r>
-    </w:p>
-    <w:p>
-      <w:pPr>
-        <w:pStyle w:val="FirstParagraph"/>
-        <w:spacing w:before="0" w:after="0"/>
-        <w:ind w:left="480" w:hanging="480"/>
-      </w:pPr>
-      <w:r>
-        <w:rPr>
-          <w:rFonts w:ascii="Times New Roman" w:hAnsi="Times New Roman" w:eastAsia="Times New Roman" w:cs="Times New Roman"/>
-        </w:rPr>
-        <w:t xml:space="preserve">D. </w:t>
+        <w:t xml:space="preserve"> D. </w:t>
       </w:r>
       <w:r>
         <w:rPr>
@@ -7552,37 +6945,9 @@
       </w:r>
       <w:r>
         <w:rPr>
-          <w:rFonts w:hint="eastAsia" w:ascii="Times New Roman" w:hAnsi="Times New Roman" w:eastAsia="FangSong" w:cs="Times New Roman"/>
-          <w:b/>
-          <w:bCs/>
-        </w:rPr>
-        <w:t xml:space="preserve">答案</w:t>
-      </w:r>
-      <w:r>
-        <w:rPr>
-          <w:rFonts w:hint="eastAsia" w:ascii="Times New Roman" w:hAnsi="Times New Roman" w:eastAsia="Times New Roman" w:cs="Times New Roman"/>
-        </w:rPr>
-        <w:t xml:space="preserve">：C</w:t>
-      </w:r>
-    </w:p>
-    <w:p>
-      <w:pPr>
-        <w:spacing w:before="0" w:after="0"/>
-      </w:pPr>
-    </w:p>
-    <w:p>
-      <w:pPr>
-        <w:spacing w:before="0" w:after="0"/>
-      </w:pPr>
-    </w:p>
-    <w:p>
-      <w:pPr>
-        <w:spacing w:before="160" w:after="80"/>
-      </w:pPr>
-      <w:r>
-        <w:pict>
-          <v:rect style="width:0;height:1.5pt" o:hralign="center" o:hrstd="t" o:hr="t"/>
-        </w:pict>
+          <w:rFonts w:ascii="Times New Roman" w:hAnsi="Times New Roman" w:eastAsia="Times New Roman" w:cs="Times New Roman"/>
+        </w:rPr>
+        <w:t xml:space="preserve">—</w:t>
       </w:r>
     </w:p>
     <w:bookmarkEnd w:id="33"/>
@@ -7614,8 +6979,7 @@
     <w:p>
       <w:pPr>
         <w:pStyle w:val="FirstParagraph"/>
-        <w:spacing w:before="0" w:after="0"/>
-        <w:ind w:left="480" w:hanging="480"/>
+        <w:ind w:firstLine="420"/>
       </w:pPr>
       <m:oMath>
         <m:oMathPr>
@@ -7912,13 +7276,6 @@
         </w:rPr>
         <w:t xml:space="preserve"> </w:t>
       </w:r>
-    </w:p>
-    <w:p>
-      <w:pPr>
-        <w:pStyle w:val="FirstParagraph"/>
-        <w:spacing w:before="0" w:after="0"/>
-        <w:ind w:left="480" w:hanging="480"/>
-      </w:pPr>
       <w:r>
         <w:rPr>
           <w:rFonts w:hint="eastAsia" w:ascii="Times New Roman" w:hAnsi="Times New Roman" w:eastAsia="Times New Roman" w:cs="Times New Roman"/>
@@ -7937,13 +7294,6 @@
         </w:rPr>
         <w:t xml:space="preserve"> </w:t>
       </w:r>
-    </w:p>
-    <w:p>
-      <w:pPr>
-        <w:pStyle w:val="FirstParagraph"/>
-        <w:spacing w:before="0" w:after="0"/>
-        <w:ind w:left="480" w:hanging="480"/>
-      </w:pPr>
       <w:r>
         <w:rPr>
           <w:rFonts w:hint="eastAsia" w:ascii="Times New Roman" w:hAnsi="Times New Roman" w:eastAsia="Times New Roman" w:cs="Times New Roman"/>
@@ -7962,13 +7312,6 @@
         </w:rPr>
         <w:t xml:space="preserve"> </w:t>
       </w:r>
-    </w:p>
-    <w:p>
-      <w:pPr>
-        <w:pStyle w:val="FirstParagraph"/>
-        <w:spacing w:before="0" w:after="0"/>
-        <w:ind w:left="480" w:hanging="480"/>
-      </w:pPr>
       <w:r>
         <w:rPr>
           <w:rFonts w:hint="eastAsia" w:ascii="Times New Roman" w:hAnsi="Times New Roman" w:eastAsia="Times New Roman" w:cs="Times New Roman"/>
@@ -7987,13 +7330,6 @@
         </w:rPr>
         <w:t xml:space="preserve"> </w:t>
       </w:r>
-    </w:p>
-    <w:p>
-      <w:pPr>
-        <w:pStyle w:val="FirstParagraph"/>
-        <w:spacing w:before="0" w:after="0"/>
-        <w:ind w:left="480" w:hanging="480"/>
-      </w:pPr>
       <w:r>
         <w:rPr>
           <w:rFonts w:hint="eastAsia" w:ascii="Times New Roman" w:hAnsi="Times New Roman" w:eastAsia="Times New Roman" w:cs="Times New Roman"/>
@@ -8014,37 +7350,9 @@
       </w:r>
       <w:r>
         <w:rPr>
-          <w:rFonts w:hint="eastAsia" w:ascii="Times New Roman" w:hAnsi="Times New Roman" w:eastAsia="FangSong" w:cs="Times New Roman"/>
-          <w:b/>
-          <w:bCs/>
-        </w:rPr>
-        <w:t xml:space="preserve">答案</w:t>
-      </w:r>
-      <w:r>
-        <w:rPr>
-          <w:rFonts w:hint="eastAsia" w:ascii="Times New Roman" w:hAnsi="Times New Roman" w:eastAsia="Times New Roman" w:cs="Times New Roman"/>
-        </w:rPr>
-        <w:t xml:space="preserve">：D</w:t>
-      </w:r>
-    </w:p>
-    <w:p>
-      <w:pPr>
-        <w:spacing w:before="0" w:after="0"/>
-      </w:pPr>
-    </w:p>
-    <w:p>
-      <w:pPr>
-        <w:spacing w:before="0" w:after="0"/>
-      </w:pPr>
-    </w:p>
-    <w:p>
-      <w:pPr>
-        <w:spacing w:before="160" w:after="80"/>
-      </w:pPr>
-      <w:r>
-        <w:pict>
-          <v:rect style="width:0;height:1.5pt" o:hralign="center" o:hrstd="t" o:hr="t"/>
-        </w:pict>
+          <w:rFonts w:ascii="Times New Roman" w:hAnsi="Times New Roman" w:eastAsia="Times New Roman" w:cs="Times New Roman"/>
+        </w:rPr>
+        <w:t xml:space="preserve">—</w:t>
       </w:r>
     </w:p>
     <w:bookmarkEnd w:id="34"/>
@@ -8076,8 +7384,7 @@
     <w:p>
       <w:pPr>
         <w:pStyle w:val="FirstParagraph"/>
-        <w:spacing w:before="0" w:after="0"/>
-        <w:ind w:left="480" w:hanging="480"/>
+        <w:ind w:firstLine="420"/>
       </w:pPr>
       <w:r>
         <w:rPr>
@@ -8300,13 +7607,6 @@
         </w:rPr>
         <w:t xml:space="preserve"> </w:t>
       </w:r>
-    </w:p>
-    <w:p>
-      <w:pPr>
-        <w:pStyle w:val="FirstParagraph"/>
-        <w:spacing w:before="0" w:after="0"/>
-        <w:ind w:left="480" w:hanging="480"/>
-      </w:pPr>
       <w:r>
         <w:rPr>
           <w:rFonts w:ascii="Times New Roman" w:hAnsi="Times New Roman" w:eastAsia="Times New Roman" w:cs="Times New Roman"/>
@@ -8323,20 +7623,7 @@
         <w:rPr>
           <w:rFonts w:ascii="Times New Roman" w:hAnsi="Times New Roman" w:eastAsia="Times New Roman" w:cs="Times New Roman"/>
         </w:rPr>
-        <w:t xml:space="preserve"> </w:t>
-      </w:r>
-    </w:p>
-    <w:p>
-      <w:pPr>
-        <w:pStyle w:val="FirstParagraph"/>
-        <w:spacing w:before="0" w:after="0"/>
-        <w:ind w:left="480" w:hanging="480"/>
-      </w:pPr>
-      <w:r>
-        <w:rPr>
-          <w:rFonts w:ascii="Times New Roman" w:hAnsi="Times New Roman" w:eastAsia="Times New Roman" w:cs="Times New Roman"/>
-        </w:rPr>
-        <w:t xml:space="preserve">B.</w:t>
+        <w:t xml:space="preserve"> B.</w:t>
       </w:r>
       <w:r>
         <w:rPr>
@@ -8417,13 +7704,6 @@
         </w:rPr>
         <w:t xml:space="preserve"> </w:t>
       </w:r>
-    </w:p>
-    <w:p>
-      <w:pPr>
-        <w:pStyle w:val="FirstParagraph"/>
-        <w:spacing w:before="0" w:after="0"/>
-        <w:ind w:left="480" w:hanging="480"/>
-      </w:pPr>
       <w:r>
         <w:rPr>
           <w:rFonts w:ascii="Times New Roman" w:hAnsi="Times New Roman" w:eastAsia="Times New Roman" w:cs="Times New Roman"/>
@@ -8464,20 +7744,7 @@
         <w:rPr>
           <w:rFonts w:ascii="Times New Roman" w:hAnsi="Times New Roman" w:eastAsia="Times New Roman" w:cs="Times New Roman"/>
         </w:rPr>
-        <w:t xml:space="preserve"> </w:t>
-      </w:r>
-    </w:p>
-    <w:p>
-      <w:pPr>
-        <w:pStyle w:val="FirstParagraph"/>
-        <w:spacing w:before="0" w:after="0"/>
-        <w:ind w:left="480" w:hanging="480"/>
-      </w:pPr>
-      <w:r>
-        <w:rPr>
-          <w:rFonts w:ascii="Times New Roman" w:hAnsi="Times New Roman" w:eastAsia="Times New Roman" w:cs="Times New Roman"/>
-        </w:rPr>
-        <w:t xml:space="preserve">D.</w:t>
+        <w:t xml:space="preserve"> D.</w:t>
       </w:r>
       <w:r>
         <w:rPr>
@@ -8557,37 +7824,9 @@
       </w:r>
       <w:r>
         <w:rPr>
-          <w:rFonts w:hint="eastAsia" w:ascii="Times New Roman" w:hAnsi="Times New Roman" w:eastAsia="FangSong" w:cs="Times New Roman"/>
-          <w:b/>
-          <w:bCs/>
-        </w:rPr>
-        <w:t xml:space="preserve">答案</w:t>
-      </w:r>
-      <w:r>
-        <w:rPr>
-          <w:rFonts w:hint="eastAsia" w:ascii="Times New Roman" w:hAnsi="Times New Roman" w:eastAsia="Times New Roman" w:cs="Times New Roman"/>
-        </w:rPr>
-        <w:t xml:space="preserve">：B</w:t>
-      </w:r>
-    </w:p>
-    <w:p>
-      <w:pPr>
-        <w:spacing w:before="0" w:after="0"/>
-      </w:pPr>
-    </w:p>
-    <w:p>
-      <w:pPr>
-        <w:spacing w:before="0" w:after="0"/>
-      </w:pPr>
-    </w:p>
-    <w:p>
-      <w:pPr>
-        <w:spacing w:before="160" w:after="80"/>
-      </w:pPr>
-      <w:r>
-        <w:pict>
-          <v:rect style="width:0;height:1.5pt" o:hralign="center" o:hrstd="t" o:hr="t"/>
-        </w:pict>
+          <w:rFonts w:ascii="Times New Roman" w:hAnsi="Times New Roman" w:eastAsia="Times New Roman" w:cs="Times New Roman"/>
+        </w:rPr>
+        <w:t xml:space="preserve">—</w:t>
       </w:r>
     </w:p>
     <w:bookmarkEnd w:id="35"/>
@@ -8619,6 +7858,7 @@
     <w:p>
       <w:pPr>
         <w:pStyle w:val="FirstParagraph"/>
+        <w:ind w:firstLine="420"/>
       </w:pPr>
       <m:oMath>
         <m:oMathPr>
@@ -8925,21 +8165,6 @@
     </w:p>
     <w:p>
       <w:pPr>
-        <w:spacing w:before="0" w:after="0"/>
-      </w:pPr>
-    </w:p>
-    <w:p>
-      <w:pPr>
-        <w:spacing w:before="0" w:after="0"/>
-      </w:pPr>
-    </w:p>
-    <w:p>
-      <w:pPr>
-        <w:spacing w:before="0" w:after="0"/>
-      </w:pPr>
-    </w:p>
-    <w:p>
-      <w:pPr>
         <w:spacing w:before="160" w:after="80"/>
       </w:pPr>
       <w:r>
@@ -8977,8 +8202,7 @@
     <w:p>
       <w:pPr>
         <w:pStyle w:val="FirstParagraph"/>
-        <w:spacing w:before="0" w:after="0"/>
-        <w:ind w:left="480" w:hanging="480"/>
+        <w:ind w:firstLine="420"/>
       </w:pPr>
       <w:r>
         <w:rPr>
@@ -9004,13 +8228,6 @@
         </w:rPr>
         <w:t xml:space="preserve"> </w:t>
       </w:r>
-    </w:p>
-    <w:p>
-      <w:pPr>
-        <w:pStyle w:val="FirstParagraph"/>
-        <w:spacing w:before="0" w:after="0"/>
-        <w:ind w:left="480" w:hanging="480"/>
-      </w:pPr>
       <w:r>
         <w:rPr>
           <w:rFonts w:ascii="Times New Roman" w:hAnsi="Times New Roman" w:eastAsia="Times New Roman" w:cs="Times New Roman"/>
@@ -9154,13 +8371,6 @@
         </w:rPr>
         <w:t xml:space="preserve"> </w:t>
       </w:r>
-    </w:p>
-    <w:p>
-      <w:pPr>
-        <w:pStyle w:val="FirstParagraph"/>
-        <w:spacing w:before="0" w:after="0"/>
-        <w:ind w:left="480" w:hanging="480"/>
-      </w:pPr>
       <w:r>
         <w:rPr>
           <w:rFonts w:ascii="Times New Roman" w:hAnsi="Times New Roman" w:eastAsia="Times New Roman" w:cs="Times New Roman"/>
@@ -9281,13 +8491,6 @@
         </w:rPr>
         <w:t xml:space="preserve"> </w:t>
       </w:r>
-    </w:p>
-    <w:p>
-      <w:pPr>
-        <w:pStyle w:val="FirstParagraph"/>
-        <w:spacing w:before="0" w:after="0"/>
-        <w:ind w:left="480" w:hanging="480"/>
-      </w:pPr>
       <w:r>
         <w:rPr>
           <w:rFonts w:ascii="Times New Roman" w:hAnsi="Times New Roman" w:eastAsia="Times New Roman" w:cs="Times New Roman"/>
@@ -9400,20 +8603,7 @@
         <w:rPr>
           <w:rFonts w:ascii="Times New Roman" w:hAnsi="Times New Roman" w:eastAsia="Times New Roman" w:cs="Times New Roman"/>
         </w:rPr>
-        <w:t xml:space="preserve"> KI </w:t>
-      </w:r>
-    </w:p>
-    <w:p>
-      <w:pPr>
-        <w:pStyle w:val="FirstParagraph"/>
-        <w:spacing w:before="0" w:after="0"/>
-        <w:ind w:left="480" w:hanging="480"/>
-      </w:pPr>
-      <w:r>
-        <w:rPr>
-          <w:rFonts w:ascii="Times New Roman" w:hAnsi="Times New Roman" w:eastAsia="Times New Roman" w:cs="Times New Roman"/>
-        </w:rPr>
-        <w:t xml:space="preserve">D.</w:t>
+        <w:t xml:space="preserve"> KI D.</w:t>
       </w:r>
       <w:r>
         <w:rPr>
@@ -9548,37 +8738,9 @@
       </w:r>
       <w:r>
         <w:rPr>
-          <w:rFonts w:hint="eastAsia" w:ascii="Times New Roman" w:hAnsi="Times New Roman" w:eastAsia="FangSong" w:cs="Times New Roman"/>
-          <w:b/>
-          <w:bCs/>
-        </w:rPr>
-        <w:t xml:space="preserve">答案</w:t>
-      </w:r>
-      <w:r>
-        <w:rPr>
-          <w:rFonts w:hint="eastAsia" w:ascii="Times New Roman" w:hAnsi="Times New Roman" w:eastAsia="Times New Roman" w:cs="Times New Roman"/>
-        </w:rPr>
-        <w:t xml:space="preserve">：B</w:t>
-      </w:r>
-    </w:p>
-    <w:p>
-      <w:pPr>
-        <w:spacing w:before="0" w:after="0"/>
-      </w:pPr>
-    </w:p>
-    <w:p>
-      <w:pPr>
-        <w:spacing w:before="0" w:after="0"/>
-      </w:pPr>
-    </w:p>
-    <w:p>
-      <w:pPr>
-        <w:spacing w:before="160" w:after="80"/>
-      </w:pPr>
-      <w:r>
-        <w:pict>
-          <v:rect style="width:0;height:1.5pt" o:hralign="center" o:hrstd="t" o:hr="t"/>
-        </w:pict>
+          <w:rFonts w:ascii="Times New Roman" w:hAnsi="Times New Roman" w:eastAsia="Times New Roman" w:cs="Times New Roman"/>
+        </w:rPr>
+        <w:t xml:space="preserve">—</w:t>
       </w:r>
     </w:p>
     <w:bookmarkEnd w:id="37"/>
@@ -9610,6 +8772,7 @@
     <w:p>
       <w:pPr>
         <w:pStyle w:val="FirstParagraph"/>
+        <w:ind w:firstLine="420"/>
       </w:pPr>
       <w:r>
         <w:rPr>
@@ -9921,6 +9084,7 @@
     <w:p>
       <w:pPr>
         <w:pStyle w:val="BodyText"/>
+        <w:ind w:firstLine="420"/>
       </w:pPr>
       <w:r>
         <w:rPr>
@@ -10505,6 +9669,7 @@
     <w:p>
       <w:pPr>
         <w:pStyle w:val="BodyText"/>
+        <w:ind w:firstLine="420"/>
       </w:pPr>
       <w:r>
         <w:rPr>
@@ -10614,6 +9779,7 @@
     <w:p>
       <w:pPr>
         <w:pStyle w:val="BodyText"/>
+        <w:ind w:firstLine="420"/>
       </w:pPr>
       <w:r>
         <w:rPr>
@@ -10683,6 +9849,7 @@
     <w:p>
       <w:pPr>
         <w:pStyle w:val="BodyText"/>
+        <w:ind w:firstLine="420"/>
       </w:pPr>
       <w:r>
         <w:rPr>
@@ -10750,6 +9917,7 @@
     <w:p>
       <w:pPr>
         <w:pStyle w:val="BodyText"/>
+        <w:ind w:firstLine="420"/>
       </w:pPr>
       <w:r>
         <w:rPr>
@@ -10838,7 +10006,7 @@
         </w:rPr>
         <w:drawing>
           <wp:inline>
-            <wp:extent cx="2933700" cy="2120900"/>
+            <wp:extent cx="2933700" cy="2197100"/>
             <wp:effectExtent b="0" l="0" r="0" t="0"/>
             <wp:docPr descr="" title="" id="39" name="Picture"/>
             <a:graphic>
@@ -10859,7 +10027,7 @@
                   <pic:spPr bwMode="auto">
                     <a:xfrm>
                       <a:off x="0" y="0"/>
-                      <a:ext cx="2933700" cy="2120900"/>
+                      <a:ext cx="2933700" cy="2197100"/>
                     </a:xfrm>
                     <a:prstGeom prst="rect">
                       <a:avLst/>
@@ -10898,46 +10066,6 @@
     </w:p>
     <w:p>
       <w:pPr>
-        <w:spacing w:before="0" w:after="0"/>
-      </w:pPr>
-    </w:p>
-    <w:p>
-      <w:pPr>
-        <w:spacing w:before="0" w:after="0"/>
-      </w:pPr>
-    </w:p>
-    <w:p>
-      <w:pPr>
-        <w:spacing w:before="0" w:after="0"/>
-      </w:pPr>
-    </w:p>
-    <w:p>
-      <w:pPr>
-        <w:spacing w:before="0" w:after="0"/>
-      </w:pPr>
-    </w:p>
-    <w:p>
-      <w:pPr>
-        <w:spacing w:before="0" w:after="0"/>
-      </w:pPr>
-    </w:p>
-    <w:p>
-      <w:pPr>
-        <w:spacing w:before="0" w:after="0"/>
-      </w:pPr>
-    </w:p>
-    <w:p>
-      <w:pPr>
-        <w:spacing w:before="0" w:after="0"/>
-      </w:pPr>
-    </w:p>
-    <w:p>
-      <w:pPr>
-        <w:spacing w:before="0" w:after="0"/>
-      </w:pPr>
-    </w:p>
-    <w:p>
-      <w:pPr>
         <w:spacing w:before="160" w:after="80"/>
       </w:pPr>
       <w:r>
@@ -10975,6 +10103,7 @@
     <w:p>
       <w:pPr>
         <w:pStyle w:val="FirstParagraph"/>
+        <w:ind w:firstLine="420"/>
       </w:pPr>
       <w:r>
         <w:rPr>
@@ -11263,6 +10392,7 @@
       <w:pPr>
         <w:pStyle w:val="BodyText"/>
         <w:spacing w:after="80"/>
+        <w:ind w:firstLine="420"/>
       </w:pPr>
       <w:r>
         <w:rPr>
@@ -11778,15 +10908,16 @@
         <w:tblStyle w:val="Table"/>
         <w:tblW w:type="pct" w:w="5000"/>
         <w:tblLayout w:type="fixed"/>
+        <w:tblLook w:firstRow="1" w:lastRow="0" w:firstColumn="0" w:lastColumn="0" w:noHBand="0" w:noVBand="0" w:val="0020"/>
+        <w:jc w:val="center"/>
         <w:tblBorders>
-          <w:top w:val="single" w:sz="12" w:space="0" w:color="000000"/>
-          <w:left w:val="none" w:sz="0" w:space="0" w:color="auto"/>
-          <w:bottom w:val="single" w:sz="12" w:space="0" w:color="000000"/>
-          <w:right w:val="none" w:sz="0" w:space="0" w:color="auto"/>
-          <w:insideH w:val="none" w:sz="0" w:space="0" w:color="auto"/>
-          <w:insideV w:val="none" w:sz="0" w:space="0" w:color="auto"/>
+          <w:top w:val="single" w:sz="12" w:space="0" w:color="333333"/>
+          <w:bottom w:val="single" w:sz="12" w:space="0" w:color="333333"/>
+          <w:left w:val="none"/>
+          <w:right w:val="none"/>
+          <w:insideH w:val="none"/>
+          <w:insideV w:val="none"/>
         </w:tblBorders>
-        <w:tblLook w:firstRow="1" w:lastRow="0" w:firstColumn="0" w:lastColumn="0" w:noHBand="0" w:noVBand="0" w:val="0020"/>
       </w:tblPr>
       <w:tblGrid>
         <w:gridCol w:w="1584"/>
@@ -11802,7 +10933,7 @@
         <w:tc>
           <w:tcPr>
             <w:tcBorders>
-              <w:bottom w:val="single" w:sz="8" w:space="0" w:color="000000"/>
+              <w:bottom w:val="single" w:sz="6" w:space="0" w:color="333333"/>
             </w:tcBorders>
           </w:tcPr>
           <w:p>
@@ -11822,7 +10953,7 @@
         <w:tc>
           <w:tcPr>
             <w:tcBorders>
-              <w:bottom w:val="single" w:sz="8" w:space="0" w:color="000000"/>
+              <w:bottom w:val="single" w:sz="6" w:space="0" w:color="333333"/>
             </w:tcBorders>
           </w:tcPr>
           <w:p>
@@ -11837,7 +10968,7 @@
               </w:rPr>
               <w:drawing>
                 <wp:inline>
-                  <wp:extent cx="2413000" cy="1663700"/>
+                  <wp:extent cx="897840" cy="666291"/>
                   <wp:effectExtent b="0" l="0" r="0" t="0"/>
                   <wp:docPr descr="" title="" id="43" name="Picture"/>
                   <a:graphic>
@@ -11858,7 +10989,7 @@
                         <pic:spPr bwMode="auto">
                           <a:xfrm>
                             <a:off x="0" y="0"/>
-                            <a:ext cx="2413000" cy="1663700"/>
+                            <a:ext cx="897840" cy="666291"/>
                           </a:xfrm>
                           <a:prstGeom prst="rect">
                             <a:avLst/>
@@ -11895,7 +11026,7 @@
         <w:tc>
           <w:tcPr>
             <w:tcBorders>
-              <w:bottom w:val="single" w:sz="8" w:space="0" w:color="000000"/>
+              <w:bottom w:val="single" w:sz="6" w:space="0" w:color="333333"/>
             </w:tcBorders>
           </w:tcPr>
           <w:p>
@@ -11910,7 +11041,7 @@
               </w:rPr>
               <w:drawing>
                 <wp:inline>
-                  <wp:extent cx="3600000" cy="2110344"/>
+                  <wp:extent cx="897840" cy="526319"/>
                   <wp:effectExtent b="0" l="0" r="0" t="0"/>
                   <wp:docPr descr="" title="" id="46" name="Picture"/>
                   <a:graphic>
@@ -11931,7 +11062,7 @@
                         <pic:spPr bwMode="auto">
                           <a:xfrm>
                             <a:off x="0" y="0"/>
-                            <a:ext cx="3600000" cy="2110344"/>
+                            <a:ext cx="897840" cy="526319"/>
                           </a:xfrm>
                           <a:prstGeom prst="rect">
                             <a:avLst/>
@@ -11968,7 +11099,7 @@
         <w:tc>
           <w:tcPr>
             <w:tcBorders>
-              <w:bottom w:val="single" w:sz="8" w:space="0" w:color="000000"/>
+              <w:bottom w:val="single" w:sz="6" w:space="0" w:color="333333"/>
             </w:tcBorders>
           </w:tcPr>
           <w:p>
@@ -11983,7 +11114,7 @@
               </w:rPr>
               <w:drawing>
                 <wp:inline>
-                  <wp:extent cx="3600000" cy="1934161"/>
+                  <wp:extent cx="897840" cy="496321"/>
                   <wp:effectExtent b="0" l="0" r="0" t="0"/>
                   <wp:docPr descr="" title="" id="49" name="Picture"/>
                   <a:graphic>
@@ -12004,7 +11135,7 @@
                         <pic:spPr bwMode="auto">
                           <a:xfrm>
                             <a:off x="0" y="0"/>
-                            <a:ext cx="3600000" cy="1934161"/>
+                            <a:ext cx="897840" cy="496321"/>
                           </a:xfrm>
                           <a:prstGeom prst="rect">
                             <a:avLst/>
@@ -12041,7 +11172,7 @@
         <w:tc>
           <w:tcPr>
             <w:tcBorders>
-              <w:bottom w:val="single" w:sz="8" w:space="0" w:color="000000"/>
+              <w:bottom w:val="single" w:sz="6" w:space="0" w:color="333333"/>
             </w:tcBorders>
           </w:tcPr>
           <w:p>
@@ -12056,7 +11187,7 @@
               </w:rPr>
               <w:drawing>
                 <wp:inline>
-                  <wp:extent cx="3009900" cy="1701800"/>
+                  <wp:extent cx="897840" cy="534157"/>
                   <wp:effectExtent b="0" l="0" r="0" t="0"/>
                   <wp:docPr descr="" title="" id="52" name="Picture"/>
                   <a:graphic>
@@ -12077,7 +11208,7 @@
                         <pic:spPr bwMode="auto">
                           <a:xfrm>
                             <a:off x="0" y="0"/>
-                            <a:ext cx="3009900" cy="1701800"/>
+                            <a:ext cx="897840" cy="534157"/>
                           </a:xfrm>
                           <a:prstGeom prst="rect">
                             <a:avLst/>
@@ -12291,6 +11422,7 @@
       <w:pPr>
         <w:pStyle w:val="BodyText"/>
         <w:spacing w:before="120"/>
+        <w:ind w:firstLine="420"/>
       </w:pPr>
       <w:r>
         <w:rPr>
@@ -12464,6 +11596,7 @@
     <w:p>
       <w:pPr>
         <w:pStyle w:val="BodyText"/>
+        <w:ind w:firstLine="420"/>
       </w:pPr>
       <w:r>
         <w:rPr>
@@ -13055,7 +12188,7 @@
         </w:rPr>
         <w:drawing>
           <wp:inline>
-            <wp:extent cx="3218856" cy="3029512"/>
+            <wp:extent cx="3240000" cy="3029512"/>
             <wp:effectExtent b="0" l="0" r="0" t="0"/>
             <wp:docPr descr="" title="" id="55" name="Picture"/>
             <a:graphic>
@@ -13076,7 +12209,7 @@
                   <pic:spPr bwMode="auto">
                     <a:xfrm>
                       <a:off x="0" y="0"/>
-                      <a:ext cx="3218856" cy="3029512"/>
+                      <a:ext cx="3240000" cy="3029512"/>
                     </a:xfrm>
                     <a:prstGeom prst="rect">
                       <a:avLst/>
@@ -13118,7 +12251,7 @@
         </w:rPr>
         <w:drawing>
           <wp:inline>
-            <wp:extent cx="3166763" cy="3488466"/>
+            <wp:extent cx="3240000" cy="3488466"/>
             <wp:effectExtent b="0" l="0" r="0" t="0"/>
             <wp:docPr descr="" title="" id="58" name="Picture"/>
             <a:graphic>
@@ -13139,7 +12272,7 @@
                   <pic:spPr bwMode="auto">
                     <a:xfrm>
                       <a:off x="0" y="0"/>
-                      <a:ext cx="3166763" cy="3488466"/>
+                      <a:ext cx="3240000" cy="3488466"/>
                     </a:xfrm>
                     <a:prstGeom prst="rect">
                       <a:avLst/>
@@ -13161,6 +12294,7 @@
     <w:p>
       <w:pPr>
         <w:pStyle w:val="BodyText"/>
+        <w:ind w:firstLine="420"/>
       </w:pPr>
       <w:r>
         <w:rPr>
@@ -13173,6 +12307,414 @@
           <w:rFonts w:hint="eastAsia" w:ascii="Times New Roman" w:hAnsi="Times New Roman" w:eastAsia="Times New Roman" w:cs="Times New Roman"/>
         </w:rPr>
         <w:t>A</w:t>
+      </w:r>
+    </w:p>
+    <w:p>
+      <w:pPr>
+        <w:pStyle w:val="BodyText"/>
+        <w:ind w:firstLine="420"/>
+      </w:pPr>
+      <w:r>
+        <w:rPr>
+          <w:rFonts w:ascii="Times New Roman" w:hAnsi="Times New Roman" w:eastAsia="Times New Roman" w:cs="Times New Roman"/>
+        </w:rPr>
+        <w:t xml:space="preserve">7-2-1 </w:t>
+      </w:r>
+      <w:r>
+        <w:rPr>
+          <w:rFonts w:hint="eastAsia" w:ascii="Times New Roman" w:hAnsi="Times New Roman" w:eastAsia="FangSong" w:cs="Times New Roman"/>
+        </w:rPr>
+        <w:t>写出</w:t>
+      </w:r>
+      <w:r>
+        <w:rPr>
+          <w:rFonts w:hint="eastAsia" w:ascii="Times New Roman" w:hAnsi="Times New Roman" w:eastAsia="Times New Roman" w:cs="Times New Roman"/>
+        </w:rPr>
+        <w:t>B</w:t>
+      </w:r>
+      <w:r>
+        <w:rPr>
+          <w:rFonts w:hint="eastAsia" w:ascii="Times New Roman" w:hAnsi="Times New Roman" w:eastAsia="FangSong" w:cs="Times New Roman"/>
+        </w:rPr>
+        <w:t>的化学式</w:t>
+      </w:r>
+      <w:r>
+        <w:rPr>
+          <w:rFonts w:hint="eastAsia" w:ascii="Times New Roman" w:hAnsi="Times New Roman" w:eastAsia="Times New Roman" w:cs="Times New Roman"/>
+        </w:rPr>
+        <w:t>。</w:t>
+      </w:r>
+      <w:r>
+        <w:rPr>
+          <w:rFonts w:ascii="Times New Roman" w:hAnsi="Times New Roman" w:eastAsia="Times New Roman" w:cs="Times New Roman"/>
+        </w:rPr>
+        <w:t xml:space="preserve"> </w:t>
+      </w:r>
+      <w:r>
+        <w:rPr>
+          <w:rFonts w:ascii="Times New Roman" w:hAnsi="Times New Roman" w:eastAsia="Times New Roman" w:cs="Times New Roman"/>
+        </w:rPr>
+        <w:t xml:space="preserve">7-2-2 </w:t>
+      </w:r>
+      <w:r>
+        <w:rPr>
+          <w:rFonts w:hint="eastAsia" w:ascii="Times New Roman" w:hAnsi="Times New Roman" w:eastAsia="FangSong" w:cs="Times New Roman"/>
+        </w:rPr>
+        <w:t>画出</w:t>
+      </w:r>
+      <w:r>
+        <w:rPr>
+          <w:rFonts w:hint="eastAsia" w:ascii="Times New Roman" w:hAnsi="Times New Roman" w:eastAsia="Times New Roman" w:cs="Times New Roman"/>
+        </w:rPr>
+        <w:t>B</w:t>
+      </w:r>
+      <w:r>
+        <w:rPr>
+          <w:rFonts w:hint="eastAsia" w:ascii="Times New Roman" w:hAnsi="Times New Roman" w:eastAsia="FangSong" w:cs="Times New Roman"/>
+        </w:rPr>
+        <w:t>中</w:t>
+      </w:r>
+      <w:r>
+        <w:rPr>
+          <w:rFonts w:hint="eastAsia" w:ascii="Times New Roman" w:hAnsi="Times New Roman" w:eastAsia="Times New Roman" w:cs="Times New Roman"/>
+        </w:rPr>
+        <w:t>⾦</w:t>
+      </w:r>
+      <w:r>
+        <w:rPr>
+          <w:rFonts w:hint="eastAsia" w:ascii="Times New Roman" w:hAnsi="Times New Roman" w:eastAsia="FangSong" w:cs="Times New Roman"/>
+        </w:rPr>
+        <w:t>属离</w:t>
+      </w:r>
+      <w:r>
+        <w:rPr>
+          <w:rFonts w:hint="eastAsia" w:ascii="Times New Roman" w:hAnsi="Times New Roman" w:eastAsia="Times New Roman" w:cs="Times New Roman"/>
+        </w:rPr>
+        <w:t>⼦</w:t>
+      </w:r>
+      <w:r>
+        <w:rPr>
+          <w:rFonts w:hint="eastAsia" w:ascii="Times New Roman" w:hAnsi="Times New Roman" w:eastAsia="FangSong" w:cs="Times New Roman"/>
+        </w:rPr>
+        <w:t>在配位场</w:t>
+      </w:r>
+      <w:r>
+        <w:rPr>
+          <w:rFonts w:hint="eastAsia" w:ascii="Times New Roman" w:hAnsi="Times New Roman" w:eastAsia="Times New Roman" w:cs="Times New Roman"/>
+        </w:rPr>
+        <w:t>（</w:t>
+      </w:r>
+      <w:r>
+        <w:rPr>
+          <w:rFonts w:hint="eastAsia" w:ascii="Times New Roman" w:hAnsi="Times New Roman" w:eastAsia="FangSong" w:cs="Times New Roman"/>
+        </w:rPr>
+        <w:t>假设为正多</w:t>
+      </w:r>
+      <w:r>
+        <w:rPr>
+          <w:rFonts w:hint="eastAsia" w:ascii="Times New Roman" w:hAnsi="Times New Roman" w:eastAsia="Times New Roman" w:cs="Times New Roman"/>
+        </w:rPr>
+        <w:t>⾯</w:t>
+      </w:r>
+      <w:r>
+        <w:rPr>
+          <w:rFonts w:hint="eastAsia" w:ascii="Times New Roman" w:hAnsi="Times New Roman" w:eastAsia="FangSong" w:cs="Times New Roman"/>
+        </w:rPr>
+        <w:t>体</w:t>
+      </w:r>
+      <w:r>
+        <w:rPr>
+          <w:rFonts w:hint="eastAsia" w:ascii="Times New Roman" w:hAnsi="Times New Roman" w:eastAsia="Times New Roman" w:cs="Times New Roman"/>
+        </w:rPr>
+        <w:t>）</w:t>
+      </w:r>
+      <w:r>
+        <w:rPr>
+          <w:rFonts w:hint="eastAsia" w:ascii="Times New Roman" w:hAnsi="Times New Roman" w:eastAsia="FangSong" w:cs="Times New Roman"/>
+        </w:rPr>
+        <w:t>作</w:t>
+      </w:r>
+      <w:r>
+        <w:rPr>
+          <w:rFonts w:hint="eastAsia" w:ascii="Times New Roman" w:hAnsi="Times New Roman" w:eastAsia="Times New Roman" w:cs="Times New Roman"/>
+        </w:rPr>
+        <w:t>⽤</w:t>
+      </w:r>
+      <w:r>
+        <w:rPr>
+          <w:rFonts w:hint="eastAsia" w:ascii="Times New Roman" w:hAnsi="Times New Roman" w:eastAsia="FangSong" w:cs="Times New Roman"/>
+        </w:rPr>
+        <w:t>下的</w:t>
+      </w:r>
+      <w:r>
+        <w:rPr>
+          <w:rFonts w:hint="eastAsia" w:ascii="Times New Roman" w:hAnsi="Times New Roman" w:eastAsia="Times New Roman" w:cs="Times New Roman"/>
+        </w:rPr>
+        <w:t>d</w:t>
+      </w:r>
+      <w:r>
+        <w:rPr>
+          <w:rFonts w:hint="eastAsia" w:ascii="Times New Roman" w:hAnsi="Times New Roman" w:eastAsia="FangSong" w:cs="Times New Roman"/>
+        </w:rPr>
+        <w:t>轨道电</w:t>
+      </w:r>
+      <w:r>
+        <w:rPr>
+          <w:rFonts w:hint="eastAsia" w:ascii="Times New Roman" w:hAnsi="Times New Roman" w:eastAsia="Times New Roman" w:cs="Times New Roman"/>
+        </w:rPr>
+        <w:t>⼦</w:t>
+      </w:r>
+      <w:r>
+        <w:rPr>
+          <w:rFonts w:hint="eastAsia" w:ascii="Times New Roman" w:hAnsi="Times New Roman" w:eastAsia="FangSong" w:cs="Times New Roman"/>
+        </w:rPr>
+        <w:t>排布</w:t>
+      </w:r>
+      <w:r>
+        <w:rPr>
+          <w:rFonts w:hint="eastAsia" w:ascii="Times New Roman" w:hAnsi="Times New Roman" w:eastAsia="Times New Roman" w:cs="Times New Roman"/>
+        </w:rPr>
+        <w:t>。</w:t>
+      </w:r>
+      <w:r>
+        <w:rPr>
+          <w:rFonts w:ascii="Times New Roman" w:hAnsi="Times New Roman" w:eastAsia="Times New Roman" w:cs="Times New Roman"/>
+        </w:rPr>
+        <w:t xml:space="preserve"> </w:t>
+      </w:r>
+      <w:r>
+        <w:rPr>
+          <w:rFonts w:ascii="Times New Roman" w:hAnsi="Times New Roman" w:eastAsia="Times New Roman" w:cs="Times New Roman"/>
+        </w:rPr>
+        <w:t xml:space="preserve">7-2-3 </w:t>
+      </w:r>
+      <w:r>
+        <w:rPr>
+          <w:rFonts w:hint="eastAsia" w:ascii="Times New Roman" w:hAnsi="Times New Roman" w:eastAsia="FangSong" w:cs="Times New Roman"/>
+        </w:rPr>
+        <w:t xml:space="preserve">写出</w:t>
+      </w:r>
+      <w:r>
+        <w:rPr>
+          <w:rFonts w:ascii="Times New Roman" w:hAnsi="Times New Roman" w:eastAsia="Times New Roman" w:cs="Times New Roman"/>
+        </w:rPr>
+        <w:t xml:space="preserve"> C </w:t>
+      </w:r>
+      <w:r>
+        <w:rPr>
+          <w:rFonts w:hint="eastAsia" w:ascii="Times New Roman" w:hAnsi="Times New Roman" w:eastAsia="FangSong" w:cs="Times New Roman"/>
+        </w:rPr>
+        <w:t>中阳离</w:t>
+      </w:r>
+      <w:r>
+        <w:rPr>
+          <w:rFonts w:hint="eastAsia" w:ascii="Times New Roman" w:hAnsi="Times New Roman" w:eastAsia="Times New Roman" w:cs="Times New Roman"/>
+        </w:rPr>
+        <w:t>⼦</w:t>
+      </w:r>
+      <w:r>
+        <w:rPr>
+          <w:rFonts w:hint="eastAsia" w:ascii="Times New Roman" w:hAnsi="Times New Roman" w:eastAsia="FangSong" w:cs="Times New Roman"/>
+        </w:rPr>
+        <w:t>的化学式及相应的</w:t>
+      </w:r>
+      <w:r>
+        <w:rPr>
+          <w:rFonts w:ascii="Times New Roman" w:hAnsi="Times New Roman" w:eastAsia="Times New Roman" w:cs="Times New Roman"/>
+        </w:rPr>
+        <w:t xml:space="preserve"> Feltham-Enemark </w:t>
+      </w:r>
+      <w:r>
+        <w:rPr>
+          <w:rFonts w:hint="eastAsia" w:ascii="Times New Roman" w:hAnsi="Times New Roman" w:eastAsia="FangSong" w:cs="Times New Roman"/>
+        </w:rPr>
+        <w:t>记号</w:t>
+      </w:r>
+      <w:r>
+        <w:rPr>
+          <w:rFonts w:hint="eastAsia" w:ascii="Times New Roman" w:hAnsi="Times New Roman" w:eastAsia="Times New Roman" w:cs="Times New Roman"/>
+        </w:rPr>
+        <w:t>。</w:t>
+      </w:r>
+      <w:r>
+        <w:rPr>
+          <w:rFonts w:ascii="Times New Roman" w:hAnsi="Times New Roman" w:eastAsia="Times New Roman" w:cs="Times New Roman"/>
+        </w:rPr>
+        <w:t xml:space="preserve"> </w:t>
+      </w:r>
+      <w:r>
+        <w:rPr>
+          <w:rFonts w:ascii="Times New Roman" w:hAnsi="Times New Roman" w:eastAsia="Times New Roman" w:cs="Times New Roman"/>
+        </w:rPr>
+        <w:t xml:space="preserve">7-3 </w:t>
+      </w:r>
+      <w:r>
+        <w:rPr>
+          <w:rFonts w:hint="eastAsia" w:ascii="Times New Roman" w:hAnsi="Times New Roman" w:eastAsia="FangSong" w:cs="Times New Roman"/>
+        </w:rPr>
+        <w:t>最近</w:t>
+      </w:r>
+      <w:r>
+        <w:rPr>
+          <w:rFonts w:hint="eastAsia" w:ascii="Times New Roman" w:hAnsi="Times New Roman" w:eastAsia="Times New Roman" w:cs="Times New Roman"/>
+        </w:rPr>
+        <w:t>，</w:t>
+      </w:r>
+      <w:r>
+        <w:rPr>
+          <w:rFonts w:hint="eastAsia" w:ascii="Times New Roman" w:hAnsi="Times New Roman" w:eastAsia="FangSong" w:cs="Times New Roman"/>
+        </w:rPr>
+        <w:t>研究者报道了</w:t>
+      </w:r>
+      <w:r>
+        <w:rPr>
+          <w:rFonts w:hint="eastAsia" w:ascii="Times New Roman" w:hAnsi="Times New Roman" w:eastAsia="Times New Roman" w:cs="Times New Roman"/>
+        </w:rPr>
+        <w:t>⼀</w:t>
+      </w:r>
+      <w:r>
+        <w:rPr>
+          <w:rFonts w:hint="eastAsia" w:ascii="Times New Roman" w:hAnsi="Times New Roman" w:eastAsia="FangSong" w:cs="Times New Roman"/>
+        </w:rPr>
+        <w:t>个</w:t>
+      </w:r>
+      <w:r>
+        <w:rPr>
+          <w:rFonts w:hint="eastAsia" w:ascii="Times New Roman" w:hAnsi="Times New Roman" w:eastAsia="Times New Roman" w:cs="Times New Roman"/>
+        </w:rPr>
+        <w:t>⾮⾎</w:t>
+      </w:r>
+      <w:r>
+        <w:rPr>
+          <w:rFonts w:hint="eastAsia" w:ascii="Times New Roman" w:hAnsi="Times New Roman" w:eastAsia="FangSong" w:cs="Times New Roman"/>
+        </w:rPr>
+        <w:t>红素铁氧配合物</w:t>
+      </w:r>
+      <w:r>
+        <w:rPr>
+          <w:rFonts w:hint="eastAsia" w:ascii="Times New Roman" w:hAnsi="Times New Roman" w:eastAsia="Times New Roman" w:cs="Times New Roman"/>
+        </w:rPr>
+        <w:t>P，P</w:t>
+      </w:r>
+      <w:r>
+        <w:rPr>
+          <w:rFonts w:hint="eastAsia" w:ascii="Times New Roman" w:hAnsi="Times New Roman" w:eastAsia="FangSong" w:cs="Times New Roman"/>
+        </w:rPr>
+        <w:t>与</w:t>
+      </w:r>
+      <w:r>
+        <w:rPr>
+          <w:rFonts w:hint="eastAsia" w:ascii="Times New Roman" w:hAnsi="Times New Roman" w:eastAsia="Times New Roman" w:cs="Times New Roman"/>
+        </w:rPr>
+        <w:t>NO</w:t>
+      </w:r>
+      <w:r>
+        <w:rPr>
+          <w:rFonts w:hint="eastAsia" w:ascii="Times New Roman" w:hAnsi="Times New Roman" w:eastAsia="FangSong" w:cs="Times New Roman"/>
+        </w:rPr>
+        <w:t>反应得到配合物</w:t>
+      </w:r>
+      <w:r>
+        <w:rPr>
+          <w:rFonts w:hint="eastAsia" w:ascii="Times New Roman" w:hAnsi="Times New Roman" w:eastAsia="Times New Roman" w:cs="Times New Roman"/>
+        </w:rPr>
+        <w:t>Q，Q</w:t>
+      </w:r>
+      <w:r>
+        <w:rPr>
+          <w:rFonts w:hint="eastAsia" w:ascii="Times New Roman" w:hAnsi="Times New Roman" w:eastAsia="FangSong" w:cs="Times New Roman"/>
+        </w:rPr>
+        <w:t>在</w:t>
+      </w:r>
+      <w:r>
+        <w:rPr>
+          <w:rFonts w:hint="eastAsia" w:ascii="Times New Roman" w:hAnsi="Times New Roman" w:eastAsia="Times New Roman" w:cs="Times New Roman"/>
+        </w:rPr>
+        <w:t>⽆⽔⽆</w:t>
+      </w:r>
+      <w:r>
+        <w:rPr>
+          <w:rFonts w:hint="eastAsia" w:ascii="Times New Roman" w:hAnsi="Times New Roman" w:eastAsia="FangSong" w:cs="Times New Roman"/>
+        </w:rPr>
+        <w:t>氧条件下稳定</w:t>
+      </w:r>
+      <w:r>
+        <w:rPr>
+          <w:rFonts w:hint="eastAsia" w:ascii="Times New Roman" w:hAnsi="Times New Roman" w:eastAsia="Times New Roman" w:cs="Times New Roman"/>
+        </w:rPr>
+        <w:t>，</w:t>
+      </w:r>
+      <w:r>
+        <w:rPr>
+          <w:rFonts w:hint="eastAsia" w:ascii="Times New Roman" w:hAnsi="Times New Roman" w:eastAsia="FangSong" w:cs="Times New Roman"/>
+        </w:rPr>
+        <w:t>其中</w:t>
+      </w:r>
+      <w:r>
+        <w:rPr>
+          <w:rFonts w:hint="eastAsia" w:ascii="Times New Roman" w:hAnsi="Times New Roman" w:eastAsia="Times New Roman" w:cs="Times New Roman"/>
+        </w:rPr>
+        <w:t>，Fe—N—O</w:t>
+      </w:r>
+      <w:r>
+        <w:rPr>
+          <w:rFonts w:hint="eastAsia" w:ascii="Times New Roman" w:hAnsi="Times New Roman" w:eastAsia="FangSong" w:cs="Times New Roman"/>
+        </w:rPr>
+        <w:t>的键</w:t>
+      </w:r>
+      <w:r>
+        <w:rPr>
+          <w:rFonts w:hint="eastAsia" w:ascii="Times New Roman" w:hAnsi="Times New Roman" w:eastAsia="Times New Roman" w:cs="Times New Roman"/>
+        </w:rPr>
+        <w:t>⻆</w:t>
+      </w:r>
+      <w:r>
+        <w:rPr>
+          <w:rFonts w:hint="eastAsia" w:ascii="Times New Roman" w:hAnsi="Times New Roman" w:eastAsia="FangSong" w:cs="Times New Roman"/>
+        </w:rPr>
+        <w:t>为</w:t>
+      </w:r>
+      <w:r>
+        <w:rPr>
+          <w:rFonts w:hint="eastAsia" w:ascii="Times New Roman" w:hAnsi="Times New Roman" w:eastAsia="Times New Roman" w:cs="Times New Roman"/>
+        </w:rPr>
+        <w:t>144.5°，</w:t>
+      </w:r>
+      <w:r>
+        <w:rPr>
+          <w:rFonts w:hint="eastAsia" w:ascii="Times New Roman" w:hAnsi="Times New Roman" w:eastAsia="FangSong" w:cs="Times New Roman"/>
+        </w:rPr>
+        <w:t>且</w:t>
+      </w:r>
+      <w:r>
+        <w:rPr>
+          <w:rFonts w:hint="eastAsia" w:ascii="Times New Roman" w:hAnsi="Times New Roman" w:eastAsia="Times New Roman" w:cs="Times New Roman"/>
+        </w:rPr>
+        <w:t>N—O</w:t>
+      </w:r>
+      <w:r>
+        <w:rPr>
+          <w:rFonts w:hint="eastAsia" w:ascii="Times New Roman" w:hAnsi="Times New Roman" w:eastAsia="FangSong" w:cs="Times New Roman"/>
+        </w:rPr>
+        <w:t>键的键能</w:t>
+      </w:r>
+      <w:r>
+        <w:rPr>
+          <w:rFonts w:hint="eastAsia" w:ascii="Times New Roman" w:hAnsi="Times New Roman" w:eastAsia="Times New Roman" w:cs="Times New Roman"/>
+        </w:rPr>
+        <w:t>⽐</w:t>
+      </w:r>
+      <w:r>
+        <w:rPr>
+          <w:rFonts w:hint="eastAsia" w:ascii="Times New Roman" w:hAnsi="Times New Roman" w:eastAsia="FangSong" w:cs="Times New Roman"/>
+        </w:rPr>
+        <w:t>预期的</w:t>
+      </w:r>
+      <w:r>
+        <w:rPr>
+          <w:rFonts w:hint="eastAsia" w:ascii="Times New Roman" w:hAnsi="Times New Roman" w:eastAsia="Times New Roman" w:cs="Times New Roman"/>
+        </w:rPr>
+        <w:t>⼩。</w:t>
       </w:r>
     </w:p>
     <w:p>
@@ -13183,403 +12725,7 @@
         <w:rPr>
           <w:rFonts w:ascii="Times New Roman" w:hAnsi="Times New Roman" w:eastAsia="Times New Roman" w:cs="Times New Roman"/>
         </w:rPr>
-        <w:t xml:space="preserve">7-2-1 </w:t>
-      </w:r>
-      <w:r>
-        <w:rPr>
-          <w:rFonts w:hint="eastAsia" w:ascii="Times New Roman" w:hAnsi="Times New Roman" w:eastAsia="FangSong" w:cs="Times New Roman"/>
-        </w:rPr>
-        <w:t>写出</w:t>
-      </w:r>
-      <w:r>
-        <w:rPr>
-          <w:rFonts w:hint="eastAsia" w:ascii="Times New Roman" w:hAnsi="Times New Roman" w:eastAsia="Times New Roman" w:cs="Times New Roman"/>
-        </w:rPr>
-        <w:t>B</w:t>
-      </w:r>
-      <w:r>
-        <w:rPr>
-          <w:rFonts w:hint="eastAsia" w:ascii="Times New Roman" w:hAnsi="Times New Roman" w:eastAsia="FangSong" w:cs="Times New Roman"/>
-        </w:rPr>
-        <w:t>的化学式</w:t>
-      </w:r>
-      <w:r>
-        <w:rPr>
-          <w:rFonts w:hint="eastAsia" w:ascii="Times New Roman" w:hAnsi="Times New Roman" w:eastAsia="Times New Roman" w:cs="Times New Roman"/>
-        </w:rPr>
-        <w:t>。</w:t>
-      </w:r>
-      <w:r>
-        <w:rPr>
-          <w:rFonts w:ascii="Times New Roman" w:hAnsi="Times New Roman" w:eastAsia="Times New Roman" w:cs="Times New Roman"/>
-        </w:rPr>
-        <w:t xml:space="preserve"> </w:t>
-      </w:r>
-      <w:r>
-        <w:rPr>
-          <w:rFonts w:ascii="Times New Roman" w:hAnsi="Times New Roman" w:eastAsia="Times New Roman" w:cs="Times New Roman"/>
-        </w:rPr>
-        <w:t xml:space="preserve">7-2-2 </w:t>
-      </w:r>
-      <w:r>
-        <w:rPr>
-          <w:rFonts w:hint="eastAsia" w:ascii="Times New Roman" w:hAnsi="Times New Roman" w:eastAsia="FangSong" w:cs="Times New Roman"/>
-        </w:rPr>
-        <w:t>画出</w:t>
-      </w:r>
-      <w:r>
-        <w:rPr>
-          <w:rFonts w:hint="eastAsia" w:ascii="Times New Roman" w:hAnsi="Times New Roman" w:eastAsia="Times New Roman" w:cs="Times New Roman"/>
-        </w:rPr>
-        <w:t>B</w:t>
-      </w:r>
-      <w:r>
-        <w:rPr>
-          <w:rFonts w:hint="eastAsia" w:ascii="Times New Roman" w:hAnsi="Times New Roman" w:eastAsia="FangSong" w:cs="Times New Roman"/>
-        </w:rPr>
-        <w:t>中</w:t>
-      </w:r>
-      <w:r>
-        <w:rPr>
-          <w:rFonts w:hint="eastAsia" w:ascii="Times New Roman" w:hAnsi="Times New Roman" w:eastAsia="Times New Roman" w:cs="Times New Roman"/>
-        </w:rPr>
-        <w:t>⾦</w:t>
-      </w:r>
-      <w:r>
-        <w:rPr>
-          <w:rFonts w:hint="eastAsia" w:ascii="Times New Roman" w:hAnsi="Times New Roman" w:eastAsia="FangSong" w:cs="Times New Roman"/>
-        </w:rPr>
-        <w:t>属离</w:t>
-      </w:r>
-      <w:r>
-        <w:rPr>
-          <w:rFonts w:hint="eastAsia" w:ascii="Times New Roman" w:hAnsi="Times New Roman" w:eastAsia="Times New Roman" w:cs="Times New Roman"/>
-        </w:rPr>
-        <w:t>⼦</w:t>
-      </w:r>
-      <w:r>
-        <w:rPr>
-          <w:rFonts w:hint="eastAsia" w:ascii="Times New Roman" w:hAnsi="Times New Roman" w:eastAsia="FangSong" w:cs="Times New Roman"/>
-        </w:rPr>
-        <w:t>在配位场</w:t>
-      </w:r>
-      <w:r>
-        <w:rPr>
-          <w:rFonts w:hint="eastAsia" w:ascii="Times New Roman" w:hAnsi="Times New Roman" w:eastAsia="Times New Roman" w:cs="Times New Roman"/>
-        </w:rPr>
-        <w:t>（</w:t>
-      </w:r>
-      <w:r>
-        <w:rPr>
-          <w:rFonts w:hint="eastAsia" w:ascii="Times New Roman" w:hAnsi="Times New Roman" w:eastAsia="FangSong" w:cs="Times New Roman"/>
-        </w:rPr>
-        <w:t>假设为正多</w:t>
-      </w:r>
-      <w:r>
-        <w:rPr>
-          <w:rFonts w:hint="eastAsia" w:ascii="Times New Roman" w:hAnsi="Times New Roman" w:eastAsia="Times New Roman" w:cs="Times New Roman"/>
-        </w:rPr>
-        <w:t>⾯</w:t>
-      </w:r>
-      <w:r>
-        <w:rPr>
-          <w:rFonts w:hint="eastAsia" w:ascii="Times New Roman" w:hAnsi="Times New Roman" w:eastAsia="FangSong" w:cs="Times New Roman"/>
-        </w:rPr>
-        <w:t>体</w:t>
-      </w:r>
-      <w:r>
-        <w:rPr>
-          <w:rFonts w:hint="eastAsia" w:ascii="Times New Roman" w:hAnsi="Times New Roman" w:eastAsia="Times New Roman" w:cs="Times New Roman"/>
-        </w:rPr>
-        <w:t>）</w:t>
-      </w:r>
-      <w:r>
-        <w:rPr>
-          <w:rFonts w:hint="eastAsia" w:ascii="Times New Roman" w:hAnsi="Times New Roman" w:eastAsia="FangSong" w:cs="Times New Roman"/>
-        </w:rPr>
-        <w:t>作</w:t>
-      </w:r>
-      <w:r>
-        <w:rPr>
-          <w:rFonts w:hint="eastAsia" w:ascii="Times New Roman" w:hAnsi="Times New Roman" w:eastAsia="Times New Roman" w:cs="Times New Roman"/>
-        </w:rPr>
-        <w:t>⽤</w:t>
-      </w:r>
-      <w:r>
-        <w:rPr>
-          <w:rFonts w:hint="eastAsia" w:ascii="Times New Roman" w:hAnsi="Times New Roman" w:eastAsia="FangSong" w:cs="Times New Roman"/>
-        </w:rPr>
-        <w:t>下的</w:t>
-      </w:r>
-      <w:r>
-        <w:rPr>
-          <w:rFonts w:hint="eastAsia" w:ascii="Times New Roman" w:hAnsi="Times New Roman" w:eastAsia="Times New Roman" w:cs="Times New Roman"/>
-        </w:rPr>
-        <w:t>d</w:t>
-      </w:r>
-      <w:r>
-        <w:rPr>
-          <w:rFonts w:hint="eastAsia" w:ascii="Times New Roman" w:hAnsi="Times New Roman" w:eastAsia="FangSong" w:cs="Times New Roman"/>
-        </w:rPr>
-        <w:t>轨道电</w:t>
-      </w:r>
-      <w:r>
-        <w:rPr>
-          <w:rFonts w:hint="eastAsia" w:ascii="Times New Roman" w:hAnsi="Times New Roman" w:eastAsia="Times New Roman" w:cs="Times New Roman"/>
-        </w:rPr>
-        <w:t>⼦</w:t>
-      </w:r>
-      <w:r>
-        <w:rPr>
-          <w:rFonts w:hint="eastAsia" w:ascii="Times New Roman" w:hAnsi="Times New Roman" w:eastAsia="FangSong" w:cs="Times New Roman"/>
-        </w:rPr>
-        <w:t>排布</w:t>
-      </w:r>
-      <w:r>
-        <w:rPr>
-          <w:rFonts w:hint="eastAsia" w:ascii="Times New Roman" w:hAnsi="Times New Roman" w:eastAsia="Times New Roman" w:cs="Times New Roman"/>
-        </w:rPr>
-        <w:t>。</w:t>
-      </w:r>
-      <w:r>
-        <w:rPr>
-          <w:rFonts w:ascii="Times New Roman" w:hAnsi="Times New Roman" w:eastAsia="Times New Roman" w:cs="Times New Roman"/>
-        </w:rPr>
-        <w:t xml:space="preserve"> </w:t>
-      </w:r>
-      <w:r>
-        <w:rPr>
-          <w:rFonts w:ascii="Times New Roman" w:hAnsi="Times New Roman" w:eastAsia="Times New Roman" w:cs="Times New Roman"/>
-        </w:rPr>
-        <w:t xml:space="preserve">7-2-3 </w:t>
-      </w:r>
-      <w:r>
-        <w:rPr>
-          <w:rFonts w:hint="eastAsia" w:ascii="Times New Roman" w:hAnsi="Times New Roman" w:eastAsia="FangSong" w:cs="Times New Roman"/>
-        </w:rPr>
-        <w:t xml:space="preserve">写出</w:t>
-      </w:r>
-      <w:r>
-        <w:rPr>
-          <w:rFonts w:ascii="Times New Roman" w:hAnsi="Times New Roman" w:eastAsia="Times New Roman" w:cs="Times New Roman"/>
-        </w:rPr>
-        <w:t xml:space="preserve"> C </w:t>
-      </w:r>
-      <w:r>
-        <w:rPr>
-          <w:rFonts w:hint="eastAsia" w:ascii="Times New Roman" w:hAnsi="Times New Roman" w:eastAsia="FangSong" w:cs="Times New Roman"/>
-        </w:rPr>
-        <w:t>中阳离</w:t>
-      </w:r>
-      <w:r>
-        <w:rPr>
-          <w:rFonts w:hint="eastAsia" w:ascii="Times New Roman" w:hAnsi="Times New Roman" w:eastAsia="Times New Roman" w:cs="Times New Roman"/>
-        </w:rPr>
-        <w:t>⼦</w:t>
-      </w:r>
-      <w:r>
-        <w:rPr>
-          <w:rFonts w:hint="eastAsia" w:ascii="Times New Roman" w:hAnsi="Times New Roman" w:eastAsia="FangSong" w:cs="Times New Roman"/>
-        </w:rPr>
-        <w:t>的化学式及相应的</w:t>
-      </w:r>
-      <w:r>
-        <w:rPr>
-          <w:rFonts w:ascii="Times New Roman" w:hAnsi="Times New Roman" w:eastAsia="Times New Roman" w:cs="Times New Roman"/>
-        </w:rPr>
-        <w:t xml:space="preserve"> Feltham-Enemark </w:t>
-      </w:r>
-      <w:r>
-        <w:rPr>
-          <w:rFonts w:hint="eastAsia" w:ascii="Times New Roman" w:hAnsi="Times New Roman" w:eastAsia="FangSong" w:cs="Times New Roman"/>
-        </w:rPr>
-        <w:t>记号</w:t>
-      </w:r>
-      <w:r>
-        <w:rPr>
-          <w:rFonts w:hint="eastAsia" w:ascii="Times New Roman" w:hAnsi="Times New Roman" w:eastAsia="Times New Roman" w:cs="Times New Roman"/>
-        </w:rPr>
-        <w:t>。</w:t>
-      </w:r>
-      <w:r>
-        <w:rPr>
-          <w:rFonts w:ascii="Times New Roman" w:hAnsi="Times New Roman" w:eastAsia="Times New Roman" w:cs="Times New Roman"/>
-        </w:rPr>
-        <w:t xml:space="preserve"> </w:t>
-      </w:r>
-      <w:r>
-        <w:rPr>
-          <w:rFonts w:ascii="Times New Roman" w:hAnsi="Times New Roman" w:eastAsia="Times New Roman" w:cs="Times New Roman"/>
-        </w:rPr>
-        <w:t xml:space="preserve">7-3 </w:t>
-      </w:r>
-      <w:r>
-        <w:rPr>
-          <w:rFonts w:hint="eastAsia" w:ascii="Times New Roman" w:hAnsi="Times New Roman" w:eastAsia="FangSong" w:cs="Times New Roman"/>
-        </w:rPr>
-        <w:t>最近</w:t>
-      </w:r>
-      <w:r>
-        <w:rPr>
-          <w:rFonts w:hint="eastAsia" w:ascii="Times New Roman" w:hAnsi="Times New Roman" w:eastAsia="Times New Roman" w:cs="Times New Roman"/>
-        </w:rPr>
-        <w:t>，</w:t>
-      </w:r>
-      <w:r>
-        <w:rPr>
-          <w:rFonts w:hint="eastAsia" w:ascii="Times New Roman" w:hAnsi="Times New Roman" w:eastAsia="FangSong" w:cs="Times New Roman"/>
-        </w:rPr>
-        <w:t>研究者报道了</w:t>
-      </w:r>
-      <w:r>
-        <w:rPr>
-          <w:rFonts w:hint="eastAsia" w:ascii="Times New Roman" w:hAnsi="Times New Roman" w:eastAsia="Times New Roman" w:cs="Times New Roman"/>
-        </w:rPr>
-        <w:t>⼀</w:t>
-      </w:r>
-      <w:r>
-        <w:rPr>
-          <w:rFonts w:hint="eastAsia" w:ascii="Times New Roman" w:hAnsi="Times New Roman" w:eastAsia="FangSong" w:cs="Times New Roman"/>
-        </w:rPr>
-        <w:t>个</w:t>
-      </w:r>
-      <w:r>
-        <w:rPr>
-          <w:rFonts w:hint="eastAsia" w:ascii="Times New Roman" w:hAnsi="Times New Roman" w:eastAsia="Times New Roman" w:cs="Times New Roman"/>
-        </w:rPr>
-        <w:t>⾮⾎</w:t>
-      </w:r>
-      <w:r>
-        <w:rPr>
-          <w:rFonts w:hint="eastAsia" w:ascii="Times New Roman" w:hAnsi="Times New Roman" w:eastAsia="FangSong" w:cs="Times New Roman"/>
-        </w:rPr>
-        <w:t>红素铁氧配合物</w:t>
-      </w:r>
-      <w:r>
-        <w:rPr>
-          <w:rFonts w:hint="eastAsia" w:ascii="Times New Roman" w:hAnsi="Times New Roman" w:eastAsia="Times New Roman" w:cs="Times New Roman"/>
-        </w:rPr>
-        <w:t>P，P</w:t>
-      </w:r>
-      <w:r>
-        <w:rPr>
-          <w:rFonts w:hint="eastAsia" w:ascii="Times New Roman" w:hAnsi="Times New Roman" w:eastAsia="FangSong" w:cs="Times New Roman"/>
-        </w:rPr>
-        <w:t>与</w:t>
-      </w:r>
-      <w:r>
-        <w:rPr>
-          <w:rFonts w:hint="eastAsia" w:ascii="Times New Roman" w:hAnsi="Times New Roman" w:eastAsia="Times New Roman" w:cs="Times New Roman"/>
-        </w:rPr>
-        <w:t>NO</w:t>
-      </w:r>
-      <w:r>
-        <w:rPr>
-          <w:rFonts w:hint="eastAsia" w:ascii="Times New Roman" w:hAnsi="Times New Roman" w:eastAsia="FangSong" w:cs="Times New Roman"/>
-        </w:rPr>
-        <w:t>反应得到配合物</w:t>
-      </w:r>
-      <w:r>
-        <w:rPr>
-          <w:rFonts w:hint="eastAsia" w:ascii="Times New Roman" w:hAnsi="Times New Roman" w:eastAsia="Times New Roman" w:cs="Times New Roman"/>
-        </w:rPr>
-        <w:t>Q，Q</w:t>
-      </w:r>
-      <w:r>
-        <w:rPr>
-          <w:rFonts w:hint="eastAsia" w:ascii="Times New Roman" w:hAnsi="Times New Roman" w:eastAsia="FangSong" w:cs="Times New Roman"/>
-        </w:rPr>
-        <w:t>在</w:t>
-      </w:r>
-      <w:r>
-        <w:rPr>
-          <w:rFonts w:hint="eastAsia" w:ascii="Times New Roman" w:hAnsi="Times New Roman" w:eastAsia="Times New Roman" w:cs="Times New Roman"/>
-        </w:rPr>
-        <w:t>⽆⽔⽆</w:t>
-      </w:r>
-      <w:r>
-        <w:rPr>
-          <w:rFonts w:hint="eastAsia" w:ascii="Times New Roman" w:hAnsi="Times New Roman" w:eastAsia="FangSong" w:cs="Times New Roman"/>
-        </w:rPr>
-        <w:t>氧条件下稳定</w:t>
-      </w:r>
-      <w:r>
-        <w:rPr>
-          <w:rFonts w:hint="eastAsia" w:ascii="Times New Roman" w:hAnsi="Times New Roman" w:eastAsia="Times New Roman" w:cs="Times New Roman"/>
-        </w:rPr>
-        <w:t>，</w:t>
-      </w:r>
-      <w:r>
-        <w:rPr>
-          <w:rFonts w:hint="eastAsia" w:ascii="Times New Roman" w:hAnsi="Times New Roman" w:eastAsia="FangSong" w:cs="Times New Roman"/>
-        </w:rPr>
-        <w:t>其中</w:t>
-      </w:r>
-      <w:r>
-        <w:rPr>
-          <w:rFonts w:hint="eastAsia" w:ascii="Times New Roman" w:hAnsi="Times New Roman" w:eastAsia="Times New Roman" w:cs="Times New Roman"/>
-        </w:rPr>
-        <w:t>，Fe—N—O</w:t>
-      </w:r>
-      <w:r>
-        <w:rPr>
-          <w:rFonts w:hint="eastAsia" w:ascii="Times New Roman" w:hAnsi="Times New Roman" w:eastAsia="FangSong" w:cs="Times New Roman"/>
-        </w:rPr>
-        <w:t>的键</w:t>
-      </w:r>
-      <w:r>
-        <w:rPr>
-          <w:rFonts w:hint="eastAsia" w:ascii="Times New Roman" w:hAnsi="Times New Roman" w:eastAsia="Times New Roman" w:cs="Times New Roman"/>
-        </w:rPr>
-        <w:t>⻆</w:t>
-      </w:r>
-      <w:r>
-        <w:rPr>
-          <w:rFonts w:hint="eastAsia" w:ascii="Times New Roman" w:hAnsi="Times New Roman" w:eastAsia="FangSong" w:cs="Times New Roman"/>
-        </w:rPr>
-        <w:t>为</w:t>
-      </w:r>
-      <w:r>
-        <w:rPr>
-          <w:rFonts w:hint="eastAsia" w:ascii="Times New Roman" w:hAnsi="Times New Roman" w:eastAsia="Times New Roman" w:cs="Times New Roman"/>
-        </w:rPr>
-        <w:t>144.5°，</w:t>
-      </w:r>
-      <w:r>
-        <w:rPr>
-          <w:rFonts w:hint="eastAsia" w:ascii="Times New Roman" w:hAnsi="Times New Roman" w:eastAsia="FangSong" w:cs="Times New Roman"/>
-        </w:rPr>
-        <w:t>且</w:t>
-      </w:r>
-      <w:r>
-        <w:rPr>
-          <w:rFonts w:hint="eastAsia" w:ascii="Times New Roman" w:hAnsi="Times New Roman" w:eastAsia="Times New Roman" w:cs="Times New Roman"/>
-        </w:rPr>
-        <w:t>N—O</w:t>
-      </w:r>
-      <w:r>
-        <w:rPr>
-          <w:rFonts w:hint="eastAsia" w:ascii="Times New Roman" w:hAnsi="Times New Roman" w:eastAsia="FangSong" w:cs="Times New Roman"/>
-        </w:rPr>
-        <w:t>键的键能</w:t>
-      </w:r>
-      <w:r>
-        <w:rPr>
-          <w:rFonts w:hint="eastAsia" w:ascii="Times New Roman" w:hAnsi="Times New Roman" w:eastAsia="Times New Roman" w:cs="Times New Roman"/>
-        </w:rPr>
-        <w:t>⽐</w:t>
-      </w:r>
-      <w:r>
-        <w:rPr>
-          <w:rFonts w:hint="eastAsia" w:ascii="Times New Roman" w:hAnsi="Times New Roman" w:eastAsia="FangSong" w:cs="Times New Roman"/>
-        </w:rPr>
-        <w:t>预期的</w:t>
-      </w:r>
-      <w:r>
-        <w:rPr>
-          <w:rFonts w:hint="eastAsia" w:ascii="Times New Roman" w:hAnsi="Times New Roman" w:eastAsia="Times New Roman" w:cs="Times New Roman"/>
-        </w:rPr>
-        <w:t>⼩。</w:t>
+        <w:t xml:space="preserve">P</w:t>
       </w:r>
     </w:p>
     <w:p>
@@ -13590,23 +12736,13 @@
         <w:rPr>
           <w:rFonts w:ascii="Times New Roman" w:hAnsi="Times New Roman" w:eastAsia="Times New Roman" w:cs="Times New Roman"/>
         </w:rPr>
-        <w:t xml:space="preserve">P</w:t>
+        <w:t xml:space="preserve">Q</w:t>
       </w:r>
     </w:p>
     <w:p>
       <w:pPr>
         <w:pStyle w:val="BodyText"/>
-      </w:pPr>
-      <w:r>
-        <w:rPr>
-          <w:rFonts w:ascii="Times New Roman" w:hAnsi="Times New Roman" w:eastAsia="Times New Roman" w:cs="Times New Roman"/>
-        </w:rPr>
-        <w:t xml:space="preserve">Q</w:t>
-      </w:r>
-    </w:p>
-    <w:p>
-      <w:pPr>
-        <w:pStyle w:val="BodyText"/>
+        <w:ind w:firstLine="420"/>
       </w:pPr>
       <w:r>
         <w:rPr>
@@ -14245,7 +13381,10 @@
           </m:e>
           <m:sup>
             <m:r>
-              <m:t>θ</m:t>
+              <m:rPr>
+                <m:sty m:val="p"/>
+              </m:rPr>
+              <m:t>∘</m:t>
             </m:r>
           </m:sup>
         </m:sSup>
@@ -14316,7 +13455,10 @@
           </m:e>
           <m:sup>
             <m:r>
-              <m:t>θ</m:t>
+              <m:rPr>
+                <m:sty m:val="p"/>
+              </m:rPr>
+              <m:t>∘</m:t>
             </m:r>
           </m:sup>
         </m:sSup>
@@ -14393,7 +13535,7 @@
         <m:sSup>
           <m:e>
             <m:r>
-              <m:t xml:space="preserve"> </m:t>
+              <m:t>​</m:t>
             </m:r>
           </m:e>
           <m:sup>
@@ -14416,7 +13558,10 @@
           </m:e>
           <m:sup>
             <m:r>
-              <m:t>θ</m:t>
+              <m:rPr>
+                <m:sty m:val="p"/>
+              </m:rPr>
+              <m:t>∘</m:t>
             </m:r>
           </m:sup>
         </m:sSup>
@@ -14672,6 +13817,7 @@
     <w:p>
       <w:pPr>
         <w:pStyle w:val="BodyText"/>
+        <w:ind w:firstLine="420"/>
       </w:pPr>
       <w:r>
         <w:rPr>
@@ -14877,46 +14023,6 @@
         </w:rPr>
         <w:t>。</w:t>
       </w:r>
-    </w:p>
-    <w:p>
-      <w:pPr>
-        <w:spacing w:before="0" w:after="0"/>
-      </w:pPr>
-    </w:p>
-    <w:p>
-      <w:pPr>
-        <w:spacing w:before="0" w:after="0"/>
-      </w:pPr>
-    </w:p>
-    <w:p>
-      <w:pPr>
-        <w:spacing w:before="0" w:after="0"/>
-      </w:pPr>
-    </w:p>
-    <w:p>
-      <w:pPr>
-        <w:spacing w:before="0" w:after="0"/>
-      </w:pPr>
-    </w:p>
-    <w:p>
-      <w:pPr>
-        <w:spacing w:before="0" w:after="0"/>
-      </w:pPr>
-    </w:p>
-    <w:p>
-      <w:pPr>
-        <w:spacing w:before="0" w:after="0"/>
-      </w:pPr>
-    </w:p>
-    <w:p>
-      <w:pPr>
-        <w:spacing w:before="0" w:after="0"/>
-      </w:pPr>
-    </w:p>
-    <w:p>
-      <w:pPr>
-        <w:spacing w:before="0" w:after="0"/>
-      </w:pPr>
     </w:p>
     <w:p>
       <w:pPr>
@@ -14957,6 +14063,7 @@
     <w:p>
       <w:pPr>
         <w:pStyle w:val="FirstParagraph"/>
+        <w:ind w:firstLine="420"/>
       </w:pPr>
       <m:oMath>
         <m:sSup>
@@ -15348,6 +14455,7 @@
     <w:p>
       <w:pPr>
         <w:pStyle w:val="BodyText"/>
+        <w:ind w:firstLine="420"/>
       </w:pPr>
       <w:r>
         <w:rPr>
@@ -15431,6 +14539,7 @@
     <w:p>
       <w:pPr>
         <w:pStyle w:val="BodyText"/>
+        <w:ind w:firstLine="420"/>
       </w:pPr>
       <w:r>
         <w:rPr>
@@ -15496,6 +14605,7 @@
     <w:p>
       <w:pPr>
         <w:pStyle w:val="BodyText"/>
+        <w:ind w:firstLine="420"/>
       </w:pPr>
       <w:r>
         <w:rPr>
@@ -16237,6 +15347,7 @@
     <w:p>
       <w:pPr>
         <w:pStyle w:val="BodyText"/>
+        <w:ind w:firstLine="420"/>
       </w:pPr>
       <w:r>
         <w:rPr>
@@ -16316,46 +15427,6 @@
         </w:rPr>
         <w:t xml:space="preserve">4）。</w:t>
       </w:r>
-    </w:p>
-    <w:p>
-      <w:pPr>
-        <w:spacing w:before="0" w:after="0"/>
-      </w:pPr>
-    </w:p>
-    <w:p>
-      <w:pPr>
-        <w:spacing w:before="0" w:after="0"/>
-      </w:pPr>
-    </w:p>
-    <w:p>
-      <w:pPr>
-        <w:spacing w:before="0" w:after="0"/>
-      </w:pPr>
-    </w:p>
-    <w:p>
-      <w:pPr>
-        <w:spacing w:before="0" w:after="0"/>
-      </w:pPr>
-    </w:p>
-    <w:p>
-      <w:pPr>
-        <w:spacing w:before="0" w:after="0"/>
-      </w:pPr>
-    </w:p>
-    <w:p>
-      <w:pPr>
-        <w:spacing w:before="0" w:after="0"/>
-      </w:pPr>
-    </w:p>
-    <w:p>
-      <w:pPr>
-        <w:spacing w:before="0" w:after="0"/>
-      </w:pPr>
-    </w:p>
-    <w:p>
-      <w:pPr>
-        <w:spacing w:before="0" w:after="0"/>
-      </w:pPr>
     </w:p>
     <w:p>
       <w:pPr>
@@ -16396,6 +15467,7 @@
     <w:p>
       <w:pPr>
         <w:pStyle w:val="FirstParagraph"/>
+        <w:ind w:firstLine="420"/>
       </w:pPr>
       <w:r>
         <w:rPr>
@@ -16937,6 +16009,7 @@
     <w:p>
       <w:pPr>
         <w:pStyle w:val="BodyText"/>
+        <w:ind w:firstLine="420"/>
       </w:pPr>
       <w:r>
         <w:rPr>
@@ -16966,6 +16039,7 @@
     <w:p>
       <w:pPr>
         <w:pStyle w:val="BodyText"/>
+        <w:ind w:firstLine="420"/>
       </w:pPr>
       <w:r>
         <w:rPr>
@@ -16995,6 +16069,7 @@
     <w:p>
       <w:pPr>
         <w:pStyle w:val="BodyText"/>
+        <w:ind w:firstLine="420"/>
       </w:pPr>
       <w:r>
         <w:rPr>
@@ -17265,6 +16340,7 @@
     <w:p>
       <w:pPr>
         <w:pStyle w:val="BodyText"/>
+        <w:ind w:firstLine="420"/>
       </w:pPr>
       <w:r>
         <w:rPr>
@@ -17290,46 +16366,6 @@
         </w:rPr>
         <w:t>。</w:t>
       </w:r>
-    </w:p>
-    <w:p>
-      <w:pPr>
-        <w:spacing w:before="0" w:after="0"/>
-      </w:pPr>
-    </w:p>
-    <w:p>
-      <w:pPr>
-        <w:spacing w:before="0" w:after="0"/>
-      </w:pPr>
-    </w:p>
-    <w:p>
-      <w:pPr>
-        <w:spacing w:before="0" w:after="0"/>
-      </w:pPr>
-    </w:p>
-    <w:p>
-      <w:pPr>
-        <w:spacing w:before="0" w:after="0"/>
-      </w:pPr>
-    </w:p>
-    <w:p>
-      <w:pPr>
-        <w:spacing w:before="0" w:after="0"/>
-      </w:pPr>
-    </w:p>
-    <w:p>
-      <w:pPr>
-        <w:spacing w:before="0" w:after="0"/>
-      </w:pPr>
-    </w:p>
-    <w:p>
-      <w:pPr>
-        <w:spacing w:before="0" w:after="0"/>
-      </w:pPr>
-    </w:p>
-    <w:p>
-      <w:pPr>
-        <w:spacing w:before="0" w:after="0"/>
-      </w:pPr>
     </w:p>
     <w:p>
       <w:pPr>
@@ -17370,6 +16406,7 @@
     <w:p>
       <w:pPr>
         <w:pStyle w:val="FirstParagraph"/>
+        <w:ind w:firstLine="420"/>
       </w:pPr>
       <w:r>
         <w:rPr>
@@ -17494,7 +16531,7 @@
               <m:rPr>
                 <m:sty m:val="p"/>
               </m:rPr>
-              <m:t xml:space="preserve"> </m:t>
+              <m:t>​</m:t>
             </m:r>
           </m:e>
           <m:sup>
@@ -17645,7 +16682,7 @@
               <m:rPr>
                 <m:sty m:val="p"/>
               </m:rPr>
-              <m:t xml:space="preserve"> </m:t>
+              <m:t>​</m:t>
             </m:r>
           </m:e>
           <m:sup>
@@ -17872,7 +16909,7 @@
         </w:rPr>
         <w:drawing>
           <wp:inline>
-            <wp:extent cx="2237122" cy="1943100"/>
+            <wp:extent cx="2260600" cy="1943100"/>
             <wp:effectExtent b="0" l="0" r="0" t="0"/>
             <wp:docPr descr="" title="" id="67" name="Picture"/>
             <a:graphic>
@@ -17893,7 +16930,7 @@
                   <pic:spPr bwMode="auto">
                     <a:xfrm>
                       <a:off x="0" y="0"/>
-                      <a:ext cx="2237122" cy="1943100"/>
+                      <a:ext cx="2260600" cy="1943100"/>
                     </a:xfrm>
                     <a:prstGeom prst="rect">
                       <a:avLst/>
@@ -17916,6 +16953,7 @@
       <w:pPr>
         <w:pStyle w:val="BodyText"/>
         <w:spacing w:after="80"/>
+        <w:ind w:firstLine="420"/>
       </w:pPr>
       <m:oMath>
         <m:oMathPr>
@@ -18659,15 +17697,16 @@
       <w:tblPr>
         <w:tblStyle w:val="Table"/>
         <w:tblW w:type="auto" w:w="0"/>
+        <w:tblLook w:firstRow="1" w:lastRow="0" w:firstColumn="0" w:lastColumn="0" w:noHBand="0" w:noVBand="0" w:val="0020"/>
+        <w:jc w:val="center"/>
         <w:tblBorders>
-          <w:top w:val="single" w:sz="12" w:space="0" w:color="000000"/>
-          <w:left w:val="none" w:sz="0" w:space="0" w:color="auto"/>
-          <w:bottom w:val="single" w:sz="12" w:space="0" w:color="000000"/>
-          <w:right w:val="none" w:sz="0" w:space="0" w:color="auto"/>
-          <w:insideH w:val="none" w:sz="0" w:space="0" w:color="auto"/>
-          <w:insideV w:val="none" w:sz="0" w:space="0" w:color="auto"/>
+          <w:top w:val="single" w:sz="12" w:space="0" w:color="333333"/>
+          <w:bottom w:val="single" w:sz="12" w:space="0" w:color="333333"/>
+          <w:left w:val="none"/>
+          <w:right w:val="none"/>
+          <w:insideH w:val="none"/>
+          <w:insideV w:val="none"/>
         </w:tblBorders>
-        <w:tblLook w:firstRow="1" w:lastRow="0" w:firstColumn="0" w:lastColumn="0" w:noHBand="0" w:noVBand="0" w:val="0020"/>
       </w:tblPr>
       <w:tblGrid>
         <w:gridCol w:w="1320"/>
@@ -18684,7 +17723,7 @@
         <w:tc>
           <w:tcPr>
             <w:tcBorders>
-              <w:bottom w:val="single" w:sz="8" w:space="0" w:color="000000"/>
+              <w:bottom w:val="single" w:sz="6" w:space="0" w:color="333333"/>
             </w:tcBorders>
           </w:tcPr>
           <w:p>
@@ -18704,7 +17743,7 @@
         <w:tc>
           <w:tcPr>
             <w:tcBorders>
-              <w:bottom w:val="single" w:sz="8" w:space="0" w:color="000000"/>
+              <w:bottom w:val="single" w:sz="6" w:space="0" w:color="333333"/>
             </w:tcBorders>
           </w:tcPr>
           <w:p>
@@ -18724,7 +17763,7 @@
         <w:tc>
           <w:tcPr>
             <w:tcBorders>
-              <w:bottom w:val="single" w:sz="8" w:space="0" w:color="000000"/>
+              <w:bottom w:val="single" w:sz="6" w:space="0" w:color="333333"/>
             </w:tcBorders>
           </w:tcPr>
           <w:p>
@@ -18744,7 +17783,7 @@
         <w:tc>
           <w:tcPr>
             <w:tcBorders>
-              <w:bottom w:val="single" w:sz="8" w:space="0" w:color="000000"/>
+              <w:bottom w:val="single" w:sz="6" w:space="0" w:color="333333"/>
             </w:tcBorders>
           </w:tcPr>
           <w:p>
@@ -18764,7 +17803,7 @@
         <w:tc>
           <w:tcPr>
             <w:tcBorders>
-              <w:bottom w:val="single" w:sz="8" w:space="0" w:color="000000"/>
+              <w:bottom w:val="single" w:sz="6" w:space="0" w:color="333333"/>
             </w:tcBorders>
           </w:tcPr>
           <w:p>
@@ -18784,7 +17823,7 @@
         <w:tc>
           <w:tcPr>
             <w:tcBorders>
-              <w:bottom w:val="single" w:sz="8" w:space="0" w:color="000000"/>
+              <w:bottom w:val="single" w:sz="6" w:space="0" w:color="333333"/>
             </w:tcBorders>
           </w:tcPr>
           <w:p>
@@ -18937,6 +17976,7 @@
       <w:pPr>
         <w:pStyle w:val="BodyText"/>
         <w:spacing w:before="120"/>
+        <w:ind w:firstLine="420"/>
       </w:pPr>
       <w:r>
         <w:rPr>
@@ -19030,6 +18070,7 @@
     <w:p>
       <w:pPr>
         <w:pStyle w:val="BodyText"/>
+        <w:ind w:firstLine="420"/>
       </w:pPr>
       <w:r>
         <w:rPr>
@@ -19195,6 +18236,7 @@
     <w:p>
       <w:pPr>
         <w:pStyle w:val="BodyText"/>
+        <w:ind w:firstLine="420"/>
       </w:pPr>
       <w:r>
         <w:rPr>
@@ -19312,6 +18354,7 @@
     <w:p>
       <w:pPr>
         <w:pStyle w:val="BodyText"/>
+        <w:ind w:firstLine="420"/>
       </w:pPr>
       <w:r>
         <w:rPr>
@@ -19523,6 +18566,7 @@
     <w:p>
       <w:pPr>
         <w:pStyle w:val="BodyText"/>
+        <w:ind w:firstLine="420"/>
       </w:pPr>
       <w:r>
         <w:rPr>
@@ -19618,46 +18662,6 @@
         </w:rPr>
         <w:t>。</w:t>
       </w:r>
-    </w:p>
-    <w:p>
-      <w:pPr>
-        <w:spacing w:before="0" w:after="0"/>
-      </w:pPr>
-    </w:p>
-    <w:p>
-      <w:pPr>
-        <w:spacing w:before="0" w:after="0"/>
-      </w:pPr>
-    </w:p>
-    <w:p>
-      <w:pPr>
-        <w:spacing w:before="0" w:after="0"/>
-      </w:pPr>
-    </w:p>
-    <w:p>
-      <w:pPr>
-        <w:spacing w:before="0" w:after="0"/>
-      </w:pPr>
-    </w:p>
-    <w:p>
-      <w:pPr>
-        <w:spacing w:before="0" w:after="0"/>
-      </w:pPr>
-    </w:p>
-    <w:p>
-      <w:pPr>
-        <w:spacing w:before="0" w:after="0"/>
-      </w:pPr>
-    </w:p>
-    <w:p>
-      <w:pPr>
-        <w:spacing w:before="0" w:after="0"/>
-      </w:pPr>
-    </w:p>
-    <w:p>
-      <w:pPr>
-        <w:spacing w:before="0" w:after="0"/>
-      </w:pPr>
     </w:p>
     <w:p>
       <w:pPr>
@@ -19698,6 +18702,7 @@
     <w:p>
       <w:pPr>
         <w:pStyle w:val="FirstParagraph"/>
+        <w:ind w:firstLine="420"/>
       </w:pPr>
       <w:r>
         <w:rPr>
@@ -19819,6 +18824,7 @@
     <w:p>
       <w:pPr>
         <w:pStyle w:val="BodyText"/>
+        <w:ind w:firstLine="420"/>
       </w:pPr>
       <w:r>
         <w:rPr>
@@ -20179,7 +19185,10 @@
           </m:e>
           <m:sup>
             <m:r>
-              <m:t>θ</m:t>
+              <m:rPr>
+                <m:sty m:val="p"/>
+              </m:rPr>
+              <m:t>∘</m:t>
             </m:r>
           </m:sup>
         </m:sSup>
@@ -20309,6 +19318,7 @@
     <w:p>
       <w:pPr>
         <w:pStyle w:val="BodyText"/>
+        <w:ind w:firstLine="420"/>
       </w:pPr>
       <w:r>
         <w:rPr>
@@ -20716,6 +19726,7 @@
     <w:p>
       <w:pPr>
         <w:pStyle w:val="BodyText"/>
+        <w:ind w:firstLine="420"/>
       </w:pPr>
       <w:r>
         <w:rPr>
@@ -21015,6 +20026,7 @@
     <w:p>
       <w:pPr>
         <w:pStyle w:val="BlockText"/>
+        <w:ind w:firstLine="420"/>
       </w:pPr>
       <w:r>
         <w:rPr>
@@ -21056,6 +20068,7 @@
     <w:p>
       <w:pPr>
         <w:pStyle w:val="FirstParagraph"/>
+        <w:ind w:firstLine="420"/>
       </w:pPr>
       <w:r>
         <w:rPr>
@@ -21375,6 +20388,7 @@
     <w:p>
       <w:pPr>
         <w:pStyle w:val="BlockText"/>
+        <w:ind w:firstLine="420"/>
       </w:pPr>
       <w:r>
         <w:rPr>
@@ -21483,7 +20497,7 @@
         </w:rPr>
         <w:drawing>
           <wp:inline>
-            <wp:extent cx="2766193" cy="1968500"/>
+            <wp:extent cx="2768600" cy="1968500"/>
             <wp:effectExtent b="0" l="0" r="0" t="0"/>
             <wp:docPr descr="" title="" id="71" name="Picture"/>
             <a:graphic>
@@ -21504,7 +20518,7 @@
                   <pic:spPr bwMode="auto">
                     <a:xfrm>
                       <a:off x="0" y="0"/>
-                      <a:ext cx="2766193" cy="1968500"/>
+                      <a:ext cx="2768600" cy="1968500"/>
                     </a:xfrm>
                     <a:prstGeom prst="rect">
                       <a:avLst/>
@@ -21535,7 +20549,7 @@
         </w:rPr>
         <w:drawing>
           <wp:inline>
-            <wp:extent cx="2870200" cy="1587500"/>
+            <wp:extent cx="2870200" cy="1651000"/>
             <wp:effectExtent b="0" l="0" r="0" t="0"/>
             <wp:docPr descr="" title="" id="74" name="Picture"/>
             <a:graphic>
@@ -21556,7 +20570,7 @@
                   <pic:spPr bwMode="auto">
                     <a:xfrm>
                       <a:off x="0" y="0"/>
-                      <a:ext cx="2870200" cy="1587500"/>
+                      <a:ext cx="2870200" cy="1651000"/>
                     </a:xfrm>
                     <a:prstGeom prst="rect">
                       <a:avLst/>
@@ -21587,7 +20601,7 @@
         </w:rPr>
         <w:drawing>
           <wp:inline>
-            <wp:extent cx="1866900" cy="1708015"/>
+            <wp:extent cx="1866900" cy="1828800"/>
             <wp:effectExtent b="0" l="0" r="0" t="0"/>
             <wp:docPr descr="" title="" id="77" name="Picture"/>
             <a:graphic>
@@ -21608,7 +20622,7 @@
                   <pic:spPr bwMode="auto">
                     <a:xfrm>
                       <a:off x="0" y="0"/>
-                      <a:ext cx="1866900" cy="1708015"/>
+                      <a:ext cx="1866900" cy="1828800"/>
                     </a:xfrm>
                     <a:prstGeom prst="rect">
                       <a:avLst/>
@@ -21639,7 +20653,7 @@
         </w:rPr>
         <w:drawing>
           <wp:inline>
-            <wp:extent cx="1955800" cy="2768600"/>
+            <wp:extent cx="1955800" cy="2870200"/>
             <wp:effectExtent b="0" l="0" r="0" t="0"/>
             <wp:docPr descr="" title="" id="80" name="Picture"/>
             <a:graphic>
@@ -21660,7 +20674,7 @@
                   <pic:spPr bwMode="auto">
                     <a:xfrm>
                       <a:off x="0" y="0"/>
-                      <a:ext cx="1955800" cy="2768600"/>
+                      <a:ext cx="1955800" cy="2870200"/>
                     </a:xfrm>
                     <a:prstGeom prst="rect">
                       <a:avLst/>
@@ -21849,6 +20863,7 @@
     <w:p>
       <w:pPr>
         <w:pStyle w:val="FirstParagraph"/>
+        <w:ind w:firstLine="420"/>
       </w:pPr>
       <w:r>
         <w:rPr>
@@ -22148,6 +21163,7 @@
     <w:p>
       <w:pPr>
         <w:pStyle w:val="BodyText"/>
+        <w:ind w:firstLine="420"/>
       </w:pPr>
       <w:r>
         <w:rPr>
@@ -22499,6 +21515,7 @@
     <w:p>
       <w:pPr>
         <w:pStyle w:val="BodyText"/>
+        <w:ind w:firstLine="420"/>
       </w:pPr>
       <w:r>
         <w:rPr>
@@ -23071,6 +22088,7 @@
       <w:pPr>
         <w:pStyle w:val="BodyText"/>
         <w:spacing w:after="80"/>
+        <w:ind w:firstLine="420"/>
       </w:pPr>
       <w:r>
         <w:rPr>
@@ -23318,15 +22336,16 @@
         <w:tblStyle w:val="Table"/>
         <w:tblW w:type="pct" w:w="5000"/>
         <w:tblLayout w:type="fixed"/>
+        <w:tblLook w:firstRow="1" w:lastRow="0" w:firstColumn="0" w:lastColumn="0" w:noHBand="0" w:noVBand="0" w:val="0020"/>
+        <w:jc w:val="center"/>
         <w:tblBorders>
-          <w:top w:val="single" w:sz="12" w:space="0" w:color="000000"/>
-          <w:left w:val="none" w:sz="0" w:space="0" w:color="auto"/>
-          <w:bottom w:val="single" w:sz="12" w:space="0" w:color="000000"/>
-          <w:right w:val="none" w:sz="0" w:space="0" w:color="auto"/>
-          <w:insideH w:val="none" w:sz="0" w:space="0" w:color="auto"/>
-          <w:insideV w:val="none" w:sz="0" w:space="0" w:color="auto"/>
+          <w:top w:val="single" w:sz="12" w:space="0" w:color="333333"/>
+          <w:bottom w:val="single" w:sz="12" w:space="0" w:color="333333"/>
+          <w:left w:val="none"/>
+          <w:right w:val="none"/>
+          <w:insideH w:val="none"/>
+          <w:insideV w:val="none"/>
         </w:tblBorders>
-        <w:tblLook w:firstRow="1" w:lastRow="0" w:firstColumn="0" w:lastColumn="0" w:noHBand="0" w:noVBand="0" w:val="0020"/>
       </w:tblPr>
       <w:tblGrid>
         <w:gridCol w:w="1980"/>
@@ -23341,7 +22360,7 @@
         <w:tc>
           <w:tcPr>
             <w:tcBorders>
-              <w:bottom w:val="single" w:sz="8" w:space="0" w:color="000000"/>
+              <w:bottom w:val="single" w:sz="6" w:space="0" w:color="333333"/>
             </w:tcBorders>
           </w:tcPr>
           <w:p>
@@ -23361,7 +22380,7 @@
         <w:tc>
           <w:tcPr>
             <w:tcBorders>
-              <w:bottom w:val="single" w:sz="8" w:space="0" w:color="000000"/>
+              <w:bottom w:val="single" w:sz="6" w:space="0" w:color="333333"/>
             </w:tcBorders>
           </w:tcPr>
           <w:p>
@@ -23381,7 +22400,7 @@
         <w:tc>
           <w:tcPr>
             <w:tcBorders>
-              <w:bottom w:val="single" w:sz="8" w:space="0" w:color="000000"/>
+              <w:bottom w:val="single" w:sz="6" w:space="0" w:color="333333"/>
             </w:tcBorders>
           </w:tcPr>
           <w:p>
@@ -23401,7 +22420,7 @@
         <w:tc>
           <w:tcPr>
             <w:tcBorders>
-              <w:bottom w:val="single" w:sz="8" w:space="0" w:color="000000"/>
+              <w:bottom w:val="single" w:sz="6" w:space="0" w:color="333333"/>
             </w:tcBorders>
           </w:tcPr>
           <w:p>
@@ -23436,7 +22455,10 @@
                 </m:e>
                 <m:sup>
                   <m:r>
-                    <m:t>θ</m:t>
+                    <m:rPr>
+                      <m:sty m:val="p"/>
+                    </m:rPr>
+                    <m:t>∘</m:t>
                   </m:r>
                 </m:sup>
               </m:sSup>
@@ -23648,6 +22670,7 @@
           <w:numId w:val="1003"/>
         </w:numPr>
         <w:spacing w:before="120"/>
+        <w:ind w:firstLine="420"/>
       </w:pPr>
       <m:oMath>
         <m:r>
@@ -23719,6 +22742,7 @@
           <w:ilvl w:val="0"/>
           <w:numId w:val="1003"/>
         </w:numPr>
+        <w:ind w:firstLine="420"/>
       </w:pPr>
       <m:oMath>
         <m:r>
@@ -23790,6 +22814,7 @@
           <w:ilvl w:val="0"/>
           <w:numId w:val="1003"/>
         </w:numPr>
+        <w:ind w:firstLine="420"/>
       </w:pPr>
       <m:oMath>
         <m:r>
@@ -23920,6 +22945,7 @@
     <w:p>
       <w:pPr>
         <w:pStyle w:val="BodyText"/>
+        <w:ind w:firstLine="420"/>
       </w:pPr>
       <w:r>
         <w:rPr>
@@ -24085,6 +23111,7 @@
     <w:p>
       <w:pPr>
         <w:pStyle w:val="BodyText"/>
+        <w:ind w:firstLine="420"/>
       </w:pPr>
       <w:r>
         <w:rPr>
@@ -24806,6 +23833,7 @@
     <w:p>
       <w:pPr>
         <w:pStyle w:val="BodyText"/>
+        <w:ind w:firstLine="420"/>
       </w:pPr>
       <w:r>
         <w:rPr>
@@ -25087,6 +24115,7 @@
     <w:p>
       <w:pPr>
         <w:pStyle w:val="BodyText"/>
+        <w:ind w:firstLine="420"/>
       </w:pPr>
       <w:r>
         <w:rPr>
@@ -25178,6 +24207,7 @@
     <w:p>
       <w:pPr>
         <w:pStyle w:val="BodyText"/>
+        <w:ind w:firstLine="420"/>
       </w:pPr>
       <w:r>
         <w:rPr>
@@ -25241,46 +24271,6 @@
         </w:rPr>
         <w:t>。</w:t>
       </w:r>
-    </w:p>
-    <w:p>
-      <w:pPr>
-        <w:spacing w:before="0" w:after="0"/>
-      </w:pPr>
-    </w:p>
-    <w:p>
-      <w:pPr>
-        <w:spacing w:before="0" w:after="0"/>
-      </w:pPr>
-    </w:p>
-    <w:p>
-      <w:pPr>
-        <w:spacing w:before="0" w:after="0"/>
-      </w:pPr>
-    </w:p>
-    <w:p>
-      <w:pPr>
-        <w:spacing w:before="0" w:after="0"/>
-      </w:pPr>
-    </w:p>
-    <w:p>
-      <w:pPr>
-        <w:spacing w:before="0" w:after="0"/>
-      </w:pPr>
-    </w:p>
-    <w:p>
-      <w:pPr>
-        <w:spacing w:before="0" w:after="0"/>
-      </w:pPr>
-    </w:p>
-    <w:p>
-      <w:pPr>
-        <w:spacing w:before="0" w:after="0"/>
-      </w:pPr>
-    </w:p>
-    <w:p>
-      <w:pPr>
-        <w:spacing w:before="0" w:after="0"/>
-      </w:pPr>
     </w:p>
     <w:p>
       <w:pPr>
@@ -25321,6 +24311,7 @@
     <w:p>
       <w:pPr>
         <w:pStyle w:val="FirstParagraph"/>
+        <w:ind w:firstLine="420"/>
       </w:pPr>
       <w:r>
         <w:rPr>
@@ -26098,6 +25089,7 @@
     <w:p>
       <w:pPr>
         <w:pStyle w:val="BodyText"/>
+        <w:ind w:firstLine="420"/>
       </w:pPr>
       <w:r>
         <w:rPr>
@@ -26141,6 +25133,7 @@
     <w:p>
       <w:pPr>
         <w:pStyle w:val="BodyText"/>
+        <w:ind w:firstLine="420"/>
       </w:pPr>
       <w:r>
         <w:rPr>
@@ -26184,6 +25177,7 @@
     <w:p>
       <w:pPr>
         <w:pStyle w:val="BodyText"/>
+        <w:ind w:firstLine="420"/>
       </w:pPr>
       <w:r>
         <w:rPr>
@@ -26239,6 +25233,7 @@
     <w:p>
       <w:pPr>
         <w:pStyle w:val="BodyText"/>
+        <w:ind w:firstLine="420"/>
       </w:pPr>
       <w:r>
         <w:rPr>
@@ -26282,6 +25277,7 @@
     <w:p>
       <w:pPr>
         <w:pStyle w:val="BodyText"/>
+        <w:ind w:firstLine="420"/>
       </w:pPr>
       <w:r>
         <w:rPr>
@@ -26664,46 +25660,6 @@
         </w:rPr>
         <w:t>。</w:t>
       </w:r>
-    </w:p>
-    <w:p>
-      <w:pPr>
-        <w:spacing w:before="0" w:after="0"/>
-      </w:pPr>
-    </w:p>
-    <w:p>
-      <w:pPr>
-        <w:spacing w:before="0" w:after="0"/>
-      </w:pPr>
-    </w:p>
-    <w:p>
-      <w:pPr>
-        <w:spacing w:before="0" w:after="0"/>
-      </w:pPr>
-    </w:p>
-    <w:p>
-      <w:pPr>
-        <w:spacing w:before="0" w:after="0"/>
-      </w:pPr>
-    </w:p>
-    <w:p>
-      <w:pPr>
-        <w:spacing w:before="0" w:after="0"/>
-      </w:pPr>
-    </w:p>
-    <w:p>
-      <w:pPr>
-        <w:spacing w:before="0" w:after="0"/>
-      </w:pPr>
-    </w:p>
-    <w:p>
-      <w:pPr>
-        <w:spacing w:before="0" w:after="0"/>
-      </w:pPr>
-    </w:p>
-    <w:p>
-      <w:pPr>
-        <w:spacing w:before="0" w:after="0"/>
-      </w:pPr>
     </w:p>
     <w:p>
       <w:pPr>
@@ -26744,6 +25700,7 @@
     <w:p>
       <w:pPr>
         <w:pStyle w:val="FirstParagraph"/>
+        <w:ind w:firstLine="420"/>
       </w:pPr>
       <w:r>
         <w:rPr>
@@ -26848,6 +25805,7 @@
     <w:p>
       <w:pPr>
         <w:pStyle w:val="BodyText"/>
+        <w:ind w:firstLine="420"/>
       </w:pPr>
       <w:r>
         <w:rPr>
@@ -27411,6 +26369,7 @@
     <w:p>
       <w:pPr>
         <w:pStyle w:val="BodyText"/>
+        <w:ind w:firstLine="420"/>
       </w:pPr>
       <w:r>
         <w:rPr>
@@ -27758,6 +26717,7 @@
     <w:p>
       <w:pPr>
         <w:pStyle w:val="BodyText"/>
+        <w:ind w:firstLine="420"/>
       </w:pPr>
       <w:r>
         <w:rPr>
@@ -27886,6 +26846,7 @@
     <w:p>
       <w:pPr>
         <w:pStyle w:val="BodyText"/>
+        <w:ind w:firstLine="420"/>
       </w:pPr>
       <w:r>
         <w:rPr>
@@ -27957,6 +26918,7 @@
     <w:p>
       <w:pPr>
         <w:pStyle w:val="BodyText"/>
+        <w:ind w:firstLine="420"/>
       </w:pPr>
       <w:r>
         <w:rPr>
@@ -27998,6 +26960,7 @@
     <w:p>
       <w:pPr>
         <w:pStyle w:val="BodyText"/>
+        <w:ind w:firstLine="420"/>
       </w:pPr>
       <w:r>
         <w:rPr>
@@ -28021,6 +26984,7 @@
     <w:p>
       <w:pPr>
         <w:pStyle w:val="BodyText"/>
+        <w:ind w:firstLine="420"/>
       </w:pPr>
       <w:r>
         <w:rPr>
@@ -28098,6 +27062,7 @@
     <w:p>
       <w:pPr>
         <w:pStyle w:val="BodyText"/>
+        <w:ind w:firstLine="420"/>
       </w:pPr>
       <w:r>
         <w:rPr>
@@ -28133,6 +27098,7 @@
     <w:p>
       <w:pPr>
         <w:pStyle w:val="BodyText"/>
+        <w:ind w:firstLine="420"/>
       </w:pPr>
       <w:r>
         <w:rPr>
@@ -28240,6 +27206,7 @@
     <w:p>
       <w:pPr>
         <w:pStyle w:val="BodyText"/>
+        <w:ind w:firstLine="420"/>
       </w:pPr>
       <w:r>
         <w:rPr>
@@ -28299,6 +27266,7 @@
     <w:p>
       <w:pPr>
         <w:pStyle w:val="BodyText"/>
+        <w:ind w:firstLine="420"/>
       </w:pPr>
       <w:r>
         <w:rPr>
@@ -28426,46 +27394,6 @@
         </w:rPr>
         <w:t>。</w:t>
       </w:r>
-    </w:p>
-    <w:p>
-      <w:pPr>
-        <w:spacing w:before="0" w:after="0"/>
-      </w:pPr>
-    </w:p>
-    <w:p>
-      <w:pPr>
-        <w:spacing w:before="0" w:after="0"/>
-      </w:pPr>
-    </w:p>
-    <w:p>
-      <w:pPr>
-        <w:spacing w:before="0" w:after="0"/>
-      </w:pPr>
-    </w:p>
-    <w:p>
-      <w:pPr>
-        <w:spacing w:before="0" w:after="0"/>
-      </w:pPr>
-    </w:p>
-    <w:p>
-      <w:pPr>
-        <w:spacing w:before="0" w:after="0"/>
-      </w:pPr>
-    </w:p>
-    <w:p>
-      <w:pPr>
-        <w:spacing w:before="0" w:after="0"/>
-      </w:pPr>
-    </w:p>
-    <w:p>
-      <w:pPr>
-        <w:spacing w:before="0" w:after="0"/>
-      </w:pPr>
-    </w:p>
-    <w:p>
-      <w:pPr>
-        <w:spacing w:before="0" w:after="0"/>
-      </w:pPr>
     </w:p>
     <w:p>
       <w:pPr>
@@ -28506,6 +27434,7 @@
     <w:p>
       <w:pPr>
         <w:pStyle w:val="FirstParagraph"/>
+        <w:ind w:firstLine="420"/>
       </w:pPr>
       <w:r>
         <w:rPr>
@@ -28725,7 +27654,7 @@
         </w:rPr>
         <w:drawing>
           <wp:inline>
-            <wp:extent cx="3233192" cy="3110671"/>
+            <wp:extent cx="3240000" cy="3110671"/>
             <wp:effectExtent b="0" l="0" r="0" t="0"/>
             <wp:docPr descr="" title="" id="92" name="Picture"/>
             <a:graphic>
@@ -28746,7 +27675,7 @@
                   <pic:spPr bwMode="auto">
                     <a:xfrm>
                       <a:off x="0" y="0"/>
-                      <a:ext cx="3233192" cy="3110671"/>
+                      <a:ext cx="3240000" cy="3110671"/>
                     </a:xfrm>
                     <a:prstGeom prst="rect">
                       <a:avLst/>
@@ -28768,6 +27697,7 @@
     <w:p>
       <w:pPr>
         <w:pStyle w:val="BodyText"/>
+        <w:ind w:firstLine="420"/>
       </w:pPr>
       <w:r>
         <w:rPr>
@@ -29041,6 +27971,7 @@
     <w:p>
       <w:pPr>
         <w:pStyle w:val="BodyText"/>
+        <w:ind w:firstLine="420"/>
       </w:pPr>
       <w:r>
         <w:rPr>
@@ -29122,6 +28053,7 @@
     <w:p>
       <w:pPr>
         <w:pStyle w:val="BodyText"/>
+        <w:ind w:firstLine="420"/>
       </w:pPr>
       <w:r>
         <w:rPr>
@@ -29219,6 +28151,7 @@
     <w:p>
       <w:pPr>
         <w:pStyle w:val="BodyText"/>
+        <w:ind w:firstLine="420"/>
       </w:pPr>
       <w:r>
         <w:rPr>
@@ -29250,6 +28183,7 @@
     <w:p>
       <w:pPr>
         <w:pStyle w:val="BodyText"/>
+        <w:ind w:firstLine="420"/>
       </w:pPr>
       <w:r>
         <w:rPr>
@@ -29293,6 +28227,7 @@
     <w:p>
       <w:pPr>
         <w:pStyle w:val="BodyText"/>
+        <w:ind w:firstLine="420"/>
       </w:pPr>
       <w:r>
         <w:rPr>
@@ -29397,6 +28332,7 @@
     <w:p>
       <w:pPr>
         <w:pStyle w:val="BodyText"/>
+        <w:ind w:firstLine="420"/>
       </w:pPr>
       <w:r>
         <w:rPr>
@@ -29503,6 +28439,7 @@
     <w:p>
       <w:pPr>
         <w:pStyle w:val="BodyText"/>
+        <w:ind w:firstLine="420"/>
       </w:pPr>
       <w:r>
         <w:rPr>
@@ -29542,46 +28479,6 @@
         </w:rPr>
         <w:t>。</w:t>
       </w:r>
-    </w:p>
-    <w:p>
-      <w:pPr>
-        <w:spacing w:before="0" w:after="0"/>
-      </w:pPr>
-    </w:p>
-    <w:p>
-      <w:pPr>
-        <w:spacing w:before="0" w:after="0"/>
-      </w:pPr>
-    </w:p>
-    <w:p>
-      <w:pPr>
-        <w:spacing w:before="0" w:after="0"/>
-      </w:pPr>
-    </w:p>
-    <w:p>
-      <w:pPr>
-        <w:spacing w:before="0" w:after="0"/>
-      </w:pPr>
-    </w:p>
-    <w:p>
-      <w:pPr>
-        <w:spacing w:before="0" w:after="0"/>
-      </w:pPr>
-    </w:p>
-    <w:p>
-      <w:pPr>
-        <w:spacing w:before="0" w:after="0"/>
-      </w:pPr>
-    </w:p>
-    <w:p>
-      <w:pPr>
-        <w:spacing w:before="0" w:after="0"/>
-      </w:pPr>
-    </w:p>
-    <w:p>
-      <w:pPr>
-        <w:spacing w:before="0" w:after="0"/>
-      </w:pPr>
     </w:p>
     <w:p>
       <w:pPr>
@@ -29622,6 +28519,7 @@
     <w:p>
       <w:pPr>
         <w:pStyle w:val="FirstParagraph"/>
+        <w:ind w:firstLine="420"/>
       </w:pPr>
       <w:r>
         <w:rPr>
@@ -29723,6 +28621,7 @@
     <w:p>
       <w:pPr>
         <w:pStyle w:val="BodyText"/>
+        <w:ind w:firstLine="420"/>
       </w:pPr>
       <w:r>
         <w:rPr>
@@ -29943,6 +28842,7 @@
     <w:p>
       <w:pPr>
         <w:pStyle w:val="BodyText"/>
+        <w:ind w:firstLine="420"/>
       </w:pPr>
       <w:r>
         <w:rPr>
@@ -29972,7 +28872,7 @@
         <m:sSup>
           <m:e>
             <m:r>
-              <m:t xml:space="preserve"> </m:t>
+              <m:t>​</m:t>
             </m:r>
           </m:e>
           <m:sup>
@@ -30013,7 +28913,7 @@
         <m:sSup>
           <m:e>
             <m:r>
-              <m:t xml:space="preserve"> </m:t>
+              <m:t>​</m:t>
             </m:r>
           </m:e>
           <m:sup>
@@ -30090,7 +28990,7 @@
         <m:sSup>
           <m:e>
             <m:r>
-              <m:t xml:space="preserve"> </m:t>
+              <m:t>​</m:t>
             </m:r>
           </m:e>
           <m:sup>
@@ -30122,6 +29022,7 @@
     <w:p>
       <w:pPr>
         <w:pStyle w:val="BodyText"/>
+        <w:ind w:firstLine="420"/>
       </w:pPr>
       <w:r>
         <w:rPr>
@@ -30239,6 +29140,7 @@
     <w:p>
       <w:pPr>
         <w:pStyle w:val="BodyText"/>
+        <w:ind w:firstLine="420"/>
       </w:pPr>
       <w:r>
         <w:rPr>
@@ -30268,7 +29170,7 @@
         <m:sSup>
           <m:e>
             <m:r>
-              <m:t xml:space="preserve"> </m:t>
+              <m:t>​</m:t>
             </m:r>
           </m:e>
           <m:sup>
@@ -30309,7 +29211,7 @@
         <m:sSup>
           <m:e>
             <m:r>
-              <m:t xml:space="preserve"> </m:t>
+              <m:t>​</m:t>
             </m:r>
           </m:e>
           <m:sup>
@@ -30368,6 +29270,7 @@
     <w:p>
       <w:pPr>
         <w:pStyle w:val="BodyText"/>
+        <w:ind w:firstLine="420"/>
       </w:pPr>
       <w:r>
         <w:rPr>
@@ -30399,7 +29302,7 @@
         <m:sSup>
           <m:e>
             <m:r>
-              <m:t xml:space="preserve"> </m:t>
+              <m:t>​</m:t>
             </m:r>
           </m:e>
           <m:sup>
@@ -30414,7 +29317,7 @@
         <m:sSup>
           <m:e>
             <m:r>
-              <m:t xml:space="preserve"> </m:t>
+              <m:t>​</m:t>
             </m:r>
           </m:e>
           <m:sup>
@@ -30457,7 +29360,7 @@
         <m:sSup>
           <m:e>
             <m:r>
-              <m:t xml:space="preserve"> </m:t>
+              <m:t>​</m:t>
             </m:r>
           </m:e>
           <m:sup>
@@ -30472,7 +29375,7 @@
         <m:sSup>
           <m:e>
             <m:r>
-              <m:t xml:space="preserve"> </m:t>
+              <m:t>​</m:t>
             </m:r>
           </m:e>
           <m:sup>
@@ -30515,7 +29418,7 @@
         <m:sSup>
           <m:e>
             <m:r>
-              <m:t xml:space="preserve"> </m:t>
+              <m:t>​</m:t>
             </m:r>
           </m:e>
           <m:sup>
@@ -30530,7 +29433,7 @@
         <m:sSup>
           <m:e>
             <m:r>
-              <m:t xml:space="preserve"> </m:t>
+              <m:t>​</m:t>
             </m:r>
           </m:e>
           <m:sup>
@@ -30595,6 +29498,7 @@
     <w:p>
       <w:pPr>
         <w:pStyle w:val="BodyText"/>
+        <w:ind w:firstLine="420"/>
       </w:pPr>
       <w:r>
         <w:rPr>
@@ -30630,6 +29534,7 @@
     <w:p>
       <w:pPr>
         <w:pStyle w:val="BodyText"/>
+        <w:ind w:firstLine="420"/>
       </w:pPr>
       <w:r>
         <w:rPr>
@@ -30744,46 +29649,6 @@
         </w:rPr>
         <w:t>）</w:t>
       </w:r>
-    </w:p>
-    <w:p>
-      <w:pPr>
-        <w:spacing w:before="0" w:after="0"/>
-      </w:pPr>
-    </w:p>
-    <w:p>
-      <w:pPr>
-        <w:spacing w:before="0" w:after="0"/>
-      </w:pPr>
-    </w:p>
-    <w:p>
-      <w:pPr>
-        <w:spacing w:before="0" w:after="0"/>
-      </w:pPr>
-    </w:p>
-    <w:p>
-      <w:pPr>
-        <w:spacing w:before="0" w:after="0"/>
-      </w:pPr>
-    </w:p>
-    <w:p>
-      <w:pPr>
-        <w:spacing w:before="0" w:after="0"/>
-      </w:pPr>
-    </w:p>
-    <w:p>
-      <w:pPr>
-        <w:spacing w:before="0" w:after="0"/>
-      </w:pPr>
-    </w:p>
-    <w:p>
-      <w:pPr>
-        <w:spacing w:before="0" w:after="0"/>
-      </w:pPr>
-    </w:p>
-    <w:p>
-      <w:pPr>
-        <w:spacing w:before="0" w:after="0"/>
-      </w:pPr>
     </w:p>
     <w:p>
       <w:pPr>
@@ -30824,6 +29689,7 @@
     <w:p>
       <w:pPr>
         <w:pStyle w:val="FirstParagraph"/>
+        <w:ind w:firstLine="420"/>
       </w:pPr>
       <w:r>
         <w:rPr>
@@ -31085,6 +29951,7 @@
     <w:p>
       <w:pPr>
         <w:pStyle w:val="BodyText"/>
+        <w:ind w:firstLine="420"/>
       </w:pPr>
       <w:r>
         <w:rPr>
@@ -31164,6 +30031,7 @@
     <w:p>
       <w:pPr>
         <w:pStyle w:val="BodyText"/>
+        <w:ind w:firstLine="420"/>
       </w:pPr>
       <w:r>
         <w:rPr>
@@ -31489,6 +30357,7 @@
     <w:p>
       <w:pPr>
         <w:pStyle w:val="BodyText"/>
+        <w:ind w:firstLine="420"/>
       </w:pPr>
       <w:r>
         <w:rPr>
@@ -31565,6 +30434,7 @@
           <w:ilvl w:val="0"/>
           <w:numId w:val="1004"/>
         </w:numPr>
+        <w:ind w:firstLine="420"/>
       </w:pPr>
       <w:r>
         <w:rPr>
@@ -31639,6 +30509,7 @@
           <w:ilvl w:val="0"/>
           <w:numId w:val="1004"/>
         </w:numPr>
+        <w:ind w:firstLine="420"/>
       </w:pPr>
       <w:r>
         <w:rPr>
@@ -31683,6 +30554,7 @@
           <w:ilvl w:val="0"/>
           <w:numId w:val="1004"/>
         </w:numPr>
+        <w:ind w:firstLine="420"/>
       </w:pPr>
       <w:r>
         <w:rPr>
@@ -31742,6 +30614,7 @@
     <w:p>
       <w:pPr>
         <w:pStyle w:val="FirstParagraph"/>
+        <w:ind w:firstLine="420"/>
       </w:pPr>
       <w:r>
         <w:rPr>
@@ -31865,46 +30738,6 @@
         </w:rPr>
         <w:t>。</w:t>
       </w:r>
-    </w:p>
-    <w:p>
-      <w:pPr>
-        <w:spacing w:before="0" w:after="0"/>
-      </w:pPr>
-    </w:p>
-    <w:p>
-      <w:pPr>
-        <w:spacing w:before="0" w:after="0"/>
-      </w:pPr>
-    </w:p>
-    <w:p>
-      <w:pPr>
-        <w:spacing w:before="0" w:after="0"/>
-      </w:pPr>
-    </w:p>
-    <w:p>
-      <w:pPr>
-        <w:spacing w:before="0" w:after="0"/>
-      </w:pPr>
-    </w:p>
-    <w:p>
-      <w:pPr>
-        <w:spacing w:before="0" w:after="0"/>
-      </w:pPr>
-    </w:p>
-    <w:p>
-      <w:pPr>
-        <w:spacing w:before="0" w:after="0"/>
-      </w:pPr>
-    </w:p>
-    <w:p>
-      <w:pPr>
-        <w:spacing w:before="0" w:after="0"/>
-      </w:pPr>
-    </w:p>
-    <w:p>
-      <w:pPr>
-        <w:spacing w:before="0" w:after="0"/>
-      </w:pPr>
     </w:p>
     <w:p>
       <w:pPr>
@@ -31945,6 +30778,7 @@
     <w:p>
       <w:pPr>
         <w:pStyle w:val="FirstParagraph"/>
+        <w:ind w:firstLine="420"/>
       </w:pPr>
       <w:r>
         <w:rPr>
@@ -32192,6 +31026,7 @@
     <w:p>
       <w:pPr>
         <w:pStyle w:val="BodyText"/>
+        <w:ind w:firstLine="420"/>
       </w:pPr>
       <w:r>
         <w:rPr>
@@ -32792,6 +31627,7 @@
     <w:p>
       <w:pPr>
         <w:pStyle w:val="BodyText"/>
+        <w:ind w:firstLine="420"/>
       </w:pPr>
       <w:r>
         <w:rPr>
@@ -33117,6 +31953,7 @@
     <w:p>
       <w:pPr>
         <w:pStyle w:val="BodyText"/>
+        <w:ind w:firstLine="420"/>
       </w:pPr>
       <w:r>
         <w:rPr>
@@ -33438,6 +32275,7 @@
     <w:p>
       <w:pPr>
         <w:pStyle w:val="BodyText"/>
+        <w:ind w:firstLine="420"/>
       </w:pPr>
       <w:r>
         <w:rPr>
@@ -34475,7 +33313,7 @@
         </w:rPr>
         <w:drawing>
           <wp:inline>
-            <wp:extent cx="3213267" cy="2913861"/>
+            <wp:extent cx="3240000" cy="2913861"/>
             <wp:effectExtent b="0" l="0" r="0" t="0"/>
             <wp:docPr descr="" title="" id="98" name="Picture"/>
             <a:graphic>
@@ -34496,7 +33334,7 @@
                   <pic:spPr bwMode="auto">
                     <a:xfrm>
                       <a:off x="0" y="0"/>
-                      <a:ext cx="3213267" cy="2913861"/>
+                      <a:ext cx="3240000" cy="2913861"/>
                     </a:xfrm>
                     <a:prstGeom prst="rect">
                       <a:avLst/>
@@ -34527,7 +33365,7 @@
         </w:rPr>
         <w:drawing>
           <wp:inline>
-            <wp:extent cx="3240000" cy="2808669"/>
+            <wp:extent cx="3240000" cy="2818699"/>
             <wp:effectExtent b="0" l="0" r="0" t="0"/>
             <wp:docPr descr="" title="" id="101" name="Picture"/>
             <a:graphic>
@@ -34548,7 +33386,7 @@
                   <pic:spPr bwMode="auto">
                     <a:xfrm>
                       <a:off x="0" y="0"/>
-                      <a:ext cx="3240000" cy="2808669"/>
+                      <a:ext cx="3240000" cy="2818699"/>
                     </a:xfrm>
                     <a:prstGeom prst="rect">
                       <a:avLst/>
@@ -34625,6 +33463,7 @@
           <w:ilvl w:val="0"/>
           <w:numId w:val="1005"/>
         </w:numPr>
+        <w:ind w:firstLine="420"/>
       </w:pPr>
       <w:r>
         <w:rPr>
@@ -34811,6 +33650,7 @@
           <w:ilvl w:val="0"/>
           <w:numId w:val="1005"/>
         </w:numPr>
+        <w:ind w:firstLine="420"/>
       </w:pPr>
       <w:r>
         <w:rPr>
@@ -34899,6 +33739,7 @@
           <w:ilvl w:val="0"/>
           <w:numId w:val="1005"/>
         </w:numPr>
+        <w:ind w:firstLine="420"/>
       </w:pPr>
       <w:r>
         <w:rPr>
@@ -34919,6 +33760,7 @@
           <w:ilvl w:val="0"/>
           <w:numId w:val="1005"/>
         </w:numPr>
+        <w:ind w:firstLine="420"/>
       </w:pPr>
       <w:r>
         <w:rPr>
@@ -35041,22 +33883,34 @@
               </m:r>
             </m:sub>
           </m:sSub>
-          <m:sSup>
+          <m:limLow>
             <m:e>
-              <m:r>
-                <m:rPr>
-                  <m:sty m:val="p"/>
-                </m:rPr>
-                <m:t>⇌</m:t>
-              </m:r>
+              <m:limUpp>
+                <m:e>
+                  <m:r>
+                    <m:rPr>
+                      <m:sty m:val="p"/>
+                    </m:rPr>
+                    <m:t>⇌</m:t>
+                  </m:r>
+                </m:e>
+                <m:lim>
+                  <m:sSub>
+                    <m:e>
+                      <m:r>
+                        <m:t>k</m:t>
+                      </m:r>
+                    </m:e>
+                    <m:sub>
+                      <m:r>
+                        <m:t>1</m:t>
+                      </m:r>
+                    </m:sub>
+                  </m:sSub>
+                </m:lim>
+              </m:limUpp>
             </m:e>
-            <m:sup>
-              <m:r>
-                <m:rPr>
-                  <m:sty m:val="p"/>
-                </m:rPr>
-                <m:t>(</m:t>
-              </m:r>
+            <m:lim>
               <m:sSub>
                 <m:e>
                   <m:r>
@@ -35065,51 +33919,18 @@
                 </m:e>
                 <m:sub>
                   <m:r>
+                    <m:rPr>
+                      <m:sty m:val="p"/>
+                    </m:rPr>
+                    <m:t>−</m:t>
+                  </m:r>
+                  <m:r>
                     <m:t>1</m:t>
                   </m:r>
                 </m:sub>
               </m:sSub>
-              <m:r>
-                <m:rPr>
-                  <m:sty m:val="p"/>
-                </m:rPr>
-                <m:t>)</m:t>
-              </m:r>
-            </m:sup>
-          </m:sSup>
-          <m:r>
-            <m:t> </m:t>
-          </m:r>
-          <m:r>
-            <m:rPr>
-              <m:sty m:val="p"/>
-            </m:rPr>
-            <m:t>(</m:t>
-          </m:r>
-          <m:sSub>
-            <m:e>
-              <m:r>
-                <m:t>k</m:t>
-              </m:r>
-            </m:e>
-            <m:sub>
-              <m:r>
-                <m:rPr>
-                  <m:sty m:val="p"/>
-                </m:rPr>
-                <m:t>−</m:t>
-              </m:r>
-              <m:r>
-                <m:t>1</m:t>
-              </m:r>
-            </m:sub>
-          </m:sSub>
-          <m:r>
-            <m:rPr>
-              <m:sty m:val="p"/>
-            </m:rPr>
-            <m:t>)</m:t>
-          </m:r>
+            </m:lim>
+          </m:limLow>
           <m:r>
             <m:rPr>
               <m:sty m:val="p"/>
@@ -35509,6 +34330,7 @@
     <w:p>
       <w:pPr>
         <w:pStyle w:val="FirstParagraph"/>
+        <w:ind w:firstLine="420"/>
       </w:pPr>
       <w:r>
         <w:rPr>
@@ -35538,6 +34360,7 @@
     <w:p>
       <w:pPr>
         <w:pStyle w:val="BodyText"/>
+        <w:ind w:firstLine="420"/>
       </w:pPr>
       <w:r>
         <w:rPr>
@@ -35834,6 +34657,7 @@
           <w:ilvl w:val="0"/>
           <w:numId w:val="1006"/>
         </w:numPr>
+        <w:ind w:firstLine="420"/>
       </w:pPr>
       <w:r>
         <w:rPr>
@@ -35878,6 +34702,7 @@
           <w:ilvl w:val="0"/>
           <w:numId w:val="1006"/>
         </w:numPr>
+        <w:ind w:firstLine="420"/>
       </w:pPr>
       <w:r>
         <w:rPr>
@@ -35940,6 +34765,7 @@
           <w:ilvl w:val="0"/>
           <w:numId w:val="1006"/>
         </w:numPr>
+        <w:ind w:firstLine="420"/>
       </w:pPr>
       <w:r>
         <w:rPr>
@@ -36064,6 +34890,7 @@
     <w:p>
       <w:pPr>
         <w:pStyle w:val="FirstParagraph"/>
+        <w:ind w:firstLine="420"/>
       </w:pPr>
       <w:r>
         <w:rPr>
@@ -36282,6 +35109,7 @@
           <w:ilvl w:val="0"/>
           <w:numId w:val="1007"/>
         </w:numPr>
+        <w:ind w:firstLine="420"/>
       </w:pPr>
       <w:r>
         <w:rPr>
@@ -36374,6 +35202,7 @@
           <w:ilvl w:val="0"/>
           <w:numId w:val="1007"/>
         </w:numPr>
+        <w:ind w:firstLine="420"/>
       </w:pPr>
       <w:r>
         <w:rPr>
@@ -36524,6 +35353,7 @@
           <w:ilvl w:val="0"/>
           <w:numId w:val="1007"/>
         </w:numPr>
+        <w:ind w:firstLine="420"/>
       </w:pPr>
       <w:r>
         <w:rPr>
@@ -36835,6 +35665,7 @@
     <w:p>
       <w:pPr>
         <w:pStyle w:val="FirstParagraph"/>
+        <w:ind w:firstLine="420"/>
       </w:pPr>
       <w:r>
         <w:rPr>
@@ -37239,6 +36070,7 @@
           <w:ilvl w:val="0"/>
           <w:numId w:val="1008"/>
         </w:numPr>
+        <w:ind w:firstLine="420"/>
       </w:pPr>
       <m:oMath>
         <m:oMathPr>
@@ -37415,6 +36247,7 @@
           <w:ilvl w:val="0"/>
           <w:numId w:val="1008"/>
         </w:numPr>
+        <w:ind w:firstLine="420"/>
       </w:pPr>
       <w:r>
         <w:rPr>
@@ -37589,6 +36422,7 @@
           <w:ilvl w:val="0"/>
           <w:numId w:val="1008"/>
         </w:numPr>
+        <w:ind w:firstLine="420"/>
       </w:pPr>
       <w:r>
         <w:rPr>
@@ -37849,46 +36683,6 @@
     </w:p>
     <w:p>
       <w:pPr>
-        <w:spacing w:before="0" w:after="0"/>
-      </w:pPr>
-    </w:p>
-    <w:p>
-      <w:pPr>
-        <w:spacing w:before="0" w:after="0"/>
-      </w:pPr>
-    </w:p>
-    <w:p>
-      <w:pPr>
-        <w:spacing w:before="0" w:after="0"/>
-      </w:pPr>
-    </w:p>
-    <w:p>
-      <w:pPr>
-        <w:spacing w:before="0" w:after="0"/>
-      </w:pPr>
-    </w:p>
-    <w:p>
-      <w:pPr>
-        <w:spacing w:before="0" w:after="0"/>
-      </w:pPr>
-    </w:p>
-    <w:p>
-      <w:pPr>
-        <w:spacing w:before="0" w:after="0"/>
-      </w:pPr>
-    </w:p>
-    <w:p>
-      <w:pPr>
-        <w:spacing w:before="0" w:after="0"/>
-      </w:pPr>
-    </w:p>
-    <w:p>
-      <w:pPr>
-        <w:spacing w:before="0" w:after="0"/>
-      </w:pPr>
-    </w:p>
-    <w:p>
-      <w:pPr>
         <w:spacing w:before="160" w:after="80"/>
       </w:pPr>
       <w:r>
@@ -37926,6 +36720,7 @@
     <w:p>
       <w:pPr>
         <w:pStyle w:val="FirstParagraph"/>
+        <w:ind w:firstLine="420"/>
       </w:pPr>
       <w:r>
         <w:rPr>
@@ -38003,6 +36798,7 @@
     <w:p>
       <w:pPr>
         <w:pStyle w:val="BodyText"/>
+        <w:ind w:firstLine="420"/>
       </w:pPr>
       <w:r>
         <w:rPr>
@@ -38096,6 +36892,7 @@
     <w:p>
       <w:pPr>
         <w:pStyle w:val="BodyText"/>
+        <w:ind w:firstLine="420"/>
       </w:pPr>
       <w:r>
         <w:rPr>
@@ -38181,6 +36978,7 @@
     <w:p>
       <w:pPr>
         <w:pStyle w:val="BodyText"/>
+        <w:ind w:firstLine="420"/>
       </w:pPr>
       <w:r>
         <w:rPr>
@@ -38272,6 +37070,7 @@
     <w:p>
       <w:pPr>
         <w:pStyle w:val="BodyText"/>
+        <w:ind w:firstLine="420"/>
       </w:pPr>
       <w:r>
         <w:rPr>
@@ -38397,6 +37196,7 @@
     <w:p>
       <w:pPr>
         <w:pStyle w:val="BodyText"/>
+        <w:ind w:firstLine="420"/>
       </w:pPr>
       <w:r>
         <w:rPr>
@@ -38440,6 +37240,7 @@
     <w:p>
       <w:pPr>
         <w:pStyle w:val="BodyText"/>
+        <w:ind w:firstLine="420"/>
       </w:pPr>
       <w:r>
         <w:rPr>
@@ -38483,6 +37284,7 @@
     <w:p>
       <w:pPr>
         <w:pStyle w:val="BodyText"/>
+        <w:ind w:firstLine="420"/>
       </w:pPr>
       <w:r>
         <w:rPr>
@@ -38575,7 +37377,7 @@
         </w:rPr>
         <w:drawing>
           <wp:inline>
-            <wp:extent cx="1800000" cy="1729412"/>
+            <wp:extent cx="1800000" cy="1735714"/>
             <wp:effectExtent b="0" l="0" r="0" t="0"/>
             <wp:docPr descr="" title="" id="117" name="Picture"/>
             <a:graphic>
@@ -38596,7 +37398,7 @@
                   <pic:spPr bwMode="auto">
                     <a:xfrm>
                       <a:off x="0" y="0"/>
-                      <a:ext cx="1800000" cy="1729412"/>
+                      <a:ext cx="1800000" cy="1735714"/>
                     </a:xfrm>
                     <a:prstGeom prst="rect">
                       <a:avLst/>
@@ -38621,6 +37423,7 @@
           <w:ilvl w:val="0"/>
           <w:numId w:val="1009"/>
         </w:numPr>
+        <w:ind w:firstLine="420"/>
       </w:pPr>
       <w:r>
         <w:rPr>
@@ -38689,6 +37492,7 @@
           <w:ilvl w:val="0"/>
           <w:numId w:val="1009"/>
         </w:numPr>
+        <w:ind w:firstLine="420"/>
       </w:pPr>
       <w:r>
         <w:rPr>
@@ -38781,6 +37585,7 @@
           <w:ilvl w:val="0"/>
           <w:numId w:val="1009"/>
         </w:numPr>
+        <w:ind w:firstLine="420"/>
       </w:pPr>
       <w:r>
         <w:rPr>
@@ -38861,6 +37666,7 @@
           <w:ilvl w:val="0"/>
           <w:numId w:val="1009"/>
         </w:numPr>
+        <w:ind w:firstLine="420"/>
       </w:pPr>
       <w:r>
         <w:rPr>
@@ -39043,46 +37849,6 @@
     </w:p>
     <w:p>
       <w:pPr>
-        <w:spacing w:before="0" w:after="0"/>
-      </w:pPr>
-    </w:p>
-    <w:p>
-      <w:pPr>
-        <w:spacing w:before="0" w:after="0"/>
-      </w:pPr>
-    </w:p>
-    <w:p>
-      <w:pPr>
-        <w:spacing w:before="0" w:after="0"/>
-      </w:pPr>
-    </w:p>
-    <w:p>
-      <w:pPr>
-        <w:spacing w:before="0" w:after="0"/>
-      </w:pPr>
-    </w:p>
-    <w:p>
-      <w:pPr>
-        <w:spacing w:before="0" w:after="0"/>
-      </w:pPr>
-    </w:p>
-    <w:p>
-      <w:pPr>
-        <w:spacing w:before="0" w:after="0"/>
-      </w:pPr>
-    </w:p>
-    <w:p>
-      <w:pPr>
-        <w:spacing w:before="0" w:after="0"/>
-      </w:pPr>
-    </w:p>
-    <w:p>
-      <w:pPr>
-        <w:spacing w:before="0" w:after="0"/>
-      </w:pPr>
-    </w:p>
-    <w:p>
-      <w:pPr>
         <w:spacing w:before="160" w:after="80"/>
       </w:pPr>
       <w:r>
@@ -39120,6 +37886,7 @@
     <w:p>
       <w:pPr>
         <w:pStyle w:val="FirstParagraph"/>
+        <w:ind w:firstLine="420"/>
       </w:pPr>
       <w:r>
         <w:rPr>
@@ -39771,6 +38538,7 @@
     <w:p>
       <w:pPr>
         <w:pStyle w:val="BodyText"/>
+        <w:ind w:firstLine="420"/>
       </w:pPr>
       <w:r>
         <w:rPr>
@@ -39802,6 +38570,7 @@
     <w:p>
       <w:pPr>
         <w:pStyle w:val="BodyText"/>
+        <w:ind w:firstLine="420"/>
       </w:pPr>
       <w:r>
         <w:rPr>
@@ -39848,6 +38617,7 @@
           <w:ilvl w:val="0"/>
           <w:numId w:val="1010"/>
         </w:numPr>
+        <w:ind w:firstLine="420"/>
       </w:pPr>
       <w:r>
         <w:rPr>
@@ -39930,6 +38700,7 @@
           <w:ilvl w:val="0"/>
           <w:numId w:val="1010"/>
         </w:numPr>
+        <w:ind w:firstLine="420"/>
       </w:pPr>
       <w:r>
         <w:rPr>
@@ -40006,6 +38777,7 @@
           <w:ilvl w:val="0"/>
           <w:numId w:val="1010"/>
         </w:numPr>
+        <w:ind w:firstLine="420"/>
       </w:pPr>
       <w:r>
         <w:rPr>
@@ -40329,6 +39101,7 @@
     <w:p>
       <w:pPr>
         <w:pStyle w:val="FirstParagraph"/>
+        <w:ind w:firstLine="420"/>
       </w:pPr>
       <w:r>
         <w:rPr>
@@ -40512,6 +39285,7 @@
     <w:p>
       <w:pPr>
         <w:pStyle w:val="BodyText"/>
+        <w:ind w:firstLine="420"/>
       </w:pPr>
       <w:r>
         <w:rPr>
@@ -40555,6 +39329,7 @@
     <w:p>
       <w:pPr>
         <w:pStyle w:val="BodyText"/>
+        <w:ind w:firstLine="420"/>
       </w:pPr>
       <w:r>
         <w:rPr>
@@ -40638,6 +39413,7 @@
     <w:p>
       <w:pPr>
         <w:pStyle w:val="BodyText"/>
+        <w:ind w:firstLine="420"/>
       </w:pPr>
       <w:r>
         <w:rPr>
@@ -40945,6 +39721,7 @@
     <w:p>
       <w:pPr>
         <w:pStyle w:val="BodyText"/>
+        <w:ind w:firstLine="420"/>
       </w:pPr>
       <w:r>
         <w:rPr>
@@ -40996,46 +39773,6 @@
         </w:rPr>
         <w:t>。</w:t>
       </w:r>
-    </w:p>
-    <w:p>
-      <w:pPr>
-        <w:spacing w:before="0" w:after="0"/>
-      </w:pPr>
-    </w:p>
-    <w:p>
-      <w:pPr>
-        <w:spacing w:before="0" w:after="0"/>
-      </w:pPr>
-    </w:p>
-    <w:p>
-      <w:pPr>
-        <w:spacing w:before="0" w:after="0"/>
-      </w:pPr>
-    </w:p>
-    <w:p>
-      <w:pPr>
-        <w:spacing w:before="0" w:after="0"/>
-      </w:pPr>
-    </w:p>
-    <w:p>
-      <w:pPr>
-        <w:spacing w:before="0" w:after="0"/>
-      </w:pPr>
-    </w:p>
-    <w:p>
-      <w:pPr>
-        <w:spacing w:before="0" w:after="0"/>
-      </w:pPr>
-    </w:p>
-    <w:p>
-      <w:pPr>
-        <w:spacing w:before="0" w:after="0"/>
-      </w:pPr>
-    </w:p>
-    <w:p>
-      <w:pPr>
-        <w:spacing w:before="0" w:after="0"/>
-      </w:pPr>
     </w:p>
     <w:p>
       <w:pPr>
@@ -41076,6 +39813,7 @@
     <w:p>
       <w:pPr>
         <w:pStyle w:val="FirstParagraph"/>
+        <w:ind w:firstLine="420"/>
       </w:pPr>
       <w:r>
         <w:rPr>
@@ -41150,7 +39888,7 @@
         </w:rPr>
         <w:drawing>
           <wp:inline>
-            <wp:extent cx="2070100" cy="2235200"/>
+            <wp:extent cx="2082800" cy="2235200"/>
             <wp:effectExtent b="0" l="0" r="0" t="0"/>
             <wp:docPr descr="" title="" id="122" name="Picture"/>
             <a:graphic>
@@ -41171,7 +39909,7 @@
                   <pic:spPr bwMode="auto">
                     <a:xfrm>
                       <a:off x="0" y="0"/>
-                      <a:ext cx="2070100" cy="2235200"/>
+                      <a:ext cx="2082800" cy="2235200"/>
                     </a:xfrm>
                     <a:prstGeom prst="rect">
                       <a:avLst/>
@@ -41202,7 +39940,7 @@
         </w:rPr>
         <w:drawing>
           <wp:inline>
-            <wp:extent cx="1876474" cy="2489200"/>
+            <wp:extent cx="1879600" cy="2489200"/>
             <wp:effectExtent b="0" l="0" r="0" t="0"/>
             <wp:docPr descr="" title="" id="125" name="Picture"/>
             <a:graphic>
@@ -41223,7 +39961,7 @@
                   <pic:spPr bwMode="auto">
                     <a:xfrm>
                       <a:off x="0" y="0"/>
-                      <a:ext cx="1876474" cy="2489200"/>
+                      <a:ext cx="1879600" cy="2489200"/>
                     </a:xfrm>
                     <a:prstGeom prst="rect">
                       <a:avLst/>
@@ -41245,6 +39983,7 @@
     <w:p>
       <w:pPr>
         <w:pStyle w:val="BodyText"/>
+        <w:ind w:firstLine="420"/>
       </w:pPr>
       <w:r>
         <w:rPr>
@@ -41288,6 +40027,7 @@
     <w:p>
       <w:pPr>
         <w:pStyle w:val="BodyText"/>
+        <w:ind w:firstLine="420"/>
       </w:pPr>
       <w:r>
         <w:rPr>
@@ -41381,6 +40121,7 @@
     <w:p>
       <w:pPr>
         <w:pStyle w:val="BodyText"/>
+        <w:ind w:firstLine="420"/>
       </w:pPr>
       <w:r>
         <w:rPr>
@@ -41460,6 +40201,7 @@
     <w:p>
       <w:pPr>
         <w:pStyle w:val="BodyText"/>
+        <w:ind w:firstLine="420"/>
       </w:pPr>
       <w:r>
         <w:rPr>
@@ -41537,46 +40279,6 @@
         </w:rPr>
         <w:t>？</w:t>
       </w:r>
-    </w:p>
-    <w:p>
-      <w:pPr>
-        <w:spacing w:before="0" w:after="0"/>
-      </w:pPr>
-    </w:p>
-    <w:p>
-      <w:pPr>
-        <w:spacing w:before="0" w:after="0"/>
-      </w:pPr>
-    </w:p>
-    <w:p>
-      <w:pPr>
-        <w:spacing w:before="0" w:after="0"/>
-      </w:pPr>
-    </w:p>
-    <w:p>
-      <w:pPr>
-        <w:spacing w:before="0" w:after="0"/>
-      </w:pPr>
-    </w:p>
-    <w:p>
-      <w:pPr>
-        <w:spacing w:before="0" w:after="0"/>
-      </w:pPr>
-    </w:p>
-    <w:p>
-      <w:pPr>
-        <w:spacing w:before="0" w:after="0"/>
-      </w:pPr>
-    </w:p>
-    <w:p>
-      <w:pPr>
-        <w:spacing w:before="0" w:after="0"/>
-      </w:pPr>
-    </w:p>
-    <w:p>
-      <w:pPr>
-        <w:spacing w:before="0" w:after="0"/>
-      </w:pPr>
     </w:p>
     <w:p>
       <w:pPr>
@@ -41617,6 +40319,7 @@
     <w:p>
       <w:pPr>
         <w:pStyle w:val="FirstParagraph"/>
+        <w:ind w:firstLine="420"/>
       </w:pPr>
       <w:r>
         <w:rPr>
@@ -41929,7 +40632,7 @@
         </w:rPr>
         <w:drawing>
           <wp:inline>
-            <wp:extent cx="1800000" cy="1694118"/>
+            <wp:extent cx="1800000" cy="1766666"/>
             <wp:effectExtent b="0" l="0" r="0" t="0"/>
             <wp:docPr descr="" title="" id="129" name="Picture"/>
             <a:graphic>
@@ -41950,7 +40653,7 @@
                   <pic:spPr bwMode="auto">
                     <a:xfrm>
                       <a:off x="0" y="0"/>
-                      <a:ext cx="1800000" cy="1694118"/>
+                      <a:ext cx="1800000" cy="1766666"/>
                     </a:xfrm>
                     <a:prstGeom prst="rect">
                       <a:avLst/>
@@ -41972,6 +40675,7 @@
     <w:p>
       <w:pPr>
         <w:pStyle w:val="BodyText"/>
+        <w:ind w:firstLine="420"/>
       </w:pPr>
       <w:r>
         <w:rPr>
@@ -42156,6 +40860,7 @@
     <w:p>
       <w:pPr>
         <w:pStyle w:val="BodyText"/>
+        <w:ind w:firstLine="420"/>
       </w:pPr>
       <w:r>
         <w:rPr>
@@ -42271,6 +40976,7 @@
     <w:p>
       <w:pPr>
         <w:pStyle w:val="BodyText"/>
+        <w:ind w:firstLine="420"/>
       </w:pPr>
       <w:r>
         <w:rPr>
@@ -42344,6 +41050,7 @@
     <w:p>
       <w:pPr>
         <w:pStyle w:val="BodyText"/>
+        <w:ind w:firstLine="420"/>
       </w:pPr>
       <w:r>
         <w:rPr>
@@ -42563,6 +41270,7 @@
     <w:p>
       <w:pPr>
         <w:pStyle w:val="BodyText"/>
+        <w:ind w:firstLine="420"/>
       </w:pPr>
       <w:r>
         <w:rPr>
@@ -42820,46 +41528,6 @@
         </w:rPr>
         <w:t>。</w:t>
       </w:r>
-    </w:p>
-    <w:p>
-      <w:pPr>
-        <w:spacing w:before="0" w:after="0"/>
-      </w:pPr>
-    </w:p>
-    <w:p>
-      <w:pPr>
-        <w:spacing w:before="0" w:after="0"/>
-      </w:pPr>
-    </w:p>
-    <w:p>
-      <w:pPr>
-        <w:spacing w:before="0" w:after="0"/>
-      </w:pPr>
-    </w:p>
-    <w:p>
-      <w:pPr>
-        <w:spacing w:before="0" w:after="0"/>
-      </w:pPr>
-    </w:p>
-    <w:p>
-      <w:pPr>
-        <w:spacing w:before="0" w:after="0"/>
-      </w:pPr>
-    </w:p>
-    <w:p>
-      <w:pPr>
-        <w:spacing w:before="0" w:after="0"/>
-      </w:pPr>
-    </w:p>
-    <w:p>
-      <w:pPr>
-        <w:spacing w:before="0" w:after="0"/>
-      </w:pPr>
-    </w:p>
-    <w:p>
-      <w:pPr>
-        <w:spacing w:before="0" w:after="0"/>
-      </w:pPr>
     </w:p>
     <w:p>
       <w:pPr>
@@ -42900,6 +41568,7 @@
     <w:p>
       <w:pPr>
         <w:pStyle w:val="FirstParagraph"/>
+        <w:ind w:firstLine="420"/>
       </w:pPr>
       <w:r>
         <w:rPr>
@@ -42917,6 +41586,7 @@
     <w:p>
       <w:pPr>
         <w:pStyle w:val="BodyText"/>
+        <w:ind w:firstLine="420"/>
       </w:pPr>
       <w:r>
         <w:rPr>
@@ -43070,6 +41740,7 @@
     <w:p>
       <w:pPr>
         <w:pStyle w:val="BodyText"/>
+        <w:ind w:firstLine="420"/>
       </w:pPr>
       <w:r>
         <w:rPr>
@@ -43101,6 +41772,7 @@
     <w:p>
       <w:pPr>
         <w:pStyle w:val="BodyText"/>
+        <w:ind w:firstLine="420"/>
       </w:pPr>
       <w:r>
         <w:rPr>
@@ -43152,31 +41824,6 @@
         </w:rPr>
         <w:t>？</w:t>
       </w:r>
-    </w:p>
-    <w:p>
-      <w:pPr>
-        <w:spacing w:before="0" w:after="0"/>
-      </w:pPr>
-    </w:p>
-    <w:p>
-      <w:pPr>
-        <w:spacing w:before="0" w:after="0"/>
-      </w:pPr>
-    </w:p>
-    <w:p>
-      <w:pPr>
-        <w:spacing w:before="0" w:after="0"/>
-      </w:pPr>
-    </w:p>
-    <w:p>
-      <w:pPr>
-        <w:spacing w:before="0" w:after="0"/>
-      </w:pPr>
-    </w:p>
-    <w:p>
-      <w:pPr>
-        <w:spacing w:before="0" w:after="0"/>
-      </w:pPr>
     </w:p>
     <w:p>
       <w:pPr>
@@ -43217,6 +41864,7 @@
     <w:p>
       <w:pPr>
         <w:pStyle w:val="FirstParagraph"/>
+        <w:ind w:firstLine="420"/>
       </w:pPr>
       <w:r>
         <w:rPr>
@@ -43359,6 +42007,7 @@
     <w:p>
       <w:pPr>
         <w:pStyle w:val="BodyText"/>
+        <w:ind w:firstLine="420"/>
       </w:pPr>
       <w:r>
         <w:rPr>
@@ -43510,6 +42159,7 @@
     <w:p>
       <w:pPr>
         <w:pStyle w:val="BodyText"/>
+        <w:ind w:firstLine="420"/>
       </w:pPr>
       <w:r>
         <w:rPr>
@@ -43881,6 +42531,7 @@
     <w:p>
       <w:pPr>
         <w:pStyle w:val="BodyText"/>
+        <w:ind w:firstLine="420"/>
       </w:pPr>
       <w:r>
         <w:rPr>
@@ -43924,6 +42575,7 @@
     <w:p>
       <w:pPr>
         <w:pStyle w:val="BodyText"/>
+        <w:ind w:firstLine="420"/>
       </w:pPr>
       <w:r>
         <w:rPr>
@@ -43955,6 +42607,7 @@
     <w:p>
       <w:pPr>
         <w:pStyle w:val="BodyText"/>
+        <w:ind w:firstLine="420"/>
       </w:pPr>
       <w:r>
         <w:rPr>
@@ -44084,6 +42737,7 @@
     <w:p>
       <w:pPr>
         <w:pStyle w:val="BodyText"/>
+        <w:ind w:firstLine="420"/>
       </w:pPr>
       <w:r>
         <w:rPr>
@@ -44149,46 +42803,6 @@
         </w:rPr>
         <w:t>？</w:t>
       </w:r>
-    </w:p>
-    <w:p>
-      <w:pPr>
-        <w:spacing w:before="0" w:after="0"/>
-      </w:pPr>
-    </w:p>
-    <w:p>
-      <w:pPr>
-        <w:spacing w:before="0" w:after="0"/>
-      </w:pPr>
-    </w:p>
-    <w:p>
-      <w:pPr>
-        <w:spacing w:before="0" w:after="0"/>
-      </w:pPr>
-    </w:p>
-    <w:p>
-      <w:pPr>
-        <w:spacing w:before="0" w:after="0"/>
-      </w:pPr>
-    </w:p>
-    <w:p>
-      <w:pPr>
-        <w:spacing w:before="0" w:after="0"/>
-      </w:pPr>
-    </w:p>
-    <w:p>
-      <w:pPr>
-        <w:spacing w:before="0" w:after="0"/>
-      </w:pPr>
-    </w:p>
-    <w:p>
-      <w:pPr>
-        <w:spacing w:before="0" w:after="0"/>
-      </w:pPr>
-    </w:p>
-    <w:p>
-      <w:pPr>
-        <w:spacing w:before="0" w:after="0"/>
-      </w:pPr>
     </w:p>
     <w:p>
       <w:pPr>
@@ -44229,6 +42843,7 @@
     <w:p>
       <w:pPr>
         <w:pStyle w:val="FirstParagraph"/>
+        <w:ind w:firstLine="420"/>
       </w:pPr>
       <w:r>
         <w:rPr>
@@ -44363,7 +42978,7 @@
         </w:rPr>
         <w:drawing>
           <wp:inline>
-            <wp:extent cx="2590800" cy="1181100"/>
+            <wp:extent cx="2590800" cy="1206500"/>
             <wp:effectExtent b="0" l="0" r="0" t="0"/>
             <wp:docPr descr="" title="" id="135" name="Picture"/>
             <a:graphic>
@@ -44384,7 +42999,7 @@
                   <pic:spPr bwMode="auto">
                     <a:xfrm>
                       <a:off x="0" y="0"/>
-                      <a:ext cx="2590800" cy="1181100"/>
+                      <a:ext cx="2590800" cy="1206500"/>
                     </a:xfrm>
                     <a:prstGeom prst="rect">
                       <a:avLst/>
@@ -44415,7 +43030,7 @@
         </w:rPr>
         <w:drawing>
           <wp:inline>
-            <wp:extent cx="1800000" cy="2170588"/>
+            <wp:extent cx="1800000" cy="2302941"/>
             <wp:effectExtent b="0" l="0" r="0" t="0"/>
             <wp:docPr descr="" title="" id="138" name="Picture"/>
             <a:graphic>
@@ -44436,7 +43051,7 @@
                   <pic:spPr bwMode="auto">
                     <a:xfrm>
                       <a:off x="0" y="0"/>
-                      <a:ext cx="1800000" cy="2170588"/>
+                      <a:ext cx="1800000" cy="2302941"/>
                     </a:xfrm>
                     <a:prstGeom prst="rect">
                       <a:avLst/>
@@ -44467,7 +43082,7 @@
         </w:rPr>
         <w:drawing>
           <wp:inline>
-            <wp:extent cx="1800000" cy="3600000"/>
+            <wp:extent cx="1800000" cy="3752112"/>
             <wp:effectExtent b="0" l="0" r="0" t="0"/>
             <wp:docPr descr="" title="" id="141" name="Picture"/>
             <a:graphic>
@@ -44488,7 +43103,7 @@
                   <pic:spPr bwMode="auto">
                     <a:xfrm>
                       <a:off x="0" y="0"/>
-                      <a:ext cx="1800000" cy="3600000"/>
+                      <a:ext cx="1800000" cy="3752112"/>
                     </a:xfrm>
                     <a:prstGeom prst="rect">
                       <a:avLst/>
@@ -44511,6 +43126,7 @@
       <w:pPr>
         <w:pStyle w:val="BodyText"/>
         <w:spacing w:after="80"/>
+        <w:ind w:firstLine="420"/>
       </w:pPr>
       <w:r>
         <w:rPr>
@@ -44699,15 +43315,16 @@
       <w:tblPr>
         <w:tblStyle w:val="Table"/>
         <w:tblW w:type="auto" w:w="0"/>
+        <w:tblLook w:firstRow="1" w:lastRow="0" w:firstColumn="0" w:lastColumn="0" w:noHBand="0" w:noVBand="0" w:val="0020"/>
+        <w:jc w:val="center"/>
         <w:tblBorders>
-          <w:top w:val="single" w:sz="12" w:space="0" w:color="000000"/>
-          <w:left w:val="none" w:sz="0" w:space="0" w:color="auto"/>
-          <w:bottom w:val="single" w:sz="12" w:space="0" w:color="000000"/>
-          <w:right w:val="none" w:sz="0" w:space="0" w:color="auto"/>
-          <w:insideH w:val="none" w:sz="0" w:space="0" w:color="auto"/>
-          <w:insideV w:val="none" w:sz="0" w:space="0" w:color="auto"/>
+          <w:top w:val="single" w:sz="12" w:space="0" w:color="333333"/>
+          <w:bottom w:val="single" w:sz="12" w:space="0" w:color="333333"/>
+          <w:left w:val="none"/>
+          <w:right w:val="none"/>
+          <w:insideH w:val="none"/>
+          <w:insideV w:val="none"/>
         </w:tblBorders>
-        <w:tblLook w:firstRow="1" w:lastRow="0" w:firstColumn="0" w:lastColumn="0" w:noHBand="0" w:noVBand="0" w:val="0020"/>
       </w:tblPr>
       <w:tblGrid>
         <w:gridCol w:w="3960"/>
@@ -44720,7 +43337,7 @@
         <w:tc>
           <w:tcPr>
             <w:tcBorders>
-              <w:bottom w:val="single" w:sz="8" w:space="0" w:color="000000"/>
+              <w:bottom w:val="single" w:sz="6" w:space="0" w:color="333333"/>
             </w:tcBorders>
           </w:tcPr>
           <w:p>
@@ -44740,7 +43357,7 @@
         <w:tc>
           <w:tcPr>
             <w:tcBorders>
-              <w:bottom w:val="single" w:sz="8" w:space="0" w:color="000000"/>
+              <w:bottom w:val="single" w:sz="6" w:space="0" w:color="333333"/>
             </w:tcBorders>
           </w:tcPr>
           <w:p>
@@ -44834,6 +43451,7 @@
       <w:pPr>
         <w:pStyle w:val="BodyText"/>
         <w:spacing w:before="120"/>
+        <w:ind w:firstLine="420"/>
       </w:pPr>
       <w:r>
         <w:rPr>
@@ -44925,6 +43543,7 @@
     <w:p>
       <w:pPr>
         <w:pStyle w:val="BodyText"/>
+        <w:ind w:firstLine="420"/>
       </w:pPr>
       <w:r>
         <w:rPr>
@@ -45004,6 +43623,7 @@
     <w:p>
       <w:pPr>
         <w:pStyle w:val="BodyText"/>
+        <w:ind w:firstLine="420"/>
       </w:pPr>
       <w:r>
         <w:rPr>
@@ -45183,6 +43803,7 @@
     <w:p>
       <w:pPr>
         <w:pStyle w:val="BodyText"/>
+        <w:ind w:firstLine="420"/>
       </w:pPr>
       <w:r>
         <w:rPr>
@@ -45268,6 +43889,7 @@
     <w:p>
       <w:pPr>
         <w:pStyle w:val="BodyText"/>
+        <w:ind w:firstLine="420"/>
       </w:pPr>
       <w:r>
         <w:rPr>
@@ -45419,46 +44041,6 @@
         </w:rPr>
         <w:t>。</w:t>
       </w:r>
-    </w:p>
-    <w:p>
-      <w:pPr>
-        <w:spacing w:before="0" w:after="0"/>
-      </w:pPr>
-    </w:p>
-    <w:p>
-      <w:pPr>
-        <w:spacing w:before="0" w:after="0"/>
-      </w:pPr>
-    </w:p>
-    <w:p>
-      <w:pPr>
-        <w:spacing w:before="0" w:after="0"/>
-      </w:pPr>
-    </w:p>
-    <w:p>
-      <w:pPr>
-        <w:spacing w:before="0" w:after="0"/>
-      </w:pPr>
-    </w:p>
-    <w:p>
-      <w:pPr>
-        <w:spacing w:before="0" w:after="0"/>
-      </w:pPr>
-    </w:p>
-    <w:p>
-      <w:pPr>
-        <w:spacing w:before="0" w:after="0"/>
-      </w:pPr>
-    </w:p>
-    <w:p>
-      <w:pPr>
-        <w:spacing w:before="0" w:after="0"/>
-      </w:pPr>
-    </w:p>
-    <w:p>
-      <w:pPr>
-        <w:spacing w:before="0" w:after="0"/>
-      </w:pPr>
     </w:p>
     <w:p>
       <w:pPr>
@@ -45499,6 +44081,7 @@
     <w:p>
       <w:pPr>
         <w:pStyle w:val="FirstParagraph"/>
+        <w:ind w:firstLine="420"/>
       </w:pPr>
       <w:r>
         <w:rPr>
@@ -45528,6 +44111,7 @@
     <w:p>
       <w:pPr>
         <w:pStyle w:val="BodyText"/>
+        <w:ind w:firstLine="420"/>
       </w:pPr>
       <w:r>
         <w:rPr>
@@ -46028,7 +44612,7 @@
         </w:rPr>
         <w:drawing>
           <wp:inline>
-            <wp:extent cx="2421775" cy="1447800"/>
+            <wp:extent cx="2451100" cy="1447800"/>
             <wp:effectExtent b="0" l="0" r="0" t="0"/>
             <wp:docPr descr="" title="" id="145" name="Picture"/>
             <a:graphic>
@@ -46049,7 +44633,7 @@
                   <pic:spPr bwMode="auto">
                     <a:xfrm>
                       <a:off x="0" y="0"/>
-                      <a:ext cx="2421775" cy="1447800"/>
+                      <a:ext cx="2451100" cy="1447800"/>
                     </a:xfrm>
                     <a:prstGeom prst="rect">
                       <a:avLst/>
@@ -46071,6 +44655,7 @@
     <w:p>
       <w:pPr>
         <w:pStyle w:val="BodyText"/>
+        <w:ind w:firstLine="420"/>
       </w:pPr>
       <w:r>
         <w:rPr>
@@ -46266,6 +44851,7 @@
     <w:p>
       <w:pPr>
         <w:pStyle w:val="BodyText"/>
+        <w:ind w:firstLine="420"/>
       </w:pPr>
       <w:r>
         <w:rPr>
@@ -46297,6 +44883,7 @@
     <w:p>
       <w:pPr>
         <w:pStyle w:val="BodyText"/>
+        <w:ind w:firstLine="420"/>
       </w:pPr>
       <w:r>
         <w:rPr>
@@ -46336,46 +44923,6 @@
         </w:rPr>
         <w:t>。</w:t>
       </w:r>
-    </w:p>
-    <w:p>
-      <w:pPr>
-        <w:spacing w:before="0" w:after="0"/>
-      </w:pPr>
-    </w:p>
-    <w:p>
-      <w:pPr>
-        <w:spacing w:before="0" w:after="0"/>
-      </w:pPr>
-    </w:p>
-    <w:p>
-      <w:pPr>
-        <w:spacing w:before="0" w:after="0"/>
-      </w:pPr>
-    </w:p>
-    <w:p>
-      <w:pPr>
-        <w:spacing w:before="0" w:after="0"/>
-      </w:pPr>
-    </w:p>
-    <w:p>
-      <w:pPr>
-        <w:spacing w:before="0" w:after="0"/>
-      </w:pPr>
-    </w:p>
-    <w:p>
-      <w:pPr>
-        <w:spacing w:before="0" w:after="0"/>
-      </w:pPr>
-    </w:p>
-    <w:p>
-      <w:pPr>
-        <w:spacing w:before="0" w:after="0"/>
-      </w:pPr>
-    </w:p>
-    <w:p>
-      <w:pPr>
-        <w:spacing w:before="0" w:after="0"/>
-      </w:pPr>
     </w:p>
     <w:p>
       <w:pPr>
@@ -47335,7 +45882,7 @@
     <ns0:rPr>
       <ns0:rFonts ns0:ascii="Times New Roman" ns0:cs="Times New Roman" ns0:eastAsia="SimHei" ns0:hAnsi="Times New Roman"/>
       <ns0:b/>
-      <ns0:color ns0:val="000000"/>
+      <ns0:color ns0:val="17324D"/>
       <ns0:sz ns0:val="44"/>
       <ns0:szCs ns0:val="56"/>
     </ns0:rPr>
@@ -47477,7 +46024,7 @@
     <ns0:rPr>
       <ns0:rFonts ns0:ascii="Times New Roman" ns0:cs="Times New Roman" ns0:eastAsia="SimHei" ns0:hAnsi="Times New Roman"/>
       <ns0:b/>
-      <ns0:color ns0:val="000000"/>
+      <ns0:color ns0:val="17324D"/>
       <ns0:sz ns0:val="32"/>
       <ns0:szCs ns0:val="40"/>
     </ns0:rPr>
@@ -47501,7 +46048,7 @@
     <ns0:rPr>
       <ns0:rFonts ns0:ascii="Times New Roman" ns0:cs="Times New Roman" ns0:eastAsia="SimHei" ns0:hAnsi="Times New Roman"/>
       <ns0:b/>
-      <ns0:color ns0:val="000000"/>
+      <ns0:color ns0:val="17324D"/>
       <ns0:sz ns0:val="28"/>
       <ns0:szCs ns0:val="32"/>
     </ns0:rPr>
@@ -47525,7 +46072,7 @@
     <ns0:rPr>
       <ns0:rFonts ns0:ascii="Times New Roman" ns0:cs="Times New Roman" ns0:eastAsia="SimHei" ns0:hAnsi="Times New Roman"/>
       <ns0:b/>
-      <ns0:color ns0:val="000000"/>
+      <ns0:color ns0:val="17324D"/>
       <ns0:sz ns0:val="25"/>
       <ns0:szCs ns0:val="28"/>
     </ns0:rPr>

--- a/00-首页/题组Word/第一轮·竞赛教材版/第一轮结构·5-配位化学（学生版）.docx
+++ b/00-首页/题组Word/第一轮·竞赛教材版/第一轮结构·5-配位化学（学生版）.docx
@@ -779,6 +779,16 @@
         </w:pict>
       </w:r>
     </w:p>
+    <w:p>
+      <w:pPr>
+        <w:spacing w:before="160" w:after="80"/>
+      </w:pPr>
+      <w:r>
+        <w:pict>
+          <v:rect style="width:0;height:1.5pt" o:hralign="center" o:hrstd="t" o:hr="t"/>
+        </w:pict>
+      </w:r>
+    </w:p>
     <w:bookmarkEnd w:id="12"/>
     <w:bookmarkStart w:id="16" w:name="第2题"/>
     <w:p>
@@ -1232,6 +1242,16 @@
         </w:pict>
       </w:r>
     </w:p>
+    <w:p>
+      <w:pPr>
+        <w:spacing w:before="160" w:after="80"/>
+      </w:pPr>
+      <w:r>
+        <w:pict>
+          <v:rect style="width:0;height:1.5pt" o:hralign="center" o:hrstd="t" o:hr="t"/>
+        </w:pict>
+      </w:r>
+    </w:p>
     <w:bookmarkEnd w:id="16"/>
     <w:bookmarkStart w:id="20" w:name="第3题"/>
     <w:p>
@@ -1632,6 +1652,16 @@
             </a:graphic>
           </wp:inline>
         </w:drawing>
+      </w:r>
+    </w:p>
+    <w:p>
+      <w:pPr>
+        <w:spacing w:before="160" w:after="80"/>
+      </w:pPr>
+      <w:r>
+        <w:pict>
+          <v:rect style="width:0;height:1.5pt" o:hralign="center" o:hrstd="t" o:hr="t"/>
+        </w:pict>
       </w:r>
     </w:p>
     <w:p>
@@ -1991,6 +2021,16 @@
           </m:sup>
         </m:sSup>
       </m:oMath>
+    </w:p>
+    <w:p>
+      <w:pPr>
+        <w:spacing w:before="160" w:after="80"/>
+      </w:pPr>
+      <w:r>
+        <w:pict>
+          <v:rect style="width:0;height:1.5pt" o:hralign="center" o:hrstd="t" o:hr="t"/>
+        </w:pict>
+      </w:r>
     </w:p>
     <w:p>
       <w:pPr>
@@ -2834,6 +2874,16 @@
         </w:pict>
       </w:r>
     </w:p>
+    <w:p>
+      <w:pPr>
+        <w:spacing w:before="160" w:after="80"/>
+      </w:pPr>
+      <w:r>
+        <w:pict>
+          <v:rect style="width:0;height:1.5pt" o:hralign="center" o:hrstd="t" o:hr="t"/>
+        </w:pict>
+      </w:r>
+    </w:p>
     <w:bookmarkEnd w:id="22"/>
     <w:bookmarkStart w:id="23" w:name="第6题"/>
     <w:p>
@@ -2905,7 +2955,7 @@
         <w:rPr>
           <w:rFonts w:ascii="Times New Roman" w:hAnsi="Times New Roman" w:eastAsia="Times New Roman" w:cs="Times New Roman"/>
         </w:rPr>
-        <w:t xml:space="preserve">A.</w:t>
+        <w:t xml:space="preserve">- A.</w:t>
       </w:r>
       <w:r>
         <w:rPr>
@@ -2946,7 +2996,7 @@
         <w:rPr>
           <w:rFonts w:ascii="Times New Roman" w:hAnsi="Times New Roman" w:eastAsia="Times New Roman" w:cs="Times New Roman"/>
         </w:rPr>
-        <w:t xml:space="preserve">B.</w:t>
+        <w:t xml:space="preserve">- B.</w:t>
       </w:r>
       <w:r>
         <w:rPr>
@@ -2987,7 +3037,7 @@
         <w:rPr>
           <w:rFonts w:ascii="Times New Roman" w:hAnsi="Times New Roman" w:eastAsia="Times New Roman" w:cs="Times New Roman"/>
         </w:rPr>
-        <w:t xml:space="preserve">C.</w:t>
+        <w:t xml:space="preserve">- C.</w:t>
       </w:r>
       <w:r>
         <w:rPr>
@@ -3028,7 +3078,7 @@
         <w:rPr>
           <w:rFonts w:ascii="Times New Roman" w:hAnsi="Times New Roman" w:eastAsia="Times New Roman" w:cs="Times New Roman"/>
         </w:rPr>
-        <w:t xml:space="preserve">D.</w:t>
+        <w:t xml:space="preserve">- D.</w:t>
       </w:r>
       <w:r>
         <w:rPr>
@@ -3070,6 +3120,16 @@
           <w:rFonts w:ascii="Times New Roman" w:hAnsi="Times New Roman" w:eastAsia="Times New Roman" w:cs="Times New Roman"/>
         </w:rPr>
         <w:t xml:space="preserve">—</w:t>
+      </w:r>
+    </w:p>
+    <w:p>
+      <w:pPr>
+        <w:spacing w:before="160" w:after="80"/>
+      </w:pPr>
+      <w:r>
+        <w:pict>
+          <v:rect style="width:0;height:1.5pt" o:hralign="center" o:hrstd="t" o:hr="t"/>
+        </w:pict>
       </w:r>
     </w:p>
     <w:bookmarkEnd w:id="23"/>
@@ -3712,6 +3772,16 @@
           <w:rFonts w:ascii="Times New Roman" w:hAnsi="Times New Roman" w:eastAsia="Times New Roman" w:cs="Times New Roman"/>
         </w:rPr>
         <w:t xml:space="preserve">—</w:t>
+      </w:r>
+    </w:p>
+    <w:p>
+      <w:pPr>
+        <w:spacing w:before="160" w:after="80"/>
+      </w:pPr>
+      <w:r>
+        <w:pict>
+          <v:rect style="width:0;height:1.5pt" o:hralign="center" o:hrstd="t" o:hr="t"/>
+        </w:pict>
       </w:r>
     </w:p>
     <w:bookmarkEnd w:id="24"/>
@@ -3973,6 +4043,16 @@
         </w:pict>
       </w:r>
     </w:p>
+    <w:p>
+      <w:pPr>
+        <w:spacing w:before="160" w:after="80"/>
+      </w:pPr>
+      <w:r>
+        <w:pict>
+          <v:rect style="width:0;height:1.5pt" o:hralign="center" o:hrstd="t" o:hr="t"/>
+        </w:pict>
+      </w:r>
+    </w:p>
     <w:bookmarkEnd w:id="25"/>
     <w:bookmarkStart w:id="26" w:name="第9题"/>
     <w:p>
@@ -4067,7 +4147,7 @@
         <w:rPr>
           <w:rFonts w:ascii="Times New Roman" w:hAnsi="Times New Roman" w:eastAsia="Times New Roman" w:cs="Times New Roman"/>
         </w:rPr>
-        <w:t xml:space="preserve">A.</w:t>
+        <w:t xml:space="preserve">- A.</w:t>
       </w:r>
       <w:r>
         <w:rPr>
@@ -4152,7 +4232,7 @@
         <w:rPr>
           <w:rFonts w:ascii="Times New Roman" w:hAnsi="Times New Roman" w:eastAsia="Times New Roman" w:cs="Times New Roman"/>
         </w:rPr>
-        <w:t xml:space="preserve">B.</w:t>
+        <w:t xml:space="preserve">- B.</w:t>
       </w:r>
       <w:r>
         <w:rPr>
@@ -4276,7 +4356,7 @@
         <w:rPr>
           <w:rFonts w:ascii="Times New Roman" w:hAnsi="Times New Roman" w:eastAsia="Times New Roman" w:cs="Times New Roman"/>
         </w:rPr>
-        <w:t xml:space="preserve">C.</w:t>
+        <w:t xml:space="preserve">- C.</w:t>
       </w:r>
       <w:r>
         <w:rPr>
@@ -4409,7 +4489,7 @@
         <w:rPr>
           <w:rFonts w:ascii="Times New Roman" w:hAnsi="Times New Roman" w:eastAsia="Times New Roman" w:cs="Times New Roman"/>
         </w:rPr>
-        <w:t xml:space="preserve">D.</w:t>
+        <w:t xml:space="preserve">- D.</w:t>
       </w:r>
       <w:r>
         <w:rPr>
@@ -4488,6 +4568,16 @@
         <w:t xml:space="preserve">—</w:t>
       </w:r>
     </w:p>
+    <w:p>
+      <w:pPr>
+        <w:spacing w:before="160" w:after="80"/>
+      </w:pPr>
+      <w:r>
+        <w:pict>
+          <v:rect style="width:0;height:1.5pt" o:hralign="center" o:hrstd="t" o:hr="t"/>
+        </w:pict>
+      </w:r>
+    </w:p>
     <w:bookmarkEnd w:id="26"/>
     <w:bookmarkStart w:id="27" w:name="第10题"/>
     <w:p>
@@ -4669,7 +4759,7 @@
         <w:rPr>
           <w:rFonts w:ascii="Times New Roman" w:hAnsi="Times New Roman" w:eastAsia="Times New Roman" w:cs="Times New Roman"/>
         </w:rPr>
-        <w:t xml:space="preserve">A.</w:t>
+        <w:t xml:space="preserve">- A.</w:t>
       </w:r>
       <w:r>
         <w:rPr>
@@ -4716,7 +4806,7 @@
         <w:rPr>
           <w:rFonts w:ascii="Times New Roman" w:hAnsi="Times New Roman" w:eastAsia="Times New Roman" w:cs="Times New Roman"/>
         </w:rPr>
-        <w:t xml:space="preserve">B.</w:t>
+        <w:t xml:space="preserve">- B.</w:t>
       </w:r>
       <w:r>
         <w:rPr>
@@ -4763,7 +4853,7 @@
         <w:rPr>
           <w:rFonts w:ascii="Times New Roman" w:hAnsi="Times New Roman" w:eastAsia="Times New Roman" w:cs="Times New Roman"/>
         </w:rPr>
-        <w:t xml:space="preserve">C.</w:t>
+        <w:t xml:space="preserve">- C.</w:t>
       </w:r>
       <w:r>
         <w:rPr>
@@ -4810,7 +4900,7 @@
         <w:rPr>
           <w:rFonts w:ascii="Times New Roman" w:hAnsi="Times New Roman" w:eastAsia="Times New Roman" w:cs="Times New Roman"/>
         </w:rPr>
-        <w:t xml:space="preserve">D.</w:t>
+        <w:t xml:space="preserve">- D.</w:t>
       </w:r>
       <w:r>
         <w:rPr>
@@ -4858,6 +4948,16 @@
           <w:rFonts w:ascii="Times New Roman" w:hAnsi="Times New Roman" w:eastAsia="Times New Roman" w:cs="Times New Roman"/>
         </w:rPr>
         <w:t xml:space="preserve">—</w:t>
+      </w:r>
+    </w:p>
+    <w:p>
+      <w:pPr>
+        <w:spacing w:before="160" w:after="80"/>
+      </w:pPr>
+      <w:r>
+        <w:pict>
+          <v:rect style="width:0;height:1.5pt" o:hralign="center" o:hrstd="t" o:hr="t"/>
+        </w:pict>
       </w:r>
     </w:p>
     <w:bookmarkEnd w:id="27"/>
@@ -4967,7 +5067,7 @@
         <w:rPr>
           <w:rFonts w:ascii="Times New Roman" w:hAnsi="Times New Roman" w:eastAsia="Times New Roman" w:cs="Times New Roman"/>
         </w:rPr>
-        <w:t xml:space="preserve">A.</w:t>
+        <w:t xml:space="preserve">- A.</w:t>
       </w:r>
       <w:r>
         <w:rPr>
@@ -5078,7 +5178,7 @@
         <w:rPr>
           <w:rFonts w:ascii="Times New Roman" w:hAnsi="Times New Roman" w:eastAsia="Times New Roman" w:cs="Times New Roman"/>
         </w:rPr>
-        <w:t xml:space="preserve">B.</w:t>
+        <w:t xml:space="preserve">- B.</w:t>
       </w:r>
       <w:r>
         <w:rPr>
@@ -5171,7 +5271,7 @@
         <w:rPr>
           <w:rFonts w:ascii="Times New Roman" w:hAnsi="Times New Roman" w:eastAsia="Times New Roman" w:cs="Times New Roman"/>
         </w:rPr>
-        <w:t xml:space="preserve">C.</w:t>
+        <w:t xml:space="preserve">- C.</w:t>
       </w:r>
       <w:r>
         <w:rPr>
@@ -5322,7 +5422,7 @@
         <w:rPr>
           <w:rFonts w:ascii="Times New Roman" w:hAnsi="Times New Roman" w:eastAsia="Times New Roman" w:cs="Times New Roman"/>
         </w:rPr>
-        <w:t xml:space="preserve">D.</w:t>
+        <w:t xml:space="preserve">- D.</w:t>
       </w:r>
       <w:r>
         <w:rPr>
@@ -5470,6 +5570,16 @@
         <w:t xml:space="preserve">—</w:t>
       </w:r>
     </w:p>
+    <w:p>
+      <w:pPr>
+        <w:spacing w:before="160" w:after="80"/>
+      </w:pPr>
+      <w:r>
+        <w:pict>
+          <v:rect style="width:0;height:1.5pt" o:hralign="center" o:hrstd="t" o:hr="t"/>
+        </w:pict>
+      </w:r>
+    </w:p>
     <w:bookmarkEnd w:id="28"/>
     <w:bookmarkStart w:id="29" w:name="第12题"/>
     <w:p>
@@ -5558,7 +5668,7 @@
         <w:rPr>
           <w:rFonts w:ascii="Times New Roman" w:hAnsi="Times New Roman" w:eastAsia="Times New Roman" w:cs="Times New Roman"/>
         </w:rPr>
-        <w:t xml:space="preserve">A.</w:t>
+        <w:t xml:space="preserve">- A.</w:t>
       </w:r>
       <w:r>
         <w:rPr>
@@ -5683,7 +5793,7 @@
         <w:rPr>
           <w:rFonts w:ascii="Times New Roman" w:hAnsi="Times New Roman" w:eastAsia="Times New Roman" w:cs="Times New Roman"/>
         </w:rPr>
-        <w:t xml:space="preserve">B.</w:t>
+        <w:t xml:space="preserve">- B.</w:t>
       </w:r>
       <w:r>
         <w:rPr>
@@ -5754,7 +5864,7 @@
         <w:rPr>
           <w:rFonts w:ascii="Times New Roman" w:hAnsi="Times New Roman" w:eastAsia="Times New Roman" w:cs="Times New Roman"/>
         </w:rPr>
-        <w:t xml:space="preserve">C.</w:t>
+        <w:t xml:space="preserve">- C.</w:t>
       </w:r>
       <w:r>
         <w:rPr>
@@ -5852,7 +5962,7 @@
         <w:rPr>
           <w:rFonts w:ascii="Times New Roman" w:hAnsi="Times New Roman" w:eastAsia="Times New Roman" w:cs="Times New Roman"/>
         </w:rPr>
-        <w:t xml:space="preserve">D.</w:t>
+        <w:t xml:space="preserve">- D.</w:t>
       </w:r>
       <w:r>
         <w:rPr>
@@ -5965,6 +6075,16 @@
         <w:t xml:space="preserve">—</w:t>
       </w:r>
     </w:p>
+    <w:p>
+      <w:pPr>
+        <w:spacing w:before="160" w:after="80"/>
+      </w:pPr>
+      <w:r>
+        <w:pict>
+          <v:rect style="width:0;height:1.5pt" o:hralign="center" o:hrstd="t" o:hr="t"/>
+        </w:pict>
+      </w:r>
+    </w:p>
     <w:bookmarkEnd w:id="29"/>
     <w:bookmarkStart w:id="30" w:name="第13题"/>
     <w:p>
@@ -6126,6 +6246,16 @@
           <w:rFonts w:ascii="Times New Roman" w:hAnsi="Times New Roman" w:eastAsia="Times New Roman" w:cs="Times New Roman"/>
         </w:rPr>
         <w:t xml:space="preserve">—</w:t>
+      </w:r>
+    </w:p>
+    <w:p>
+      <w:pPr>
+        <w:spacing w:before="160" w:after="80"/>
+      </w:pPr>
+      <w:r>
+        <w:pict>
+          <v:rect style="width:0;height:1.5pt" o:hralign="center" o:hrstd="t" o:hr="t"/>
+        </w:pict>
       </w:r>
     </w:p>
     <w:bookmarkEnd w:id="30"/>
@@ -6211,7 +6341,43 @@
         <w:rPr>
           <w:rFonts w:ascii="Times New Roman" w:hAnsi="Times New Roman" w:eastAsia="Times New Roman" w:cs="Times New Roman"/>
         </w:rPr>
-        <w:t xml:space="preserve">A. 9 B. 7 C. 6 D. 5</w:t>
+        <w:t xml:space="preserve">- A. 9</w:t>
+      </w:r>
+      <w:r>
+        <w:rPr>
+          <w:rFonts w:ascii="Times New Roman" w:hAnsi="Times New Roman" w:eastAsia="Times New Roman" w:cs="Times New Roman"/>
+        </w:rPr>
+        <w:t xml:space="preserve"> </w:t>
+      </w:r>
+      <w:r>
+        <w:rPr>
+          <w:rFonts w:ascii="Times New Roman" w:hAnsi="Times New Roman" w:eastAsia="Times New Roman" w:cs="Times New Roman"/>
+        </w:rPr>
+        <w:t xml:space="preserve">- B. 7</w:t>
+      </w:r>
+      <w:r>
+        <w:rPr>
+          <w:rFonts w:ascii="Times New Roman" w:hAnsi="Times New Roman" w:eastAsia="Times New Roman" w:cs="Times New Roman"/>
+        </w:rPr>
+        <w:t xml:space="preserve"> </w:t>
+      </w:r>
+      <w:r>
+        <w:rPr>
+          <w:rFonts w:ascii="Times New Roman" w:hAnsi="Times New Roman" w:eastAsia="Times New Roman" w:cs="Times New Roman"/>
+        </w:rPr>
+        <w:t xml:space="preserve">- C. 6</w:t>
+      </w:r>
+      <w:r>
+        <w:rPr>
+          <w:rFonts w:ascii="Times New Roman" w:hAnsi="Times New Roman" w:eastAsia="Times New Roman" w:cs="Times New Roman"/>
+        </w:rPr>
+        <w:t xml:space="preserve"> </w:t>
+      </w:r>
+      <w:r>
+        <w:rPr>
+          <w:rFonts w:ascii="Times New Roman" w:hAnsi="Times New Roman" w:eastAsia="Times New Roman" w:cs="Times New Roman"/>
+        </w:rPr>
+        <w:t xml:space="preserve">- D. 5</w:t>
       </w:r>
       <w:r>
         <w:rPr>
@@ -6224,6 +6390,16 @@
           <w:rFonts w:ascii="Times New Roman" w:hAnsi="Times New Roman" w:eastAsia="Times New Roman" w:cs="Times New Roman"/>
         </w:rPr>
         <w:t xml:space="preserve">—</w:t>
+      </w:r>
+    </w:p>
+    <w:p>
+      <w:pPr>
+        <w:spacing w:before="160" w:after="80"/>
+      </w:pPr>
+      <w:r>
+        <w:pict>
+          <v:rect style="width:0;height:1.5pt" o:hralign="center" o:hrstd="t" o:hr="t"/>
+        </w:pict>
       </w:r>
     </w:p>
     <w:bookmarkEnd w:id="31"/>
@@ -6684,6 +6860,16 @@
         </w:pict>
       </w:r>
     </w:p>
+    <w:p>
+      <w:pPr>
+        <w:spacing w:before="160" w:after="80"/>
+      </w:pPr>
+      <w:r>
+        <w:pict>
+          <v:rect style="width:0;height:1.5pt" o:hralign="center" o:hrstd="t" o:hr="t"/>
+        </w:pict>
+      </w:r>
+    </w:p>
     <w:bookmarkEnd w:id="32"/>
     <w:bookmarkStart w:id="33" w:name="第16题"/>
     <w:p>
@@ -6815,7 +7001,7 @@
         <w:rPr>
           <w:rFonts w:ascii="Times New Roman" w:hAnsi="Times New Roman" w:eastAsia="Times New Roman" w:cs="Times New Roman"/>
         </w:rPr>
-        <w:t>A. MA</w:t>
+        <w:t>- A. MA</w:t>
       </w:r>
       <w:r>
         <w:rPr>
@@ -6828,7 +7014,19 @@
         <w:rPr>
           <w:rFonts w:ascii="Times New Roman" w:hAnsi="Times New Roman" w:eastAsia="Times New Roman" w:cs="Times New Roman"/>
         </w:rPr>
-        <w:t>B B. MA</w:t>
+        <w:t>B</w:t>
+      </w:r>
+      <w:r>
+        <w:rPr>
+          <w:rFonts w:ascii="Times New Roman" w:hAnsi="Times New Roman" w:eastAsia="Times New Roman" w:cs="Times New Roman"/>
+        </w:rPr>
+        <w:t xml:space="preserve"> </w:t>
+      </w:r>
+      <w:r>
+        <w:rPr>
+          <w:rFonts w:ascii="Times New Roman" w:hAnsi="Times New Roman" w:eastAsia="Times New Roman" w:cs="Times New Roman"/>
+        </w:rPr>
+        <w:t>- B. MA</w:t>
       </w:r>
       <w:r>
         <w:rPr>
@@ -6867,7 +7065,13 @@
         <w:rPr>
           <w:rFonts w:ascii="Times New Roman" w:hAnsi="Times New Roman" w:eastAsia="Times New Roman" w:cs="Times New Roman"/>
         </w:rPr>
-        <w:t xml:space="preserve"> C. </w:t>
+        <w:t xml:space="preserve"> </w:t>
+      </w:r>
+      <w:r>
+        <w:rPr>
+          <w:rFonts w:ascii="Times New Roman" w:hAnsi="Times New Roman" w:eastAsia="Times New Roman" w:cs="Times New Roman"/>
+        </w:rPr>
+        <w:t xml:space="preserve">- C. </w:t>
       </w:r>
       <w:r>
         <w:rPr>
@@ -6904,7 +7108,13 @@
         <w:rPr>
           <w:rFonts w:ascii="Times New Roman" w:hAnsi="Times New Roman" w:eastAsia="Times New Roman" w:cs="Times New Roman"/>
         </w:rPr>
-        <w:t xml:space="preserve"> D. </w:t>
+        <w:t xml:space="preserve"> </w:t>
+      </w:r>
+      <w:r>
+        <w:rPr>
+          <w:rFonts w:ascii="Times New Roman" w:hAnsi="Times New Roman" w:eastAsia="Times New Roman" w:cs="Times New Roman"/>
+        </w:rPr>
+        <w:t xml:space="preserve">- D. </w:t>
       </w:r>
       <w:r>
         <w:rPr>
@@ -6948,6 +7158,16 @@
           <w:rFonts w:ascii="Times New Roman" w:hAnsi="Times New Roman" w:eastAsia="Times New Roman" w:cs="Times New Roman"/>
         </w:rPr>
         <w:t xml:space="preserve">—</w:t>
+      </w:r>
+    </w:p>
+    <w:p>
+      <w:pPr>
+        <w:spacing w:before="160" w:after="80"/>
+      </w:pPr>
+      <w:r>
+        <w:pict>
+          <v:rect style="width:0;height:1.5pt" o:hralign="center" o:hrstd="t" o:hr="t"/>
+        </w:pict>
       </w:r>
     </w:p>
     <w:bookmarkEnd w:id="33"/>
@@ -7278,6 +7498,12 @@
       </w:r>
       <w:r>
         <w:rPr>
+          <w:rFonts w:ascii="Times New Roman" w:hAnsi="Times New Roman" w:eastAsia="Times New Roman" w:cs="Times New Roman"/>
+        </w:rPr>
+        <w:t xml:space="preserve">- </w:t>
+      </w:r>
+      <w:r>
+        <w:rPr>
           <w:rFonts w:hint="eastAsia" w:ascii="Times New Roman" w:hAnsi="Times New Roman" w:eastAsia="Times New Roman" w:cs="Times New Roman"/>
         </w:rPr>
         <w:t>A.</w:t>
@@ -7296,6 +7522,12 @@
       </w:r>
       <w:r>
         <w:rPr>
+          <w:rFonts w:ascii="Times New Roman" w:hAnsi="Times New Roman" w:eastAsia="Times New Roman" w:cs="Times New Roman"/>
+        </w:rPr>
+        <w:t xml:space="preserve">- </w:t>
+      </w:r>
+      <w:r>
+        <w:rPr>
           <w:rFonts w:hint="eastAsia" w:ascii="Times New Roman" w:hAnsi="Times New Roman" w:eastAsia="Times New Roman" w:cs="Times New Roman"/>
         </w:rPr>
         <w:t>B.</w:t>
@@ -7314,6 +7546,12 @@
       </w:r>
       <w:r>
         <w:rPr>
+          <w:rFonts w:ascii="Times New Roman" w:hAnsi="Times New Roman" w:eastAsia="Times New Roman" w:cs="Times New Roman"/>
+        </w:rPr>
+        <w:t xml:space="preserve">- </w:t>
+      </w:r>
+      <w:r>
+        <w:rPr>
           <w:rFonts w:hint="eastAsia" w:ascii="Times New Roman" w:hAnsi="Times New Roman" w:eastAsia="Times New Roman" w:cs="Times New Roman"/>
         </w:rPr>
         <w:t>C.</w:t>
@@ -7332,6 +7570,12 @@
       </w:r>
       <w:r>
         <w:rPr>
+          <w:rFonts w:ascii="Times New Roman" w:hAnsi="Times New Roman" w:eastAsia="Times New Roman" w:cs="Times New Roman"/>
+        </w:rPr>
+        <w:t xml:space="preserve">- </w:t>
+      </w:r>
+      <w:r>
+        <w:rPr>
           <w:rFonts w:hint="eastAsia" w:ascii="Times New Roman" w:hAnsi="Times New Roman" w:eastAsia="Times New Roman" w:cs="Times New Roman"/>
         </w:rPr>
         <w:t>D.</w:t>
@@ -7353,6 +7597,16 @@
           <w:rFonts w:ascii="Times New Roman" w:hAnsi="Times New Roman" w:eastAsia="Times New Roman" w:cs="Times New Roman"/>
         </w:rPr>
         <w:t xml:space="preserve">—</w:t>
+      </w:r>
+    </w:p>
+    <w:p>
+      <w:pPr>
+        <w:spacing w:before="160" w:after="80"/>
+      </w:pPr>
+      <w:r>
+        <w:pict>
+          <v:rect style="width:0;height:1.5pt" o:hralign="center" o:hrstd="t" o:hr="t"/>
+        </w:pict>
       </w:r>
     </w:p>
     <w:bookmarkEnd w:id="34"/>
@@ -7827,6 +8081,16 @@
           <w:rFonts w:ascii="Times New Roman" w:hAnsi="Times New Roman" w:eastAsia="Times New Roman" w:cs="Times New Roman"/>
         </w:rPr>
         <w:t xml:space="preserve">—</w:t>
+      </w:r>
+    </w:p>
+    <w:p>
+      <w:pPr>
+        <w:spacing w:before="160" w:after="80"/>
+      </w:pPr>
+      <w:r>
+        <w:pict>
+          <v:rect style="width:0;height:1.5pt" o:hralign="center" o:hrstd="t" o:hr="t"/>
+        </w:pict>
       </w:r>
     </w:p>
     <w:bookmarkEnd w:id="35"/>
@@ -8173,6 +8437,16 @@
         </w:pict>
       </w:r>
     </w:p>
+    <w:p>
+      <w:pPr>
+        <w:spacing w:before="160" w:after="80"/>
+      </w:pPr>
+      <w:r>
+        <w:pict>
+          <v:rect style="width:0;height:1.5pt" o:hralign="center" o:hrstd="t" o:hr="t"/>
+        </w:pict>
+      </w:r>
+    </w:p>
     <w:bookmarkEnd w:id="36"/>
     <w:bookmarkStart w:id="37" w:name="第20题"/>
     <w:p>
@@ -8743,6 +9017,16 @@
         <w:t xml:space="preserve">—</w:t>
       </w:r>
     </w:p>
+    <w:p>
+      <w:pPr>
+        <w:spacing w:before="160" w:after="80"/>
+      </w:pPr>
+      <w:r>
+        <w:pict>
+          <v:rect style="width:0;height:1.5pt" o:hralign="center" o:hrstd="t" o:hr="t"/>
+        </w:pict>
+      </w:r>
+    </w:p>
     <w:bookmarkEnd w:id="37"/>
     <w:bookmarkStart w:id="41" w:name="第21题"/>
     <w:p>
@@ -9677,7 +9961,7 @@
           <w:b/>
           <w:bCs/>
         </w:rPr>
-        <w:t xml:space="preserve">7-1</w:t>
+        <w:t xml:space="preserve">(1)</w:t>
       </w:r>
       <w:r>
         <w:rPr>
@@ -9787,7 +10071,7 @@
           <w:b/>
           <w:bCs/>
         </w:rPr>
-        <w:t xml:space="preserve">7-2</w:t>
+        <w:t xml:space="preserve">(2)</w:t>
       </w:r>
       <w:r>
         <w:rPr>
@@ -9857,7 +10141,7 @@
           <w:b/>
           <w:bCs/>
         </w:rPr>
-        <w:t xml:space="preserve">7-3</w:t>
+        <w:t xml:space="preserve">(3)</w:t>
       </w:r>
       <w:r>
         <w:rPr>
@@ -9925,7 +10209,7 @@
           <w:b/>
           <w:bCs/>
         </w:rPr>
-        <w:t xml:space="preserve">7-4</w:t>
+        <w:t xml:space="preserve">(4)</w:t>
       </w:r>
       <w:r>
         <w:rPr>
@@ -10074,6 +10358,16 @@
         </w:pict>
       </w:r>
     </w:p>
+    <w:p>
+      <w:pPr>
+        <w:spacing w:before="160" w:after="80"/>
+      </w:pPr>
+      <w:r>
+        <w:pict>
+          <v:rect style="width:0;height:1.5pt" o:hralign="center" o:hrstd="t" o:hr="t"/>
+        </w:pict>
+      </w:r>
+    </w:p>
     <w:bookmarkEnd w:id="41"/>
     <w:bookmarkStart w:id="60" w:name="第22题"/>
     <w:p>
@@ -10390,16 +10684,14 @@
     </w:p>
     <w:p>
       <w:pPr>
-        <w:pStyle w:val="BodyText"/>
+        <w:pStyle w:val="Compact"/>
+        <w:numPr>
+          <w:ilvl w:val="0"/>
+          <w:numId w:val="1003"/>
+        </w:numPr>
         <w:spacing w:after="80"/>
         <w:ind w:firstLine="420"/>
       </w:pPr>
-      <w:r>
-        <w:rPr>
-          <w:rFonts w:ascii="Times New Roman" w:hAnsi="Times New Roman" w:eastAsia="Times New Roman" w:cs="Times New Roman"/>
-        </w:rPr>
-        <w:t xml:space="preserve">7-1 </w:t>
-      </w:r>
       <w:r>
         <w:rPr>
           <w:rFonts w:hint="eastAsia" w:ascii="Times New Roman" w:hAnsi="Times New Roman" w:eastAsia="FangSong" w:cs="Times New Roman"/>
@@ -11428,7 +11720,7 @@
         <w:rPr>
           <w:rFonts w:ascii="Times New Roman" w:hAnsi="Times New Roman" w:eastAsia="Times New Roman" w:cs="Times New Roman"/>
         </w:rPr>
-        <w:t xml:space="preserve">7-1-1 </w:t>
+        <w:t xml:space="preserve">(1)① </w:t>
       </w:r>
       <w:r>
         <w:rPr>
@@ -11542,7 +11834,7 @@
         <w:rPr>
           <w:rFonts w:ascii="Times New Roman" w:hAnsi="Times New Roman" w:eastAsia="Times New Roman" w:cs="Times New Roman"/>
         </w:rPr>
-        <w:t xml:space="preserve">7-1-2 </w:t>
+        <w:t xml:space="preserve">(1)② </w:t>
       </w:r>
       <w:r>
         <w:rPr>
@@ -11595,15 +11887,13 @@
     </w:p>
     <w:p>
       <w:pPr>
-        <w:pStyle w:val="BodyText"/>
+        <w:pStyle w:val="Compact"/>
+        <w:numPr>
+          <w:ilvl w:val="0"/>
+          <w:numId w:val="1004"/>
+        </w:numPr>
         <w:ind w:firstLine="420"/>
       </w:pPr>
-      <w:r>
-        <w:rPr>
-          <w:rFonts w:ascii="Times New Roman" w:hAnsi="Times New Roman" w:eastAsia="Times New Roman" w:cs="Times New Roman"/>
-        </w:rPr>
-        <w:t xml:space="preserve">7-2 </w:t>
-      </w:r>
       <w:r>
         <w:rPr>
           <w:rFonts w:hint="eastAsia" w:ascii="Times New Roman" w:hAnsi="Times New Roman" w:eastAsia="Times New Roman" w:cs="Times New Roman"/>
@@ -12178,7 +12468,7 @@
     </w:p>
     <w:p>
       <w:pPr>
-        <w:pStyle w:val="BodyText"/>
+        <w:pStyle w:val="FirstParagraph"/>
         <w:spacing w:before="160" w:after="80"/>
         <w:jc w:val="center"/>
       </w:pPr>
@@ -12318,7 +12608,7 @@
         <w:rPr>
           <w:rFonts w:ascii="Times New Roman" w:hAnsi="Times New Roman" w:eastAsia="Times New Roman" w:cs="Times New Roman"/>
         </w:rPr>
-        <w:t xml:space="preserve">7-2-1 </w:t>
+        <w:t xml:space="preserve">(2)① </w:t>
       </w:r>
       <w:r>
         <w:rPr>
@@ -12354,7 +12644,7 @@
         <w:rPr>
           <w:rFonts w:ascii="Times New Roman" w:hAnsi="Times New Roman" w:eastAsia="Times New Roman" w:cs="Times New Roman"/>
         </w:rPr>
-        <w:t xml:space="preserve">7-2-2 </w:t>
+        <w:t xml:space="preserve">(2)② </w:t>
       </w:r>
       <w:r>
         <w:rPr>
@@ -12486,7 +12776,7 @@
         <w:rPr>
           <w:rFonts w:ascii="Times New Roman" w:hAnsi="Times New Roman" w:eastAsia="Times New Roman" w:cs="Times New Roman"/>
         </w:rPr>
-        <w:t xml:space="preserve">7-2-3 </w:t>
+        <w:t xml:space="preserve">(2)③ </w:t>
       </w:r>
       <w:r>
         <w:rPr>
@@ -12546,7 +12836,7 @@
         <w:rPr>
           <w:rFonts w:ascii="Times New Roman" w:hAnsi="Times New Roman" w:eastAsia="Times New Roman" w:cs="Times New Roman"/>
         </w:rPr>
-        <w:t xml:space="preserve">7-3 </w:t>
+        <w:t xml:space="preserve">(3) </w:t>
       </w:r>
       <w:r>
         <w:rPr>
@@ -12748,7 +13038,7 @@
         <w:rPr>
           <w:rFonts w:ascii="Times New Roman" w:hAnsi="Times New Roman" w:eastAsia="Times New Roman" w:cs="Times New Roman"/>
         </w:rPr>
-        <w:t xml:space="preserve">7-3-1 </w:t>
+        <w:t xml:space="preserve">(3)① </w:t>
       </w:r>
       <w:r>
         <w:rPr>
@@ -12944,7 +13234,7 @@
         <w:rPr>
           <w:rFonts w:ascii="Times New Roman" w:hAnsi="Times New Roman" w:eastAsia="Times New Roman" w:cs="Times New Roman"/>
         </w:rPr>
-        <w:t xml:space="preserve">7-3-2 </w:t>
+        <w:t xml:space="preserve">(3)② </w:t>
       </w:r>
       <w:r>
         <w:rPr>
@@ -13052,7 +13342,7 @@
         <w:rPr>
           <w:rFonts w:hint="eastAsia" w:ascii="Times New Roman" w:hAnsi="Times New Roman" w:eastAsia="Times New Roman" w:cs="Times New Roman"/>
         </w:rPr>
-        <w:t>7-3-3Q</w:t>
+        <w:t>(3)③Q</w:t>
       </w:r>
       <w:r>
         <w:rPr>
@@ -13299,7 +13589,7 @@
         <w:rPr>
           <w:rFonts w:ascii="Times New Roman" w:hAnsi="Times New Roman" w:eastAsia="Times New Roman" w:cs="Times New Roman"/>
         </w:rPr>
-        <w:t xml:space="preserve">7-3-4 </w:t>
+        <w:t xml:space="preserve">(3)④ </w:t>
       </w:r>
       <w:r>
         <w:rPr>
@@ -14022,6 +14312,16 @@
           <w:rFonts w:hint="eastAsia" w:ascii="Times New Roman" w:hAnsi="Times New Roman" w:eastAsia="Times New Roman" w:cs="Times New Roman"/>
         </w:rPr>
         <w:t>。</w:t>
+      </w:r>
+    </w:p>
+    <w:p>
+      <w:pPr>
+        <w:spacing w:before="160" w:after="80"/>
+      </w:pPr>
+      <w:r>
+        <w:pict>
+          <v:rect style="width:0;height:1.5pt" o:hralign="center" o:hrstd="t" o:hr="t"/>
+        </w:pict>
       </w:r>
     </w:p>
     <w:p>
@@ -15438,6 +15738,16 @@
         </w:pict>
       </w:r>
     </w:p>
+    <w:p>
+      <w:pPr>
+        <w:spacing w:before="160" w:after="80"/>
+      </w:pPr>
+      <w:r>
+        <w:pict>
+          <v:rect style="width:0;height:1.5pt" o:hralign="center" o:hrstd="t" o:hr="t"/>
+        </w:pict>
+      </w:r>
+    </w:p>
     <w:bookmarkEnd w:id="64"/>
     <w:bookmarkStart w:id="65" w:name="第24题"/>
     <w:p>
@@ -16365,6 +16675,16 @@
           <w:rFonts w:hint="eastAsia" w:ascii="Times New Roman" w:hAnsi="Times New Roman" w:eastAsia="Times New Roman" w:cs="Times New Roman"/>
         </w:rPr>
         <w:t>。</w:t>
+      </w:r>
+    </w:p>
+    <w:p>
+      <w:pPr>
+        <w:spacing w:before="160" w:after="80"/>
+      </w:pPr>
+      <w:r>
+        <w:pict>
+          <v:rect style="width:0;height:1.5pt" o:hralign="center" o:hrstd="t" o:hr="t"/>
+        </w:pict>
       </w:r>
     </w:p>
     <w:p>
@@ -17974,18 +18294,15 @@
     </w:tbl>
     <w:p>
       <w:pPr>
-        <w:pStyle w:val="BodyText"/>
+        <w:numPr>
+          <w:ilvl w:val="0"/>
+          <w:numId w:val="1005"/>
+        </w:numPr>
         <w:spacing w:before="120"/>
         <w:ind w:firstLine="420"/>
       </w:pPr>
       <w:r>
         <w:rPr>
-          <w:rFonts w:ascii="Times New Roman" w:hAnsi="Times New Roman" w:eastAsia="Times New Roman" w:cs="Times New Roman"/>
-        </w:rPr>
-        <w:t xml:space="preserve">7-1 </w:t>
-      </w:r>
-      <w:r>
-        <w:rPr>
           <w:rFonts w:hint="eastAsia" w:ascii="Times New Roman" w:hAnsi="Times New Roman" w:eastAsia="FangSong" w:cs="Times New Roman"/>
         </w:rPr>
         <w:t xml:space="preserve">估算</w:t>
@@ -18069,15 +18386,12 @@
     </w:p>
     <w:p>
       <w:pPr>
-        <w:pStyle w:val="BodyText"/>
+        <w:numPr>
+          <w:ilvl w:val="0"/>
+          <w:numId w:val="1005"/>
+        </w:numPr>
         <w:ind w:firstLine="420"/>
       </w:pPr>
-      <w:r>
-        <w:rPr>
-          <w:rFonts w:ascii="Times New Roman" w:hAnsi="Times New Roman" w:eastAsia="Times New Roman" w:cs="Times New Roman"/>
-        </w:rPr>
-        <w:t xml:space="preserve">7-2 </w:t>
-      </w:r>
       <w:r>
         <w:rPr>
           <w:rFonts w:hint="eastAsia" w:ascii="Times New Roman" w:hAnsi="Times New Roman" w:eastAsia="FangSong" w:cs="Times New Roman"/>
@@ -18235,15 +18549,12 @@
     </w:p>
     <w:p>
       <w:pPr>
-        <w:pStyle w:val="BodyText"/>
+        <w:numPr>
+          <w:ilvl w:val="0"/>
+          <w:numId w:val="1005"/>
+        </w:numPr>
         <w:ind w:firstLine="420"/>
       </w:pPr>
-      <w:r>
-        <w:rPr>
-          <w:rFonts w:ascii="Times New Roman" w:hAnsi="Times New Roman" w:eastAsia="Times New Roman" w:cs="Times New Roman"/>
-        </w:rPr>
-        <w:t xml:space="preserve">7-3 </w:t>
-      </w:r>
       <w:r>
         <w:rPr>
           <w:rFonts w:hint="eastAsia" w:ascii="Times New Roman" w:hAnsi="Times New Roman" w:eastAsia="FangSong" w:cs="Times New Roman"/>
@@ -18353,15 +18664,12 @@
     </w:p>
     <w:p>
       <w:pPr>
-        <w:pStyle w:val="BodyText"/>
+        <w:numPr>
+          <w:ilvl w:val="0"/>
+          <w:numId w:val="1005"/>
+        </w:numPr>
         <w:ind w:firstLine="420"/>
       </w:pPr>
-      <w:r>
-        <w:rPr>
-          <w:rFonts w:ascii="Times New Roman" w:hAnsi="Times New Roman" w:eastAsia="Times New Roman" w:cs="Times New Roman"/>
-        </w:rPr>
-        <w:t xml:space="preserve">7-4 </w:t>
-      </w:r>
       <w:r>
         <w:rPr>
           <w:rFonts w:hint="eastAsia" w:ascii="Times New Roman" w:hAnsi="Times New Roman" w:eastAsia="FangSong" w:cs="Times New Roman"/>
@@ -18565,21 +18873,12 @@
     </w:p>
     <w:p>
       <w:pPr>
-        <w:pStyle w:val="BodyText"/>
+        <w:numPr>
+          <w:ilvl w:val="0"/>
+          <w:numId w:val="1005"/>
+        </w:numPr>
         <w:ind w:firstLine="420"/>
       </w:pPr>
-      <w:r>
-        <w:rPr>
-          <w:rFonts w:ascii="Times New Roman" w:hAnsi="Times New Roman" w:eastAsia="Times New Roman" w:cs="Times New Roman"/>
-        </w:rPr>
-        <w:t xml:space="preserve">7-5</w:t>
-      </w:r>
-      <w:r>
-        <w:rPr>
-          <w:rFonts w:ascii="Times New Roman" w:hAnsi="Times New Roman" w:eastAsia="Times New Roman" w:cs="Times New Roman"/>
-        </w:rPr>
-        <w:t xml:space="preserve"> </w:t>
-      </w:r>
       <m:oMath>
         <m:sSub>
           <m:e>
@@ -18661,6 +18960,16 @@
           <w:rFonts w:hint="eastAsia" w:ascii="Times New Roman" w:hAnsi="Times New Roman" w:eastAsia="Times New Roman" w:cs="Times New Roman"/>
         </w:rPr>
         <w:t>。</w:t>
+      </w:r>
+    </w:p>
+    <w:p>
+      <w:pPr>
+        <w:spacing w:before="160" w:after="80"/>
+      </w:pPr>
+      <w:r>
+        <w:pict>
+          <v:rect style="width:0;height:1.5pt" o:hralign="center" o:hrstd="t" o:hr="t"/>
+        </w:pict>
       </w:r>
     </w:p>
     <w:p>
@@ -22667,7 +22976,7 @@
         <w:pStyle w:val="Compact"/>
         <w:numPr>
           <w:ilvl w:val="0"/>
-          <w:numId w:val="1003"/>
+          <w:numId w:val="1006"/>
         </w:numPr>
         <w:spacing w:before="120"/>
         <w:ind w:firstLine="420"/>
@@ -22740,7 +23049,7 @@
         <w:pStyle w:val="Compact"/>
         <w:numPr>
           <w:ilvl w:val="0"/>
-          <w:numId w:val="1003"/>
+          <w:numId w:val="1006"/>
         </w:numPr>
         <w:ind w:firstLine="420"/>
       </w:pPr>
@@ -22812,7 +23121,7 @@
         <w:pStyle w:val="Compact"/>
         <w:numPr>
           <w:ilvl w:val="0"/>
-          <w:numId w:val="1003"/>
+          <w:numId w:val="1006"/>
         </w:numPr>
         <w:ind w:firstLine="420"/>
       </w:pPr>
@@ -24282,6 +24591,16 @@
         </w:pict>
       </w:r>
     </w:p>
+    <w:p>
+      <w:pPr>
+        <w:spacing w:before="160" w:after="80"/>
+      </w:pPr>
+      <w:r>
+        <w:pict>
+          <v:rect style="width:0;height:1.5pt" o:hralign="center" o:hrstd="t" o:hr="t"/>
+        </w:pict>
+      </w:r>
+    </w:p>
     <w:bookmarkEnd w:id="85"/>
     <w:bookmarkStart w:id="86" w:name="第27题"/>
     <w:p>
@@ -25097,7 +25416,7 @@
           <w:b/>
           <w:bCs/>
         </w:rPr>
-        <w:t xml:space="preserve">2-1</w:t>
+        <w:t xml:space="preserve">(1)</w:t>
       </w:r>
       <w:r>
         <w:rPr>
@@ -25141,7 +25460,7 @@
           <w:b/>
           <w:bCs/>
         </w:rPr>
-        <w:t xml:space="preserve">2-2</w:t>
+        <w:t xml:space="preserve">(2)</w:t>
       </w:r>
       <w:r>
         <w:rPr>
@@ -25185,7 +25504,7 @@
           <w:b/>
           <w:bCs/>
         </w:rPr>
-        <w:t xml:space="preserve">2-3</w:t>
+        <w:t xml:space="preserve">(3)</w:t>
       </w:r>
       <w:r>
         <w:rPr>
@@ -25241,7 +25560,7 @@
           <w:b/>
           <w:bCs/>
         </w:rPr>
-        <w:t xml:space="preserve">2-4</w:t>
+        <w:t xml:space="preserve">(4)</w:t>
       </w:r>
       <w:r>
         <w:rPr>
@@ -25285,7 +25604,7 @@
           <w:b/>
           <w:bCs/>
         </w:rPr>
-        <w:t xml:space="preserve">2-5</w:t>
+        <w:t xml:space="preserve">(5)</w:t>
       </w:r>
       <w:r>
         <w:rPr>
@@ -25659,6 +25978,16 @@
           <w:rFonts w:hint="eastAsia" w:ascii="Times New Roman" w:hAnsi="Times New Roman" w:eastAsia="Times New Roman" w:cs="Times New Roman"/>
         </w:rPr>
         <w:t>。</w:t>
+      </w:r>
+    </w:p>
+    <w:p>
+      <w:pPr>
+        <w:spacing w:before="160" w:after="80"/>
+      </w:pPr>
+      <w:r>
+        <w:pict>
+          <v:rect style="width:0;height:1.5pt" o:hralign="center" o:hrstd="t" o:hr="t"/>
+        </w:pict>
       </w:r>
     </w:p>
     <w:p>
@@ -25804,15 +26133,13 @@
     </w:p>
     <w:p>
       <w:pPr>
-        <w:pStyle w:val="BodyText"/>
+        <w:pStyle w:val="Compact"/>
+        <w:numPr>
+          <w:ilvl w:val="0"/>
+          <w:numId w:val="1007"/>
+        </w:numPr>
         <w:ind w:firstLine="420"/>
       </w:pPr>
-      <w:r>
-        <w:rPr>
-          <w:rFonts w:ascii="Times New Roman" w:hAnsi="Times New Roman" w:eastAsia="Times New Roman" w:cs="Times New Roman"/>
-        </w:rPr>
-        <w:t xml:space="preserve">6-1 </w:t>
-      </w:r>
       <w:r>
         <w:rPr>
           <w:rFonts w:hint="eastAsia" w:ascii="Times New Roman" w:hAnsi="Times New Roman" w:eastAsia="FangSong" w:cs="Times New Roman"/>
@@ -26368,14 +26695,14 @@
     </w:p>
     <w:p>
       <w:pPr>
-        <w:pStyle w:val="BodyText"/>
+        <w:pStyle w:val="FirstParagraph"/>
         <w:ind w:firstLine="420"/>
       </w:pPr>
       <w:r>
         <w:rPr>
           <w:rFonts w:ascii="Times New Roman" w:hAnsi="Times New Roman" w:eastAsia="Times New Roman" w:cs="Times New Roman"/>
         </w:rPr>
-        <w:t xml:space="preserve">6-1-1</w:t>
+        <w:t xml:space="preserve">(1)①</w:t>
       </w:r>
       <w:r>
         <w:rPr>
@@ -26924,7 +27251,7 @@
         <w:rPr>
           <w:rFonts w:ascii="Times New Roman" w:hAnsi="Times New Roman" w:eastAsia="Times New Roman" w:cs="Times New Roman"/>
         </w:rPr>
-        <w:t xml:space="preserve">6-1-2 </w:t>
+        <w:t xml:space="preserve">(1)② </w:t>
       </w:r>
       <w:r>
         <w:rPr>
@@ -26966,7 +27293,7 @@
         <w:rPr>
           <w:rFonts w:ascii="Times New Roman" w:hAnsi="Times New Roman" w:eastAsia="Times New Roman" w:cs="Times New Roman"/>
         </w:rPr>
-        <w:t xml:space="preserve">6-1-3 </w:t>
+        <w:t xml:space="preserve">(1)③ </w:t>
       </w:r>
       <w:r>
         <w:rPr>
@@ -26979,6 +27306,118 @@
           <w:rFonts w:hint="eastAsia" w:ascii="Times New Roman" w:hAnsi="Times New Roman" w:eastAsia="Times New Roman" w:cs="Times New Roman"/>
         </w:rPr>
         <w:t>？</w:t>
+      </w:r>
+    </w:p>
+    <w:p>
+      <w:pPr>
+        <w:pStyle w:val="Compact"/>
+        <w:numPr>
+          <w:ilvl w:val="0"/>
+          <w:numId w:val="1008"/>
+        </w:numPr>
+        <w:ind w:firstLine="420"/>
+      </w:pPr>
+      <w:r>
+        <w:rPr>
+          <w:rFonts w:hint="eastAsia" w:ascii="Times New Roman" w:hAnsi="Times New Roman" w:eastAsia="FangSong" w:cs="Times New Roman"/>
+        </w:rPr>
+        <w:t xml:space="preserve">某含铁化合物</w:t>
+      </w:r>
+      <w:r>
+        <w:rPr>
+          <w:rFonts w:ascii="Times New Roman" w:hAnsi="Times New Roman" w:eastAsia="Times New Roman" w:cs="Times New Roman"/>
+        </w:rPr>
+        <w:t xml:space="preserve"> A </w:t>
+      </w:r>
+      <w:r>
+        <w:rPr>
+          <w:rFonts w:hint="eastAsia" w:ascii="Times New Roman" w:hAnsi="Times New Roman" w:eastAsia="FangSong" w:cs="Times New Roman"/>
+        </w:rPr>
+        <w:t xml:space="preserve">通常用于化学气相沉积法制备</w:t>
+      </w:r>
+      <w:r>
+        <w:rPr>
+          <w:rFonts w:ascii="Times New Roman" w:hAnsi="Times New Roman" w:eastAsia="Times New Roman" w:cs="Times New Roman"/>
+        </w:rPr>
+        <w:t xml:space="preserve"> Fe </w:t>
+      </w:r>
+      <w:r>
+        <w:rPr>
+          <w:rFonts w:hint="eastAsia" w:ascii="Times New Roman" w:hAnsi="Times New Roman" w:eastAsia="FangSong" w:cs="Times New Roman"/>
+        </w:rPr>
+        <w:t>纳米粒子</w:t>
+      </w:r>
+      <w:r>
+        <w:rPr>
+          <w:rFonts w:hint="eastAsia" w:ascii="Times New Roman" w:hAnsi="Times New Roman" w:eastAsia="Times New Roman" w:cs="Times New Roman"/>
+        </w:rPr>
+        <w:t>。</w:t>
+      </w:r>
+      <w:r>
+        <w:rPr>
+          <w:rFonts w:hint="eastAsia" w:ascii="Times New Roman" w:hAnsi="Times New Roman" w:eastAsia="FangSong" w:cs="Times New Roman"/>
+        </w:rPr>
+        <w:t>已知化合物</w:t>
+      </w:r>
+      <w:r>
+        <w:rPr>
+          <w:rFonts w:ascii="Times New Roman" w:hAnsi="Times New Roman" w:eastAsia="Times New Roman" w:cs="Times New Roman"/>
+        </w:rPr>
+        <w:t xml:space="preserve"> A </w:t>
+      </w:r>
+      <w:r>
+        <w:rPr>
+          <w:rFonts w:hint="eastAsia" w:ascii="Times New Roman" w:hAnsi="Times New Roman" w:eastAsia="FangSong" w:cs="Times New Roman"/>
+        </w:rPr>
+        <w:t>理论质量分数</w:t>
+      </w:r>
+      <w:r>
+        <w:rPr>
+          <w:rFonts w:hint="eastAsia" w:ascii="Times New Roman" w:hAnsi="Times New Roman" w:eastAsia="Times New Roman" w:cs="Times New Roman"/>
+        </w:rPr>
+        <w:t>：Fe,</w:t>
+      </w:r>
+      <w:r>
+        <w:rPr>
+          <w:rFonts w:ascii="Times New Roman" w:hAnsi="Times New Roman" w:eastAsia="Times New Roman" w:cs="Times New Roman"/>
+        </w:rPr>
+        <w:t xml:space="preserve"> 28.53%; C, 30.65%。</w:t>
+      </w:r>
+    </w:p>
+    <w:p>
+      <w:pPr>
+        <w:pStyle w:val="FirstParagraph"/>
+        <w:ind w:firstLine="420"/>
+      </w:pPr>
+      <w:r>
+        <w:rPr>
+          <w:rFonts w:ascii="Times New Roman" w:hAnsi="Times New Roman" w:eastAsia="Times New Roman" w:cs="Times New Roman"/>
+        </w:rPr>
+        <w:t xml:space="preserve">(2)① </w:t>
+      </w:r>
+      <w:r>
+        <w:rPr>
+          <w:rFonts w:hint="eastAsia" w:ascii="Times New Roman" w:hAnsi="Times New Roman" w:eastAsia="FangSong" w:cs="Times New Roman"/>
+        </w:rPr>
+        <w:t xml:space="preserve">写出化合物</w:t>
+      </w:r>
+      <w:r>
+        <w:rPr>
+          <w:rFonts w:ascii="Times New Roman" w:hAnsi="Times New Roman" w:eastAsia="Times New Roman" w:cs="Times New Roman"/>
+        </w:rPr>
+        <w:t xml:space="preserve"> A </w:t>
+      </w:r>
+      <w:r>
+        <w:rPr>
+          <w:rFonts w:hint="eastAsia" w:ascii="Times New Roman" w:hAnsi="Times New Roman" w:eastAsia="FangSong" w:cs="Times New Roman"/>
+        </w:rPr>
+        <w:t>的分子式</w:t>
+      </w:r>
+      <w:r>
+        <w:rPr>
+          <w:rFonts w:hint="eastAsia" w:ascii="Times New Roman" w:hAnsi="Times New Roman" w:eastAsia="Times New Roman" w:cs="Times New Roman"/>
+        </w:rPr>
+        <w:t>。</w:t>
       </w:r>
     </w:p>
     <w:p>
@@ -26990,13 +27429,13 @@
         <w:rPr>
           <w:rFonts w:ascii="Times New Roman" w:hAnsi="Times New Roman" w:eastAsia="Times New Roman" w:cs="Times New Roman"/>
         </w:rPr>
-        <w:t xml:space="preserve">6-2 </w:t>
-      </w:r>
-      <w:r>
-        <w:rPr>
-          <w:rFonts w:hint="eastAsia" w:ascii="Times New Roman" w:hAnsi="Times New Roman" w:eastAsia="FangSong" w:cs="Times New Roman"/>
-        </w:rPr>
-        <w:t xml:space="preserve">某含铁化合物</w:t>
+        <w:t xml:space="preserve">(2)② </w:t>
+      </w:r>
+      <w:r>
+        <w:rPr>
+          <w:rFonts w:hint="eastAsia" w:ascii="Times New Roman" w:hAnsi="Times New Roman" w:eastAsia="FangSong" w:cs="Times New Roman"/>
+        </w:rPr>
+        <w:t xml:space="preserve">化合物</w:t>
       </w:r>
       <w:r>
         <w:rPr>
@@ -27008,7 +27447,37 @@
         <w:rPr>
           <w:rFonts w:hint="eastAsia" w:ascii="Times New Roman" w:hAnsi="Times New Roman" w:eastAsia="FangSong" w:cs="Times New Roman"/>
         </w:rPr>
-        <w:t xml:space="preserve">通常用于化学气相沉积法制备</w:t>
+        <w:t xml:space="preserve">也可以光解为另一种更活泼的前体</w:t>
+      </w:r>
+      <w:r>
+        <w:rPr>
+          <w:rFonts w:ascii="Times New Roman" w:hAnsi="Times New Roman" w:eastAsia="Times New Roman" w:cs="Times New Roman"/>
+        </w:rPr>
+        <w:t xml:space="preserve"> </w:t>
+      </w:r>
+      <w:r>
+        <w:rPr>
+          <w:rFonts w:hint="eastAsia" w:ascii="Times New Roman" w:hAnsi="Times New Roman" w:eastAsia="Times New Roman" w:cs="Times New Roman"/>
+        </w:rPr>
+        <w:t>B。</w:t>
+      </w:r>
+      <w:r>
+        <w:rPr>
+          <w:rFonts w:hint="eastAsia" w:ascii="Times New Roman" w:hAnsi="Times New Roman" w:eastAsia="FangSong" w:cs="Times New Roman"/>
+        </w:rPr>
+        <w:t>已知</w:t>
+      </w:r>
+      <w:r>
+        <w:rPr>
+          <w:rFonts w:ascii="Times New Roman" w:hAnsi="Times New Roman" w:eastAsia="Times New Roman" w:cs="Times New Roman"/>
+        </w:rPr>
+        <w:t xml:space="preserve"> B </w:t>
+      </w:r>
+      <w:r>
+        <w:rPr>
+          <w:rFonts w:hint="eastAsia" w:ascii="Times New Roman" w:hAnsi="Times New Roman" w:eastAsia="FangSong" w:cs="Times New Roman"/>
+        </w:rPr>
+        <w:t xml:space="preserve">中</w:t>
       </w:r>
       <w:r>
         <w:rPr>
@@ -27020,43 +27489,43 @@
         <w:rPr>
           <w:rFonts w:hint="eastAsia" w:ascii="Times New Roman" w:hAnsi="Times New Roman" w:eastAsia="FangSong" w:cs="Times New Roman"/>
         </w:rPr>
-        <w:t>纳米粒子</w:t>
+        <w:t xml:space="preserve">的质量分数为</w:t>
+      </w:r>
+      <w:r>
+        <w:rPr>
+          <w:rFonts w:ascii="Times New Roman" w:hAnsi="Times New Roman" w:eastAsia="Times New Roman" w:cs="Times New Roman"/>
+        </w:rPr>
+        <w:t xml:space="preserve"> </w:t>
+      </w:r>
+      <w:r>
+        <w:rPr>
+          <w:rFonts w:hint="eastAsia" w:ascii="Times New Roman" w:hAnsi="Times New Roman" w:eastAsia="Times New Roman" w:cs="Times New Roman"/>
+        </w:rPr>
+        <w:t>30.71%，</w:t>
+      </w:r>
+      <w:r>
+        <w:rPr>
+          <w:rFonts w:hint="eastAsia" w:ascii="Times New Roman" w:hAnsi="Times New Roman" w:eastAsia="FangSong" w:cs="Times New Roman"/>
+        </w:rPr>
+        <w:t>请写出化合物</w:t>
+      </w:r>
+      <w:r>
+        <w:rPr>
+          <w:rFonts w:ascii="Times New Roman" w:hAnsi="Times New Roman" w:eastAsia="Times New Roman" w:cs="Times New Roman"/>
+        </w:rPr>
+        <w:t xml:space="preserve"> B </w:t>
+      </w:r>
+      <w:r>
+        <w:rPr>
+          <w:rFonts w:hint="eastAsia" w:ascii="Times New Roman" w:hAnsi="Times New Roman" w:eastAsia="FangSong" w:cs="Times New Roman"/>
+        </w:rPr>
+        <w:t>的分子式</w:t>
       </w:r>
       <w:r>
         <w:rPr>
           <w:rFonts w:hint="eastAsia" w:ascii="Times New Roman" w:hAnsi="Times New Roman" w:eastAsia="Times New Roman" w:cs="Times New Roman"/>
         </w:rPr>
         <w:t>。</w:t>
-      </w:r>
-      <w:r>
-        <w:rPr>
-          <w:rFonts w:hint="eastAsia" w:ascii="Times New Roman" w:hAnsi="Times New Roman" w:eastAsia="FangSong" w:cs="Times New Roman"/>
-        </w:rPr>
-        <w:t>已知化合物</w:t>
-      </w:r>
-      <w:r>
-        <w:rPr>
-          <w:rFonts w:ascii="Times New Roman" w:hAnsi="Times New Roman" w:eastAsia="Times New Roman" w:cs="Times New Roman"/>
-        </w:rPr>
-        <w:t xml:space="preserve"> A </w:t>
-      </w:r>
-      <w:r>
-        <w:rPr>
-          <w:rFonts w:hint="eastAsia" w:ascii="Times New Roman" w:hAnsi="Times New Roman" w:eastAsia="FangSong" w:cs="Times New Roman"/>
-        </w:rPr>
-        <w:t>理论质量分数</w:t>
-      </w:r>
-      <w:r>
-        <w:rPr>
-          <w:rFonts w:hint="eastAsia" w:ascii="Times New Roman" w:hAnsi="Times New Roman" w:eastAsia="Times New Roman" w:cs="Times New Roman"/>
-        </w:rPr>
-        <w:t>：Fe,</w:t>
-      </w:r>
-      <w:r>
-        <w:rPr>
-          <w:rFonts w:ascii="Times New Roman" w:hAnsi="Times New Roman" w:eastAsia="Times New Roman" w:cs="Times New Roman"/>
-        </w:rPr>
-        <w:t xml:space="preserve"> 28.53%; C, 30.65%。</w:t>
       </w:r>
     </w:p>
     <w:p>
@@ -27068,25 +27537,49 @@
         <w:rPr>
           <w:rFonts w:ascii="Times New Roman" w:hAnsi="Times New Roman" w:eastAsia="Times New Roman" w:cs="Times New Roman"/>
         </w:rPr>
-        <w:t xml:space="preserve">6-2-1 </w:t>
-      </w:r>
-      <w:r>
-        <w:rPr>
-          <w:rFonts w:hint="eastAsia" w:ascii="Times New Roman" w:hAnsi="Times New Roman" w:eastAsia="FangSong" w:cs="Times New Roman"/>
-        </w:rPr>
-        <w:t xml:space="preserve">写出化合物</w:t>
-      </w:r>
-      <w:r>
-        <w:rPr>
-          <w:rFonts w:ascii="Times New Roman" w:hAnsi="Times New Roman" w:eastAsia="Times New Roman" w:cs="Times New Roman"/>
-        </w:rPr>
-        <w:t xml:space="preserve"> A </w:t>
-      </w:r>
-      <w:r>
-        <w:rPr>
-          <w:rFonts w:hint="eastAsia" w:ascii="Times New Roman" w:hAnsi="Times New Roman" w:eastAsia="FangSong" w:cs="Times New Roman"/>
-        </w:rPr>
-        <w:t>的分子式</w:t>
+        <w:t xml:space="preserve">(2)③ </w:t>
+      </w:r>
+      <w:r>
+        <w:rPr>
+          <w:rFonts w:hint="eastAsia" w:ascii="Times New Roman" w:hAnsi="Times New Roman" w:eastAsia="FangSong" w:cs="Times New Roman"/>
+        </w:rPr>
+        <w:t xml:space="preserve">使用</w:t>
+      </w:r>
+      <w:r>
+        <w:rPr>
+          <w:rFonts w:ascii="Times New Roman" w:hAnsi="Times New Roman" w:eastAsia="Times New Roman" w:cs="Times New Roman"/>
+        </w:rPr>
+        <w:t xml:space="preserve"> 18 </w:t>
+      </w:r>
+      <w:r>
+        <w:rPr>
+          <w:rFonts w:hint="eastAsia" w:ascii="Times New Roman" w:hAnsi="Times New Roman" w:eastAsia="FangSong" w:cs="Times New Roman"/>
+        </w:rPr>
+        <w:t xml:space="preserve">电子规则计算化合物</w:t>
+      </w:r>
+      <w:r>
+        <w:rPr>
+          <w:rFonts w:ascii="Times New Roman" w:hAnsi="Times New Roman" w:eastAsia="Times New Roman" w:cs="Times New Roman"/>
+        </w:rPr>
+        <w:t xml:space="preserve"> B </w:t>
+      </w:r>
+      <w:r>
+        <w:rPr>
+          <w:rFonts w:hint="eastAsia" w:ascii="Times New Roman" w:hAnsi="Times New Roman" w:eastAsia="FangSong" w:cs="Times New Roman"/>
+        </w:rPr>
+        <w:t>中的金属</w:t>
+      </w:r>
+      <w:r>
+        <w:rPr>
+          <w:rFonts w:hint="eastAsia" w:ascii="Times New Roman" w:hAnsi="Times New Roman" w:eastAsia="Times New Roman" w:cs="Times New Roman"/>
+        </w:rPr>
+        <w:t>-</w:t>
+      </w:r>
+      <w:r>
+        <w:rPr>
+          <w:rFonts w:hint="eastAsia" w:ascii="Times New Roman" w:hAnsi="Times New Roman" w:eastAsia="FangSong" w:cs="Times New Roman"/>
+        </w:rPr>
+        <w:t>金属键级</w:t>
       </w:r>
       <w:r>
         <w:rPr>
@@ -27104,43 +27597,13 @@
         <w:rPr>
           <w:rFonts w:ascii="Times New Roman" w:hAnsi="Times New Roman" w:eastAsia="Times New Roman" w:cs="Times New Roman"/>
         </w:rPr>
-        <w:t xml:space="preserve">6-2-2 </w:t>
-      </w:r>
-      <w:r>
-        <w:rPr>
-          <w:rFonts w:hint="eastAsia" w:ascii="Times New Roman" w:hAnsi="Times New Roman" w:eastAsia="FangSong" w:cs="Times New Roman"/>
-        </w:rPr>
-        <w:t xml:space="preserve">化合物</w:t>
-      </w:r>
-      <w:r>
-        <w:rPr>
-          <w:rFonts w:ascii="Times New Roman" w:hAnsi="Times New Roman" w:eastAsia="Times New Roman" w:cs="Times New Roman"/>
-        </w:rPr>
-        <w:t xml:space="preserve"> A </w:t>
-      </w:r>
-      <w:r>
-        <w:rPr>
-          <w:rFonts w:hint="eastAsia" w:ascii="Times New Roman" w:hAnsi="Times New Roman" w:eastAsia="FangSong" w:cs="Times New Roman"/>
-        </w:rPr>
-        <w:t xml:space="preserve">也可以光解为另一种更活泼的前体</w:t>
-      </w:r>
-      <w:r>
-        <w:rPr>
-          <w:rFonts w:ascii="Times New Roman" w:hAnsi="Times New Roman" w:eastAsia="Times New Roman" w:cs="Times New Roman"/>
-        </w:rPr>
-        <w:t xml:space="preserve"> </w:t>
-      </w:r>
-      <w:r>
-        <w:rPr>
-          <w:rFonts w:hint="eastAsia" w:ascii="Times New Roman" w:hAnsi="Times New Roman" w:eastAsia="Times New Roman" w:cs="Times New Roman"/>
-        </w:rPr>
-        <w:t>B。</w:t>
-      </w:r>
-      <w:r>
-        <w:rPr>
-          <w:rFonts w:hint="eastAsia" w:ascii="Times New Roman" w:hAnsi="Times New Roman" w:eastAsia="FangSong" w:cs="Times New Roman"/>
-        </w:rPr>
-        <w:t>已知</w:t>
+        <w:t xml:space="preserve">(2)④ </w:t>
+      </w:r>
+      <w:r>
+        <w:rPr>
+          <w:rFonts w:hint="eastAsia" w:ascii="Times New Roman" w:hAnsi="Times New Roman" w:eastAsia="FangSong" w:cs="Times New Roman"/>
+        </w:rPr>
+        <w:t xml:space="preserve">如果认为化合物</w:t>
       </w:r>
       <w:r>
         <w:rPr>
@@ -27152,37 +27615,31 @@
         <w:rPr>
           <w:rFonts w:hint="eastAsia" w:ascii="Times New Roman" w:hAnsi="Times New Roman" w:eastAsia="FangSong" w:cs="Times New Roman"/>
         </w:rPr>
-        <w:t xml:space="preserve">中</w:t>
-      </w:r>
-      <w:r>
-        <w:rPr>
-          <w:rFonts w:ascii="Times New Roman" w:hAnsi="Times New Roman" w:eastAsia="Times New Roman" w:cs="Times New Roman"/>
-        </w:rPr>
-        <w:t xml:space="preserve"> Fe </w:t>
-      </w:r>
-      <w:r>
-        <w:rPr>
-          <w:rFonts w:hint="eastAsia" w:ascii="Times New Roman" w:hAnsi="Times New Roman" w:eastAsia="FangSong" w:cs="Times New Roman"/>
-        </w:rPr>
-        <w:t xml:space="preserve">的质量分数为</w:t>
-      </w:r>
-      <w:r>
-        <w:rPr>
-          <w:rFonts w:ascii="Times New Roman" w:hAnsi="Times New Roman" w:eastAsia="Times New Roman" w:cs="Times New Roman"/>
-        </w:rPr>
-        <w:t xml:space="preserve"> </w:t>
-      </w:r>
-      <w:r>
-        <w:rPr>
-          <w:rFonts w:hint="eastAsia" w:ascii="Times New Roman" w:hAnsi="Times New Roman" w:eastAsia="Times New Roman" w:cs="Times New Roman"/>
-        </w:rPr>
-        <w:t>30.71%，</w:t>
-      </w:r>
-      <w:r>
-        <w:rPr>
-          <w:rFonts w:hint="eastAsia" w:ascii="Times New Roman" w:hAnsi="Times New Roman" w:eastAsia="FangSong" w:cs="Times New Roman"/>
-        </w:rPr>
-        <w:t>请写出化合物</w:t>
+        <w:t xml:space="preserve">中含有</w:t>
+      </w:r>
+      <w:r>
+        <w:rPr>
+          <w:rFonts w:ascii="Times New Roman" w:hAnsi="Times New Roman" w:eastAsia="Times New Roman" w:cs="Times New Roman"/>
+        </w:rPr>
+        <w:t xml:space="preserve"> 3c-2e </w:t>
+      </w:r>
+      <w:r>
+        <w:rPr>
+          <w:rFonts w:hint="eastAsia" w:ascii="Times New Roman" w:hAnsi="Times New Roman" w:eastAsia="FangSong" w:cs="Times New Roman"/>
+        </w:rPr>
+        <w:t>键</w:t>
+      </w:r>
+      <w:r>
+        <w:rPr>
+          <w:rFonts w:hint="eastAsia" w:ascii="Times New Roman" w:hAnsi="Times New Roman" w:eastAsia="Times New Roman" w:cs="Times New Roman"/>
+        </w:rPr>
+        <w:t>，</w:t>
+      </w:r>
+      <w:r>
+        <w:rPr>
+          <w:rFonts w:hint="eastAsia" w:ascii="Times New Roman" w:hAnsi="Times New Roman" w:eastAsia="FangSong" w:cs="Times New Roman"/>
+        </w:rPr>
+        <w:t>则可以认为化合物</w:t>
       </w:r>
       <w:r>
         <w:rPr>
@@ -27194,7 +27651,67 @@
         <w:rPr>
           <w:rFonts w:hint="eastAsia" w:ascii="Times New Roman" w:hAnsi="Times New Roman" w:eastAsia="FangSong" w:cs="Times New Roman"/>
         </w:rPr>
-        <w:t>的分子式</w:t>
+        <w:t xml:space="preserve">中的两个金属原子之间不存在传统意义上的</w:t>
+      </w:r>
+      <w:r>
+        <w:rPr>
+          <w:rFonts w:ascii="Times New Roman" w:hAnsi="Times New Roman" w:eastAsia="Times New Roman" w:cs="Times New Roman"/>
+        </w:rPr>
+        <w:t xml:space="preserve"> Fe-Fe </w:t>
+      </w:r>
+      <w:r>
+        <w:rPr>
+          <w:rFonts w:hint="eastAsia" w:ascii="Times New Roman" w:hAnsi="Times New Roman" w:eastAsia="FangSong" w:cs="Times New Roman"/>
+        </w:rPr>
+        <w:t>键</w:t>
+      </w:r>
+      <w:r>
+        <w:rPr>
+          <w:rFonts w:hint="eastAsia" w:ascii="Times New Roman" w:hAnsi="Times New Roman" w:eastAsia="Times New Roman" w:cs="Times New Roman"/>
+        </w:rPr>
+        <w:t>。</w:t>
+      </w:r>
+      <w:r>
+        <w:rPr>
+          <w:rFonts w:hint="eastAsia" w:ascii="Times New Roman" w:hAnsi="Times New Roman" w:eastAsia="FangSong" w:cs="Times New Roman"/>
+        </w:rPr>
+        <w:t>请画出化合物</w:t>
+      </w:r>
+      <w:r>
+        <w:rPr>
+          <w:rFonts w:ascii="Times New Roman" w:hAnsi="Times New Roman" w:eastAsia="Times New Roman" w:cs="Times New Roman"/>
+        </w:rPr>
+        <w:t xml:space="preserve"> B </w:t>
+      </w:r>
+      <w:r>
+        <w:rPr>
+          <w:rFonts w:hint="eastAsia" w:ascii="Times New Roman" w:hAnsi="Times New Roman" w:eastAsia="FangSong" w:cs="Times New Roman"/>
+        </w:rPr>
+        <w:t>的结构</w:t>
+      </w:r>
+      <w:r>
+        <w:rPr>
+          <w:rFonts w:hint="eastAsia" w:ascii="Times New Roman" w:hAnsi="Times New Roman" w:eastAsia="Times New Roman" w:cs="Times New Roman"/>
+        </w:rPr>
+        <w:t>，</w:t>
+      </w:r>
+      <w:r>
+        <w:rPr>
+          <w:rFonts w:hint="eastAsia" w:ascii="Times New Roman" w:hAnsi="Times New Roman" w:eastAsia="FangSong" w:cs="Times New Roman"/>
+        </w:rPr>
+        <w:t>表示出其中可能的</w:t>
+      </w:r>
+      <w:r>
+        <w:rPr>
+          <w:rFonts w:ascii="Times New Roman" w:hAnsi="Times New Roman" w:eastAsia="Times New Roman" w:cs="Times New Roman"/>
+        </w:rPr>
+        <w:t xml:space="preserve"> 3c-2e </w:t>
+      </w:r>
+      <w:r>
+        <w:rPr>
+          <w:rFonts w:hint="eastAsia" w:ascii="Times New Roman" w:hAnsi="Times New Roman" w:eastAsia="FangSong" w:cs="Times New Roman"/>
+        </w:rPr>
+        <w:t>键</w:t>
       </w:r>
       <w:r>
         <w:rPr>
@@ -27205,194 +27722,12 @@
     </w:p>
     <w:p>
       <w:pPr>
-        <w:pStyle w:val="BodyText"/>
-        <w:ind w:firstLine="420"/>
+        <w:spacing w:before="160" w:after="80"/>
       </w:pPr>
       <w:r>
-        <w:rPr>
-          <w:rFonts w:ascii="Times New Roman" w:hAnsi="Times New Roman" w:eastAsia="Times New Roman" w:cs="Times New Roman"/>
-        </w:rPr>
-        <w:t xml:space="preserve">6-2-3 </w:t>
-      </w:r>
-      <w:r>
-        <w:rPr>
-          <w:rFonts w:hint="eastAsia" w:ascii="Times New Roman" w:hAnsi="Times New Roman" w:eastAsia="FangSong" w:cs="Times New Roman"/>
-        </w:rPr>
-        <w:t xml:space="preserve">使用</w:t>
-      </w:r>
-      <w:r>
-        <w:rPr>
-          <w:rFonts w:ascii="Times New Roman" w:hAnsi="Times New Roman" w:eastAsia="Times New Roman" w:cs="Times New Roman"/>
-        </w:rPr>
-        <w:t xml:space="preserve"> 18 </w:t>
-      </w:r>
-      <w:r>
-        <w:rPr>
-          <w:rFonts w:hint="eastAsia" w:ascii="Times New Roman" w:hAnsi="Times New Roman" w:eastAsia="FangSong" w:cs="Times New Roman"/>
-        </w:rPr>
-        <w:t xml:space="preserve">电子规则计算化合物</w:t>
-      </w:r>
-      <w:r>
-        <w:rPr>
-          <w:rFonts w:ascii="Times New Roman" w:hAnsi="Times New Roman" w:eastAsia="Times New Roman" w:cs="Times New Roman"/>
-        </w:rPr>
-        <w:t xml:space="preserve"> B </w:t>
-      </w:r>
-      <w:r>
-        <w:rPr>
-          <w:rFonts w:hint="eastAsia" w:ascii="Times New Roman" w:hAnsi="Times New Roman" w:eastAsia="FangSong" w:cs="Times New Roman"/>
-        </w:rPr>
-        <w:t>中的金属</w:t>
-      </w:r>
-      <w:r>
-        <w:rPr>
-          <w:rFonts w:hint="eastAsia" w:ascii="Times New Roman" w:hAnsi="Times New Roman" w:eastAsia="Times New Roman" w:cs="Times New Roman"/>
-        </w:rPr>
-        <w:t>-</w:t>
-      </w:r>
-      <w:r>
-        <w:rPr>
-          <w:rFonts w:hint="eastAsia" w:ascii="Times New Roman" w:hAnsi="Times New Roman" w:eastAsia="FangSong" w:cs="Times New Roman"/>
-        </w:rPr>
-        <w:t>金属键级</w:t>
-      </w:r>
-      <w:r>
-        <w:rPr>
-          <w:rFonts w:hint="eastAsia" w:ascii="Times New Roman" w:hAnsi="Times New Roman" w:eastAsia="Times New Roman" w:cs="Times New Roman"/>
-        </w:rPr>
-        <w:t>。</w:t>
-      </w:r>
-    </w:p>
-    <w:p>
-      <w:pPr>
-        <w:pStyle w:val="BodyText"/>
-        <w:ind w:firstLine="420"/>
-      </w:pPr>
-      <w:r>
-        <w:rPr>
-          <w:rFonts w:ascii="Times New Roman" w:hAnsi="Times New Roman" w:eastAsia="Times New Roman" w:cs="Times New Roman"/>
-        </w:rPr>
-        <w:t xml:space="preserve">6-2-4 </w:t>
-      </w:r>
-      <w:r>
-        <w:rPr>
-          <w:rFonts w:hint="eastAsia" w:ascii="Times New Roman" w:hAnsi="Times New Roman" w:eastAsia="FangSong" w:cs="Times New Roman"/>
-        </w:rPr>
-        <w:t xml:space="preserve">如果认为化合物</w:t>
-      </w:r>
-      <w:r>
-        <w:rPr>
-          <w:rFonts w:ascii="Times New Roman" w:hAnsi="Times New Roman" w:eastAsia="Times New Roman" w:cs="Times New Roman"/>
-        </w:rPr>
-        <w:t xml:space="preserve"> B </w:t>
-      </w:r>
-      <w:r>
-        <w:rPr>
-          <w:rFonts w:hint="eastAsia" w:ascii="Times New Roman" w:hAnsi="Times New Roman" w:eastAsia="FangSong" w:cs="Times New Roman"/>
-        </w:rPr>
-        <w:t xml:space="preserve">中含有</w:t>
-      </w:r>
-      <w:r>
-        <w:rPr>
-          <w:rFonts w:ascii="Times New Roman" w:hAnsi="Times New Roman" w:eastAsia="Times New Roman" w:cs="Times New Roman"/>
-        </w:rPr>
-        <w:t xml:space="preserve"> 3c-2e </w:t>
-      </w:r>
-      <w:r>
-        <w:rPr>
-          <w:rFonts w:hint="eastAsia" w:ascii="Times New Roman" w:hAnsi="Times New Roman" w:eastAsia="FangSong" w:cs="Times New Roman"/>
-        </w:rPr>
-        <w:t>键</w:t>
-      </w:r>
-      <w:r>
-        <w:rPr>
-          <w:rFonts w:hint="eastAsia" w:ascii="Times New Roman" w:hAnsi="Times New Roman" w:eastAsia="Times New Roman" w:cs="Times New Roman"/>
-        </w:rPr>
-        <w:t>，</w:t>
-      </w:r>
-      <w:r>
-        <w:rPr>
-          <w:rFonts w:hint="eastAsia" w:ascii="Times New Roman" w:hAnsi="Times New Roman" w:eastAsia="FangSong" w:cs="Times New Roman"/>
-        </w:rPr>
-        <w:t>则可以认为化合物</w:t>
-      </w:r>
-      <w:r>
-        <w:rPr>
-          <w:rFonts w:ascii="Times New Roman" w:hAnsi="Times New Roman" w:eastAsia="Times New Roman" w:cs="Times New Roman"/>
-        </w:rPr>
-        <w:t xml:space="preserve"> B </w:t>
-      </w:r>
-      <w:r>
-        <w:rPr>
-          <w:rFonts w:hint="eastAsia" w:ascii="Times New Roman" w:hAnsi="Times New Roman" w:eastAsia="FangSong" w:cs="Times New Roman"/>
-        </w:rPr>
-        <w:t xml:space="preserve">中的两个金属原子之间不存在传统意义上的</w:t>
-      </w:r>
-      <w:r>
-        <w:rPr>
-          <w:rFonts w:ascii="Times New Roman" w:hAnsi="Times New Roman" w:eastAsia="Times New Roman" w:cs="Times New Roman"/>
-        </w:rPr>
-        <w:t xml:space="preserve"> Fe-Fe </w:t>
-      </w:r>
-      <w:r>
-        <w:rPr>
-          <w:rFonts w:hint="eastAsia" w:ascii="Times New Roman" w:hAnsi="Times New Roman" w:eastAsia="FangSong" w:cs="Times New Roman"/>
-        </w:rPr>
-        <w:t>键</w:t>
-      </w:r>
-      <w:r>
-        <w:rPr>
-          <w:rFonts w:hint="eastAsia" w:ascii="Times New Roman" w:hAnsi="Times New Roman" w:eastAsia="Times New Roman" w:cs="Times New Roman"/>
-        </w:rPr>
-        <w:t>。</w:t>
-      </w:r>
-      <w:r>
-        <w:rPr>
-          <w:rFonts w:hint="eastAsia" w:ascii="Times New Roman" w:hAnsi="Times New Roman" w:eastAsia="FangSong" w:cs="Times New Roman"/>
-        </w:rPr>
-        <w:t>请画出化合物</w:t>
-      </w:r>
-      <w:r>
-        <w:rPr>
-          <w:rFonts w:ascii="Times New Roman" w:hAnsi="Times New Roman" w:eastAsia="Times New Roman" w:cs="Times New Roman"/>
-        </w:rPr>
-        <w:t xml:space="preserve"> B </w:t>
-      </w:r>
-      <w:r>
-        <w:rPr>
-          <w:rFonts w:hint="eastAsia" w:ascii="Times New Roman" w:hAnsi="Times New Roman" w:eastAsia="FangSong" w:cs="Times New Roman"/>
-        </w:rPr>
-        <w:t>的结构</w:t>
-      </w:r>
-      <w:r>
-        <w:rPr>
-          <w:rFonts w:hint="eastAsia" w:ascii="Times New Roman" w:hAnsi="Times New Roman" w:eastAsia="Times New Roman" w:cs="Times New Roman"/>
-        </w:rPr>
-        <w:t>，</w:t>
-      </w:r>
-      <w:r>
-        <w:rPr>
-          <w:rFonts w:hint="eastAsia" w:ascii="Times New Roman" w:hAnsi="Times New Roman" w:eastAsia="FangSong" w:cs="Times New Roman"/>
-        </w:rPr>
-        <w:t>表示出其中可能的</w:t>
-      </w:r>
-      <w:r>
-        <w:rPr>
-          <w:rFonts w:ascii="Times New Roman" w:hAnsi="Times New Roman" w:eastAsia="Times New Roman" w:cs="Times New Roman"/>
-        </w:rPr>
-        <w:t xml:space="preserve"> 3c-2e </w:t>
-      </w:r>
-      <w:r>
-        <w:rPr>
-          <w:rFonts w:hint="eastAsia" w:ascii="Times New Roman" w:hAnsi="Times New Roman" w:eastAsia="FangSong" w:cs="Times New Roman"/>
-        </w:rPr>
-        <w:t>键</w:t>
-      </w:r>
-      <w:r>
-        <w:rPr>
-          <w:rFonts w:hint="eastAsia" w:ascii="Times New Roman" w:hAnsi="Times New Roman" w:eastAsia="Times New Roman" w:cs="Times New Roman"/>
-        </w:rPr>
-        <w:t>。</w:t>
+        <w:pict>
+          <v:rect style="width:0;height:1.5pt" o:hralign="center" o:hrstd="t" o:hr="t"/>
+        </w:pict>
       </w:r>
     </w:p>
     <w:p>
@@ -27979,7 +28314,7 @@
           <w:b/>
           <w:bCs/>
         </w:rPr>
-        <w:t xml:space="preserve">8-1</w:t>
+        <w:t xml:space="preserve">(1)</w:t>
       </w:r>
       <w:r>
         <w:rPr>
@@ -28061,7 +28396,7 @@
           <w:b/>
           <w:bCs/>
         </w:rPr>
-        <w:t xml:space="preserve">8-2</w:t>
+        <w:t xml:space="preserve">(2)</w:t>
       </w:r>
       <w:r>
         <w:rPr>
@@ -28159,7 +28494,7 @@
           <w:b/>
           <w:bCs/>
         </w:rPr>
-        <w:t xml:space="preserve">8-3</w:t>
+        <w:t xml:space="preserve">(3)</w:t>
       </w:r>
       <w:r>
         <w:rPr>
@@ -28191,7 +28526,7 @@
           <w:b/>
           <w:bCs/>
         </w:rPr>
-        <w:t xml:space="preserve">8-4</w:t>
+        <w:t xml:space="preserve">(4)</w:t>
       </w:r>
       <w:r>
         <w:rPr>
@@ -28235,7 +28570,7 @@
           <w:b/>
           <w:bCs/>
         </w:rPr>
-        <w:t xml:space="preserve">8-5</w:t>
+        <w:t xml:space="preserve">(5)</w:t>
       </w:r>
       <w:r>
         <w:rPr>
@@ -28340,7 +28675,7 @@
           <w:b/>
           <w:bCs/>
         </w:rPr>
-        <w:t xml:space="preserve">8-6</w:t>
+        <w:t xml:space="preserve">(6)</w:t>
       </w:r>
       <w:r>
         <w:rPr>
@@ -28447,7 +28782,7 @@
           <w:b/>
           <w:bCs/>
         </w:rPr>
-        <w:t xml:space="preserve">8-7</w:t>
+        <w:t xml:space="preserve">(7)</w:t>
       </w:r>
       <w:r>
         <w:rPr>
@@ -28478,6 +28813,16 @@
           <w:rFonts w:hint="eastAsia" w:ascii="Times New Roman" w:hAnsi="Times New Roman" w:eastAsia="Times New Roman" w:cs="Times New Roman"/>
         </w:rPr>
         <w:t>。</w:t>
+      </w:r>
+    </w:p>
+    <w:p>
+      <w:pPr>
+        <w:spacing w:before="160" w:after="80"/>
+      </w:pPr>
+      <w:r>
+        <w:pict>
+          <v:rect style="width:0;height:1.5pt" o:hralign="center" o:hrstd="t" o:hr="t"/>
+        </w:pict>
       </w:r>
     </w:p>
     <w:p>
@@ -28841,15 +29186,13 @@
     </w:p>
     <w:p>
       <w:pPr>
-        <w:pStyle w:val="BodyText"/>
+        <w:pStyle w:val="Compact"/>
+        <w:numPr>
+          <w:ilvl w:val="0"/>
+          <w:numId w:val="1009"/>
+        </w:numPr>
         <w:ind w:firstLine="420"/>
       </w:pPr>
-      <w:r>
-        <w:rPr>
-          <w:rFonts w:ascii="Times New Roman" w:hAnsi="Times New Roman" w:eastAsia="Times New Roman" w:cs="Times New Roman"/>
-        </w:rPr>
-        <w:t xml:space="preserve">4-1 </w:t>
-      </w:r>
       <w:r>
         <w:rPr>
           <w:rFonts w:hint="eastAsia" w:ascii="Times New Roman" w:hAnsi="Times New Roman" w:eastAsia="FangSong" w:cs="Times New Roman"/>
@@ -29017,6 +29360,124 @@
           <w:rFonts w:ascii="Times New Roman" w:hAnsi="Times New Roman" w:eastAsia="Times New Roman" w:cs="Times New Roman"/>
         </w:rPr>
         <w:t xml:space="preserve">。</w:t>
+      </w:r>
+    </w:p>
+    <w:p>
+      <w:pPr>
+        <w:pStyle w:val="FirstParagraph"/>
+        <w:ind w:firstLine="420"/>
+      </w:pPr>
+      <w:r>
+        <w:rPr>
+          <w:rFonts w:ascii="Times New Roman" w:hAnsi="Times New Roman" w:eastAsia="Times New Roman" w:cs="Times New Roman"/>
+        </w:rPr>
+        <w:t xml:space="preserve">(1)① NO、</w:t>
+      </w:r>
+      <w:r>
+        <w:rPr>
+          <w:rFonts w:ascii="Times New Roman" w:hAnsi="Times New Roman" w:eastAsia="Times New Roman" w:cs="Times New Roman"/>
+        </w:rPr>
+        <w:t xml:space="preserve"> </w:t>
+      </w:r>
+      <m:oMath>
+        <m:sSup>
+          <m:e>
+            <m:r>
+              <m:rPr>
+                <m:sty m:val="p"/>
+              </m:rPr>
+              <m:t>N</m:t>
+            </m:r>
+            <m:r>
+              <m:rPr>
+                <m:sty m:val="p"/>
+              </m:rPr>
+              <m:t>O</m:t>
+            </m:r>
+          </m:e>
+          <m:sup>
+            <m:r>
+              <m:rPr>
+                <m:sty m:val="p"/>
+              </m:rPr>
+              <m:t>+</m:t>
+            </m:r>
+          </m:sup>
+        </m:sSup>
+      </m:oMath>
+      <w:r>
+        <w:rPr>
+          <w:rFonts w:ascii="Times New Roman" w:hAnsi="Times New Roman" w:eastAsia="Times New Roman" w:cs="Times New Roman"/>
+        </w:rPr>
+        <w:t xml:space="preserve"> </w:t>
+      </w:r>
+      <w:r>
+        <w:rPr>
+          <w:rFonts w:hint="eastAsia" w:ascii="Times New Roman" w:hAnsi="Times New Roman" w:eastAsia="FangSong" w:cs="Times New Roman"/>
+        </w:rPr>
+        <w:t xml:space="preserve">和</w:t>
+      </w:r>
+      <w:r>
+        <w:rPr>
+          <w:rFonts w:ascii="Times New Roman" w:hAnsi="Times New Roman" w:eastAsia="Times New Roman" w:cs="Times New Roman"/>
+        </w:rPr>
+        <w:t xml:space="preserve"> </w:t>
+      </w:r>
+      <m:oMath>
+        <m:sSup>
+          <m:e>
+            <m:r>
+              <m:rPr>
+                <m:sty m:val="p"/>
+              </m:rPr>
+              <m:t>N</m:t>
+            </m:r>
+            <m:r>
+              <m:rPr>
+                <m:sty m:val="p"/>
+              </m:rPr>
+              <m:t>O</m:t>
+            </m:r>
+          </m:e>
+          <m:sup>
+            <m:r>
+              <m:rPr>
+                <m:sty m:val="p"/>
+              </m:rPr>
+              <m:t>−</m:t>
+            </m:r>
+          </m:sup>
+        </m:sSup>
+      </m:oMath>
+      <w:r>
+        <w:rPr>
+          <w:rFonts w:ascii="Times New Roman" w:hAnsi="Times New Roman" w:eastAsia="Times New Roman" w:cs="Times New Roman"/>
+        </w:rPr>
+        <w:t xml:space="preserve"> </w:t>
+      </w:r>
+      <w:r>
+        <w:rPr>
+          <w:rFonts w:hint="eastAsia" w:ascii="Times New Roman" w:hAnsi="Times New Roman" w:eastAsia="FangSong" w:cs="Times New Roman"/>
+        </w:rPr>
+        <w:t>的键级是怎样的</w:t>
+      </w:r>
+      <w:r>
+        <w:rPr>
+          <w:rFonts w:hint="eastAsia" w:ascii="Times New Roman" w:hAnsi="Times New Roman" w:eastAsia="Times New Roman" w:cs="Times New Roman"/>
+        </w:rPr>
+        <w:t>？</w:t>
+      </w:r>
+      <w:r>
+        <w:rPr>
+          <w:rFonts w:hint="eastAsia" w:ascii="Times New Roman" w:hAnsi="Times New Roman" w:eastAsia="FangSong" w:cs="Times New Roman"/>
+        </w:rPr>
+        <w:t>列出计算公式并给出三种物质相应的键级</w:t>
+      </w:r>
+      <w:r>
+        <w:rPr>
+          <w:rFonts w:hint="eastAsia" w:ascii="Times New Roman" w:hAnsi="Times New Roman" w:eastAsia="Times New Roman" w:cs="Times New Roman"/>
+        </w:rPr>
+        <w:t>。</w:t>
       </w:r>
     </w:p>
     <w:p>
@@ -29028,7 +29489,19 @@
         <w:rPr>
           <w:rFonts w:ascii="Times New Roman" w:hAnsi="Times New Roman" w:eastAsia="Times New Roman" w:cs="Times New Roman"/>
         </w:rPr>
-        <w:t xml:space="preserve">4-1-1 NO、</w:t>
+        <w:t xml:space="preserve">(1)② </w:t>
+      </w:r>
+      <w:r>
+        <w:rPr>
+          <w:rFonts w:hint="eastAsia" w:ascii="Times New Roman" w:hAnsi="Times New Roman" w:eastAsia="FangSong" w:cs="Times New Roman"/>
+        </w:rPr>
+        <w:t xml:space="preserve">指出</w:t>
+      </w:r>
+      <w:r>
+        <w:rPr>
+          <w:rFonts w:ascii="Times New Roman" w:hAnsi="Times New Roman" w:eastAsia="Times New Roman" w:cs="Times New Roman"/>
+        </w:rPr>
+        <w:t xml:space="preserve"> NO、NO</w:t>
       </w:r>
       <w:r>
         <w:rPr>
@@ -29040,16 +29513,7 @@
         <m:sSup>
           <m:e>
             <m:r>
-              <m:rPr>
-                <m:sty m:val="p"/>
-              </m:rPr>
-              <m:t>N</m:t>
-            </m:r>
-            <m:r>
-              <m:rPr>
-                <m:sty m:val="p"/>
-              </m:rPr>
-              <m:t>O</m:t>
+              <m:t>​</m:t>
             </m:r>
           </m:e>
           <m:sup>
@@ -29078,22 +29542,19 @@
         <w:rPr>
           <w:rFonts w:ascii="Times New Roman" w:hAnsi="Times New Roman" w:eastAsia="Times New Roman" w:cs="Times New Roman"/>
         </w:rPr>
+        <w:t xml:space="preserve"> NO</w:t>
+      </w:r>
+      <w:r>
+        <w:rPr>
+          <w:rFonts w:ascii="Times New Roman" w:hAnsi="Times New Roman" w:eastAsia="Times New Roman" w:cs="Times New Roman"/>
+        </w:rPr>
         <w:t xml:space="preserve"> </w:t>
       </w:r>
       <m:oMath>
         <m:sSup>
           <m:e>
             <m:r>
-              <m:rPr>
-                <m:sty m:val="p"/>
-              </m:rPr>
-              <m:t>N</m:t>
-            </m:r>
-            <m:r>
-              <m:rPr>
-                <m:sty m:val="p"/>
-              </m:rPr>
-              <m:t>O</m:t>
+              <m:t>​</m:t>
             </m:r>
           </m:e>
           <m:sup>
@@ -29116,19 +29577,31 @@
         <w:rPr>
           <w:rFonts w:hint="eastAsia" w:ascii="Times New Roman" w:hAnsi="Times New Roman" w:eastAsia="FangSong" w:cs="Times New Roman"/>
         </w:rPr>
-        <w:t>的键级是怎样的</w:t>
-      </w:r>
-      <w:r>
-        <w:rPr>
-          <w:rFonts w:hint="eastAsia" w:ascii="Times New Roman" w:hAnsi="Times New Roman" w:eastAsia="Times New Roman" w:cs="Times New Roman"/>
-        </w:rPr>
-        <w:t>？</w:t>
-      </w:r>
-      <w:r>
-        <w:rPr>
-          <w:rFonts w:hint="eastAsia" w:ascii="Times New Roman" w:hAnsi="Times New Roman" w:eastAsia="FangSong" w:cs="Times New Roman"/>
-        </w:rPr>
-        <w:t>列出计算公式并给出三种物质相应的键级</w:t>
+        <w:t xml:space="preserve">的</w:t>
+      </w:r>
+      <w:r>
+        <w:rPr>
+          <w:rFonts w:ascii="Times New Roman" w:hAnsi="Times New Roman" w:eastAsia="Times New Roman" w:cs="Times New Roman"/>
+        </w:rPr>
+        <w:t xml:space="preserve"> N-O </w:t>
+      </w:r>
+      <w:r>
+        <w:rPr>
+          <w:rFonts w:hint="eastAsia" w:ascii="Times New Roman" w:hAnsi="Times New Roman" w:eastAsia="FangSong" w:cs="Times New Roman"/>
+        </w:rPr>
+        <w:t>伸缩振动模式的振动波数大小顺序</w:t>
+      </w:r>
+      <w:r>
+        <w:rPr>
+          <w:rFonts w:hint="eastAsia" w:ascii="Times New Roman" w:hAnsi="Times New Roman" w:eastAsia="Times New Roman" w:cs="Times New Roman"/>
+        </w:rPr>
+        <w:t>，</w:t>
+      </w:r>
+      <w:r>
+        <w:rPr>
+          <w:rFonts w:hint="eastAsia" w:ascii="Times New Roman" w:hAnsi="Times New Roman" w:eastAsia="FangSong" w:cs="Times New Roman"/>
+        </w:rPr>
+        <w:t>解释原因</w:t>
       </w:r>
       <w:r>
         <w:rPr>
@@ -29146,137 +29619,7 @@
         <w:rPr>
           <w:rFonts w:ascii="Times New Roman" w:hAnsi="Times New Roman" w:eastAsia="Times New Roman" w:cs="Times New Roman"/>
         </w:rPr>
-        <w:t xml:space="preserve">4-1-2 </w:t>
-      </w:r>
-      <w:r>
-        <w:rPr>
-          <w:rFonts w:hint="eastAsia" w:ascii="Times New Roman" w:hAnsi="Times New Roman" w:eastAsia="FangSong" w:cs="Times New Roman"/>
-        </w:rPr>
-        <w:t xml:space="preserve">指出</w:t>
-      </w:r>
-      <w:r>
-        <w:rPr>
-          <w:rFonts w:ascii="Times New Roman" w:hAnsi="Times New Roman" w:eastAsia="Times New Roman" w:cs="Times New Roman"/>
-        </w:rPr>
-        <w:t xml:space="preserve"> NO、NO</w:t>
-      </w:r>
-      <w:r>
-        <w:rPr>
-          <w:rFonts w:ascii="Times New Roman" w:hAnsi="Times New Roman" w:eastAsia="Times New Roman" w:cs="Times New Roman"/>
-        </w:rPr>
-        <w:t xml:space="preserve"> </w:t>
-      </w:r>
-      <m:oMath>
-        <m:sSup>
-          <m:e>
-            <m:r>
-              <m:t>​</m:t>
-            </m:r>
-          </m:e>
-          <m:sup>
-            <m:r>
-              <m:rPr>
-                <m:sty m:val="p"/>
-              </m:rPr>
-              <m:t>+</m:t>
-            </m:r>
-          </m:sup>
-        </m:sSup>
-      </m:oMath>
-      <w:r>
-        <w:rPr>
-          <w:rFonts w:ascii="Times New Roman" w:hAnsi="Times New Roman" w:eastAsia="Times New Roman" w:cs="Times New Roman"/>
-        </w:rPr>
-        <w:t xml:space="preserve"> </w:t>
-      </w:r>
-      <w:r>
-        <w:rPr>
-          <w:rFonts w:hint="eastAsia" w:ascii="Times New Roman" w:hAnsi="Times New Roman" w:eastAsia="FangSong" w:cs="Times New Roman"/>
-        </w:rPr>
-        <w:t xml:space="preserve">和</w:t>
-      </w:r>
-      <w:r>
-        <w:rPr>
-          <w:rFonts w:ascii="Times New Roman" w:hAnsi="Times New Roman" w:eastAsia="Times New Roman" w:cs="Times New Roman"/>
-        </w:rPr>
-        <w:t xml:space="preserve"> NO</w:t>
-      </w:r>
-      <w:r>
-        <w:rPr>
-          <w:rFonts w:ascii="Times New Roman" w:hAnsi="Times New Roman" w:eastAsia="Times New Roman" w:cs="Times New Roman"/>
-        </w:rPr>
-        <w:t xml:space="preserve"> </w:t>
-      </w:r>
-      <m:oMath>
-        <m:sSup>
-          <m:e>
-            <m:r>
-              <m:t>​</m:t>
-            </m:r>
-          </m:e>
-          <m:sup>
-            <m:r>
-              <m:rPr>
-                <m:sty m:val="p"/>
-              </m:rPr>
-              <m:t>−</m:t>
-            </m:r>
-          </m:sup>
-        </m:sSup>
-      </m:oMath>
-      <w:r>
-        <w:rPr>
-          <w:rFonts w:ascii="Times New Roman" w:hAnsi="Times New Roman" w:eastAsia="Times New Roman" w:cs="Times New Roman"/>
-        </w:rPr>
-        <w:t xml:space="preserve"> </w:t>
-      </w:r>
-      <w:r>
-        <w:rPr>
-          <w:rFonts w:hint="eastAsia" w:ascii="Times New Roman" w:hAnsi="Times New Roman" w:eastAsia="FangSong" w:cs="Times New Roman"/>
-        </w:rPr>
-        <w:t xml:space="preserve">的</w:t>
-      </w:r>
-      <w:r>
-        <w:rPr>
-          <w:rFonts w:ascii="Times New Roman" w:hAnsi="Times New Roman" w:eastAsia="Times New Roman" w:cs="Times New Roman"/>
-        </w:rPr>
-        <w:t xml:space="preserve"> N-O </w:t>
-      </w:r>
-      <w:r>
-        <w:rPr>
-          <w:rFonts w:hint="eastAsia" w:ascii="Times New Roman" w:hAnsi="Times New Roman" w:eastAsia="FangSong" w:cs="Times New Roman"/>
-        </w:rPr>
-        <w:t>伸缩振动模式的振动波数大小顺序</w:t>
-      </w:r>
-      <w:r>
-        <w:rPr>
-          <w:rFonts w:hint="eastAsia" w:ascii="Times New Roman" w:hAnsi="Times New Roman" w:eastAsia="Times New Roman" w:cs="Times New Roman"/>
-        </w:rPr>
-        <w:t>，</w:t>
-      </w:r>
-      <w:r>
-        <w:rPr>
-          <w:rFonts w:hint="eastAsia" w:ascii="Times New Roman" w:hAnsi="Times New Roman" w:eastAsia="FangSong" w:cs="Times New Roman"/>
-        </w:rPr>
-        <w:t>解释原因</w:t>
-      </w:r>
-      <w:r>
-        <w:rPr>
-          <w:rFonts w:hint="eastAsia" w:ascii="Times New Roman" w:hAnsi="Times New Roman" w:eastAsia="Times New Roman" w:cs="Times New Roman"/>
-        </w:rPr>
-        <w:t>。</w:t>
-      </w:r>
-    </w:p>
-    <w:p>
-      <w:pPr>
-        <w:pStyle w:val="BodyText"/>
-        <w:ind w:firstLine="420"/>
-      </w:pPr>
-      <w:r>
-        <w:rPr>
-          <w:rFonts w:ascii="Times New Roman" w:hAnsi="Times New Roman" w:eastAsia="Times New Roman" w:cs="Times New Roman"/>
-        </w:rPr>
-        <w:t xml:space="preserve">4-1-3 </w:t>
+        <w:t xml:space="preserve">(1)③ </w:t>
       </w:r>
       <w:r>
         <w:rPr>
@@ -29497,15 +29840,12 @@
     </w:p>
     <w:p>
       <w:pPr>
-        <w:pStyle w:val="BodyText"/>
+        <w:numPr>
+          <w:ilvl w:val="0"/>
+          <w:numId w:val="1010"/>
+        </w:numPr>
         <w:ind w:firstLine="420"/>
       </w:pPr>
-      <w:r>
-        <w:rPr>
-          <w:rFonts w:ascii="Times New Roman" w:hAnsi="Times New Roman" w:eastAsia="Times New Roman" w:cs="Times New Roman"/>
-        </w:rPr>
-        <w:t xml:space="preserve">4-2 </w:t>
-      </w:r>
       <w:r>
         <w:rPr>
           <w:rFonts w:hint="eastAsia" w:ascii="Times New Roman" w:hAnsi="Times New Roman" w:eastAsia="FangSong" w:cs="Times New Roman"/>
@@ -29533,15 +29873,12 @@
     </w:p>
     <w:p>
       <w:pPr>
-        <w:pStyle w:val="BodyText"/>
+        <w:numPr>
+          <w:ilvl w:val="0"/>
+          <w:numId w:val="1010"/>
+        </w:numPr>
         <w:ind w:firstLine="420"/>
       </w:pPr>
-      <w:r>
-        <w:rPr>
-          <w:rFonts w:ascii="Times New Roman" w:hAnsi="Times New Roman" w:eastAsia="Times New Roman" w:cs="Times New Roman"/>
-        </w:rPr>
-        <w:t xml:space="preserve">4-3 </w:t>
-      </w:r>
       <w:r>
         <w:rPr>
           <w:rFonts w:hint="eastAsia" w:ascii="Times New Roman" w:hAnsi="Times New Roman" w:eastAsia="FangSong" w:cs="Times New Roman"/>
@@ -29648,6 +29985,16 @@
           <w:rFonts w:hint="eastAsia" w:ascii="Times New Roman" w:hAnsi="Times New Roman" w:eastAsia="Times New Roman" w:cs="Times New Roman"/>
         </w:rPr>
         <w:t>）</w:t>
+      </w:r>
+    </w:p>
+    <w:p>
+      <w:pPr>
+        <w:spacing w:before="160" w:after="80"/>
+      </w:pPr>
+      <w:r>
+        <w:pict>
+          <v:rect style="width:0;height:1.5pt" o:hralign="center" o:hrstd="t" o:hr="t"/>
+        </w:pict>
       </w:r>
     </w:p>
     <w:p>
@@ -29959,7 +30306,7 @@
           <w:b/>
           <w:bCs/>
         </w:rPr>
-        <w:t xml:space="preserve">5-1</w:t>
+        <w:t xml:space="preserve">(1)</w:t>
       </w:r>
       <w:r>
         <w:rPr>
@@ -30365,7 +30712,7 @@
           <w:b/>
           <w:bCs/>
         </w:rPr>
-        <w:t xml:space="preserve">5-2</w:t>
+        <w:t xml:space="preserve">(2)</w:t>
       </w:r>
       <w:r>
         <w:rPr>
@@ -30432,7 +30779,7 @@
       <w:pPr>
         <w:numPr>
           <w:ilvl w:val="0"/>
-          <w:numId w:val="1004"/>
+          <w:numId w:val="1011"/>
         </w:numPr>
         <w:ind w:firstLine="420"/>
       </w:pPr>
@@ -30507,7 +30854,7 @@
       <w:pPr>
         <w:numPr>
           <w:ilvl w:val="0"/>
-          <w:numId w:val="1004"/>
+          <w:numId w:val="1011"/>
         </w:numPr>
         <w:ind w:firstLine="420"/>
       </w:pPr>
@@ -30552,7 +30899,7 @@
       <w:pPr>
         <w:numPr>
           <w:ilvl w:val="0"/>
-          <w:numId w:val="1004"/>
+          <w:numId w:val="1011"/>
         </w:numPr>
         <w:ind w:firstLine="420"/>
       </w:pPr>
@@ -30622,7 +30969,7 @@
           <w:b/>
           <w:bCs/>
         </w:rPr>
-        <w:t xml:space="preserve">5-3</w:t>
+        <w:t xml:space="preserve">(3)</w:t>
       </w:r>
       <w:r>
         <w:rPr>
@@ -30737,6 +31084,16 @@
           <w:rFonts w:hint="eastAsia" w:ascii="Times New Roman" w:hAnsi="Times New Roman" w:eastAsia="Times New Roman" w:cs="Times New Roman"/>
         </w:rPr>
         <w:t>。</w:t>
+      </w:r>
+    </w:p>
+    <w:p>
+      <w:pPr>
+        <w:spacing w:before="160" w:after="80"/>
+      </w:pPr>
+      <w:r>
+        <w:pict>
+          <v:rect style="width:0;height:1.5pt" o:hralign="center" o:hrstd="t" o:hr="t"/>
+        </w:pict>
       </w:r>
     </w:p>
     <w:p>
@@ -31034,7 +31391,7 @@
           <w:b/>
           <w:bCs/>
         </w:rPr>
-        <w:t xml:space="preserve">8-1</w:t>
+        <w:t xml:space="preserve">(1)</w:t>
       </w:r>
       <w:r>
         <w:rPr>
@@ -31635,7 +31992,7 @@
           <w:b/>
           <w:bCs/>
         </w:rPr>
-        <w:t xml:space="preserve">8-2</w:t>
+        <w:t xml:space="preserve">(2)</w:t>
       </w:r>
       <w:r>
         <w:rPr>
@@ -31961,7 +32318,7 @@
           <w:b/>
           <w:bCs/>
         </w:rPr>
-        <w:t xml:space="preserve">8-3</w:t>
+        <w:t xml:space="preserve">(3)</w:t>
       </w:r>
       <w:r>
         <w:rPr>
@@ -32283,7 +32640,7 @@
           <w:b/>
           <w:bCs/>
         </w:rPr>
-        <w:t xml:space="preserve">8-4</w:t>
+        <w:t xml:space="preserve">(4)</w:t>
       </w:r>
       <w:r>
         <w:rPr>
@@ -33461,7 +33818,7 @@
       <w:pPr>
         <w:numPr>
           <w:ilvl w:val="0"/>
-          <w:numId w:val="1005"/>
+          <w:numId w:val="1012"/>
         </w:numPr>
         <w:ind w:firstLine="420"/>
       </w:pPr>
@@ -33648,7 +34005,7 @@
       <w:pPr>
         <w:numPr>
           <w:ilvl w:val="0"/>
-          <w:numId w:val="1005"/>
+          <w:numId w:val="1012"/>
         </w:numPr>
         <w:ind w:firstLine="420"/>
       </w:pPr>
@@ -33737,7 +34094,7 @@
       <w:pPr>
         <w:numPr>
           <w:ilvl w:val="0"/>
-          <w:numId w:val="1005"/>
+          <w:numId w:val="1012"/>
         </w:numPr>
         <w:ind w:firstLine="420"/>
       </w:pPr>
@@ -33758,7 +34115,7 @@
       <w:pPr>
         <w:numPr>
           <w:ilvl w:val="0"/>
-          <w:numId w:val="1005"/>
+          <w:numId w:val="1012"/>
         </w:numPr>
         <w:ind w:firstLine="420"/>
       </w:pPr>
@@ -34368,7 +34725,7 @@
           <w:b/>
           <w:bCs/>
         </w:rPr>
-        <w:t xml:space="preserve">8-5</w:t>
+        <w:t xml:space="preserve">(5)</w:t>
       </w:r>
       <w:r>
         <w:rPr>
@@ -34655,7 +35012,7 @@
       <w:pPr>
         <w:numPr>
           <w:ilvl w:val="0"/>
-          <w:numId w:val="1006"/>
+          <w:numId w:val="1013"/>
         </w:numPr>
         <w:ind w:firstLine="420"/>
       </w:pPr>
@@ -34700,7 +35057,7 @@
       <w:pPr>
         <w:numPr>
           <w:ilvl w:val="0"/>
-          <w:numId w:val="1006"/>
+          <w:numId w:val="1013"/>
         </w:numPr>
         <w:ind w:firstLine="420"/>
       </w:pPr>
@@ -34763,7 +35120,7 @@
       <w:pPr>
         <w:numPr>
           <w:ilvl w:val="0"/>
-          <w:numId w:val="1006"/>
+          <w:numId w:val="1013"/>
         </w:numPr>
         <w:ind w:firstLine="420"/>
       </w:pPr>
@@ -34898,7 +35255,7 @@
           <w:b/>
           <w:bCs/>
         </w:rPr>
-        <w:t xml:space="preserve">8-6</w:t>
+        <w:t xml:space="preserve">(6)</w:t>
       </w:r>
       <w:r>
         <w:rPr>
@@ -35107,7 +35464,7 @@
       <w:pPr>
         <w:numPr>
           <w:ilvl w:val="0"/>
-          <w:numId w:val="1007"/>
+          <w:numId w:val="1014"/>
         </w:numPr>
         <w:ind w:firstLine="420"/>
       </w:pPr>
@@ -35200,7 +35557,7 @@
       <w:pPr>
         <w:numPr>
           <w:ilvl w:val="0"/>
-          <w:numId w:val="1007"/>
+          <w:numId w:val="1014"/>
         </w:numPr>
         <w:ind w:firstLine="420"/>
       </w:pPr>
@@ -35351,7 +35708,7 @@
       <w:pPr>
         <w:numPr>
           <w:ilvl w:val="0"/>
-          <w:numId w:val="1007"/>
+          <w:numId w:val="1014"/>
         </w:numPr>
         <w:ind w:firstLine="420"/>
       </w:pPr>
@@ -36068,7 +36425,7 @@
       <w:pPr>
         <w:numPr>
           <w:ilvl w:val="0"/>
-          <w:numId w:val="1008"/>
+          <w:numId w:val="1015"/>
         </w:numPr>
         <w:ind w:firstLine="420"/>
       </w:pPr>
@@ -36245,7 +36602,7 @@
       <w:pPr>
         <w:numPr>
           <w:ilvl w:val="0"/>
-          <w:numId w:val="1008"/>
+          <w:numId w:val="1015"/>
         </w:numPr>
         <w:ind w:firstLine="420"/>
       </w:pPr>
@@ -36420,7 +36777,7 @@
       <w:pPr>
         <w:numPr>
           <w:ilvl w:val="0"/>
-          <w:numId w:val="1008"/>
+          <w:numId w:val="1015"/>
         </w:numPr>
         <w:ind w:firstLine="420"/>
       </w:pPr>
@@ -36679,6 +37036,16 @@
           <w:rFonts w:hint="eastAsia" w:ascii="Times New Roman" w:hAnsi="Times New Roman" w:eastAsia="Times New Roman" w:cs="Times New Roman"/>
         </w:rPr>
         <w:t>。</w:t>
+      </w:r>
+    </w:p>
+    <w:p>
+      <w:pPr>
+        <w:spacing w:before="160" w:after="80"/>
+      </w:pPr>
+      <w:r>
+        <w:pict>
+          <v:rect style="width:0;height:1.5pt" o:hralign="center" o:hrstd="t" o:hr="t"/>
+        </w:pict>
       </w:r>
     </w:p>
     <w:p>
@@ -36986,7 +37353,7 @@
           <w:b/>
           <w:bCs/>
         </w:rPr>
-        <w:t xml:space="preserve">9-1</w:t>
+        <w:t xml:space="preserve">(1)</w:t>
       </w:r>
       <w:r>
         <w:rPr>
@@ -37078,7 +37445,7 @@
           <w:b/>
           <w:bCs/>
         </w:rPr>
-        <w:t xml:space="preserve">9-2</w:t>
+        <w:t xml:space="preserve">(2)</w:t>
       </w:r>
       <w:r>
         <w:rPr>
@@ -37204,7 +37571,7 @@
           <w:b/>
           <w:bCs/>
         </w:rPr>
-        <w:t xml:space="preserve">9-3</w:t>
+        <w:t xml:space="preserve">(3)</w:t>
       </w:r>
       <w:r>
         <w:rPr>
@@ -37248,7 +37615,7 @@
           <w:b/>
           <w:bCs/>
         </w:rPr>
-        <w:t xml:space="preserve">9-4</w:t>
+        <w:t xml:space="preserve">(4)</w:t>
       </w:r>
       <w:r>
         <w:rPr>
@@ -37292,7 +37659,7 @@
           <w:b/>
           <w:bCs/>
         </w:rPr>
-        <w:t xml:space="preserve">9-5</w:t>
+        <w:t xml:space="preserve">(5)</w:t>
       </w:r>
       <w:r>
         <w:rPr>
@@ -37421,7 +37788,7 @@
       <w:pPr>
         <w:numPr>
           <w:ilvl w:val="0"/>
-          <w:numId w:val="1009"/>
+          <w:numId w:val="1016"/>
         </w:numPr>
         <w:ind w:firstLine="420"/>
       </w:pPr>
@@ -37490,7 +37857,7 @@
       <w:pPr>
         <w:numPr>
           <w:ilvl w:val="0"/>
-          <w:numId w:val="1009"/>
+          <w:numId w:val="1016"/>
         </w:numPr>
         <w:ind w:firstLine="420"/>
       </w:pPr>
@@ -37583,7 +37950,7 @@
       <w:pPr>
         <w:numPr>
           <w:ilvl w:val="0"/>
-          <w:numId w:val="1009"/>
+          <w:numId w:val="1016"/>
         </w:numPr>
         <w:ind w:firstLine="420"/>
       </w:pPr>
@@ -37664,7 +38031,7 @@
       <w:pPr>
         <w:numPr>
           <w:ilvl w:val="0"/>
-          <w:numId w:val="1009"/>
+          <w:numId w:val="1016"/>
         </w:numPr>
         <w:ind w:firstLine="420"/>
       </w:pPr>
@@ -37857,6 +38224,16 @@
         </w:pict>
       </w:r>
     </w:p>
+    <w:p>
+      <w:pPr>
+        <w:spacing w:before="160" w:after="80"/>
+      </w:pPr>
+      <w:r>
+        <w:pict>
+          <v:rect style="width:0;height:1.5pt" o:hralign="center" o:hrstd="t" o:hr="t"/>
+        </w:pict>
+      </w:r>
+    </w:p>
     <w:bookmarkEnd w:id="119"/>
     <w:bookmarkStart w:id="120" w:name="第34题"/>
     <w:p>
@@ -38546,7 +38923,7 @@
           <w:b/>
           <w:bCs/>
         </w:rPr>
-        <w:t xml:space="preserve">10-1</w:t>
+        <w:t xml:space="preserve">(1)</w:t>
       </w:r>
       <w:r>
         <w:rPr>
@@ -38578,7 +38955,7 @@
           <w:b/>
           <w:bCs/>
         </w:rPr>
-        <w:t xml:space="preserve">10-2</w:t>
+        <w:t xml:space="preserve">(2)</w:t>
       </w:r>
       <w:r>
         <w:rPr>
@@ -38615,7 +38992,7 @@
       <w:pPr>
         <w:numPr>
           <w:ilvl w:val="0"/>
-          <w:numId w:val="1010"/>
+          <w:numId w:val="1017"/>
         </w:numPr>
         <w:ind w:firstLine="420"/>
       </w:pPr>
@@ -38698,7 +39075,7 @@
       <w:pPr>
         <w:numPr>
           <w:ilvl w:val="0"/>
-          <w:numId w:val="1010"/>
+          <w:numId w:val="1017"/>
         </w:numPr>
         <w:ind w:firstLine="420"/>
       </w:pPr>
@@ -38775,7 +39152,7 @@
       <w:pPr>
         <w:numPr>
           <w:ilvl w:val="0"/>
-          <w:numId w:val="1010"/>
+          <w:numId w:val="1017"/>
         </w:numPr>
         <w:ind w:firstLine="420"/>
       </w:pPr>
@@ -39109,7 +39486,7 @@
           <w:b/>
           <w:bCs/>
         </w:rPr>
-        <w:t xml:space="preserve">10-3</w:t>
+        <w:t xml:space="preserve">(3)</w:t>
       </w:r>
       <w:r>
         <w:rPr>
@@ -39293,7 +39670,7 @@
           <w:b/>
           <w:bCs/>
         </w:rPr>
-        <w:t xml:space="preserve">10-4</w:t>
+        <w:t xml:space="preserve">(4)</w:t>
       </w:r>
       <w:r>
         <w:rPr>
@@ -39421,7 +39798,7 @@
           <w:b/>
           <w:bCs/>
         </w:rPr>
-        <w:t xml:space="preserve">10-5</w:t>
+        <w:t xml:space="preserve">(5)</w:t>
       </w:r>
       <w:r>
         <w:rPr>
@@ -39729,7 +40106,7 @@
           <w:b/>
           <w:bCs/>
         </w:rPr>
-        <w:t xml:space="preserve">10-7</w:t>
+        <w:t xml:space="preserve">(7)</w:t>
       </w:r>
       <w:r>
         <w:rPr>
@@ -39772,6 +40149,16 @@
           <w:rFonts w:hint="eastAsia" w:ascii="Times New Roman" w:hAnsi="Times New Roman" w:eastAsia="Times New Roman" w:cs="Times New Roman"/>
         </w:rPr>
         <w:t>。</w:t>
+      </w:r>
+    </w:p>
+    <w:p>
+      <w:pPr>
+        <w:spacing w:before="160" w:after="80"/>
+      </w:pPr>
+      <w:r>
+        <w:pict>
+          <v:rect style="width:0;height:1.5pt" o:hralign="center" o:hrstd="t" o:hr="t"/>
+        </w:pict>
       </w:r>
     </w:p>
     <w:p>
@@ -39991,7 +40378,7 @@
           <w:b/>
           <w:bCs/>
         </w:rPr>
-        <w:t xml:space="preserve">9-1</w:t>
+        <w:t xml:space="preserve">(1)</w:t>
       </w:r>
       <w:r>
         <w:rPr>
@@ -40035,7 +40422,7 @@
           <w:b/>
           <w:bCs/>
         </w:rPr>
-        <w:t xml:space="preserve">9-2</w:t>
+        <w:t xml:space="preserve">(2)</w:t>
       </w:r>
       <w:r>
         <w:rPr>
@@ -40129,7 +40516,7 @@
           <w:b/>
           <w:bCs/>
         </w:rPr>
-        <w:t xml:space="preserve">9-3</w:t>
+        <w:t xml:space="preserve">(3)</w:t>
       </w:r>
       <w:r>
         <w:rPr>
@@ -40209,7 +40596,7 @@
           <w:b/>
           <w:bCs/>
         </w:rPr>
-        <w:t xml:space="preserve">9-4</w:t>
+        <w:t xml:space="preserve">(4)</w:t>
       </w:r>
       <w:r>
         <w:rPr>
@@ -40278,6 +40665,16 @@
           <w:rFonts w:hint="eastAsia" w:ascii="Times New Roman" w:hAnsi="Times New Roman" w:eastAsia="Times New Roman" w:cs="Times New Roman"/>
         </w:rPr>
         <w:t>？</w:t>
+      </w:r>
+    </w:p>
+    <w:p>
+      <w:pPr>
+        <w:spacing w:before="160" w:after="80"/>
+      </w:pPr>
+      <w:r>
+        <w:pict>
+          <v:rect style="width:0;height:1.5pt" o:hralign="center" o:hrstd="t" o:hr="t"/>
+        </w:pict>
       </w:r>
     </w:p>
     <w:p>
@@ -40683,7 +41080,7 @@
           <w:b/>
           <w:bCs/>
         </w:rPr>
-        <w:t xml:space="preserve">6-1</w:t>
+        <w:t xml:space="preserve">(1)</w:t>
       </w:r>
       <w:r>
         <w:rPr>
@@ -40868,7 +41265,7 @@
           <w:b/>
           <w:bCs/>
         </w:rPr>
-        <w:t xml:space="preserve">6-2</w:t>
+        <w:t xml:space="preserve">(2)</w:t>
       </w:r>
       <w:r>
         <w:rPr>
@@ -40984,7 +41381,7 @@
           <w:b/>
           <w:bCs/>
         </w:rPr>
-        <w:t xml:space="preserve">6-3</w:t>
+        <w:t xml:space="preserve">(3)</w:t>
       </w:r>
       <w:r>
         <w:rPr>
@@ -41058,7 +41455,7 @@
           <w:b/>
           <w:bCs/>
         </w:rPr>
-        <w:t xml:space="preserve">6-4</w:t>
+        <w:t xml:space="preserve">(4)</w:t>
       </w:r>
       <w:r>
         <w:rPr>
@@ -41278,7 +41675,7 @@
           <w:b/>
           <w:bCs/>
         </w:rPr>
-        <w:t xml:space="preserve">6-5</w:t>
+        <w:t xml:space="preserve">(5)</w:t>
       </w:r>
       <w:r>
         <w:rPr>
@@ -41527,6 +41924,16 @@
           <w:rFonts w:hint="eastAsia" w:ascii="Times New Roman" w:hAnsi="Times New Roman" w:eastAsia="Times New Roman" w:cs="Times New Roman"/>
         </w:rPr>
         <w:t>。</w:t>
+      </w:r>
+    </w:p>
+    <w:p>
+      <w:pPr>
+        <w:spacing w:before="160" w:after="80"/>
+      </w:pPr>
+      <w:r>
+        <w:pict>
+          <v:rect style="width:0;height:1.5pt" o:hralign="center" o:hrstd="t" o:hr="t"/>
+        </w:pict>
       </w:r>
     </w:p>
     <w:p>
@@ -41594,7 +42001,7 @@
           <w:b/>
           <w:bCs/>
         </w:rPr>
-        <w:t xml:space="preserve">7-1</w:t>
+        <w:t xml:space="preserve">(1)</w:t>
       </w:r>
       <w:r>
         <w:rPr>
@@ -41748,7 +42155,7 @@
           <w:b/>
           <w:bCs/>
         </w:rPr>
-        <w:t xml:space="preserve">7-2</w:t>
+        <w:t xml:space="preserve">(2)</w:t>
       </w:r>
       <w:r>
         <w:rPr>
@@ -41780,7 +42187,7 @@
           <w:b/>
           <w:bCs/>
         </w:rPr>
-        <w:t xml:space="preserve">7-3</w:t>
+        <w:t xml:space="preserve">(3)</w:t>
       </w:r>
       <w:r>
         <w:rPr>
@@ -41823,6 +42230,16 @@
           <w:rFonts w:hint="eastAsia" w:ascii="Times New Roman" w:hAnsi="Times New Roman" w:eastAsia="Times New Roman" w:cs="Times New Roman"/>
         </w:rPr>
         <w:t>？</w:t>
+      </w:r>
+    </w:p>
+    <w:p>
+      <w:pPr>
+        <w:spacing w:before="160" w:after="80"/>
+      </w:pPr>
+      <w:r>
+        <w:pict>
+          <v:rect style="width:0;height:1.5pt" o:hralign="center" o:hrstd="t" o:hr="t"/>
+        </w:pict>
       </w:r>
     </w:p>
     <w:p>
@@ -42539,7 +42956,7 @@
           <w:b/>
           <w:bCs/>
         </w:rPr>
-        <w:t xml:space="preserve">3-1</w:t>
+        <w:t xml:space="preserve">(1)</w:t>
       </w:r>
       <w:r>
         <w:rPr>
@@ -42583,7 +43000,7 @@
           <w:b/>
           <w:bCs/>
         </w:rPr>
-        <w:t xml:space="preserve">3-2</w:t>
+        <w:t xml:space="preserve">(2)</w:t>
       </w:r>
       <w:r>
         <w:rPr>
@@ -42615,7 +43032,7 @@
           <w:b/>
           <w:bCs/>
         </w:rPr>
-        <w:t xml:space="preserve">3-3</w:t>
+        <w:t xml:space="preserve">(3)</w:t>
       </w:r>
       <w:r>
         <w:rPr>
@@ -42745,7 +43162,7 @@
           <w:b/>
           <w:bCs/>
         </w:rPr>
-        <w:t xml:space="preserve">3-4</w:t>
+        <w:t xml:space="preserve">(4)</w:t>
       </w:r>
       <w:r>
         <w:rPr>
@@ -42802,6 +43219,16 @@
           <w:rFonts w:hint="eastAsia" w:ascii="Times New Roman" w:hAnsi="Times New Roman" w:eastAsia="Times New Roman" w:cs="Times New Roman"/>
         </w:rPr>
         <w:t>？</w:t>
+      </w:r>
+    </w:p>
+    <w:p>
+      <w:pPr>
+        <w:spacing w:before="160" w:after="80"/>
+      </w:pPr>
+      <w:r>
+        <w:pict>
+          <v:rect style="width:0;height:1.5pt" o:hralign="center" o:hrstd="t" o:hr="t"/>
+        </w:pict>
       </w:r>
     </w:p>
     <w:p>
@@ -43459,7 +43886,7 @@
           <w:b/>
           <w:bCs/>
         </w:rPr>
-        <w:t xml:space="preserve">4-1</w:t>
+        <w:t xml:space="preserve">(1)</w:t>
       </w:r>
       <w:r>
         <w:rPr>
@@ -43551,7 +43978,7 @@
           <w:b/>
           <w:bCs/>
         </w:rPr>
-        <w:t xml:space="preserve">4-2</w:t>
+        <w:t xml:space="preserve">(2)</w:t>
       </w:r>
       <w:r>
         <w:rPr>
@@ -43631,7 +44058,7 @@
           <w:b/>
           <w:bCs/>
         </w:rPr>
-        <w:t xml:space="preserve">4-3</w:t>
+        <w:t xml:space="preserve">(3)</w:t>
       </w:r>
       <w:r>
         <w:rPr>
@@ -43811,7 +44238,7 @@
           <w:b/>
           <w:bCs/>
         </w:rPr>
-        <w:t xml:space="preserve">4-4</w:t>
+        <w:t xml:space="preserve">(4)</w:t>
       </w:r>
       <w:r>
         <w:rPr>
@@ -43897,7 +44324,7 @@
           <w:b/>
           <w:bCs/>
         </w:rPr>
-        <w:t xml:space="preserve">4-5</w:t>
+        <w:t xml:space="preserve">(5)</w:t>
       </w:r>
       <w:r>
         <w:rPr>
@@ -44040,6 +44467,16 @@
           <w:rFonts w:hint="eastAsia" w:ascii="Times New Roman" w:hAnsi="Times New Roman" w:eastAsia="Times New Roman" w:cs="Times New Roman"/>
         </w:rPr>
         <w:t>。</w:t>
+      </w:r>
+    </w:p>
+    <w:p>
+      <w:pPr>
+        <w:spacing w:before="160" w:after="80"/>
+      </w:pPr>
+      <w:r>
+        <w:pict>
+          <v:rect style="width:0;height:1.5pt" o:hralign="center" o:hrstd="t" o:hr="t"/>
+        </w:pict>
       </w:r>
     </w:p>
     <w:p>
@@ -44859,7 +45296,7 @@
           <w:b/>
           <w:bCs/>
         </w:rPr>
-        <w:t xml:space="preserve">2-1</w:t>
+        <w:t xml:space="preserve">(1)</w:t>
       </w:r>
       <w:r>
         <w:rPr>
@@ -44891,7 +45328,7 @@
           <w:b/>
           <w:bCs/>
         </w:rPr>
-        <w:t xml:space="preserve">2-2</w:t>
+        <w:t xml:space="preserve">(2)</w:t>
       </w:r>
       <w:r>
         <w:rPr>
@@ -44922,6 +45359,16 @@
           <w:rFonts w:hint="eastAsia" w:ascii="Times New Roman" w:hAnsi="Times New Roman" w:eastAsia="Times New Roman" w:cs="Times New Roman"/>
         </w:rPr>
         <w:t>。</w:t>
+      </w:r>
+    </w:p>
+    <w:p>
+      <w:pPr>
+        <w:spacing w:before="160" w:after="80"/>
+      </w:pPr>
+      <w:r>
+        <w:pict>
+          <v:rect style="width:0;height:1.5pt" o:hralign="center" o:hrstd="t" o:hr="t"/>
+        </w:pict>
       </w:r>
     </w:p>
     <w:p>
@@ -45273,6 +45720,91 @@
       </w:rPr>
     </w:lvl>
   </w:abstractNum>
+  <w:abstractNum w:abstractNumId="99432">
+    <w:nsid w:val="00A99432"/>
+    <w:multiLevelType w:val="multilevel"/>
+    <w:lvl w:ilvl="0">
+      <w:start w:val="2"/>
+      <w:numFmt w:val="decimal"/>
+      <w:lvlText w:val="(%1)"/>
+      <w:lvlJc w:val="left"/>
+      <w:pPr>
+        <w:ind w:left="720" w:hanging="360"/>
+      </w:pPr>
+    </w:lvl>
+    <w:lvl w:ilvl="1">
+      <w:start w:val="2"/>
+      <w:numFmt w:val="decimal"/>
+      <w:lvlText w:val="(%2)"/>
+      <w:lvlJc w:val="left"/>
+      <w:pPr>
+        <w:ind w:left="1440" w:hanging="360"/>
+      </w:pPr>
+    </w:lvl>
+    <w:lvl w:ilvl="2">
+      <w:start w:val="2"/>
+      <w:numFmt w:val="decimal"/>
+      <w:lvlText w:val="(%3)"/>
+      <w:lvlJc w:val="left"/>
+      <w:pPr>
+        <w:ind w:left="2160" w:hanging="360"/>
+      </w:pPr>
+    </w:lvl>
+    <w:lvl w:ilvl="3">
+      <w:start w:val="2"/>
+      <w:numFmt w:val="decimal"/>
+      <w:lvlText w:val="(%4)"/>
+      <w:lvlJc w:val="left"/>
+      <w:pPr>
+        <w:ind w:left="2880" w:hanging="360"/>
+      </w:pPr>
+    </w:lvl>
+    <w:lvl w:ilvl="4">
+      <w:start w:val="2"/>
+      <w:numFmt w:val="decimal"/>
+      <w:lvlText w:val="(%5)"/>
+      <w:lvlJc w:val="left"/>
+      <w:pPr>
+        <w:ind w:left="3600" w:hanging="360"/>
+      </w:pPr>
+    </w:lvl>
+    <w:lvl w:ilvl="5">
+      <w:start w:val="2"/>
+      <w:numFmt w:val="decimal"/>
+      <w:lvlText w:val="(%6)"/>
+      <w:lvlJc w:val="left"/>
+      <w:pPr>
+        <w:ind w:left="4320" w:hanging="360"/>
+      </w:pPr>
+    </w:lvl>
+    <w:lvl w:ilvl="6">
+      <w:start w:val="2"/>
+      <w:numFmt w:val="decimal"/>
+      <w:lvlText w:val="(%7)"/>
+      <w:lvlJc w:val="left"/>
+      <w:pPr>
+        <w:ind w:left="5040" w:hanging="360"/>
+      </w:pPr>
+    </w:lvl>
+    <w:lvl w:ilvl="7">
+      <w:start w:val="2"/>
+      <w:numFmt w:val="decimal"/>
+      <w:lvlText w:val="(%8)"/>
+      <w:lvlJc w:val="left"/>
+      <w:pPr>
+        <w:ind w:left="5760" w:hanging="360"/>
+      </w:pPr>
+    </w:lvl>
+    <w:lvl w:ilvl="8">
+      <w:start w:val="2"/>
+      <w:numFmt w:val="decimal"/>
+      <w:lvlText w:val="(%9)"/>
+      <w:lvlJc w:val="left"/>
+      <w:pPr>
+        <w:ind w:left="6480" w:hanging="360"/>
+      </w:pPr>
+    </w:lvl>
+  </w:abstractNum>
   <w:abstractNum w:abstractNumId="99831">
     <w:nsid w:val="00A99831"/>
     <w:multiLevelType w:val="multilevel"/>
@@ -45351,91 +45883,6 @@
     <w:lvl w:ilvl="8">
       <w:start w:val="1"/>
       <w:numFmt w:val="upperLetter"/>
-      <w:lvlText w:val="(%9)"/>
-      <w:lvlJc w:val="left"/>
-      <w:pPr>
-        <w:ind w:left="6480" w:hanging="360"/>
-      </w:pPr>
-    </w:lvl>
-  </w:abstractNum>
-  <w:abstractNum w:abstractNumId="99432">
-    <w:nsid w:val="00A99432"/>
-    <w:multiLevelType w:val="multilevel"/>
-    <w:lvl w:ilvl="0">
-      <w:start w:val="2"/>
-      <w:numFmt w:val="decimal"/>
-      <w:lvlText w:val="(%1)"/>
-      <w:lvlJc w:val="left"/>
-      <w:pPr>
-        <w:ind w:left="720" w:hanging="360"/>
-      </w:pPr>
-    </w:lvl>
-    <w:lvl w:ilvl="1">
-      <w:start w:val="2"/>
-      <w:numFmt w:val="decimal"/>
-      <w:lvlText w:val="(%2)"/>
-      <w:lvlJc w:val="left"/>
-      <w:pPr>
-        <w:ind w:left="1440" w:hanging="360"/>
-      </w:pPr>
-    </w:lvl>
-    <w:lvl w:ilvl="2">
-      <w:start w:val="2"/>
-      <w:numFmt w:val="decimal"/>
-      <w:lvlText w:val="(%3)"/>
-      <w:lvlJc w:val="left"/>
-      <w:pPr>
-        <w:ind w:left="2160" w:hanging="360"/>
-      </w:pPr>
-    </w:lvl>
-    <w:lvl w:ilvl="3">
-      <w:start w:val="2"/>
-      <w:numFmt w:val="decimal"/>
-      <w:lvlText w:val="(%4)"/>
-      <w:lvlJc w:val="left"/>
-      <w:pPr>
-        <w:ind w:left="2880" w:hanging="360"/>
-      </w:pPr>
-    </w:lvl>
-    <w:lvl w:ilvl="4">
-      <w:start w:val="2"/>
-      <w:numFmt w:val="decimal"/>
-      <w:lvlText w:val="(%5)"/>
-      <w:lvlJc w:val="left"/>
-      <w:pPr>
-        <w:ind w:left="3600" w:hanging="360"/>
-      </w:pPr>
-    </w:lvl>
-    <w:lvl w:ilvl="5">
-      <w:start w:val="2"/>
-      <w:numFmt w:val="decimal"/>
-      <w:lvlText w:val="(%6)"/>
-      <w:lvlJc w:val="left"/>
-      <w:pPr>
-        <w:ind w:left="4320" w:hanging="360"/>
-      </w:pPr>
-    </w:lvl>
-    <w:lvl w:ilvl="6">
-      <w:start w:val="2"/>
-      <w:numFmt w:val="decimal"/>
-      <w:lvlText w:val="(%7)"/>
-      <w:lvlJc w:val="left"/>
-      <w:pPr>
-        <w:ind w:left="5040" w:hanging="360"/>
-      </w:pPr>
-    </w:lvl>
-    <w:lvl w:ilvl="7">
-      <w:start w:val="2"/>
-      <w:numFmt w:val="decimal"/>
-      <w:lvlText w:val="(%8)"/>
-      <w:lvlJc w:val="left"/>
-      <w:pPr>
-        <w:ind w:left="5760" w:hanging="360"/>
-      </w:pPr>
-    </w:lvl>
-    <w:lvl w:ilvl="8">
-      <w:start w:val="2"/>
-      <w:numFmt w:val="decimal"/>
       <w:lvlText w:val="(%9)"/>
       <w:lvlJc w:val="left"/>
       <w:pPr>
@@ -45565,7 +46012,7 @@
     <w:abstractNumId w:val="991"/>
   </w:num>
   <w:num w:numId="1003">
-    <w:abstractNumId w:val="99831"/>
+    <w:abstractNumId w:val="99431"/>
     <w:lvlOverride w:ilvl="0">
       <w:startOverride w:val="1"/>
     </w:lvlOverride>
@@ -45655,7 +46102,7 @@
     </w:lvlOverride>
   </w:num>
   <w:num w:numId="1006">
-    <w:abstractNumId w:val="99431"/>
+    <w:abstractNumId w:val="99831"/>
     <w:lvlOverride w:ilvl="0">
       <w:startOverride w:val="1"/>
     </w:lvlOverride>
@@ -45715,33 +46162,33 @@
     </w:lvlOverride>
   </w:num>
   <w:num w:numId="1008">
-    <w:abstractNumId w:val="99434"/>
+    <w:abstractNumId w:val="99432"/>
     <w:lvlOverride w:ilvl="0">
-      <w:startOverride w:val="4"/>
+      <w:startOverride w:val="2"/>
     </w:lvlOverride>
     <w:lvlOverride w:ilvl="1">
-      <w:startOverride w:val="4"/>
+      <w:startOverride w:val="2"/>
     </w:lvlOverride>
     <w:lvlOverride w:ilvl="2">
-      <w:startOverride w:val="4"/>
+      <w:startOverride w:val="2"/>
     </w:lvlOverride>
     <w:lvlOverride w:ilvl="3">
-      <w:startOverride w:val="4"/>
+      <w:startOverride w:val="2"/>
     </w:lvlOverride>
     <w:lvlOverride w:ilvl="4">
-      <w:startOverride w:val="4"/>
+      <w:startOverride w:val="2"/>
     </w:lvlOverride>
     <w:lvlOverride w:ilvl="5">
-      <w:startOverride w:val="4"/>
+      <w:startOverride w:val="2"/>
     </w:lvlOverride>
     <w:lvlOverride w:ilvl="6">
-      <w:startOverride w:val="4"/>
+      <w:startOverride w:val="2"/>
     </w:lvlOverride>
     <w:lvlOverride w:ilvl="7">
-      <w:startOverride w:val="4"/>
+      <w:startOverride w:val="2"/>
     </w:lvlOverride>
     <w:lvlOverride w:ilvl="8">
-      <w:startOverride w:val="4"/>
+      <w:startOverride w:val="2"/>
     </w:lvlOverride>
   </w:num>
   <w:num w:numId="1009">
@@ -45775,6 +46222,216 @@
     </w:lvlOverride>
   </w:num>
   <w:num w:numId="1010">
+    <w:abstractNumId w:val="99432"/>
+    <w:lvlOverride w:ilvl="0">
+      <w:startOverride w:val="2"/>
+    </w:lvlOverride>
+    <w:lvlOverride w:ilvl="1">
+      <w:startOverride w:val="2"/>
+    </w:lvlOverride>
+    <w:lvlOverride w:ilvl="2">
+      <w:startOverride w:val="2"/>
+    </w:lvlOverride>
+    <w:lvlOverride w:ilvl="3">
+      <w:startOverride w:val="2"/>
+    </w:lvlOverride>
+    <w:lvlOverride w:ilvl="4">
+      <w:startOverride w:val="2"/>
+    </w:lvlOverride>
+    <w:lvlOverride w:ilvl="5">
+      <w:startOverride w:val="2"/>
+    </w:lvlOverride>
+    <w:lvlOverride w:ilvl="6">
+      <w:startOverride w:val="2"/>
+    </w:lvlOverride>
+    <w:lvlOverride w:ilvl="7">
+      <w:startOverride w:val="2"/>
+    </w:lvlOverride>
+    <w:lvlOverride w:ilvl="8">
+      <w:startOverride w:val="2"/>
+    </w:lvlOverride>
+  </w:num>
+  <w:num w:numId="1011">
+    <w:abstractNumId w:val="99432"/>
+    <w:lvlOverride w:ilvl="0">
+      <w:startOverride w:val="2"/>
+    </w:lvlOverride>
+    <w:lvlOverride w:ilvl="1">
+      <w:startOverride w:val="2"/>
+    </w:lvlOverride>
+    <w:lvlOverride w:ilvl="2">
+      <w:startOverride w:val="2"/>
+    </w:lvlOverride>
+    <w:lvlOverride w:ilvl="3">
+      <w:startOverride w:val="2"/>
+    </w:lvlOverride>
+    <w:lvlOverride w:ilvl="4">
+      <w:startOverride w:val="2"/>
+    </w:lvlOverride>
+    <w:lvlOverride w:ilvl="5">
+      <w:startOverride w:val="2"/>
+    </w:lvlOverride>
+    <w:lvlOverride w:ilvl="6">
+      <w:startOverride w:val="2"/>
+    </w:lvlOverride>
+    <w:lvlOverride w:ilvl="7">
+      <w:startOverride w:val="2"/>
+    </w:lvlOverride>
+    <w:lvlOverride w:ilvl="8">
+      <w:startOverride w:val="2"/>
+    </w:lvlOverride>
+  </w:num>
+  <w:num w:numId="1012">
+    <w:abstractNumId w:val="99431"/>
+    <w:lvlOverride w:ilvl="0">
+      <w:startOverride w:val="1"/>
+    </w:lvlOverride>
+    <w:lvlOverride w:ilvl="1">
+      <w:startOverride w:val="1"/>
+    </w:lvlOverride>
+    <w:lvlOverride w:ilvl="2">
+      <w:startOverride w:val="1"/>
+    </w:lvlOverride>
+    <w:lvlOverride w:ilvl="3">
+      <w:startOverride w:val="1"/>
+    </w:lvlOverride>
+    <w:lvlOverride w:ilvl="4">
+      <w:startOverride w:val="1"/>
+    </w:lvlOverride>
+    <w:lvlOverride w:ilvl="5">
+      <w:startOverride w:val="1"/>
+    </w:lvlOverride>
+    <w:lvlOverride w:ilvl="6">
+      <w:startOverride w:val="1"/>
+    </w:lvlOverride>
+    <w:lvlOverride w:ilvl="7">
+      <w:startOverride w:val="1"/>
+    </w:lvlOverride>
+    <w:lvlOverride w:ilvl="8">
+      <w:startOverride w:val="1"/>
+    </w:lvlOverride>
+  </w:num>
+  <w:num w:numId="1013">
+    <w:abstractNumId w:val="99431"/>
+    <w:lvlOverride w:ilvl="0">
+      <w:startOverride w:val="1"/>
+    </w:lvlOverride>
+    <w:lvlOverride w:ilvl="1">
+      <w:startOverride w:val="1"/>
+    </w:lvlOverride>
+    <w:lvlOverride w:ilvl="2">
+      <w:startOverride w:val="1"/>
+    </w:lvlOverride>
+    <w:lvlOverride w:ilvl="3">
+      <w:startOverride w:val="1"/>
+    </w:lvlOverride>
+    <w:lvlOverride w:ilvl="4">
+      <w:startOverride w:val="1"/>
+    </w:lvlOverride>
+    <w:lvlOverride w:ilvl="5">
+      <w:startOverride w:val="1"/>
+    </w:lvlOverride>
+    <w:lvlOverride w:ilvl="6">
+      <w:startOverride w:val="1"/>
+    </w:lvlOverride>
+    <w:lvlOverride w:ilvl="7">
+      <w:startOverride w:val="1"/>
+    </w:lvlOverride>
+    <w:lvlOverride w:ilvl="8">
+      <w:startOverride w:val="1"/>
+    </w:lvlOverride>
+  </w:num>
+  <w:num w:numId="1014">
+    <w:abstractNumId w:val="99431"/>
+    <w:lvlOverride w:ilvl="0">
+      <w:startOverride w:val="1"/>
+    </w:lvlOverride>
+    <w:lvlOverride w:ilvl="1">
+      <w:startOverride w:val="1"/>
+    </w:lvlOverride>
+    <w:lvlOverride w:ilvl="2">
+      <w:startOverride w:val="1"/>
+    </w:lvlOverride>
+    <w:lvlOverride w:ilvl="3">
+      <w:startOverride w:val="1"/>
+    </w:lvlOverride>
+    <w:lvlOverride w:ilvl="4">
+      <w:startOverride w:val="1"/>
+    </w:lvlOverride>
+    <w:lvlOverride w:ilvl="5">
+      <w:startOverride w:val="1"/>
+    </w:lvlOverride>
+    <w:lvlOverride w:ilvl="6">
+      <w:startOverride w:val="1"/>
+    </w:lvlOverride>
+    <w:lvlOverride w:ilvl="7">
+      <w:startOverride w:val="1"/>
+    </w:lvlOverride>
+    <w:lvlOverride w:ilvl="8">
+      <w:startOverride w:val="1"/>
+    </w:lvlOverride>
+  </w:num>
+  <w:num w:numId="1015">
+    <w:abstractNumId w:val="99434"/>
+    <w:lvlOverride w:ilvl="0">
+      <w:startOverride w:val="4"/>
+    </w:lvlOverride>
+    <w:lvlOverride w:ilvl="1">
+      <w:startOverride w:val="4"/>
+    </w:lvlOverride>
+    <w:lvlOverride w:ilvl="2">
+      <w:startOverride w:val="4"/>
+    </w:lvlOverride>
+    <w:lvlOverride w:ilvl="3">
+      <w:startOverride w:val="4"/>
+    </w:lvlOverride>
+    <w:lvlOverride w:ilvl="4">
+      <w:startOverride w:val="4"/>
+    </w:lvlOverride>
+    <w:lvlOverride w:ilvl="5">
+      <w:startOverride w:val="4"/>
+    </w:lvlOverride>
+    <w:lvlOverride w:ilvl="6">
+      <w:startOverride w:val="4"/>
+    </w:lvlOverride>
+    <w:lvlOverride w:ilvl="7">
+      <w:startOverride w:val="4"/>
+    </w:lvlOverride>
+    <w:lvlOverride w:ilvl="8">
+      <w:startOverride w:val="4"/>
+    </w:lvlOverride>
+  </w:num>
+  <w:num w:numId="1016">
+    <w:abstractNumId w:val="99431"/>
+    <w:lvlOverride w:ilvl="0">
+      <w:startOverride w:val="1"/>
+    </w:lvlOverride>
+    <w:lvlOverride w:ilvl="1">
+      <w:startOverride w:val="1"/>
+    </w:lvlOverride>
+    <w:lvlOverride w:ilvl="2">
+      <w:startOverride w:val="1"/>
+    </w:lvlOverride>
+    <w:lvlOverride w:ilvl="3">
+      <w:startOverride w:val="1"/>
+    </w:lvlOverride>
+    <w:lvlOverride w:ilvl="4">
+      <w:startOverride w:val="1"/>
+    </w:lvlOverride>
+    <w:lvlOverride w:ilvl="5">
+      <w:startOverride w:val="1"/>
+    </w:lvlOverride>
+    <w:lvlOverride w:ilvl="6">
+      <w:startOverride w:val="1"/>
+    </w:lvlOverride>
+    <w:lvlOverride w:ilvl="7">
+      <w:startOverride w:val="1"/>
+    </w:lvlOverride>
+    <w:lvlOverride w:ilvl="8">
+      <w:startOverride w:val="1"/>
+    </w:lvlOverride>
+  </w:num>
+  <w:num w:numId="1017">
     <w:abstractNumId w:val="99431"/>
     <w:lvlOverride w:ilvl="0">
       <w:startOverride w:val="1"/>
